--- a/templates/Borrador_Demanda_Auto_Moto.docx
+++ b/templates/Borrador_Demanda_Auto_Moto.docx
@@ -1,6 +1,6 @@
 
 <file path=word/document.xml><?xml version="1.0" encoding="utf-8"?>
-<w:document xmlns:wpc="http://schemas.microsoft.com/office/word/2010/wordprocessingCanvas" xmlns:cx="http://schemas.microsoft.com/office/drawing/2014/chartex" xmlns:cx1="http://schemas.microsoft.com/office/drawing/2015/9/8/chartex" xmlns:cx2="http://schemas.microsoft.com/office/drawing/2015/10/21/chartex" xmlns:cx3="http://schemas.microsoft.com/office/drawing/2016/5/9/chartex" xmlns:cx4="http://schemas.microsoft.com/office/drawing/2016/5/10/chartex" xmlns:cx5="http://schemas.microsoft.com/office/drawing/2016/5/11/chartex" xmlns:cx6="http://schemas.microsoft.com/office/drawing/2016/5/12/chartex" xmlns:cx7="http://schemas.microsoft.com/office/drawing/2016/5/13/chartex" xmlns:cx8="http://schemas.microsoft.com/office/drawing/2016/5/14/chartex" xmlns:mc="http://schemas.openxmlformats.org/markup-compatibility/2006" xmlns:aink="http://schemas.microsoft.com/office/drawing/2016/ink" xmlns:am3d="http://schemas.microsoft.com/office/drawing/2017/model3d" xmlns:o="urn:schemas-microsoft-com:office:office" xmlns:oel="http://schemas.microsoft.com/office/2019/extlst" xmlns:r="http://schemas.openxmlformats.org/officeDocument/2006/relationships" xmlns:m="http://schemas.openxmlformats.org/officeDocument/2006/math" xmlns:v="urn:schemas-microsoft-com:vml" xmlns:wp14="http://schemas.microsoft.com/office/word/2010/wordprocessingDrawing" xmlns:wp="http://schemas.openxmlformats.org/drawingml/2006/wordprocessingDrawing" xmlns:w10="urn:schemas-microsoft-com:office:word" xmlns:w="http://schemas.openxmlformats.org/wordprocessingml/2006/main" xmlns:w14="http://schemas.microsoft.com/office/word/2010/wordml" xmlns:w15="http://schemas.microsoft.com/office/word/2012/wordml" xmlns:w16cei="http://schemas.microsoft.com/office/word/2026/wordml/cei" xmlns:w16cex="http://schemas.microsoft.com/office/word/2018/wordml/cex" xmlns:w16cid="http://schemas.microsoft.com/office/word/2016/wordml/cid" xmlns:w16="http://schemas.microsoft.com/office/word/2018/wordml" xmlns:w16du="http://schemas.microsoft.com/office/word/2023/wordml/word16du" xmlns:w16sdtdh="http://schemas.microsoft.com/office/word/2020/wordml/sdtdatahash" xmlns:w16sdtfl="http://schemas.microsoft.com/office/word/2024/wordml/sdtformatlock" xmlns:w16se="http://schemas.microsoft.com/office/word/2015/wordml/symex" xmlns:wpg="http://schemas.microsoft.com/office/word/2010/wordprocessingGroup" xmlns:wpi="http://schemas.microsoft.com/office/word/2010/wordprocessingInk" xmlns:wne="http://schemas.microsoft.com/office/word/2006/wordml" xmlns:wps="http://schemas.microsoft.com/office/word/2010/wordprocessingShape" mc:Ignorable="w14 w15 w16se w16cid w16 w16cex w16sdtdh w16sdtfl w16du wp14">
+<w:document xmlns:wpc="http://schemas.microsoft.com/office/word/2010/wordprocessingCanvas" xmlns:cx="http://schemas.microsoft.com/office/drawing/2014/chartex" xmlns:cx1="http://schemas.microsoft.com/office/drawing/2015/9/8/chartex" xmlns:cx2="http://schemas.microsoft.com/office/drawing/2015/10/21/chartex" xmlns:cx3="http://schemas.microsoft.com/office/drawing/2016/5/9/chartex" xmlns:cx4="http://schemas.microsoft.com/office/drawing/2016/5/10/chartex" xmlns:cx5="http://schemas.microsoft.com/office/drawing/2016/5/11/chartex" xmlns:cx6="http://schemas.microsoft.com/office/drawing/2016/5/12/chartex" xmlns:cx7="http://schemas.microsoft.com/office/drawing/2016/5/13/chartex" xmlns:cx8="http://schemas.microsoft.com/office/drawing/2016/5/14/chartex" xmlns:mc="http://schemas.openxmlformats.org/markup-compatibility/2006" xmlns:aink="http://schemas.microsoft.com/office/drawing/2016/ink" xmlns:am3d="http://schemas.microsoft.com/office/drawing/2017/model3d" xmlns:o="urn:schemas-microsoft-com:office:office" xmlns:oel="http://schemas.microsoft.com/office/2019/extlst" xmlns:r="http://schemas.openxmlformats.org/officeDocument/2006/relationships" xmlns:m="http://schemas.openxmlformats.org/officeDocument/2006/math" xmlns:v="urn:schemas-microsoft-com:vml" xmlns:wp14="http://schemas.microsoft.com/office/word/2010/wordprocessingDrawing" xmlns:wp="http://schemas.openxmlformats.org/drawingml/2006/wordprocessingDrawing" xmlns:w10="urn:schemas-microsoft-com:office:word" xmlns:w="http://schemas.openxmlformats.org/wordprocessingml/2006/main" xmlns:w14="http://schemas.microsoft.com/office/word/2010/wordml" xmlns:w15="http://schemas.microsoft.com/office/word/2012/wordml" xmlns:w16cex="http://schemas.microsoft.com/office/word/2018/wordml/cex" xmlns:w16cid="http://schemas.microsoft.com/office/word/2016/wordml/cid" xmlns:w16="http://schemas.microsoft.com/office/word/2018/wordml" xmlns:w16du="http://schemas.microsoft.com/office/word/2023/wordml/word16du" xmlns:w16sdtdh="http://schemas.microsoft.com/office/word/2020/wordml/sdtdatahash" xmlns:w16sdtfl="http://schemas.microsoft.com/office/word/2024/wordml/sdtformatlock" xmlns:w16se="http://schemas.microsoft.com/office/word/2015/wordml/symex" xmlns:wpg="http://schemas.microsoft.com/office/word/2010/wordprocessingGroup" xmlns:wpi="http://schemas.microsoft.com/office/word/2010/wordprocessingInk" xmlns:wne="http://schemas.microsoft.com/office/word/2006/wordml" xmlns:wps="http://schemas.microsoft.com/office/word/2010/wordprocessingShape" mc:Ignorable="w14 w15 w16se w16cid w16 w16cex w16sdtdh w16sdtfl w16du wp14">
   <w:body>
     <w:p>
       <w:pPr>
@@ -703,25 +703,7 @@
           <w:sz w:val="24"/>
           <w:szCs w:val="24"/>
         </w:rPr>
-        <w:t>Todo ello en atención a las argumentaciones de hecho y fundamentación en derecho, que a continuación se expondrá. En cumplimiento con la Ley Nro. 24.573, se ha cumplido con la etapa de Mediación, ante el estudio de la Dra. Morellini, Patricia Marcela</w:t>
-      </w:r>
-      <w:proofErr w:type="gramStart"/>
-      <w:r>
-        <w:rPr>
-          <w:rFonts w:ascii="Times New Roman" w:eastAsia="Times New Roman" w:hAnsi="Times New Roman" w:cs="Times New Roman"/>
-          <w:sz w:val="24"/>
-          <w:szCs w:val="24"/>
-        </w:rPr>
-        <w:t>. ,</w:t>
-      </w:r>
-      <w:proofErr w:type="gramEnd"/>
-      <w:r>
-        <w:rPr>
-          <w:rFonts w:ascii="Times New Roman" w:eastAsia="Times New Roman" w:hAnsi="Times New Roman" w:cs="Times New Roman"/>
-          <w:sz w:val="24"/>
-          <w:szCs w:val="24"/>
-        </w:rPr>
-        <w:t xml:space="preserve"> sito en la calle Santa Fe 1391, de CABA, arrojando resultado negativo todo intento de conciliación.</w:t>
+        <w:t>Todo ello en atención a las argumentaciones de hecho y fundamentación en derecho, que a continuación se expondrá. En cumplimiento con la Ley Nro. 24.573, se ha cumplido con la etapa de Mediación, ante el estudio de la Dra. Morellini, Patricia Marcela. , sito en la calle Santa Fe 1391, de CABA, arrojando resultado negativo todo intento de conciliación.</w:t>
       </w:r>
     </w:p>
     <w:p>
@@ -1358,34 +1340,14 @@
           <w:szCs w:val="24"/>
         </w:rPr>
       </w:pPr>
-      <w:proofErr w:type="gramStart"/>
-      <w:r>
-        <w:rPr>
-          <w:rFonts w:ascii="Times New Roman" w:eastAsia="Times New Roman" w:hAnsi="Times New Roman" w:cs="Times New Roman"/>
-          <w:sz w:val="24"/>
-          <w:szCs w:val="24"/>
-        </w:rPr>
-        <w:t>Sin lugar a dudas</w:t>
-      </w:r>
-      <w:proofErr w:type="gramEnd"/>
-      <w:r>
-        <w:rPr>
-          <w:rFonts w:ascii="Times New Roman" w:eastAsia="Times New Roman" w:hAnsi="Times New Roman" w:cs="Times New Roman"/>
-          <w:sz w:val="24"/>
-          <w:szCs w:val="24"/>
-        </w:rPr>
-        <w:t xml:space="preserve"> el accidente se produjo por la conducta imprudente y negligente del conductor del automóvil, quién no ha podido guardar el adecuado dominio de su rodado, lo que justifica su entera responsabilidad y la obligación de asumir los gastos de los daños causados a mi </w:t>
-      </w:r>
-      <w:proofErr w:type="gramStart"/>
-      <w:r>
-        <w:rPr>
-          <w:rFonts w:ascii="Times New Roman" w:eastAsia="Times New Roman" w:hAnsi="Times New Roman" w:cs="Times New Roman"/>
-          <w:sz w:val="24"/>
-          <w:szCs w:val="24"/>
-        </w:rPr>
-        <w:t>persona.-</w:t>
-      </w:r>
-      <w:proofErr w:type="gramEnd"/>
+      <w:r>
+        <w:rPr>
+          <w:rFonts w:ascii="Times New Roman" w:eastAsia="Times New Roman" w:hAnsi="Times New Roman" w:cs="Times New Roman"/>
+          <w:sz w:val="24"/>
+          <w:szCs w:val="24"/>
+        </w:rPr>
+        <w:t>Sin lugar a dudas el accidente se produjo por la conducta imprudente y negligente del conductor del automóvil, quién no ha podido guardar el adecuado dominio de su rodado, lo que justifica su entera responsabilidad y la obligación de asumir los gastos de los daños causados a mi persona.-</w:t>
+      </w:r>
     </w:p>
     <w:p>
       <w:pPr>
@@ -1558,25 +1520,7 @@
           <w:sz w:val="24"/>
           <w:szCs w:val="24"/>
         </w:rPr>
-        <w:t xml:space="preserve">La responsabilidad existe cuando una acción u omisión voluntaria o involuntaria produce un resultado dañoso. El carácter de involuntario no borra el deber de responder, </w:t>
-      </w:r>
-      <w:proofErr w:type="gramStart"/>
-      <w:r>
-        <w:rPr>
-          <w:rFonts w:ascii="Times New Roman" w:eastAsia="Times New Roman" w:hAnsi="Times New Roman" w:cs="Times New Roman"/>
-          <w:sz w:val="24"/>
-          <w:szCs w:val="24"/>
-        </w:rPr>
-        <w:t>pues</w:t>
-      </w:r>
-      <w:proofErr w:type="gramEnd"/>
-      <w:r>
-        <w:rPr>
-          <w:rFonts w:ascii="Times New Roman" w:eastAsia="Times New Roman" w:hAnsi="Times New Roman" w:cs="Times New Roman"/>
-          <w:sz w:val="24"/>
-          <w:szCs w:val="24"/>
-        </w:rPr>
-        <w:t xml:space="preserve"> aunque el sujeto no haya querido realizar ciertos actos o aun queriéndolos no haya previsto sus consecuencias, no lo exime de la reparación por los daños ocasionados.</w:t>
+        <w:t>La responsabilidad existe cuando una acción u omisión voluntaria o involuntaria produce un resultado dañoso. El carácter de involuntario no borra el deber de responder, pues aunque el sujeto no haya querido realizar ciertos actos o aun queriéndolos no haya previsto sus consecuencias, no lo exime de la reparación por los daños ocasionados.</w:t>
       </w:r>
     </w:p>
     <w:p>
@@ -1653,18 +1597,8 @@
           <w:sz w:val="24"/>
           <w:szCs w:val="24"/>
         </w:rPr>
-        <w:t>Es indudable que nos encontramos en el caso de autos ante un acto ilícito reprobado por la ley, que ha causado daños, imputable al demandado en virtud de lo prescripto por el art. 1758 del Código Civil y Comercial (Llambías, Derecho Civil, Obligaciones, T III, N 2138, y sig. Conf. Borda, Derecho Civil, Obligaciones, T II, N 1034 y sig.</w:t>
-      </w:r>
-      <w:proofErr w:type="gramStart"/>
-      <w:r>
-        <w:rPr>
-          <w:rFonts w:ascii="Times New Roman" w:eastAsia="Times New Roman" w:hAnsi="Times New Roman" w:cs="Times New Roman"/>
-          <w:sz w:val="24"/>
-          <w:szCs w:val="24"/>
-        </w:rPr>
-        <w:t>).-</w:t>
-      </w:r>
-      <w:proofErr w:type="gramEnd"/>
+        <w:t>Es indudable que nos encontramos en el caso de autos ante un acto ilícito reprobado por la ley, que ha causado daños, imputable al demandado en virtud de lo prescripto por el art. 1758 del Código Civil y Comercial (Llambías, Derecho Civil, Obligaciones, T III, N 2138, y sig. Conf. Borda, Derecho Civil, Obligaciones, T II, N 1034 y sig.).-</w:t>
+      </w:r>
     </w:p>
     <w:p>
       <w:pPr>
@@ -1748,25 +1682,7 @@
           <w:szCs w:val="24"/>
         </w:rPr>
         <w:lastRenderedPageBreak/>
-        <w:t xml:space="preserve">del conductor de un automóvil que, en todo momento, debe tener el más absoluto control del rodado que guía, </w:t>
-      </w:r>
-      <w:proofErr w:type="gramStart"/>
-      <w:r>
-        <w:rPr>
-          <w:rFonts w:ascii="Times New Roman" w:eastAsia="Times New Roman" w:hAnsi="Times New Roman" w:cs="Times New Roman"/>
-          <w:sz w:val="24"/>
-          <w:szCs w:val="24"/>
-        </w:rPr>
-        <w:t>y</w:t>
-      </w:r>
-      <w:proofErr w:type="gramEnd"/>
-      <w:r>
-        <w:rPr>
-          <w:rFonts w:ascii="Times New Roman" w:eastAsia="Times New Roman" w:hAnsi="Times New Roman" w:cs="Times New Roman"/>
-          <w:sz w:val="24"/>
-          <w:szCs w:val="24"/>
-        </w:rPr>
-        <w:t xml:space="preserve"> por ende, se supone que gobierna (</w:t>
+        <w:t>del conductor de un automóvil que, en todo momento, debe tener el más absoluto control del rodado que guía, y por ende, se supone que gobierna (</w:t>
       </w:r>
       <w:proofErr w:type="spellStart"/>
       <w:r>
@@ -1820,18 +1736,8 @@
           <w:sz w:val="24"/>
           <w:szCs w:val="24"/>
         </w:rPr>
-        <w:t xml:space="preserve"> del Amo c/ Marcos, Gustavo A. S/ Daños y Perjuicios", 27/12/79</w:t>
-      </w:r>
-      <w:proofErr w:type="gramStart"/>
-      <w:r>
-        <w:rPr>
-          <w:rFonts w:ascii="Times New Roman" w:eastAsia="Times New Roman" w:hAnsi="Times New Roman" w:cs="Times New Roman"/>
-          <w:sz w:val="24"/>
-          <w:szCs w:val="24"/>
-        </w:rPr>
-        <w:t>).-</w:t>
-      </w:r>
-      <w:proofErr w:type="gramEnd"/>
+        <w:t xml:space="preserve"> del Amo c/ Marcos, Gustavo A. S/ Daños y Perjuicios", 27/12/79).-</w:t>
+      </w:r>
     </w:p>
     <w:p>
       <w:pPr>
@@ -1875,35 +1781,15 @@
           <w:sz w:val="24"/>
           <w:szCs w:val="24"/>
         </w:rPr>
-        <w:t>“A mayor abundamiento, corresponde traer a colación lo dispuesto por el art. 39 inciso “b” de la ley de tránsito nro. 24.449, el que dispone que “Los conductores deberán (…) b) En la vía pública, circular con cuidado y prevención, conservando en todo momento el dominio efectivo del vehículo, teniendo en cuenta los riesgos propios de la circulación y demás circunstancias del tránsito</w:t>
-      </w:r>
-      <w:proofErr w:type="gramStart"/>
-      <w:r>
-        <w:rPr>
-          <w:rFonts w:ascii="Times New Roman" w:eastAsia="Times New Roman" w:hAnsi="Times New Roman" w:cs="Times New Roman"/>
-          <w:i/>
-          <w:iCs/>
-          <w:sz w:val="24"/>
-          <w:szCs w:val="24"/>
-        </w:rPr>
-        <w:t>”.</w:t>
-      </w:r>
-      <w:r>
-        <w:rPr>
-          <w:rFonts w:ascii="Times New Roman" w:eastAsia="Times New Roman" w:hAnsi="Times New Roman" w:cs="Times New Roman"/>
-          <w:sz w:val="24"/>
-          <w:szCs w:val="24"/>
-        </w:rPr>
-        <w:t>.</w:t>
-      </w:r>
-      <w:proofErr w:type="gramEnd"/>
-      <w:r>
-        <w:rPr>
-          <w:rFonts w:ascii="Times New Roman" w:eastAsia="Times New Roman" w:hAnsi="Times New Roman" w:cs="Times New Roman"/>
-          <w:sz w:val="24"/>
-          <w:szCs w:val="24"/>
-        </w:rPr>
-        <w:t xml:space="preserve"> LEDESMA, RAUL ORLANDO C/ SANCHEZ, ALBERTO Y OTRO S/DAÑOS Y PERJUICIOS (ACC.TRAN.C/LES. O MUERTE) 2014, CNAC Sala “A”-</w:t>
+        <w:t>“A mayor abundamiento, corresponde traer a colación lo dispuesto por el art. 39 inciso “b” de la ley de tránsito nro. 24.449, el que dispone que “Los conductores deberán (…) b) En la vía pública, circular con cuidado y prevención, conservando en todo momento el dominio efectivo del vehículo, teniendo en cuenta los riesgos propios de la circulación y demás circunstancias del tránsito”.</w:t>
+      </w:r>
+      <w:r>
+        <w:rPr>
+          <w:rFonts w:ascii="Times New Roman" w:eastAsia="Times New Roman" w:hAnsi="Times New Roman" w:cs="Times New Roman"/>
+          <w:sz w:val="24"/>
+          <w:szCs w:val="24"/>
+        </w:rPr>
+        <w:t>. LEDESMA, RAUL ORLANDO C/ SANCHEZ, ALBERTO Y OTRO S/DAÑOS Y PERJUICIOS (ACC.TRAN.C/LES. O MUERTE) 2014, CNAC Sala “A”-</w:t>
       </w:r>
     </w:p>
     <w:p>
@@ -1936,19 +1822,9 @@
           <w:sz w:val="24"/>
           <w:szCs w:val="24"/>
         </w:rPr>
-        <w:t xml:space="preserve">Hay culpa exclusiva del demandado en la producción del evento dañoso si no guardó el pleno dominio en la conducción de su </w:t>
-      </w:r>
-      <w:proofErr w:type="gramStart"/>
-      <w:r>
-        <w:rPr>
-          <w:rFonts w:ascii="Times New Roman" w:eastAsia="Times New Roman" w:hAnsi="Times New Roman" w:cs="Times New Roman"/>
-          <w:sz w:val="24"/>
-          <w:szCs w:val="24"/>
-        </w:rPr>
-        <w:t>rodado”  (</w:t>
+        <w:t>Hay culpa exclusiva del demandado en la producción del evento dañoso si no guardó el pleno dominio en la conducción de su rodado”  (</w:t>
       </w:r>
       <w:proofErr w:type="spellStart"/>
-      <w:proofErr w:type="gramEnd"/>
       <w:r>
         <w:rPr>
           <w:rFonts w:ascii="Times New Roman" w:eastAsia="Times New Roman" w:hAnsi="Times New Roman" w:cs="Times New Roman"/>
@@ -1982,36 +1858,8 @@
           <w:sz w:val="24"/>
           <w:szCs w:val="24"/>
         </w:rPr>
-        <w:t xml:space="preserve"> de seguros e/ Sergio Gerardo” I.I 139-772;24.121-S-</w:t>
-      </w:r>
-      <w:proofErr w:type="gramStart"/>
-      <w:r>
-        <w:rPr>
-          <w:rFonts w:ascii="Times New Roman" w:eastAsia="Times New Roman" w:hAnsi="Times New Roman" w:cs="Times New Roman"/>
-          <w:sz w:val="24"/>
-          <w:szCs w:val="24"/>
-        </w:rPr>
-        <w:t>J.A</w:t>
-      </w:r>
-      <w:proofErr w:type="gramEnd"/>
-      <w:r>
-        <w:rPr>
-          <w:rFonts w:ascii="Times New Roman" w:eastAsia="Times New Roman" w:hAnsi="Times New Roman" w:cs="Times New Roman"/>
-          <w:sz w:val="24"/>
-          <w:szCs w:val="24"/>
-        </w:rPr>
-        <w:t>; 1970-5-3409</w:t>
-      </w:r>
-      <w:proofErr w:type="gramStart"/>
-      <w:r>
-        <w:rPr>
-          <w:rFonts w:ascii="Times New Roman" w:eastAsia="Times New Roman" w:hAnsi="Times New Roman" w:cs="Times New Roman"/>
-          <w:sz w:val="24"/>
-          <w:szCs w:val="24"/>
-        </w:rPr>
-        <w:t>).-</w:t>
-      </w:r>
-      <w:proofErr w:type="gramEnd"/>
+        <w:t xml:space="preserve"> de seguros e/ Sergio Gerardo” I.I 139-772;24.121-S-J.A; 1970-5-3409).-</w:t>
+      </w:r>
     </w:p>
     <w:p>
       <w:pPr>
@@ -2061,25 +1909,7 @@
           <w:sz w:val="24"/>
           <w:szCs w:val="24"/>
         </w:rPr>
-        <w:t>., Sala D, 12/12/95, "Games, Daniela E. y otros c/ Firas Bunge, Susana E. y otros s/ daños y perjuicios"</w:t>
-      </w:r>
-      <w:proofErr w:type="gramStart"/>
-      <w:r>
-        <w:rPr>
-          <w:rFonts w:ascii="Times New Roman" w:eastAsia="Times New Roman" w:hAnsi="Times New Roman" w:cs="Times New Roman"/>
-          <w:sz w:val="24"/>
-          <w:szCs w:val="24"/>
-        </w:rPr>
-        <w:t>).-</w:t>
-      </w:r>
-      <w:proofErr w:type="gramEnd"/>
-      <w:r>
-        <w:rPr>
-          <w:rFonts w:ascii="Times New Roman" w:eastAsia="Times New Roman" w:hAnsi="Times New Roman" w:cs="Times New Roman"/>
-          <w:sz w:val="24"/>
-          <w:szCs w:val="24"/>
-        </w:rPr>
-        <w:t xml:space="preserve">  </w:t>
+        <w:t xml:space="preserve">., Sala D, 12/12/95, "Games, Daniela E. y otros c/ Firas Bunge, Susana E. y otros s/ daños y perjuicios").-  </w:t>
       </w:r>
     </w:p>
     <w:p>
@@ -2197,25 +2027,7 @@
           <w:sz w:val="24"/>
           <w:szCs w:val="24"/>
         </w:rPr>
-        <w:t>”-CCI Art. 1109, CC0000 TL 10392 RSD-21-76 S 25-6-</w:t>
-      </w:r>
-      <w:proofErr w:type="gramStart"/>
-      <w:r>
-        <w:rPr>
-          <w:rFonts w:ascii="Times New Roman" w:eastAsia="Times New Roman" w:hAnsi="Times New Roman" w:cs="Times New Roman"/>
-          <w:sz w:val="24"/>
-          <w:szCs w:val="24"/>
-        </w:rPr>
-        <w:t>1992 ,</w:t>
-      </w:r>
-      <w:proofErr w:type="gramEnd"/>
-      <w:r>
-        <w:rPr>
-          <w:rFonts w:ascii="Times New Roman" w:eastAsia="Times New Roman" w:hAnsi="Times New Roman" w:cs="Times New Roman"/>
-          <w:sz w:val="24"/>
-          <w:szCs w:val="24"/>
-        </w:rPr>
-        <w:t xml:space="preserve"> Juez CASARINI (SD)CARATULA: </w:t>
+        <w:t xml:space="preserve">”-CCI Art. 1109, CC0000 TL 10392 RSD-21-76 S 25-6-1992 , Juez CASARINI (SD)CARATULA: </w:t>
       </w:r>
       <w:proofErr w:type="spellStart"/>
       <w:r>
@@ -2292,25 +2104,7 @@
           <w:sz w:val="24"/>
           <w:szCs w:val="24"/>
         </w:rPr>
-        <w:t>”- CC0100 SN 3938 RSD-178-2 S 9-5-2002, Juez TELECHEA (SD</w:t>
-      </w:r>
-      <w:proofErr w:type="gramStart"/>
-      <w:r>
-        <w:rPr>
-          <w:rFonts w:ascii="Times New Roman" w:eastAsia="Times New Roman" w:hAnsi="Times New Roman" w:cs="Times New Roman"/>
-          <w:sz w:val="24"/>
-          <w:szCs w:val="24"/>
-        </w:rPr>
-        <w:t>),CARATULA</w:t>
-      </w:r>
-      <w:proofErr w:type="gramEnd"/>
-      <w:r>
-        <w:rPr>
-          <w:rFonts w:ascii="Times New Roman" w:eastAsia="Times New Roman" w:hAnsi="Times New Roman" w:cs="Times New Roman"/>
-          <w:sz w:val="24"/>
-          <w:szCs w:val="24"/>
-        </w:rPr>
-        <w:t xml:space="preserve">: Acosta Eduardo José c/ </w:t>
+        <w:t xml:space="preserve">”- CC0100 SN 3938 RSD-178-2 S 9-5-2002, Juez TELECHEA (SD),CARATULA: Acosta Eduardo José c/ </w:t>
       </w:r>
       <w:proofErr w:type="spellStart"/>
       <w:r>
@@ -2355,25 +2149,7 @@
           <w:sz w:val="24"/>
           <w:szCs w:val="24"/>
         </w:rPr>
-        <w:t>. TRIB. DE ORIGEN: JCI 0402. CC0100 SN 9248 RSD-67-9 S 21-5-</w:t>
-      </w:r>
-      <w:proofErr w:type="gramStart"/>
-      <w:r>
-        <w:rPr>
-          <w:rFonts w:ascii="Times New Roman" w:eastAsia="Times New Roman" w:hAnsi="Times New Roman" w:cs="Times New Roman"/>
-          <w:sz w:val="24"/>
-          <w:szCs w:val="24"/>
-        </w:rPr>
-        <w:t>2009 ,</w:t>
-      </w:r>
-      <w:proofErr w:type="gramEnd"/>
-      <w:r>
-        <w:rPr>
-          <w:rFonts w:ascii="Times New Roman" w:eastAsia="Times New Roman" w:hAnsi="Times New Roman" w:cs="Times New Roman"/>
-          <w:sz w:val="24"/>
-          <w:szCs w:val="24"/>
-        </w:rPr>
-        <w:t xml:space="preserve"> Juez TELECHEA (SD) CARATULA: </w:t>
+        <w:t xml:space="preserve">. TRIB. DE ORIGEN: JCI 0402. CC0100 SN 9248 RSD-67-9 S 21-5-2009 , Juez TELECHEA (SD) CARATULA: </w:t>
       </w:r>
       <w:proofErr w:type="spellStart"/>
       <w:r>
@@ -2391,25 +2167,7 @@
           <w:sz w:val="24"/>
           <w:szCs w:val="24"/>
         </w:rPr>
-        <w:t xml:space="preserve"> Yamil Ezequiel y otro c/ </w:t>
-      </w:r>
-      <w:proofErr w:type="gramStart"/>
-      <w:r>
-        <w:rPr>
-          <w:rFonts w:ascii="Times New Roman" w:eastAsia="Times New Roman" w:hAnsi="Times New Roman" w:cs="Times New Roman"/>
-          <w:sz w:val="24"/>
-          <w:szCs w:val="24"/>
-        </w:rPr>
-        <w:t>Parking</w:t>
-      </w:r>
-      <w:proofErr w:type="gramEnd"/>
-      <w:r>
-        <w:rPr>
-          <w:rFonts w:ascii="Times New Roman" w:eastAsia="Times New Roman" w:hAnsi="Times New Roman" w:cs="Times New Roman"/>
-          <w:sz w:val="24"/>
-          <w:szCs w:val="24"/>
-        </w:rPr>
-        <w:t xml:space="preserve"> Security And </w:t>
+        <w:t xml:space="preserve"> Yamil Ezequiel y otro c/ Parking Security And </w:t>
       </w:r>
       <w:proofErr w:type="spellStart"/>
       <w:r>
@@ -2558,25 +2316,7 @@
           <w:sz w:val="24"/>
           <w:szCs w:val="24"/>
         </w:rPr>
-        <w:t>.”CC0001 SM 61058 RSD-79-9 S 4-6-</w:t>
-      </w:r>
-      <w:proofErr w:type="gramStart"/>
-      <w:r>
-        <w:rPr>
-          <w:rFonts w:ascii="Times New Roman" w:eastAsia="Times New Roman" w:hAnsi="Times New Roman" w:cs="Times New Roman"/>
-          <w:sz w:val="24"/>
-          <w:szCs w:val="24"/>
-        </w:rPr>
-        <w:t>2009 ,</w:t>
-      </w:r>
-      <w:proofErr w:type="gramEnd"/>
-      <w:r>
-        <w:rPr>
-          <w:rFonts w:ascii="Times New Roman" w:eastAsia="Times New Roman" w:hAnsi="Times New Roman" w:cs="Times New Roman"/>
-          <w:sz w:val="24"/>
-          <w:szCs w:val="24"/>
-        </w:rPr>
-        <w:t xml:space="preserve"> Juez SANCHEZ PONS (SD), CARATULA: Salgueiro, Ariel A. c/ Municipalidad de Malvinas Argentinas de la Provincia de Buenos Aires s/ Daños y perjuicios, MAG. VOTANTES: </w:t>
+        <w:t xml:space="preserve">.”CC0001 SM 61058 RSD-79-9 S 4-6-2009 , Juez SANCHEZ PONS (SD), CARATULA: Salgueiro, Ariel A. c/ Municipalidad de Malvinas Argentinas de la Provincia de Buenos Aires s/ Daños y perjuicios, MAG. VOTANTES: </w:t>
       </w:r>
       <w:proofErr w:type="spellStart"/>
       <w:r>
@@ -2667,18 +2407,8 @@
           <w:sz w:val="24"/>
           <w:szCs w:val="24"/>
         </w:rPr>
-        <w:t>., Sala B, 8/8/96, “Zapatero, Osca H. c/Cimino, Jorge s/daños y perjuicios”</w:t>
-      </w:r>
-      <w:proofErr w:type="gramStart"/>
-      <w:r>
-        <w:rPr>
-          <w:rFonts w:ascii="Times New Roman" w:eastAsia="Times New Roman" w:hAnsi="Times New Roman" w:cs="Times New Roman"/>
-          <w:sz w:val="24"/>
-          <w:szCs w:val="24"/>
-        </w:rPr>
-        <w:t>).-</w:t>
-      </w:r>
-      <w:proofErr w:type="gramEnd"/>
+        <w:t>., Sala B, 8/8/96, “Zapatero, Osca H. c/Cimino, Jorge s/daños y perjuicios”).-</w:t>
+      </w:r>
     </w:p>
     <w:p>
       <w:pPr>
@@ -2732,18 +2462,8 @@
           <w:sz w:val="24"/>
           <w:szCs w:val="24"/>
         </w:rPr>
-        <w:t>., Sala B, 17/11/06, “Montenegro, Sara C. c/Olivari de Petti, Laura S. s/daños y perjuicios”</w:t>
-      </w:r>
-      <w:proofErr w:type="gramStart"/>
-      <w:r>
-        <w:rPr>
-          <w:rFonts w:ascii="Times New Roman" w:eastAsia="Times New Roman" w:hAnsi="Times New Roman" w:cs="Times New Roman"/>
-          <w:sz w:val="24"/>
-          <w:szCs w:val="24"/>
-        </w:rPr>
-        <w:t>).-</w:t>
-      </w:r>
-      <w:proofErr w:type="gramEnd"/>
+        <w:t>., Sala B, 17/11/06, “Montenegro, Sara C. c/Olivari de Petti, Laura S. s/daños y perjuicios”).-</w:t>
+      </w:r>
     </w:p>
     <w:p>
       <w:pPr>
@@ -2801,25 +2521,7 @@
           <w:sz w:val="24"/>
           <w:szCs w:val="24"/>
         </w:rPr>
-        <w:t xml:space="preserve">, Capital Federal, "Della </w:t>
-      </w:r>
-      <w:proofErr w:type="gramStart"/>
-      <w:r>
-        <w:rPr>
-          <w:rFonts w:ascii="Times New Roman" w:eastAsia="Times New Roman" w:hAnsi="Times New Roman" w:cs="Times New Roman"/>
-          <w:sz w:val="24"/>
-          <w:szCs w:val="24"/>
-        </w:rPr>
-        <w:t>Roscia,  Hugo</w:t>
-      </w:r>
-      <w:proofErr w:type="gramEnd"/>
-      <w:r>
-        <w:rPr>
-          <w:rFonts w:ascii="Times New Roman" w:eastAsia="Times New Roman" w:hAnsi="Times New Roman" w:cs="Times New Roman"/>
-          <w:sz w:val="24"/>
-          <w:szCs w:val="24"/>
-        </w:rPr>
-        <w:t xml:space="preserve"> Alberto y otro c/ </w:t>
+        <w:t xml:space="preserve">, Capital Federal, "Della Roscia,  Hugo Alberto y otro c/ </w:t>
       </w:r>
       <w:proofErr w:type="spellStart"/>
       <w:r>
@@ -2837,18 +2539,8 @@
           <w:sz w:val="24"/>
           <w:szCs w:val="24"/>
         </w:rPr>
-        <w:t xml:space="preserve"> Saavedra S.A.T.A.C.E.I. y otros s/ Daños y Perjuicios, 05/02/2013, Fallo: 13020053</w:t>
-      </w:r>
-      <w:proofErr w:type="gramStart"/>
-      <w:r>
-        <w:rPr>
-          <w:rFonts w:ascii="Times New Roman" w:eastAsia="Times New Roman" w:hAnsi="Times New Roman" w:cs="Times New Roman"/>
-          <w:sz w:val="24"/>
-          <w:szCs w:val="24"/>
-        </w:rPr>
-        <w:t>).-</w:t>
-      </w:r>
-      <w:proofErr w:type="gramEnd"/>
+        <w:t xml:space="preserve"> Saavedra S.A.T.A.C.E.I. y otros s/ Daños y Perjuicios, 05/02/2013, Fallo: 13020053).-</w:t>
+      </w:r>
     </w:p>
     <w:p>
       <w:pPr>
@@ -2906,25 +2598,7 @@
           <w:szCs w:val="24"/>
         </w:rPr>
         <w:lastRenderedPageBreak/>
-        <w:t xml:space="preserve">El fin específico de la figura del riesgo creado es posibilitar la indemnización del daño causado por el riesgo o vicio con indiferencia de toda idea de culpa. Es así </w:t>
-      </w:r>
-      <w:proofErr w:type="gramStart"/>
-      <w:r>
-        <w:rPr>
-          <w:rFonts w:ascii="Times New Roman" w:eastAsia="Times New Roman" w:hAnsi="Times New Roman" w:cs="Times New Roman"/>
-          <w:sz w:val="24"/>
-          <w:szCs w:val="24"/>
-        </w:rPr>
-        <w:t>que</w:t>
-      </w:r>
-      <w:proofErr w:type="gramEnd"/>
-      <w:r>
-        <w:rPr>
-          <w:rFonts w:ascii="Times New Roman" w:eastAsia="Times New Roman" w:hAnsi="Times New Roman" w:cs="Times New Roman"/>
-          <w:sz w:val="24"/>
-          <w:szCs w:val="24"/>
-        </w:rPr>
-        <w:t xml:space="preserve"> el riesgo creado regula la responsabilidad civil por el hecho de las cosas y constituye el principio rector de la materia. Ergo resulta responsable no sólo el conductor sino la titular registral del automóvil. Se cita jurisprudencia que avala nuestra postura:</w:t>
+        <w:t>El fin específico de la figura del riesgo creado es posibilitar la indemnización del daño causado por el riesgo o vicio con indiferencia de toda idea de culpa. Es así que el riesgo creado regula la responsabilidad civil por el hecho de las cosas y constituye el principio rector de la materia. Ergo resulta responsable no sólo el conductor sino la titular registral del automóvil. Se cita jurisprudencia que avala nuestra postura:</w:t>
       </w:r>
     </w:p>
     <w:p>
@@ -2947,36 +2621,8 @@
           <w:sz w:val="24"/>
           <w:szCs w:val="24"/>
         </w:rPr>
-        <w:t xml:space="preserve">El factor de atribución de la responsabilidad es objetivo, tal y como se deriva de lo establecido por los arts. 1721, y 1722 del Código Civil y Comercial (Ley 26.994). Sin perjuicio de señalar que el demandado, desplegó una conducta temeraria, conducir por la Ciudad de Buenos Aires, y Gran Buenos Aires, debe tomarse como una tarea que requiere la más absoluta precaución e idoneidad. Por lo </w:t>
-      </w:r>
-      <w:proofErr w:type="gramStart"/>
-      <w:r>
-        <w:rPr>
-          <w:rFonts w:ascii="Times New Roman" w:eastAsia="Times New Roman" w:hAnsi="Times New Roman" w:cs="Times New Roman"/>
-          <w:sz w:val="24"/>
-          <w:szCs w:val="24"/>
-        </w:rPr>
-        <w:t>tanto</w:t>
-      </w:r>
-      <w:proofErr w:type="gramEnd"/>
-      <w:r>
-        <w:rPr>
-          <w:rFonts w:ascii="Times New Roman" w:eastAsia="Times New Roman" w:hAnsi="Times New Roman" w:cs="Times New Roman"/>
-          <w:sz w:val="24"/>
-          <w:szCs w:val="24"/>
-        </w:rPr>
-        <w:t xml:space="preserve"> debe castigarse a quienes lo hacen de manera </w:t>
-      </w:r>
-      <w:proofErr w:type="gramStart"/>
-      <w:r>
-        <w:rPr>
-          <w:rFonts w:ascii="Times New Roman" w:eastAsia="Times New Roman" w:hAnsi="Times New Roman" w:cs="Times New Roman"/>
-          <w:sz w:val="24"/>
-          <w:szCs w:val="24"/>
-        </w:rPr>
-        <w:t>imprudente.-</w:t>
-      </w:r>
-      <w:proofErr w:type="gramEnd"/>
+        <w:t>El factor de atribución de la responsabilidad es objetivo, tal y como se deriva de lo establecido por los arts. 1721, y 1722 del Código Civil y Comercial (Ley 26.994). Sin perjuicio de señalar que el demandado, desplegó una conducta temeraria, conducir por la Ciudad de Buenos Aires, y Gran Buenos Aires, debe tomarse como una tarea que requiere la más absoluta precaución e idoneidad. Por lo tanto debe castigarse a quienes lo hacen de manera imprudente.-</w:t>
+      </w:r>
     </w:p>
     <w:p>
       <w:pPr>
@@ -3038,18 +2684,8 @@
           <w:sz w:val="24"/>
           <w:szCs w:val="24"/>
         </w:rPr>
-        <w:t xml:space="preserve">Por lo expuesto y Jurisprudencia citada, solicito que oportunamente se haga lugar totalmente a la demanda instaurada, condenando al demandado al pago del capital reclamado, o lo que en más o menos resulte de las pruebas a producirse en autos, sus intereses, actualización monetaria en su caso, como los costos y costas del </w:t>
-      </w:r>
-      <w:proofErr w:type="gramStart"/>
-      <w:r>
-        <w:rPr>
-          <w:rFonts w:ascii="Times New Roman" w:eastAsia="Times New Roman" w:hAnsi="Times New Roman" w:cs="Times New Roman"/>
-          <w:sz w:val="24"/>
-          <w:szCs w:val="24"/>
-        </w:rPr>
-        <w:t>juicio.-</w:t>
-      </w:r>
-      <w:proofErr w:type="gramEnd"/>
+        <w:t>Por lo expuesto y Jurisprudencia citada, solicito que oportunamente se haga lugar totalmente a la demanda instaurada, condenando al demandado al pago del capital reclamado, o lo que en más o menos resulte de las pruebas a producirse en autos, sus intereses, actualización monetaria en su caso, como los costos y costas del juicio.-</w:t>
+      </w:r>
     </w:p>
     <w:p>
       <w:pPr>
@@ -3454,21 +3090,21 @@
     <w:p>
       <w:pPr>
         <w:spacing w:after="0" w:line="360" w:lineRule="auto"/>
-        <w:jc w:val="both"/>
-        <w:rPr>
-          <w:rFonts w:ascii="Times New Roman" w:eastAsia="Times New Roman" w:hAnsi="Times New Roman" w:cs="Times New Roman"/>
-          <w:sz w:val="24"/>
-          <w:szCs w:val="24"/>
-        </w:rPr>
-      </w:pPr>
-      <w:r>
-        <w:rPr>
-          <w:rFonts w:ascii="Times New Roman" w:eastAsia="Times New Roman" w:hAnsi="Times New Roman" w:cs="Times New Roman"/>
-          <w:sz w:val="24"/>
-          <w:szCs w:val="24"/>
-          <w:highlight w:val="yellow"/>
-        </w:rPr>
-        <w:t>{{</w:t>
+        <w:rPr>
+          <w:rFonts w:ascii="Times New Roman" w:eastAsia="Times New Roman" w:hAnsi="Times New Roman" w:cs="Times New Roman"/>
+          <w:sz w:val="24"/>
+          <w:szCs w:val="24"/>
+          <w:highlight w:val="yellow"/>
+        </w:rPr>
+      </w:pPr>
+      <w:r>
+        <w:rPr>
+          <w:rFonts w:ascii="Times New Roman" w:eastAsia="Times New Roman" w:hAnsi="Times New Roman" w:cs="Times New Roman"/>
+          <w:sz w:val="24"/>
+          <w:szCs w:val="24"/>
+          <w:highlight w:val="yellow"/>
+        </w:rPr>
+        <w:t xml:space="preserve">{%p </w:t>
       </w:r>
       <w:proofErr w:type="spellStart"/>
       <w:r>
@@ -3478,6 +3114,26 @@
           <w:szCs w:val="24"/>
           <w:highlight w:val="yellow"/>
         </w:rPr>
+        <w:t>for</w:t>
+      </w:r>
+      <w:proofErr w:type="spellEnd"/>
+      <w:r>
+        <w:rPr>
+          <w:rFonts w:ascii="Times New Roman" w:eastAsia="Times New Roman" w:hAnsi="Times New Roman" w:cs="Times New Roman"/>
+          <w:sz w:val="24"/>
+          <w:szCs w:val="24"/>
+          <w:highlight w:val="yellow"/>
+        </w:rPr>
+        <w:t xml:space="preserve"> secuela in </w:t>
+      </w:r>
+      <w:proofErr w:type="spellStart"/>
+      <w:r>
+        <w:rPr>
+          <w:rFonts w:ascii="Times New Roman" w:eastAsia="Times New Roman" w:hAnsi="Times New Roman" w:cs="Times New Roman"/>
+          <w:sz w:val="24"/>
+          <w:szCs w:val="24"/>
+          <w:highlight w:val="yellow"/>
+        </w:rPr>
         <w:t>ListadoSecuelas</w:t>
       </w:r>
       <w:proofErr w:type="spellEnd"/>
@@ -3488,7 +3144,71 @@
           <w:szCs w:val="24"/>
           <w:highlight w:val="yellow"/>
         </w:rPr>
-        <w:t>}}</w:t>
+        <w:t xml:space="preserve"> %}</w:t>
+      </w:r>
+    </w:p>
+    <w:p>
+      <w:pPr>
+        <w:numPr>
+          <w:ilvl w:val="0"/>
+          <w:numId w:val="9"/>
+        </w:numPr>
+        <w:spacing w:after="0" w:line="360" w:lineRule="auto"/>
+        <w:rPr>
+          <w:rFonts w:ascii="Times New Roman" w:eastAsia="Times New Roman" w:hAnsi="Times New Roman" w:cs="Times New Roman"/>
+          <w:sz w:val="24"/>
+          <w:szCs w:val="24"/>
+          <w:highlight w:val="yellow"/>
+        </w:rPr>
+      </w:pPr>
+      <w:r>
+        <w:rPr>
+          <w:rFonts w:ascii="Times New Roman" w:eastAsia="Times New Roman" w:hAnsi="Times New Roman" w:cs="Times New Roman"/>
+          <w:sz w:val="24"/>
+          <w:szCs w:val="24"/>
+          <w:highlight w:val="yellow"/>
+        </w:rPr>
+        <w:t>{{ secuela }}</w:t>
+      </w:r>
+    </w:p>
+    <w:p>
+      <w:pPr>
+        <w:spacing w:after="0" w:line="360" w:lineRule="auto"/>
+        <w:rPr>
+          <w:rFonts w:ascii="Times New Roman" w:eastAsia="Times New Roman" w:hAnsi="Times New Roman" w:cs="Times New Roman"/>
+          <w:sz w:val="24"/>
+          <w:szCs w:val="24"/>
+          <w:highlight w:val="yellow"/>
+        </w:rPr>
+      </w:pPr>
+      <w:r>
+        <w:rPr>
+          <w:rFonts w:ascii="Times New Roman" w:eastAsia="Times New Roman" w:hAnsi="Times New Roman" w:cs="Times New Roman"/>
+          <w:sz w:val="24"/>
+          <w:szCs w:val="24"/>
+          <w:highlight w:val="yellow"/>
+        </w:rPr>
+        <w:t xml:space="preserve">{%p </w:t>
+      </w:r>
+      <w:proofErr w:type="spellStart"/>
+      <w:r>
+        <w:rPr>
+          <w:rFonts w:ascii="Times New Roman" w:eastAsia="Times New Roman" w:hAnsi="Times New Roman" w:cs="Times New Roman"/>
+          <w:sz w:val="24"/>
+          <w:szCs w:val="24"/>
+          <w:highlight w:val="yellow"/>
+        </w:rPr>
+        <w:t>endfor</w:t>
+      </w:r>
+      <w:proofErr w:type="spellEnd"/>
+      <w:r>
+        <w:rPr>
+          <w:rFonts w:ascii="Times New Roman" w:eastAsia="Times New Roman" w:hAnsi="Times New Roman" w:cs="Times New Roman"/>
+          <w:sz w:val="24"/>
+          <w:szCs w:val="24"/>
+          <w:highlight w:val="yellow"/>
+        </w:rPr>
+        <w:t xml:space="preserve"> %}</w:t>
       </w:r>
     </w:p>
     <w:p>
@@ -3564,29 +3284,7 @@
           <w:szCs w:val="23"/>
           <w:shd w:val="clear" w:color="auto" w:fill="FFFFFF"/>
         </w:rPr>
-        <w:t xml:space="preserve"> de la </w:t>
-      </w:r>
-      <w:proofErr w:type="gramStart"/>
-      <w:r>
-        <w:rPr>
-          <w:rFonts w:ascii="Segoe UI" w:hAnsi="Segoe UI" w:cs="Segoe UI"/>
-          <w:color w:val="242424"/>
-          <w:sz w:val="23"/>
-          <w:szCs w:val="23"/>
-          <w:shd w:val="clear" w:color="auto" w:fill="FFFFFF"/>
-        </w:rPr>
-        <w:t>total obrera y la total vida</w:t>
-      </w:r>
-      <w:proofErr w:type="gramEnd"/>
-      <w:r>
-        <w:rPr>
-          <w:rFonts w:ascii="Segoe UI" w:hAnsi="Segoe UI" w:cs="Segoe UI"/>
-          <w:color w:val="242424"/>
-          <w:sz w:val="23"/>
-          <w:szCs w:val="23"/>
-          <w:shd w:val="clear" w:color="auto" w:fill="FFFFFF"/>
-        </w:rPr>
-        <w:t xml:space="preserve"> para la aquí actora.</w:t>
+        <w:t xml:space="preserve"> de la total obrera y la total vida para la aquí actora.</w:t>
       </w:r>
     </w:p>
     <w:p>
@@ -4778,6 +4476,7 @@
           <w:sz w:val="24"/>
           <w:szCs w:val="24"/>
         </w:rPr>
+        <w:lastRenderedPageBreak/>
         <w:t xml:space="preserve">También destaca: </w:t>
       </w:r>
       <w:r>
@@ -4814,16 +4513,7 @@
           <w:sz w:val="24"/>
           <w:szCs w:val="24"/>
         </w:rPr>
-        <w:t xml:space="preserve"> profundamente </w:t>
-      </w:r>
-      <w:r>
-        <w:rPr>
-          <w:rFonts w:ascii="Times New Roman" w:eastAsia="Times New Roman" w:hAnsi="Times New Roman" w:cs="Times New Roman"/>
-          <w:sz w:val="24"/>
-          <w:szCs w:val="24"/>
-        </w:rPr>
-        <w:lastRenderedPageBreak/>
-        <w:t xml:space="preserve">afectado su espíritu en virtud del enorme esfuerzo </w:t>
+        <w:t xml:space="preserve"> profundamente afectado su espíritu en virtud del enorme esfuerzo </w:t>
       </w:r>
       <w:proofErr w:type="spellStart"/>
       <w:r>
@@ -5209,7 +4899,16 @@
           <w:sz w:val="24"/>
           <w:szCs w:val="24"/>
         </w:rPr>
-        <w:t>Para resarcir el daño moral no es exigible prueba acabada del padecimiento, sino que basta la acreditación de las circunstancias que rodearon el hecho y que permitan inferir la existencia y extensión" (</w:t>
+        <w:t xml:space="preserve">Para resarcir el daño moral no es exigible prueba acabada del padecimiento, sino que basta la acreditación de las circunstancias que rodearon el hecho y que permitan inferir la </w:t>
+      </w:r>
+      <w:r>
+        <w:rPr>
+          <w:rFonts w:ascii="Times New Roman" w:eastAsia="Times New Roman" w:hAnsi="Times New Roman" w:cs="Times New Roman"/>
+          <w:sz w:val="24"/>
+          <w:szCs w:val="24"/>
+        </w:rPr>
+        <w:lastRenderedPageBreak/>
+        <w:t>existencia y extensión" (</w:t>
       </w:r>
       <w:proofErr w:type="spellStart"/>
       <w:r>
@@ -5247,7 +4946,6 @@
           <w:sz w:val="24"/>
           <w:szCs w:val="24"/>
         </w:rPr>
-        <w:lastRenderedPageBreak/>
         <w:t xml:space="preserve">En el caso que origina la presente demanda, el agravio moral resulta evidente ya que al padecimiento de las lesiones sufridas se suma la angustia del dolor físico durante la internación y </w:t>
       </w:r>
       <w:proofErr w:type="gramStart"/>
@@ -5837,6 +5535,7 @@
           <w:sz w:val="24"/>
           <w:szCs w:val="24"/>
         </w:rPr>
+        <w:lastRenderedPageBreak/>
         <w:t>Al momento de la presente demanda el actor se encuentra tanto en tratamiento físico como psicológico, atento a las lesiones padecidas y al traumático momento que protagonizaron, tal como se describe en los puntos anteriores.</w:t>
       </w:r>
     </w:p>
@@ -5857,7 +5556,6 @@
           <w:sz w:val="24"/>
           <w:szCs w:val="24"/>
         </w:rPr>
-        <w:lastRenderedPageBreak/>
         <w:t>Durante la noche se levanta sobresaltado, en sueños volviendo a vivir el momento del accidente, lo que le provoca un profundo estado de dolor que lo lleva a un agudo estado de depresión, porque en cierta forma su vida no pudo continuar el curso que llevaba hasta el momento del hecho.</w:t>
       </w:r>
     </w:p>
@@ -6171,7 +5869,16 @@
           <w:sz w:val="24"/>
           <w:szCs w:val="24"/>
         </w:rPr>
-        <w:t>97 ;ALI</w:t>
+        <w:t xml:space="preserve">97 </w:t>
+      </w:r>
+      <w:r>
+        <w:rPr>
+          <w:rFonts w:ascii="Times New Roman" w:eastAsia="Times New Roman" w:hAnsi="Times New Roman" w:cs="Times New Roman"/>
+          <w:sz w:val="24"/>
+          <w:szCs w:val="24"/>
+        </w:rPr>
+        <w:lastRenderedPageBreak/>
+        <w:t>;ALI</w:t>
       </w:r>
       <w:proofErr w:type="gramEnd"/>
       <w:r>
@@ -6200,7 +5907,601 @@
           <w:sz w:val="24"/>
           <w:szCs w:val="24"/>
         </w:rPr>
-        <w:t xml:space="preserve">El aquí actor ha padecido como consecuencia del trauma del accidente, de las curaciones y de la discapacidad actual, de una perturbación espiritual que debe ser resarcida.- </w:t>
+        <w:t>El aquí actor ha padecido como consecuencia del trauma del accidente, de las curaciones y de la discapacidad actual, de una perturbación espiritual que debe ser resarcida.- En el caso de autos existe entre el daño psicológico y el accidente una relación de causalidad, por lo cual se ha aconsejado, para paliar las secuelas conflictivas del evento dañoso, una terapia dirigida o breve, tendiente a neutralizar los disturbios mentales que padece, lo cual tiene una raíz específica y cuya duración y costo puede determinarse, por la concurrencia a los facultativos dos veces por semana durante un lapso aproximado de 2 años.-</w:t>
+      </w:r>
+    </w:p>
+    <w:p>
+      <w:pPr>
+        <w:spacing w:after="0" w:line="360" w:lineRule="auto"/>
+        <w:ind w:firstLine="720"/>
+        <w:jc w:val="both"/>
+        <w:rPr>
+          <w:rFonts w:ascii="Times New Roman" w:eastAsia="Times New Roman" w:hAnsi="Times New Roman" w:cs="Times New Roman"/>
+          <w:sz w:val="24"/>
+          <w:szCs w:val="24"/>
+        </w:rPr>
+      </w:pPr>
+      <w:r>
+        <w:rPr>
+          <w:rFonts w:ascii="Times New Roman" w:eastAsia="Times New Roman" w:hAnsi="Times New Roman" w:cs="Times New Roman"/>
+          <w:sz w:val="24"/>
+          <w:szCs w:val="24"/>
+        </w:rPr>
+        <w:t xml:space="preserve">La afección desde este punto de vista es manifiesta, es por ello </w:t>
+      </w:r>
+      <w:proofErr w:type="gramStart"/>
+      <w:r>
+        <w:rPr>
+          <w:rFonts w:ascii="Times New Roman" w:eastAsia="Times New Roman" w:hAnsi="Times New Roman" w:cs="Times New Roman"/>
+          <w:sz w:val="24"/>
+          <w:szCs w:val="24"/>
+        </w:rPr>
+        <w:t>que</w:t>
+      </w:r>
+      <w:proofErr w:type="gramEnd"/>
+      <w:r>
+        <w:rPr>
+          <w:rFonts w:ascii="Times New Roman" w:eastAsia="Times New Roman" w:hAnsi="Times New Roman" w:cs="Times New Roman"/>
+          <w:sz w:val="24"/>
+          <w:szCs w:val="24"/>
+        </w:rPr>
+        <w:t xml:space="preserve"> esta parte estima por el aquí actor, para responder por este rubro la suma </w:t>
+      </w:r>
+      <w:r>
+        <w:rPr>
+          <w:rFonts w:ascii="Times New Roman" w:eastAsia="Times New Roman" w:hAnsi="Times New Roman" w:cs="Times New Roman"/>
+          <w:b/>
+          <w:bCs/>
+          <w:sz w:val="24"/>
+          <w:szCs w:val="24"/>
+        </w:rPr>
+        <w:t xml:space="preserve">de </w:t>
+      </w:r>
+      <w:r>
+        <w:rPr>
+          <w:rFonts w:ascii="Times New Roman" w:eastAsia="Times New Roman" w:hAnsi="Times New Roman" w:cs="Times New Roman"/>
+          <w:b/>
+          <w:bCs/>
+          <w:sz w:val="24"/>
+          <w:szCs w:val="24"/>
+          <w:highlight w:val="yellow"/>
+        </w:rPr>
+        <w:t>{</w:t>
+      </w:r>
+      <w:r>
+        <w:rPr>
+          <w:rFonts w:ascii="Times New Roman" w:eastAsia="Times New Roman" w:hAnsi="Times New Roman" w:cs="Times New Roman"/>
+          <w:sz w:val="24"/>
+          <w:szCs w:val="24"/>
+          <w:highlight w:val="yellow"/>
+        </w:rPr>
+        <w:t>{</w:t>
+      </w:r>
+      <w:proofErr w:type="spellStart"/>
+      <w:r>
+        <w:rPr>
+          <w:rFonts w:ascii="Times New Roman" w:eastAsia="Times New Roman" w:hAnsi="Times New Roman" w:cs="Times New Roman"/>
+          <w:sz w:val="24"/>
+          <w:szCs w:val="24"/>
+          <w:highlight w:val="yellow"/>
+        </w:rPr>
+        <w:t>LiquiDano</w:t>
+      </w:r>
+      <w:r>
+        <w:rPr>
+          <w:rFonts w:ascii="Times New Roman" w:eastAsia="Times New Roman" w:hAnsi="Times New Roman" w:cs="Times New Roman"/>
+          <w:sz w:val="24"/>
+          <w:szCs w:val="24"/>
+          <w:highlight w:val="yellow"/>
+        </w:rPr>
+        <w:t>Psicologico</w:t>
+      </w:r>
+      <w:r>
+        <w:rPr>
+          <w:rFonts w:ascii="Times New Roman" w:eastAsia="Times New Roman" w:hAnsi="Times New Roman" w:cs="Times New Roman"/>
+          <w:sz w:val="24"/>
+          <w:szCs w:val="24"/>
+          <w:highlight w:val="yellow"/>
+        </w:rPr>
+        <w:t>Letras</w:t>
+      </w:r>
+      <w:proofErr w:type="spellEnd"/>
+      <w:r>
+        <w:rPr>
+          <w:rFonts w:ascii="Times New Roman" w:eastAsia="Times New Roman" w:hAnsi="Times New Roman" w:cs="Times New Roman"/>
+          <w:sz w:val="24"/>
+          <w:szCs w:val="24"/>
+          <w:highlight w:val="yellow"/>
+        </w:rPr>
+        <w:t>}}</w:t>
+      </w:r>
+      <w:r>
+        <w:rPr>
+          <w:rFonts w:ascii="Times New Roman" w:eastAsia="Times New Roman" w:hAnsi="Times New Roman" w:cs="Times New Roman"/>
+          <w:b/>
+          <w:bCs/>
+          <w:sz w:val="24"/>
+          <w:szCs w:val="24"/>
+        </w:rPr>
+        <w:t xml:space="preserve"> </w:t>
+      </w:r>
+      <w:r>
+        <w:rPr>
+          <w:rFonts w:ascii="Times New Roman" w:eastAsia="Times New Roman" w:hAnsi="Times New Roman" w:cs="Times New Roman"/>
+          <w:b/>
+          <w:bCs/>
+          <w:sz w:val="24"/>
+          <w:szCs w:val="24"/>
+        </w:rPr>
+        <w:t>(</w:t>
+      </w:r>
+      <w:r>
+        <w:rPr>
+          <w:rFonts w:ascii="Times New Roman" w:eastAsia="Times New Roman" w:hAnsi="Times New Roman" w:cs="Times New Roman"/>
+          <w:b/>
+          <w:bCs/>
+          <w:sz w:val="24"/>
+          <w:szCs w:val="24"/>
+          <w:highlight w:val="yellow"/>
+        </w:rPr>
+        <w:t>{{</w:t>
+      </w:r>
+      <w:proofErr w:type="spellStart"/>
+      <w:r>
+        <w:rPr>
+          <w:rFonts w:ascii="Times New Roman" w:eastAsia="Times New Roman" w:hAnsi="Times New Roman" w:cs="Times New Roman"/>
+          <w:sz w:val="24"/>
+          <w:szCs w:val="24"/>
+          <w:highlight w:val="yellow"/>
+        </w:rPr>
+        <w:t>LiquiDanoPsicologicoNum</w:t>
+      </w:r>
+      <w:proofErr w:type="spellEnd"/>
+      <w:r>
+        <w:rPr>
+          <w:rFonts w:ascii="Times New Roman" w:eastAsia="Times New Roman" w:hAnsi="Times New Roman" w:cs="Times New Roman"/>
+          <w:sz w:val="24"/>
+          <w:szCs w:val="24"/>
+          <w:highlight w:val="yellow"/>
+        </w:rPr>
+        <w:t>}}</w:t>
+      </w:r>
+      <w:r>
+        <w:rPr>
+          <w:rFonts w:ascii="Times New Roman" w:eastAsia="Times New Roman" w:hAnsi="Times New Roman" w:cs="Times New Roman"/>
+          <w:b/>
+          <w:bCs/>
+          <w:sz w:val="24"/>
+          <w:szCs w:val="24"/>
+        </w:rPr>
+        <w:t>)</w:t>
+      </w:r>
+      <w:r>
+        <w:rPr>
+          <w:rFonts w:ascii="Times New Roman" w:eastAsia="Times New Roman" w:hAnsi="Times New Roman" w:cs="Times New Roman"/>
+          <w:b/>
+          <w:bCs/>
+          <w:sz w:val="24"/>
+          <w:szCs w:val="24"/>
+        </w:rPr>
+        <w:t xml:space="preserve">, </w:t>
+      </w:r>
+      <w:r>
+        <w:rPr>
+          <w:rFonts w:ascii="Times New Roman" w:eastAsia="Times New Roman" w:hAnsi="Times New Roman" w:cs="Times New Roman"/>
+          <w:sz w:val="24"/>
+          <w:szCs w:val="24"/>
+        </w:rPr>
+        <w:t xml:space="preserve">o lo </w:t>
+      </w:r>
+      <w:proofErr w:type="gramStart"/>
+      <w:r>
+        <w:rPr>
+          <w:rFonts w:ascii="Times New Roman" w:eastAsia="Times New Roman" w:hAnsi="Times New Roman" w:cs="Times New Roman"/>
+          <w:sz w:val="24"/>
+          <w:szCs w:val="24"/>
+        </w:rPr>
+        <w:t>que</w:t>
+      </w:r>
+      <w:proofErr w:type="gramEnd"/>
+      <w:r>
+        <w:rPr>
+          <w:rFonts w:ascii="Times New Roman" w:eastAsia="Times New Roman" w:hAnsi="Times New Roman" w:cs="Times New Roman"/>
+          <w:sz w:val="24"/>
+          <w:szCs w:val="24"/>
+        </w:rPr>
+        <w:t xml:space="preserve"> en más en menos, V.S estime corresponder.</w:t>
+      </w:r>
+    </w:p>
+    <w:p>
+      <w:pPr>
+        <w:spacing w:after="0" w:line="360" w:lineRule="auto"/>
+        <w:jc w:val="both"/>
+        <w:rPr>
+          <w:rFonts w:ascii="Times New Roman" w:eastAsia="Times New Roman" w:hAnsi="Times New Roman" w:cs="Times New Roman"/>
+          <w:sz w:val="24"/>
+          <w:szCs w:val="24"/>
+          <w:highlight w:val="yellow"/>
+        </w:rPr>
+      </w:pPr>
+    </w:p>
+    <w:p>
+      <w:pPr>
+        <w:spacing w:after="0" w:line="360" w:lineRule="auto"/>
+        <w:jc w:val="both"/>
+        <w:rPr>
+          <w:rFonts w:ascii="Times New Roman" w:eastAsia="Times New Roman" w:hAnsi="Times New Roman" w:cs="Times New Roman"/>
+          <w:b/>
+          <w:bCs/>
+          <w:sz w:val="24"/>
+          <w:szCs w:val="24"/>
+          <w:u w:val="single"/>
+        </w:rPr>
+      </w:pPr>
+      <w:r>
+        <w:rPr>
+          <w:rFonts w:ascii="Times New Roman" w:eastAsia="Times New Roman" w:hAnsi="Times New Roman" w:cs="Times New Roman"/>
+          <w:b/>
+          <w:bCs/>
+          <w:sz w:val="24"/>
+          <w:szCs w:val="24"/>
+          <w:u w:val="single"/>
+        </w:rPr>
+        <w:t xml:space="preserve">5. TRATAMIENTO PSICOFARMACOLÓGICO FUTURO. </w:t>
+      </w:r>
+    </w:p>
+    <w:p>
+      <w:pPr>
+        <w:spacing w:after="0" w:line="360" w:lineRule="auto"/>
+        <w:ind w:firstLine="720"/>
+        <w:jc w:val="both"/>
+        <w:rPr>
+          <w:rFonts w:ascii="Times New Roman" w:eastAsia="Times New Roman" w:hAnsi="Times New Roman" w:cs="Times New Roman"/>
+          <w:sz w:val="24"/>
+          <w:szCs w:val="24"/>
+        </w:rPr>
+      </w:pPr>
+      <w:r>
+        <w:rPr>
+          <w:rFonts w:ascii="Times New Roman" w:eastAsia="Times New Roman" w:hAnsi="Times New Roman" w:cs="Times New Roman"/>
+          <w:sz w:val="24"/>
+          <w:szCs w:val="24"/>
+        </w:rPr>
+        <w:t xml:space="preserve">Como fuera mencionado ut supra, ha sido aconsejado la actora, para paliar las secuelas conflictivas del evento dañoso, una terapia dirigida o breve, tendiente a neutralizar los disturbios mentales que padece, los cuales tienen una raíz específica desde el accidente. Concretamente le ha sido recomendada la realización de un tratamiento psicológico, con dos sesiones semanales por el lapso aproximado de </w:t>
+      </w:r>
+      <w:proofErr w:type="gramStart"/>
+      <w:r>
+        <w:rPr>
+          <w:rFonts w:ascii="Times New Roman" w:eastAsia="Times New Roman" w:hAnsi="Times New Roman" w:cs="Times New Roman"/>
+          <w:sz w:val="24"/>
+          <w:szCs w:val="24"/>
+        </w:rPr>
+        <w:t>dos  años</w:t>
+      </w:r>
+      <w:proofErr w:type="gramEnd"/>
+      <w:r>
+        <w:rPr>
+          <w:rFonts w:ascii="Times New Roman" w:eastAsia="Times New Roman" w:hAnsi="Times New Roman" w:cs="Times New Roman"/>
+          <w:sz w:val="24"/>
+          <w:szCs w:val="24"/>
+        </w:rPr>
+        <w:t>, lo cual se encuentra supeditado a su estado psicofísico actual y futuro.</w:t>
+      </w:r>
+    </w:p>
+    <w:p>
+      <w:pPr>
+        <w:spacing w:after="0" w:line="360" w:lineRule="auto"/>
+        <w:ind w:firstLine="720"/>
+        <w:jc w:val="both"/>
+        <w:rPr>
+          <w:rFonts w:ascii="Times New Roman" w:eastAsia="Times New Roman" w:hAnsi="Times New Roman" w:cs="Times New Roman"/>
+          <w:sz w:val="24"/>
+          <w:szCs w:val="24"/>
+        </w:rPr>
+      </w:pPr>
+      <w:r>
+        <w:rPr>
+          <w:rFonts w:ascii="Times New Roman" w:eastAsia="Times New Roman" w:hAnsi="Times New Roman" w:cs="Times New Roman"/>
+          <w:sz w:val="24"/>
+          <w:szCs w:val="24"/>
+        </w:rPr>
+        <w:t>En este caso, el requisito de certidumbre solicitado para hacer lugar al presente reclamo es claro, ya que se trata de consecuencias del hecho ilícito que aparecen como una prolongación previsible e inevitable del daño padecido. La jurisprudencia establece al respecto que “comprobada la responsabilidad del demandado en el acaecimiento del ilícito, forzoso es concluir en su deber de cargar con las erogaciones de una terapia psicológica que, al menos, contribuya a sobrellevar las secuelas conflictivas sobrevinientes y que sean consecuencia directa del evento” (</w:t>
+      </w:r>
+      <w:proofErr w:type="spellStart"/>
+      <w:r>
+        <w:rPr>
+          <w:rFonts w:ascii="Times New Roman" w:eastAsia="Times New Roman" w:hAnsi="Times New Roman" w:cs="Times New Roman"/>
+          <w:sz w:val="24"/>
+          <w:szCs w:val="24"/>
+        </w:rPr>
+        <w:t>CNCiv</w:t>
+      </w:r>
+      <w:proofErr w:type="spellEnd"/>
+      <w:r>
+        <w:rPr>
+          <w:rFonts w:ascii="Times New Roman" w:eastAsia="Times New Roman" w:hAnsi="Times New Roman" w:cs="Times New Roman"/>
+          <w:sz w:val="24"/>
+          <w:szCs w:val="24"/>
+        </w:rPr>
+        <w:t xml:space="preserve">., Sala A, 19/06/97, “Leiva, Natividad c/ </w:t>
+      </w:r>
+      <w:proofErr w:type="spellStart"/>
+      <w:r>
+        <w:rPr>
+          <w:rFonts w:ascii="Times New Roman" w:eastAsia="Times New Roman" w:hAnsi="Times New Roman" w:cs="Times New Roman"/>
+          <w:sz w:val="24"/>
+          <w:szCs w:val="24"/>
+        </w:rPr>
+        <w:t>Petrola</w:t>
+      </w:r>
+      <w:proofErr w:type="spellEnd"/>
+      <w:r>
+        <w:rPr>
+          <w:rFonts w:ascii="Times New Roman" w:eastAsia="Times New Roman" w:hAnsi="Times New Roman" w:cs="Times New Roman"/>
+          <w:sz w:val="24"/>
+          <w:szCs w:val="24"/>
+        </w:rPr>
+        <w:t xml:space="preserve">, Raúl R. s/ daños y perjuicios”). “Respecto al costo de una psicoterapia solicitada por la actora, sea que las lesiones de carácter </w:t>
+      </w:r>
+      <w:proofErr w:type="gramStart"/>
+      <w:r>
+        <w:rPr>
+          <w:rFonts w:ascii="Times New Roman" w:eastAsia="Times New Roman" w:hAnsi="Times New Roman" w:cs="Times New Roman"/>
+          <w:sz w:val="24"/>
+          <w:szCs w:val="24"/>
+        </w:rPr>
+        <w:t>psicológico,</w:t>
+      </w:r>
+      <w:proofErr w:type="gramEnd"/>
+      <w:r>
+        <w:rPr>
+          <w:rFonts w:ascii="Times New Roman" w:eastAsia="Times New Roman" w:hAnsi="Times New Roman" w:cs="Times New Roman"/>
+          <w:sz w:val="24"/>
+          <w:szCs w:val="24"/>
+        </w:rPr>
+        <w:t xml:space="preserve"> puedan superarse o no, corresponde resarcir lo que fuere necesario para el tratamiento, al menos con el propósito de evitar el empeoramiento; ello pese a que falte precisión en el dictamen acerca del costo de las sesiones” (</w:t>
+      </w:r>
+      <w:proofErr w:type="spellStart"/>
+      <w:r>
+        <w:rPr>
+          <w:rFonts w:ascii="Times New Roman" w:eastAsia="Times New Roman" w:hAnsi="Times New Roman" w:cs="Times New Roman"/>
+          <w:sz w:val="24"/>
+          <w:szCs w:val="24"/>
+        </w:rPr>
+        <w:t>CNCiv</w:t>
+      </w:r>
+      <w:proofErr w:type="spellEnd"/>
+      <w:r>
+        <w:rPr>
+          <w:rFonts w:ascii="Times New Roman" w:eastAsia="Times New Roman" w:hAnsi="Times New Roman" w:cs="Times New Roman"/>
+          <w:sz w:val="24"/>
+          <w:szCs w:val="24"/>
+        </w:rPr>
+        <w:t>, Sala B, 12/07/96, “Arroyo, Jorge E c/ Reyes, Arandu s/ daños y perjuicios”).</w:t>
+      </w:r>
+    </w:p>
+    <w:p>
+      <w:pPr>
+        <w:spacing w:after="0" w:line="360" w:lineRule="auto"/>
+        <w:ind w:firstLine="720"/>
+        <w:jc w:val="both"/>
+        <w:rPr>
+          <w:rFonts w:ascii="Times New Roman" w:eastAsia="Times New Roman" w:hAnsi="Times New Roman" w:cs="Times New Roman"/>
+          <w:sz w:val="24"/>
+          <w:szCs w:val="24"/>
+        </w:rPr>
+      </w:pPr>
+      <w:r>
+        <w:rPr>
+          <w:rFonts w:ascii="Times New Roman" w:eastAsia="Times New Roman" w:hAnsi="Times New Roman" w:cs="Times New Roman"/>
+          <w:sz w:val="24"/>
+          <w:szCs w:val="24"/>
+        </w:rPr>
+        <w:t xml:space="preserve">Por lo expuesto reclamo por este rubro la suma de </w:t>
+      </w:r>
+      <w:r>
+        <w:rPr>
+          <w:rFonts w:ascii="Times New Roman" w:eastAsia="Times New Roman" w:hAnsi="Times New Roman" w:cs="Times New Roman"/>
+          <w:sz w:val="24"/>
+          <w:szCs w:val="24"/>
+          <w:highlight w:val="yellow"/>
+        </w:rPr>
+        <w:t>{{</w:t>
+      </w:r>
+      <w:proofErr w:type="spellStart"/>
+      <w:r>
+        <w:rPr>
+          <w:rFonts w:ascii="Times New Roman" w:eastAsia="Times New Roman" w:hAnsi="Times New Roman" w:cs="Times New Roman"/>
+          <w:sz w:val="24"/>
+          <w:szCs w:val="24"/>
+          <w:highlight w:val="yellow"/>
+        </w:rPr>
+        <w:t>LiquiGastosFarmaciaLetras</w:t>
+      </w:r>
+      <w:proofErr w:type="spellEnd"/>
+      <w:r>
+        <w:rPr>
+          <w:rFonts w:ascii="Times New Roman" w:eastAsia="Times New Roman" w:hAnsi="Times New Roman" w:cs="Times New Roman"/>
+          <w:sz w:val="24"/>
+          <w:szCs w:val="24"/>
+          <w:highlight w:val="yellow"/>
+        </w:rPr>
+        <w:t>}}</w:t>
+      </w:r>
+      <w:r>
+        <w:rPr>
+          <w:rFonts w:ascii="Times New Roman" w:eastAsia="Times New Roman" w:hAnsi="Times New Roman" w:cs="Times New Roman"/>
+          <w:sz w:val="24"/>
+          <w:szCs w:val="24"/>
+        </w:rPr>
+        <w:t xml:space="preserve"> (</w:t>
+      </w:r>
+      <w:r>
+        <w:rPr>
+          <w:rFonts w:ascii="Times New Roman" w:eastAsia="Times New Roman" w:hAnsi="Times New Roman" w:cs="Times New Roman"/>
+          <w:sz w:val="24"/>
+          <w:szCs w:val="24"/>
+          <w:highlight w:val="yellow"/>
+        </w:rPr>
+        <w:t>{{</w:t>
+      </w:r>
+      <w:proofErr w:type="spellStart"/>
+      <w:r>
+        <w:rPr>
+          <w:rFonts w:ascii="Times New Roman" w:eastAsia="Times New Roman" w:hAnsi="Times New Roman" w:cs="Times New Roman"/>
+          <w:sz w:val="24"/>
+          <w:szCs w:val="24"/>
+          <w:highlight w:val="yellow"/>
+        </w:rPr>
+        <w:t>LiquiGastosFarmaciaNum</w:t>
+      </w:r>
+      <w:proofErr w:type="spellEnd"/>
+      <w:r>
+        <w:rPr>
+          <w:rFonts w:ascii="Times New Roman" w:eastAsia="Times New Roman" w:hAnsi="Times New Roman" w:cs="Times New Roman"/>
+          <w:sz w:val="24"/>
+          <w:szCs w:val="24"/>
+          <w:highlight w:val="yellow"/>
+        </w:rPr>
+        <w:t>}</w:t>
+      </w:r>
+      <w:proofErr w:type="gramStart"/>
+      <w:r>
+        <w:rPr>
+          <w:rFonts w:ascii="Times New Roman" w:eastAsia="Times New Roman" w:hAnsi="Times New Roman" w:cs="Times New Roman"/>
+          <w:sz w:val="24"/>
+          <w:szCs w:val="24"/>
+          <w:highlight w:val="yellow"/>
+        </w:rPr>
+        <w:t>}</w:t>
+      </w:r>
+      <w:r>
+        <w:rPr>
+          <w:rFonts w:ascii="Times New Roman" w:eastAsia="Times New Roman" w:hAnsi="Times New Roman" w:cs="Times New Roman"/>
+          <w:sz w:val="24"/>
+          <w:szCs w:val="24"/>
+        </w:rPr>
+        <w:t>)</w:t>
+      </w:r>
+      <w:r>
+        <w:rPr>
+          <w:rFonts w:ascii="Times New Roman" w:eastAsia="Times New Roman" w:hAnsi="Times New Roman" w:cs="Times New Roman"/>
+          <w:b/>
+          <w:bCs/>
+          <w:sz w:val="24"/>
+          <w:szCs w:val="24"/>
+        </w:rPr>
+        <w:t xml:space="preserve">  </w:t>
+      </w:r>
+      <w:r>
+        <w:rPr>
+          <w:rFonts w:ascii="Times New Roman" w:eastAsia="Times New Roman" w:hAnsi="Times New Roman" w:cs="Times New Roman"/>
+          <w:sz w:val="24"/>
+          <w:szCs w:val="24"/>
+        </w:rPr>
+        <w:t>o</w:t>
+      </w:r>
+      <w:proofErr w:type="gramEnd"/>
+      <w:r>
+        <w:rPr>
+          <w:rFonts w:ascii="Times New Roman" w:eastAsia="Times New Roman" w:hAnsi="Times New Roman" w:cs="Times New Roman"/>
+          <w:sz w:val="24"/>
+          <w:szCs w:val="24"/>
+        </w:rPr>
+        <w:t xml:space="preserve"> lo que en más o en menos resulte de las probanzas de autos.</w:t>
+      </w:r>
+    </w:p>
+    <w:p>
+      <w:pPr>
+        <w:spacing w:after="0" w:line="360" w:lineRule="auto"/>
+        <w:jc w:val="both"/>
+        <w:rPr>
+          <w:rFonts w:ascii="Times New Roman" w:eastAsia="Times New Roman" w:hAnsi="Times New Roman" w:cs="Times New Roman"/>
+          <w:sz w:val="24"/>
+          <w:szCs w:val="24"/>
+          <w:highlight w:val="yellow"/>
+        </w:rPr>
+      </w:pPr>
+    </w:p>
+    <w:p>
+      <w:pPr>
+        <w:spacing w:after="0" w:line="360" w:lineRule="auto"/>
+        <w:jc w:val="both"/>
+        <w:rPr>
+          <w:rFonts w:ascii="Times New Roman" w:eastAsia="Times New Roman" w:hAnsi="Times New Roman" w:cs="Times New Roman"/>
+          <w:b/>
+          <w:bCs/>
+          <w:sz w:val="24"/>
+          <w:szCs w:val="24"/>
+          <w:u w:val="single"/>
+        </w:rPr>
+      </w:pPr>
+      <w:r>
+        <w:rPr>
+          <w:rFonts w:ascii="Times New Roman" w:eastAsia="Times New Roman" w:hAnsi="Times New Roman" w:cs="Times New Roman"/>
+          <w:b/>
+          <w:bCs/>
+          <w:sz w:val="24"/>
+          <w:szCs w:val="24"/>
+          <w:u w:val="single"/>
+        </w:rPr>
+        <w:t>6. ASISTENCIA MÉDICA - GASTOS FARMACOLÓGICOS</w:t>
+      </w:r>
+    </w:p>
+    <w:p>
+      <w:pPr>
+        <w:spacing w:after="0" w:line="360" w:lineRule="auto"/>
+        <w:ind w:firstLine="720"/>
+        <w:jc w:val="both"/>
+        <w:rPr>
+          <w:rFonts w:ascii="Times New Roman" w:eastAsia="Times New Roman" w:hAnsi="Times New Roman" w:cs="Times New Roman"/>
+          <w:sz w:val="24"/>
+          <w:szCs w:val="24"/>
+        </w:rPr>
+      </w:pPr>
+      <w:r>
+        <w:rPr>
+          <w:rFonts w:ascii="Times New Roman" w:eastAsia="Times New Roman" w:hAnsi="Times New Roman" w:cs="Times New Roman"/>
+          <w:sz w:val="24"/>
+          <w:szCs w:val="24"/>
+        </w:rPr>
+        <w:t xml:space="preserve">La atención médica </w:t>
+      </w:r>
+      <w:proofErr w:type="spellStart"/>
+      <w:r>
+        <w:rPr>
+          <w:rFonts w:ascii="Times New Roman" w:eastAsia="Times New Roman" w:hAnsi="Times New Roman" w:cs="Times New Roman"/>
+          <w:sz w:val="24"/>
+          <w:szCs w:val="24"/>
+        </w:rPr>
+        <w:t>querecibio</w:t>
+      </w:r>
+      <w:proofErr w:type="spellEnd"/>
+      <w:r>
+        <w:rPr>
+          <w:rFonts w:ascii="Times New Roman" w:eastAsia="Times New Roman" w:hAnsi="Times New Roman" w:cs="Times New Roman"/>
+          <w:sz w:val="24"/>
+          <w:szCs w:val="24"/>
+        </w:rPr>
+        <w:t xml:space="preserve"> se </w:t>
+      </w:r>
+      <w:proofErr w:type="gramStart"/>
+      <w:r>
+        <w:rPr>
+          <w:rFonts w:ascii="Times New Roman" w:eastAsia="Times New Roman" w:hAnsi="Times New Roman" w:cs="Times New Roman"/>
+          <w:sz w:val="24"/>
+          <w:szCs w:val="24"/>
+        </w:rPr>
+        <w:t>realizó  en</w:t>
+      </w:r>
+      <w:proofErr w:type="gramEnd"/>
+      <w:r>
+        <w:rPr>
+          <w:rFonts w:ascii="Times New Roman" w:eastAsia="Times New Roman" w:hAnsi="Times New Roman" w:cs="Times New Roman"/>
+          <w:sz w:val="24"/>
+          <w:szCs w:val="24"/>
+        </w:rPr>
+        <w:t xml:space="preserve"> el centro mencionado, debiendo luego de la consulta continuar con tratamiento ambulatorio hasta la actualidad. Se generaron </w:t>
       </w:r>
       <w:r>
         <w:rPr>
@@ -6209,7 +6510,7 @@
           <w:szCs w:val="24"/>
         </w:rPr>
         <w:lastRenderedPageBreak/>
-        <w:t>En el caso de autos existe entre el daño psicológico y el accidente una relación de causalidad, por lo cual se ha aconsejado, para paliar las secuelas conflictivas del evento dañoso, una terapia dirigida o breve, tendiente a neutralizar los disturbios mentales que padece, lo cual tiene una raíz específica y cuya duración y costo puede determinarse, por la concurrencia a los facultativos dos veces por semana durante un lapso aproximado de 2 años.-</w:t>
+        <w:t xml:space="preserve">considerables gastos (tomografías, medicamentos, calmantes, analgésicos, antibióticos, radiografías, psicofármacos, estudios, inyectables, antiinflamatorios) los cuales fueron solventados con la ayuda de familiares y amigos. </w:t>
       </w:r>
     </w:p>
     <w:p>
@@ -6229,7 +6530,27 @@
           <w:sz w:val="24"/>
           <w:szCs w:val="24"/>
         </w:rPr>
-        <w:t xml:space="preserve">La afección desde este punto de vista es manifiesta, es por ello </w:t>
+        <w:t>Conforme al art. 68 de la Ley Nacional de Tránsito, establece que: “...Los gastos de sanatorio o velatorio de terceros, serán abonados de inmediato por el asegurador, sin perjuicio de los derechos que se pueden hacer valer luego...”</w:t>
+      </w:r>
+    </w:p>
+    <w:p>
+      <w:pPr>
+        <w:spacing w:after="0" w:line="360" w:lineRule="auto"/>
+        <w:ind w:firstLine="720"/>
+        <w:jc w:val="both"/>
+        <w:rPr>
+          <w:rFonts w:ascii="Times New Roman" w:eastAsia="Times New Roman" w:hAnsi="Times New Roman" w:cs="Times New Roman"/>
+          <w:sz w:val="24"/>
+          <w:szCs w:val="24"/>
+        </w:rPr>
+      </w:pPr>
+      <w:r>
+        <w:rPr>
+          <w:rFonts w:ascii="Times New Roman" w:eastAsia="Times New Roman" w:hAnsi="Times New Roman" w:cs="Times New Roman"/>
+          <w:sz w:val="24"/>
+          <w:szCs w:val="24"/>
+        </w:rPr>
+        <w:t xml:space="preserve">Es pacífica la jurisprudencia en conceder este rubro y se ha resuelto </w:t>
       </w:r>
       <w:proofErr w:type="gramStart"/>
       <w:r>
@@ -6247,37 +6568,7 @@
           <w:sz w:val="24"/>
           <w:szCs w:val="24"/>
         </w:rPr>
-        <w:t xml:space="preserve"> esta parte estima por el aquí actor, para responder por este rubro la suma </w:t>
-      </w:r>
-      <w:r>
-        <w:rPr>
-          <w:rFonts w:ascii="Times New Roman" w:eastAsia="Times New Roman" w:hAnsi="Times New Roman" w:cs="Times New Roman"/>
-          <w:b/>
-          <w:bCs/>
-          <w:sz w:val="24"/>
-          <w:szCs w:val="24"/>
-        </w:rPr>
-        <w:t xml:space="preserve">de </w:t>
-      </w:r>
-      <w:r>
-        <w:rPr>
-          <w:rFonts w:ascii="Times New Roman" w:eastAsia="Times New Roman" w:hAnsi="Times New Roman" w:cs="Times New Roman"/>
-          <w:b/>
-          <w:bCs/>
-          <w:sz w:val="24"/>
-          <w:szCs w:val="24"/>
-          <w:highlight w:val="yellow"/>
-        </w:rPr>
-        <w:t>{</w:t>
-      </w:r>
-      <w:r>
-        <w:rPr>
-          <w:rFonts w:ascii="Times New Roman" w:eastAsia="Times New Roman" w:hAnsi="Times New Roman" w:cs="Times New Roman"/>
-          <w:sz w:val="24"/>
-          <w:szCs w:val="24"/>
-          <w:highlight w:val="yellow"/>
-        </w:rPr>
-        <w:t>{</w:t>
+        <w:t xml:space="preserve"> probado el daño, este rubro procede sin necesidad de la prueba concreta y acabada. En efecto, en este sentido se manifiesta que: “Resulta procedente indemnizar los gastos médicos producidos como consecuencia del accidente, </w:t>
       </w:r>
       <w:proofErr w:type="spellStart"/>
       <w:r>
@@ -6285,27 +6576,8 @@
           <w:rFonts w:ascii="Times New Roman" w:eastAsia="Times New Roman" w:hAnsi="Times New Roman" w:cs="Times New Roman"/>
           <w:sz w:val="24"/>
           <w:szCs w:val="24"/>
-          <w:highlight w:val="yellow"/>
-        </w:rPr>
-        <w:t>LiquiDano</w:t>
-      </w:r>
-      <w:r>
-        <w:rPr>
-          <w:rFonts w:ascii="Times New Roman" w:eastAsia="Times New Roman" w:hAnsi="Times New Roman" w:cs="Times New Roman"/>
-          <w:sz w:val="24"/>
-          <w:szCs w:val="24"/>
-          <w:highlight w:val="yellow"/>
-        </w:rPr>
-        <w:t>Psicologico</w:t>
-      </w:r>
-      <w:r>
-        <w:rPr>
-          <w:rFonts w:ascii="Times New Roman" w:eastAsia="Times New Roman" w:hAnsi="Times New Roman" w:cs="Times New Roman"/>
-          <w:sz w:val="24"/>
-          <w:szCs w:val="24"/>
-          <w:highlight w:val="yellow"/>
-        </w:rPr>
-        <w:t>Letras</w:t>
+        </w:rPr>
+        <w:t>aún</w:t>
       </w:r>
       <w:proofErr w:type="spellEnd"/>
       <w:r>
@@ -6313,6 +6585,166 @@
           <w:rFonts w:ascii="Times New Roman" w:eastAsia="Times New Roman" w:hAnsi="Times New Roman" w:cs="Times New Roman"/>
           <w:sz w:val="24"/>
           <w:szCs w:val="24"/>
+        </w:rPr>
+        <w:t xml:space="preserve"> cuando no exista prueba documental, ya que la asistencia hospitalaria provoca una serie de desembolso de no fácil acreditación...” (Conf. Cam. </w:t>
+      </w:r>
+      <w:proofErr w:type="spellStart"/>
+      <w:r>
+        <w:rPr>
+          <w:rFonts w:ascii="Times New Roman" w:eastAsia="Times New Roman" w:hAnsi="Times New Roman" w:cs="Times New Roman"/>
+          <w:sz w:val="24"/>
+          <w:szCs w:val="24"/>
+        </w:rPr>
+        <w:t>Civ</w:t>
+      </w:r>
+      <w:proofErr w:type="spellEnd"/>
+      <w:r>
+        <w:rPr>
+          <w:rFonts w:ascii="Times New Roman" w:eastAsia="Times New Roman" w:hAnsi="Times New Roman" w:cs="Times New Roman"/>
+          <w:sz w:val="24"/>
+          <w:szCs w:val="24"/>
+        </w:rPr>
+        <w:t xml:space="preserve">. y Com. Fed. Sala II, marzo 24 de 1981). A su vez se establece que: “cuando se han acreditado lesiones, deben presumirse erogaciones por gastos médicos, y farmacéuticos, aun cuando hayan intervenido establecimientos asistenciales hospitalarios y no se encuentren documentado su importe, pues es evidente que existen gastos que debe soportar el accidentado, además el art 1086 del CC establece que la indemnización comprenderá el pago de todos los gastos de curación y convalecencia del ofendido” (Sala II, Cam. </w:t>
+      </w:r>
+      <w:proofErr w:type="spellStart"/>
+      <w:r>
+        <w:rPr>
+          <w:rFonts w:ascii="Times New Roman" w:eastAsia="Times New Roman" w:hAnsi="Times New Roman" w:cs="Times New Roman"/>
+          <w:sz w:val="24"/>
+          <w:szCs w:val="24"/>
+        </w:rPr>
+        <w:t>Civ</w:t>
+      </w:r>
+      <w:proofErr w:type="spellEnd"/>
+      <w:r>
+        <w:rPr>
+          <w:rFonts w:ascii="Times New Roman" w:eastAsia="Times New Roman" w:hAnsi="Times New Roman" w:cs="Times New Roman"/>
+          <w:sz w:val="24"/>
+          <w:szCs w:val="24"/>
+        </w:rPr>
+        <w:t xml:space="preserve">. Y Com. Morón, CC002 MORSD- 7-93 s 4-2-93, “Caceres </w:t>
+      </w:r>
+      <w:proofErr w:type="spellStart"/>
+      <w:r>
+        <w:rPr>
+          <w:rFonts w:ascii="Times New Roman" w:eastAsia="Times New Roman" w:hAnsi="Times New Roman" w:cs="Times New Roman"/>
+          <w:sz w:val="24"/>
+          <w:szCs w:val="24"/>
+        </w:rPr>
+        <w:t>Perez</w:t>
+      </w:r>
+      <w:proofErr w:type="spellEnd"/>
+      <w:r>
+        <w:rPr>
+          <w:rFonts w:ascii="Times New Roman" w:eastAsia="Times New Roman" w:hAnsi="Times New Roman" w:cs="Times New Roman"/>
+          <w:sz w:val="24"/>
+          <w:szCs w:val="24"/>
+        </w:rPr>
+        <w:t xml:space="preserve"> Alma C/ Morais </w:t>
+      </w:r>
+      <w:proofErr w:type="spellStart"/>
+      <w:r>
+        <w:rPr>
+          <w:rFonts w:ascii="Times New Roman" w:eastAsia="Times New Roman" w:hAnsi="Times New Roman" w:cs="Times New Roman"/>
+          <w:sz w:val="24"/>
+          <w:szCs w:val="24"/>
+        </w:rPr>
+        <w:t>Maria</w:t>
+      </w:r>
+      <w:proofErr w:type="spellEnd"/>
+      <w:r>
+        <w:rPr>
+          <w:rFonts w:ascii="Times New Roman" w:eastAsia="Times New Roman" w:hAnsi="Times New Roman" w:cs="Times New Roman"/>
+          <w:sz w:val="24"/>
+          <w:szCs w:val="24"/>
+        </w:rPr>
+        <w:t xml:space="preserve"> Elena S/ Daños y Perjuicios).</w:t>
+      </w:r>
+    </w:p>
+    <w:p>
+      <w:pPr>
+        <w:spacing w:after="0" w:line="360" w:lineRule="auto"/>
+        <w:ind w:firstLine="720"/>
+        <w:jc w:val="both"/>
+        <w:rPr>
+          <w:rFonts w:ascii="Times New Roman" w:eastAsia="Times New Roman" w:hAnsi="Times New Roman" w:cs="Times New Roman"/>
+          <w:sz w:val="24"/>
+          <w:szCs w:val="24"/>
+        </w:rPr>
+      </w:pPr>
+      <w:r>
+        <w:rPr>
+          <w:rFonts w:ascii="Times New Roman" w:eastAsia="Times New Roman" w:hAnsi="Times New Roman" w:cs="Times New Roman"/>
+          <w:sz w:val="24"/>
+          <w:szCs w:val="24"/>
+        </w:rPr>
+        <w:t>Todas las erogaciones realizadas con la finalidad de recuperar el estado del lesionado, anterior a las lesiones sufridas, entran en el concepto de gastos de curación y convalecencia (</w:t>
+      </w:r>
+      <w:proofErr w:type="spellStart"/>
+      <w:r>
+        <w:rPr>
+          <w:rFonts w:ascii="Times New Roman" w:eastAsia="Times New Roman" w:hAnsi="Times New Roman" w:cs="Times New Roman"/>
+          <w:sz w:val="24"/>
+          <w:szCs w:val="24"/>
+        </w:rPr>
+        <w:t>CNCiv</w:t>
+      </w:r>
+      <w:proofErr w:type="spellEnd"/>
+      <w:r>
+        <w:rPr>
+          <w:rFonts w:ascii="Times New Roman" w:eastAsia="Times New Roman" w:hAnsi="Times New Roman" w:cs="Times New Roman"/>
+          <w:sz w:val="24"/>
+          <w:szCs w:val="24"/>
+        </w:rPr>
+        <w:t>. Sala A, 29-3-95, Saavedra, Dora y otro c/ Lorenzo s/ Daños y perjuicios).</w:t>
+      </w:r>
+    </w:p>
+    <w:p>
+      <w:pPr>
+        <w:spacing w:after="0" w:line="360" w:lineRule="auto"/>
+        <w:ind w:firstLine="720"/>
+        <w:jc w:val="both"/>
+        <w:rPr>
+          <w:rFonts w:ascii="Times New Roman" w:eastAsia="Times New Roman" w:hAnsi="Times New Roman" w:cs="Times New Roman"/>
+          <w:sz w:val="24"/>
+          <w:szCs w:val="24"/>
+        </w:rPr>
+      </w:pPr>
+      <w:r>
+        <w:rPr>
+          <w:rFonts w:ascii="Times New Roman" w:eastAsia="Times New Roman" w:hAnsi="Times New Roman" w:cs="Times New Roman"/>
+          <w:sz w:val="24"/>
+          <w:szCs w:val="24"/>
+        </w:rPr>
+        <w:t>Por lo expuesto, estimo en este rubro la suma de </w:t>
+      </w:r>
+      <w:r>
+        <w:rPr>
+          <w:rFonts w:ascii="Times New Roman" w:eastAsia="Times New Roman" w:hAnsi="Times New Roman" w:cs="Times New Roman"/>
+          <w:b/>
+          <w:bCs/>
+          <w:sz w:val="24"/>
+          <w:szCs w:val="24"/>
+          <w:highlight w:val="yellow"/>
+        </w:rPr>
+        <w:t>{{</w:t>
+      </w:r>
+      <w:proofErr w:type="spellStart"/>
+      <w:r>
+        <w:rPr>
+          <w:rFonts w:ascii="Times New Roman" w:eastAsia="Times New Roman" w:hAnsi="Times New Roman" w:cs="Times New Roman"/>
+          <w:sz w:val="24"/>
+          <w:szCs w:val="24"/>
+          <w:highlight w:val="yellow"/>
+        </w:rPr>
+        <w:t>LiquiGastosMedicosLetras</w:t>
+      </w:r>
+      <w:proofErr w:type="spellEnd"/>
+      <w:r>
+        <w:rPr>
+          <w:rFonts w:ascii="Times New Roman" w:eastAsia="Times New Roman" w:hAnsi="Times New Roman" w:cs="Times New Roman"/>
+          <w:sz w:val="24"/>
+          <w:szCs w:val="24"/>
           <w:highlight w:val="yellow"/>
         </w:rPr>
         <w:t>}}</w:t>
@@ -6325,23 +6757,193 @@
           <w:sz w:val="24"/>
           <w:szCs w:val="24"/>
         </w:rPr>
+        <w:t xml:space="preserve"> (</w:t>
+      </w:r>
+      <w:r>
+        <w:rPr>
+          <w:rFonts w:ascii="Times New Roman" w:eastAsia="Times New Roman" w:hAnsi="Times New Roman" w:cs="Times New Roman"/>
+          <w:b/>
+          <w:bCs/>
+          <w:sz w:val="24"/>
+          <w:szCs w:val="24"/>
+          <w:highlight w:val="yellow"/>
+        </w:rPr>
+        <w:t>{{</w:t>
+      </w:r>
+      <w:proofErr w:type="spellStart"/>
+      <w:r>
+        <w:rPr>
+          <w:rFonts w:ascii="Times New Roman" w:eastAsia="Times New Roman" w:hAnsi="Times New Roman" w:cs="Times New Roman"/>
+          <w:sz w:val="24"/>
+          <w:szCs w:val="24"/>
+          <w:highlight w:val="yellow"/>
+        </w:rPr>
+        <w:t>LiquiGastosMedicos</w:t>
+      </w:r>
+      <w:r>
+        <w:rPr>
+          <w:rFonts w:ascii="Times New Roman" w:eastAsia="Times New Roman" w:hAnsi="Times New Roman" w:cs="Times New Roman"/>
+          <w:sz w:val="24"/>
+          <w:szCs w:val="24"/>
+          <w:highlight w:val="yellow"/>
+        </w:rPr>
+        <w:t>Num</w:t>
+      </w:r>
+      <w:proofErr w:type="spellEnd"/>
+      <w:r>
+        <w:rPr>
+          <w:rFonts w:ascii="Times New Roman" w:eastAsia="Times New Roman" w:hAnsi="Times New Roman" w:cs="Times New Roman"/>
+          <w:sz w:val="24"/>
+          <w:szCs w:val="24"/>
+          <w:highlight w:val="yellow"/>
+        </w:rPr>
+        <w:t>}}</w:t>
+      </w:r>
+      <w:r>
+        <w:rPr>
+          <w:rFonts w:ascii="Times New Roman" w:eastAsia="Times New Roman" w:hAnsi="Times New Roman" w:cs="Times New Roman"/>
+          <w:b/>
+          <w:bCs/>
+          <w:sz w:val="24"/>
+          <w:szCs w:val="24"/>
+        </w:rPr>
+        <w:t>)</w:t>
+      </w:r>
+      <w:r>
+        <w:rPr>
+          <w:rFonts w:ascii="Times New Roman" w:eastAsia="Times New Roman" w:hAnsi="Times New Roman" w:cs="Times New Roman"/>
+          <w:b/>
+          <w:bCs/>
+          <w:sz w:val="24"/>
+          <w:szCs w:val="24"/>
+        </w:rPr>
         <w:t xml:space="preserve"> </w:t>
       </w:r>
       <w:r>
         <w:rPr>
           <w:rFonts w:ascii="Times New Roman" w:eastAsia="Times New Roman" w:hAnsi="Times New Roman" w:cs="Times New Roman"/>
-          <w:b/>
-          <w:bCs/>
-          <w:sz w:val="24"/>
-          <w:szCs w:val="24"/>
-        </w:rPr>
-        <w:t>(</w:t>
-      </w:r>
-      <w:r>
-        <w:rPr>
-          <w:rFonts w:ascii="Times New Roman" w:eastAsia="Times New Roman" w:hAnsi="Times New Roman" w:cs="Times New Roman"/>
-          <w:b/>
-          <w:bCs/>
+          <w:sz w:val="24"/>
+          <w:szCs w:val="24"/>
+        </w:rPr>
+        <w:t>por la asistencia médica y gastos farmacológicos del aquí actor.</w:t>
+      </w:r>
+    </w:p>
+    <w:p>
+      <w:pPr>
+        <w:spacing w:after="0" w:line="360" w:lineRule="auto"/>
+        <w:jc w:val="both"/>
+        <w:rPr>
+          <w:rFonts w:ascii="Times New Roman" w:eastAsia="Times New Roman" w:hAnsi="Times New Roman" w:cs="Times New Roman"/>
+          <w:sz w:val="24"/>
+          <w:szCs w:val="24"/>
+        </w:rPr>
+      </w:pPr>
+    </w:p>
+    <w:p>
+      <w:pPr>
+        <w:spacing w:after="0" w:line="360" w:lineRule="auto"/>
+        <w:jc w:val="both"/>
+        <w:rPr>
+          <w:rFonts w:ascii="Times New Roman" w:eastAsia="Times New Roman" w:hAnsi="Times New Roman" w:cs="Times New Roman"/>
+          <w:sz w:val="24"/>
+          <w:szCs w:val="24"/>
+          <w:highlight w:val="yellow"/>
+        </w:rPr>
+      </w:pPr>
+    </w:p>
+    <w:p>
+      <w:pPr>
+        <w:spacing w:after="0" w:line="360" w:lineRule="auto"/>
+        <w:jc w:val="both"/>
+        <w:rPr>
+          <w:rFonts w:ascii="Times New Roman" w:eastAsia="Times New Roman" w:hAnsi="Times New Roman" w:cs="Times New Roman"/>
+          <w:b/>
+          <w:bCs/>
+          <w:sz w:val="24"/>
+          <w:szCs w:val="24"/>
+          <w:u w:val="single"/>
+        </w:rPr>
+      </w:pPr>
+      <w:r>
+        <w:rPr>
+          <w:rFonts w:ascii="Times New Roman" w:eastAsia="Times New Roman" w:hAnsi="Times New Roman" w:cs="Times New Roman"/>
+          <w:b/>
+          <w:bCs/>
+          <w:sz w:val="24"/>
+          <w:szCs w:val="24"/>
+          <w:u w:val="single"/>
+        </w:rPr>
+        <w:t>VIII. LIQUIDACIÓN:</w:t>
+      </w:r>
+    </w:p>
+    <w:p>
+      <w:pPr>
+        <w:spacing w:after="0" w:line="360" w:lineRule="auto"/>
+        <w:ind w:firstLine="554"/>
+        <w:jc w:val="both"/>
+        <w:rPr>
+          <w:rFonts w:ascii="Times New Roman" w:eastAsia="Times New Roman" w:hAnsi="Times New Roman" w:cs="Times New Roman"/>
+          <w:sz w:val="24"/>
+          <w:szCs w:val="24"/>
+        </w:rPr>
+      </w:pPr>
+      <w:r>
+        <w:rPr>
+          <w:rFonts w:ascii="Times New Roman" w:eastAsia="Times New Roman" w:hAnsi="Times New Roman" w:cs="Times New Roman"/>
+          <w:sz w:val="24"/>
+          <w:szCs w:val="24"/>
+        </w:rPr>
+        <w:t>Se practica la siguiente liquidación, suma que se reclama debidamente actualizada, con más sus intereses desde la fecha del evento hasta la de su efectivo pago, o la que en más o en menos resulte de las probanzas a rendirse en autos:</w:t>
+      </w:r>
+    </w:p>
+    <w:p>
+      <w:pPr>
+        <w:spacing w:after="0" w:line="360" w:lineRule="auto"/>
+        <w:jc w:val="both"/>
+        <w:rPr>
+          <w:rFonts w:ascii="Times New Roman" w:eastAsia="Times New Roman" w:hAnsi="Times New Roman" w:cs="Times New Roman"/>
+          <w:sz w:val="24"/>
+          <w:szCs w:val="24"/>
+          <w:highlight w:val="yellow"/>
+        </w:rPr>
+      </w:pPr>
+    </w:p>
+    <w:p>
+      <w:pPr>
+        <w:spacing w:after="0" w:line="360" w:lineRule="auto"/>
+        <w:rPr>
+          <w:rFonts w:ascii="Times New Roman" w:eastAsia="Times New Roman" w:hAnsi="Times New Roman" w:cs="Times New Roman"/>
+          <w:sz w:val="24"/>
+          <w:szCs w:val="24"/>
+        </w:rPr>
+      </w:pPr>
+      <w:r>
+        <w:rPr>
+          <w:rFonts w:ascii="Times New Roman" w:eastAsia="Times New Roman" w:hAnsi="Times New Roman" w:cs="Times New Roman"/>
+          <w:sz w:val="24"/>
+          <w:szCs w:val="24"/>
+        </w:rPr>
+        <w:t>1. DAÑO MATERIAL …………</w:t>
+      </w:r>
+      <w:r>
+        <w:rPr>
+          <w:rFonts w:ascii="Times New Roman" w:eastAsia="Times New Roman" w:hAnsi="Times New Roman" w:cs="Times New Roman"/>
+          <w:sz w:val="24"/>
+          <w:szCs w:val="24"/>
+        </w:rPr>
+        <w:t xml:space="preserve">………. </w:t>
+      </w:r>
+      <w:r>
+        <w:rPr>
+          <w:rFonts w:ascii="Times New Roman" w:eastAsia="Times New Roman" w:hAnsi="Times New Roman" w:cs="Times New Roman"/>
+          <w:sz w:val="24"/>
+          <w:szCs w:val="24"/>
+        </w:rPr>
+        <w:t xml:space="preserve"> </w:t>
+      </w:r>
+      <w:r>
+        <w:rPr>
+          <w:rFonts w:ascii="Times New Roman" w:eastAsia="Times New Roman" w:hAnsi="Times New Roman" w:cs="Times New Roman"/>
           <w:sz w:val="24"/>
           <w:szCs w:val="24"/>
           <w:highlight w:val="yellow"/>
@@ -6356,6 +6958,199 @@
           <w:szCs w:val="24"/>
           <w:highlight w:val="yellow"/>
         </w:rPr>
+        <w:t>LiquiDanoMaterialNum</w:t>
+      </w:r>
+      <w:proofErr w:type="spellEnd"/>
+      <w:r>
+        <w:rPr>
+          <w:rFonts w:ascii="Times New Roman" w:eastAsia="Times New Roman" w:hAnsi="Times New Roman" w:cs="Times New Roman"/>
+          <w:sz w:val="24"/>
+          <w:szCs w:val="24"/>
+          <w:highlight w:val="yellow"/>
+        </w:rPr>
+        <w:t>}}</w:t>
+      </w:r>
+    </w:p>
+    <w:p>
+      <w:pPr>
+        <w:spacing w:after="0" w:line="360" w:lineRule="auto"/>
+        <w:rPr>
+          <w:rFonts w:ascii="Times New Roman" w:eastAsia="Times New Roman" w:hAnsi="Times New Roman" w:cs="Times New Roman"/>
+          <w:sz w:val="24"/>
+          <w:szCs w:val="24"/>
+        </w:rPr>
+      </w:pPr>
+      <w:r>
+        <w:rPr>
+          <w:rFonts w:ascii="Times New Roman" w:eastAsia="Times New Roman" w:hAnsi="Times New Roman" w:cs="Times New Roman"/>
+          <w:sz w:val="24"/>
+          <w:szCs w:val="24"/>
+        </w:rPr>
+        <w:t>2.  DAÑO FÍSICO E INCAPACIDAD</w:t>
+      </w:r>
+      <w:proofErr w:type="gramStart"/>
+      <w:r>
+        <w:rPr>
+          <w:rFonts w:ascii="Times New Roman" w:eastAsia="Times New Roman" w:hAnsi="Times New Roman" w:cs="Times New Roman"/>
+          <w:sz w:val="24"/>
+          <w:szCs w:val="24"/>
+        </w:rPr>
+        <w:t xml:space="preserve"> ..</w:t>
+      </w:r>
+      <w:proofErr w:type="gramEnd"/>
+      <w:r>
+        <w:rPr>
+          <w:rFonts w:ascii="Times New Roman" w:eastAsia="Times New Roman" w:hAnsi="Times New Roman" w:cs="Times New Roman"/>
+          <w:sz w:val="24"/>
+          <w:szCs w:val="24"/>
+        </w:rPr>
+        <w:t>…</w:t>
+      </w:r>
+      <w:r>
+        <w:rPr>
+          <w:rFonts w:ascii="Times New Roman" w:eastAsia="Times New Roman" w:hAnsi="Times New Roman" w:cs="Times New Roman"/>
+          <w:sz w:val="24"/>
+          <w:szCs w:val="24"/>
+          <w:highlight w:val="yellow"/>
+        </w:rPr>
+        <w:t>{{</w:t>
+      </w:r>
+      <w:proofErr w:type="spellStart"/>
+      <w:r>
+        <w:rPr>
+          <w:rFonts w:ascii="Times New Roman" w:eastAsia="Times New Roman" w:hAnsi="Times New Roman" w:cs="Times New Roman"/>
+          <w:sz w:val="24"/>
+          <w:szCs w:val="24"/>
+          <w:highlight w:val="yellow"/>
+        </w:rPr>
+        <w:t>LiquiIncapacidadFisicaNum</w:t>
+      </w:r>
+      <w:proofErr w:type="spellEnd"/>
+      <w:r>
+        <w:rPr>
+          <w:rFonts w:ascii="Times New Roman" w:eastAsia="Times New Roman" w:hAnsi="Times New Roman" w:cs="Times New Roman"/>
+          <w:sz w:val="24"/>
+          <w:szCs w:val="24"/>
+          <w:highlight w:val="yellow"/>
+        </w:rPr>
+        <w:t>}}</w:t>
+      </w:r>
+    </w:p>
+    <w:p>
+      <w:pPr>
+        <w:spacing w:after="0" w:line="360" w:lineRule="auto"/>
+        <w:rPr>
+          <w:rFonts w:ascii="Times New Roman" w:eastAsia="Times New Roman" w:hAnsi="Times New Roman" w:cs="Times New Roman"/>
+          <w:sz w:val="24"/>
+          <w:szCs w:val="24"/>
+        </w:rPr>
+      </w:pPr>
+      <w:r>
+        <w:rPr>
+          <w:rFonts w:ascii="Times New Roman" w:eastAsia="Times New Roman" w:hAnsi="Times New Roman" w:cs="Times New Roman"/>
+          <w:sz w:val="24"/>
+          <w:szCs w:val="24"/>
+        </w:rPr>
+        <w:t>3. DAÑO MORAL</w:t>
+      </w:r>
+      <w:proofErr w:type="gramStart"/>
+      <w:r>
+        <w:rPr>
+          <w:rFonts w:ascii="Times New Roman" w:eastAsia="Times New Roman" w:hAnsi="Times New Roman" w:cs="Times New Roman"/>
+          <w:sz w:val="24"/>
+          <w:szCs w:val="24"/>
+        </w:rPr>
+        <w:t xml:space="preserve"> ….</w:t>
+      </w:r>
+      <w:proofErr w:type="gramEnd"/>
+      <w:r>
+        <w:rPr>
+          <w:rFonts w:ascii="Times New Roman" w:eastAsia="Times New Roman" w:hAnsi="Times New Roman" w:cs="Times New Roman"/>
+          <w:sz w:val="24"/>
+          <w:szCs w:val="24"/>
+        </w:rPr>
+        <w:t xml:space="preserve">.…………… </w:t>
+      </w:r>
+      <w:r>
+        <w:rPr>
+          <w:rFonts w:ascii="Times New Roman" w:eastAsia="Times New Roman" w:hAnsi="Times New Roman" w:cs="Times New Roman"/>
+          <w:sz w:val="24"/>
+          <w:szCs w:val="24"/>
+          <w:highlight w:val="yellow"/>
+        </w:rPr>
+        <w:t>{{</w:t>
+      </w:r>
+      <w:proofErr w:type="spellStart"/>
+      <w:r>
+        <w:rPr>
+          <w:rFonts w:ascii="Times New Roman" w:eastAsia="Times New Roman" w:hAnsi="Times New Roman" w:cs="Times New Roman"/>
+          <w:sz w:val="24"/>
+          <w:szCs w:val="24"/>
+          <w:highlight w:val="yellow"/>
+        </w:rPr>
+        <w:t>LiquiDanoMoralNum</w:t>
+      </w:r>
+      <w:proofErr w:type="spellEnd"/>
+      <w:r>
+        <w:rPr>
+          <w:rFonts w:ascii="Times New Roman" w:eastAsia="Times New Roman" w:hAnsi="Times New Roman" w:cs="Times New Roman"/>
+          <w:sz w:val="24"/>
+          <w:szCs w:val="24"/>
+          <w:highlight w:val="yellow"/>
+        </w:rPr>
+        <w:t>}}</w:t>
+      </w:r>
+    </w:p>
+    <w:p>
+      <w:pPr>
+        <w:spacing w:after="0" w:line="360" w:lineRule="auto"/>
+        <w:rPr>
+          <w:rFonts w:ascii="Times New Roman" w:eastAsia="Times New Roman" w:hAnsi="Times New Roman" w:cs="Times New Roman"/>
+          <w:sz w:val="24"/>
+          <w:szCs w:val="24"/>
+        </w:rPr>
+      </w:pPr>
+      <w:r>
+        <w:rPr>
+          <w:rFonts w:ascii="Times New Roman" w:eastAsia="Times New Roman" w:hAnsi="Times New Roman" w:cs="Times New Roman"/>
+          <w:sz w:val="24"/>
+          <w:szCs w:val="24"/>
+        </w:rPr>
+        <w:t>4. DAÑO PSICOLÓGICO …</w:t>
+      </w:r>
+      <w:r>
+        <w:rPr>
+          <w:rFonts w:ascii="Times New Roman" w:eastAsia="Times New Roman" w:hAnsi="Times New Roman" w:cs="Times New Roman"/>
+          <w:sz w:val="24"/>
+          <w:szCs w:val="24"/>
+        </w:rPr>
+        <w:t>….</w:t>
+      </w:r>
+      <w:r>
+        <w:rPr>
+          <w:rFonts w:ascii="Times New Roman" w:eastAsia="Times New Roman" w:hAnsi="Times New Roman" w:cs="Times New Roman"/>
+          <w:sz w:val="24"/>
+          <w:szCs w:val="24"/>
+        </w:rPr>
+        <w:t xml:space="preserve"> </w:t>
+      </w:r>
+      <w:r>
+        <w:rPr>
+          <w:rFonts w:ascii="Times New Roman" w:eastAsia="Times New Roman" w:hAnsi="Times New Roman" w:cs="Times New Roman"/>
+          <w:sz w:val="24"/>
+          <w:szCs w:val="24"/>
+          <w:highlight w:val="yellow"/>
+        </w:rPr>
+        <w:t>{{</w:t>
+      </w:r>
+      <w:proofErr w:type="spellStart"/>
+      <w:r>
+        <w:rPr>
+          <w:rFonts w:ascii="Times New Roman" w:eastAsia="Times New Roman" w:hAnsi="Times New Roman" w:cs="Times New Roman"/>
+          <w:sz w:val="24"/>
+          <w:szCs w:val="24"/>
+          <w:highlight w:val="yellow"/>
+        </w:rPr>
         <w:t>LiquiDanoPsicologicoNum</w:t>
       </w:r>
       <w:proofErr w:type="spellEnd"/>
@@ -6368,69 +7163,197 @@
         </w:rPr>
         <w:t>}}</w:t>
       </w:r>
-      <w:r>
-        <w:rPr>
-          <w:rFonts w:ascii="Times New Roman" w:eastAsia="Times New Roman" w:hAnsi="Times New Roman" w:cs="Times New Roman"/>
-          <w:b/>
-          <w:bCs/>
-          <w:sz w:val="24"/>
-          <w:szCs w:val="24"/>
-        </w:rPr>
-        <w:t>)</w:t>
-      </w:r>
-      <w:r>
-        <w:rPr>
-          <w:rFonts w:ascii="Times New Roman" w:eastAsia="Times New Roman" w:hAnsi="Times New Roman" w:cs="Times New Roman"/>
-          <w:b/>
-          <w:bCs/>
-          <w:sz w:val="24"/>
-          <w:szCs w:val="24"/>
-        </w:rPr>
-        <w:t xml:space="preserve">, </w:t>
-      </w:r>
-      <w:r>
-        <w:rPr>
-          <w:rFonts w:ascii="Times New Roman" w:eastAsia="Times New Roman" w:hAnsi="Times New Roman" w:cs="Times New Roman"/>
-          <w:sz w:val="24"/>
-          <w:szCs w:val="24"/>
-        </w:rPr>
-        <w:t xml:space="preserve">o lo </w:t>
-      </w:r>
-      <w:proofErr w:type="gramStart"/>
-      <w:r>
-        <w:rPr>
-          <w:rFonts w:ascii="Times New Roman" w:eastAsia="Times New Roman" w:hAnsi="Times New Roman" w:cs="Times New Roman"/>
-          <w:sz w:val="24"/>
-          <w:szCs w:val="24"/>
-        </w:rPr>
-        <w:t>que</w:t>
-      </w:r>
-      <w:proofErr w:type="gramEnd"/>
-      <w:r>
-        <w:rPr>
-          <w:rFonts w:ascii="Times New Roman" w:eastAsia="Times New Roman" w:hAnsi="Times New Roman" w:cs="Times New Roman"/>
-          <w:sz w:val="24"/>
-          <w:szCs w:val="24"/>
-        </w:rPr>
-        <w:t xml:space="preserve"> en más en menos, V.S estime corresponder.</w:t>
-      </w:r>
-    </w:p>
-    <w:p>
-      <w:pPr>
-        <w:spacing w:after="0" w:line="360" w:lineRule="auto"/>
-        <w:jc w:val="both"/>
-        <w:rPr>
-          <w:rFonts w:ascii="Times New Roman" w:eastAsia="Times New Roman" w:hAnsi="Times New Roman" w:cs="Times New Roman"/>
-          <w:sz w:val="24"/>
-          <w:szCs w:val="24"/>
-          <w:highlight w:val="yellow"/>
-        </w:rPr>
-      </w:pPr>
-    </w:p>
-    <w:p>
-      <w:pPr>
-        <w:spacing w:after="0" w:line="360" w:lineRule="auto"/>
-        <w:jc w:val="both"/>
+    </w:p>
+    <w:p>
+      <w:pPr>
+        <w:spacing w:after="0" w:line="360" w:lineRule="auto"/>
+        <w:rPr>
+          <w:rFonts w:ascii="Times New Roman" w:eastAsia="Times New Roman" w:hAnsi="Times New Roman" w:cs="Times New Roman"/>
+          <w:sz w:val="24"/>
+          <w:szCs w:val="24"/>
+        </w:rPr>
+      </w:pPr>
+      <w:r>
+        <w:rPr>
+          <w:rFonts w:ascii="Times New Roman" w:eastAsia="Times New Roman" w:hAnsi="Times New Roman" w:cs="Times New Roman"/>
+          <w:sz w:val="24"/>
+          <w:szCs w:val="24"/>
+        </w:rPr>
+        <w:t>5. DAÑO PSICOFARMACOLÓGICO FUTURO.…</w:t>
+      </w:r>
+      <w:r>
+        <w:rPr>
+          <w:rFonts w:ascii="Times New Roman" w:eastAsia="Times New Roman" w:hAnsi="Times New Roman" w:cs="Times New Roman"/>
+          <w:sz w:val="24"/>
+          <w:szCs w:val="24"/>
+        </w:rPr>
+        <w:t xml:space="preserve"> </w:t>
+      </w:r>
+      <w:r>
+        <w:rPr>
+          <w:rFonts w:ascii="Times New Roman" w:eastAsia="Times New Roman" w:hAnsi="Times New Roman" w:cs="Times New Roman"/>
+          <w:sz w:val="24"/>
+          <w:szCs w:val="24"/>
+          <w:highlight w:val="yellow"/>
+        </w:rPr>
+        <w:t>{{</w:t>
+      </w:r>
+      <w:proofErr w:type="spellStart"/>
+      <w:r>
+        <w:rPr>
+          <w:rFonts w:ascii="Times New Roman" w:eastAsia="Times New Roman" w:hAnsi="Times New Roman" w:cs="Times New Roman"/>
+          <w:sz w:val="24"/>
+          <w:szCs w:val="24"/>
+          <w:highlight w:val="yellow"/>
+        </w:rPr>
+        <w:t>Liqui</w:t>
+      </w:r>
+      <w:r>
+        <w:rPr>
+          <w:rFonts w:ascii="Times New Roman" w:eastAsia="Times New Roman" w:hAnsi="Times New Roman" w:cs="Times New Roman"/>
+          <w:sz w:val="24"/>
+          <w:szCs w:val="24"/>
+          <w:highlight w:val="yellow"/>
+        </w:rPr>
+        <w:t>GastosFarmacia</w:t>
+      </w:r>
+      <w:r>
+        <w:rPr>
+          <w:rFonts w:ascii="Times New Roman" w:eastAsia="Times New Roman" w:hAnsi="Times New Roman" w:cs="Times New Roman"/>
+          <w:sz w:val="24"/>
+          <w:szCs w:val="24"/>
+          <w:highlight w:val="yellow"/>
+        </w:rPr>
+        <w:t>Num</w:t>
+      </w:r>
+      <w:proofErr w:type="spellEnd"/>
+      <w:r>
+        <w:rPr>
+          <w:rFonts w:ascii="Times New Roman" w:eastAsia="Times New Roman" w:hAnsi="Times New Roman" w:cs="Times New Roman"/>
+          <w:sz w:val="24"/>
+          <w:szCs w:val="24"/>
+          <w:highlight w:val="yellow"/>
+        </w:rPr>
+        <w:t>}}</w:t>
+      </w:r>
+    </w:p>
+    <w:p>
+      <w:pPr>
+        <w:spacing w:after="0" w:line="360" w:lineRule="auto"/>
+        <w:rPr>
+          <w:rFonts w:ascii="Times New Roman" w:eastAsia="Times New Roman" w:hAnsi="Times New Roman" w:cs="Times New Roman"/>
+          <w:sz w:val="24"/>
+          <w:szCs w:val="24"/>
+        </w:rPr>
+      </w:pPr>
+      <w:r>
+        <w:rPr>
+          <w:rFonts w:ascii="Times New Roman" w:eastAsia="Times New Roman" w:hAnsi="Times New Roman" w:cs="Times New Roman"/>
+          <w:sz w:val="24"/>
+          <w:szCs w:val="24"/>
+        </w:rPr>
+        <w:t>6. ASISTENCIA MÉDICA- GASTOS</w:t>
+      </w:r>
+      <w:r>
+        <w:rPr>
+          <w:rFonts w:ascii="Times New Roman" w:eastAsia="Times New Roman" w:hAnsi="Times New Roman" w:cs="Times New Roman"/>
+          <w:sz w:val="24"/>
+          <w:szCs w:val="24"/>
+        </w:rPr>
+        <w:t xml:space="preserve"> </w:t>
+      </w:r>
+      <w:r>
+        <w:rPr>
+          <w:rFonts w:ascii="Times New Roman" w:eastAsia="Times New Roman" w:hAnsi="Times New Roman" w:cs="Times New Roman"/>
+          <w:sz w:val="24"/>
+          <w:szCs w:val="24"/>
+        </w:rPr>
+        <w:t>FARMACOLÓGICOS</w:t>
+      </w:r>
+      <w:r>
+        <w:rPr>
+          <w:rFonts w:ascii="Times New Roman" w:eastAsia="Times New Roman" w:hAnsi="Times New Roman" w:cs="Times New Roman"/>
+          <w:sz w:val="24"/>
+          <w:szCs w:val="24"/>
+        </w:rPr>
+        <w:t xml:space="preserve"> </w:t>
+      </w:r>
+      <w:r>
+        <w:rPr>
+          <w:rFonts w:ascii="Times New Roman" w:eastAsia="Times New Roman" w:hAnsi="Times New Roman" w:cs="Times New Roman"/>
+          <w:sz w:val="24"/>
+          <w:szCs w:val="24"/>
+          <w:highlight w:val="yellow"/>
+        </w:rPr>
+        <w:t>{{</w:t>
+      </w:r>
+      <w:proofErr w:type="spellStart"/>
+      <w:r>
+        <w:rPr>
+          <w:rFonts w:ascii="Times New Roman" w:eastAsia="Times New Roman" w:hAnsi="Times New Roman" w:cs="Times New Roman"/>
+          <w:sz w:val="24"/>
+          <w:szCs w:val="24"/>
+          <w:highlight w:val="yellow"/>
+        </w:rPr>
+        <w:t>Liqui</w:t>
+      </w:r>
+      <w:r>
+        <w:rPr>
+          <w:rFonts w:ascii="Times New Roman" w:eastAsia="Times New Roman" w:hAnsi="Times New Roman" w:cs="Times New Roman"/>
+          <w:sz w:val="24"/>
+          <w:szCs w:val="24"/>
+          <w:highlight w:val="yellow"/>
+        </w:rPr>
+        <w:t>GastosMedicos</w:t>
+      </w:r>
+      <w:r>
+        <w:rPr>
+          <w:rFonts w:ascii="Times New Roman" w:eastAsia="Times New Roman" w:hAnsi="Times New Roman" w:cs="Times New Roman"/>
+          <w:sz w:val="24"/>
+          <w:szCs w:val="24"/>
+          <w:highlight w:val="yellow"/>
+        </w:rPr>
+        <w:t>Num</w:t>
+      </w:r>
+      <w:proofErr w:type="spellEnd"/>
+      <w:r>
+        <w:rPr>
+          <w:rFonts w:ascii="Times New Roman" w:eastAsia="Times New Roman" w:hAnsi="Times New Roman" w:cs="Times New Roman"/>
+          <w:sz w:val="24"/>
+          <w:szCs w:val="24"/>
+          <w:highlight w:val="yellow"/>
+        </w:rPr>
+        <w:t>}}</w:t>
+      </w:r>
+    </w:p>
+    <w:p>
+      <w:pPr>
+        <w:spacing w:after="0" w:line="360" w:lineRule="auto"/>
+        <w:jc w:val="both"/>
+        <w:rPr>
+          <w:rFonts w:ascii="Times New Roman" w:eastAsia="Times New Roman" w:hAnsi="Times New Roman" w:cs="Times New Roman"/>
+          <w:b/>
+          <w:bCs/>
+          <w:sz w:val="24"/>
+          <w:szCs w:val="24"/>
+          <w:highlight w:val="yellow"/>
+        </w:rPr>
+      </w:pPr>
+    </w:p>
+    <w:p>
+      <w:pPr>
+        <w:spacing w:after="0" w:line="360" w:lineRule="auto"/>
+        <w:jc w:val="both"/>
+        <w:rPr>
+          <w:rFonts w:ascii="Times New Roman" w:eastAsia="Times New Roman" w:hAnsi="Times New Roman" w:cs="Times New Roman"/>
+          <w:b/>
+          <w:bCs/>
+          <w:sz w:val="24"/>
+          <w:szCs w:val="24"/>
+          <w:highlight w:val="yellow"/>
+        </w:rPr>
+      </w:pPr>
+      <w:r>
         <w:rPr>
           <w:rFonts w:ascii="Times New Roman" w:eastAsia="Times New Roman" w:hAnsi="Times New Roman" w:cs="Times New Roman"/>
           <w:b/>
@@ -6439,7 +7362,19 @@
           <w:szCs w:val="24"/>
           <w:u w:val="single"/>
         </w:rPr>
-      </w:pPr>
+        <w:lastRenderedPageBreak/>
+        <w:t xml:space="preserve">TOTAL: </w:t>
+      </w:r>
+      <w:r>
+        <w:rPr>
+          <w:rFonts w:ascii="Times New Roman" w:eastAsia="Times New Roman" w:hAnsi="Times New Roman" w:cs="Times New Roman"/>
+          <w:b/>
+          <w:bCs/>
+          <w:sz w:val="24"/>
+          <w:szCs w:val="24"/>
+        </w:rPr>
+        <w:t xml:space="preserve"> </w:t>
+      </w:r>
       <w:r>
         <w:rPr>
           <w:rFonts w:ascii="Times New Roman" w:eastAsia="Times New Roman" w:hAnsi="Times New Roman" w:cs="Times New Roman"/>
@@ -6449,65 +7384,28 @@
           <w:szCs w:val="24"/>
           <w:u w:val="single"/>
         </w:rPr>
-        <w:t xml:space="preserve">5. TRATAMIENTO PSICOFARMACOLÓGICO FUTURO. </w:t>
-      </w:r>
-    </w:p>
-    <w:p>
-      <w:pPr>
-        <w:spacing w:after="0" w:line="360" w:lineRule="auto"/>
-        <w:ind w:firstLine="720"/>
-        <w:jc w:val="both"/>
-        <w:rPr>
-          <w:rFonts w:ascii="Times New Roman" w:eastAsia="Times New Roman" w:hAnsi="Times New Roman" w:cs="Times New Roman"/>
-          <w:sz w:val="24"/>
-          <w:szCs w:val="24"/>
-        </w:rPr>
-      </w:pPr>
-      <w:r>
-        <w:rPr>
-          <w:rFonts w:ascii="Times New Roman" w:eastAsia="Times New Roman" w:hAnsi="Times New Roman" w:cs="Times New Roman"/>
-          <w:sz w:val="24"/>
-          <w:szCs w:val="24"/>
-        </w:rPr>
-        <w:t xml:space="preserve">Como fuera mencionado ut supra, ha sido aconsejado la actora, para paliar las secuelas conflictivas del evento dañoso, una terapia dirigida o breve, tendiente a neutralizar los disturbios mentales que padece, los cuales tienen una raíz específica desde el accidente. Concretamente le ha sido recomendada la realización de un tratamiento psicológico, con dos sesiones semanales por el lapso aproximado de </w:t>
-      </w:r>
-      <w:proofErr w:type="gramStart"/>
-      <w:r>
-        <w:rPr>
-          <w:rFonts w:ascii="Times New Roman" w:eastAsia="Times New Roman" w:hAnsi="Times New Roman" w:cs="Times New Roman"/>
-          <w:sz w:val="24"/>
-          <w:szCs w:val="24"/>
-        </w:rPr>
-        <w:t>dos  años</w:t>
-      </w:r>
-      <w:proofErr w:type="gramEnd"/>
-      <w:r>
-        <w:rPr>
-          <w:rFonts w:ascii="Times New Roman" w:eastAsia="Times New Roman" w:hAnsi="Times New Roman" w:cs="Times New Roman"/>
-          <w:sz w:val="24"/>
-          <w:szCs w:val="24"/>
-        </w:rPr>
-        <w:t>, lo cual se encuentra supeditado a su estado psicofísico actual y futuro.</w:t>
-      </w:r>
-    </w:p>
-    <w:p>
-      <w:pPr>
-        <w:spacing w:after="0" w:line="360" w:lineRule="auto"/>
-        <w:ind w:firstLine="720"/>
-        <w:jc w:val="both"/>
-        <w:rPr>
-          <w:rFonts w:ascii="Times New Roman" w:eastAsia="Times New Roman" w:hAnsi="Times New Roman" w:cs="Times New Roman"/>
-          <w:sz w:val="24"/>
-          <w:szCs w:val="24"/>
-        </w:rPr>
-      </w:pPr>
-      <w:r>
-        <w:rPr>
-          <w:rFonts w:ascii="Times New Roman" w:eastAsia="Times New Roman" w:hAnsi="Times New Roman" w:cs="Times New Roman"/>
-          <w:sz w:val="24"/>
-          <w:szCs w:val="24"/>
-        </w:rPr>
-        <w:t>En este caso, el requisito de certidumbre solicitado para hacer lugar al presente reclamo es claro, ya que se trata de consecuencias del hecho ilícito que aparecen como una prolongación previsible e inevitable del daño padecido. La jurisprudencia establece al respecto que “comprobada la responsabilidad del demandado en el acaecimiento del ilícito, forzoso es concluir en su deber de cargar con las erogaciones de una terapia psicológica que, al menos, contribuya a sobrellevar las secuelas conflictivas sobrevinientes y que sean consecuencia directa del evento” (</w:t>
+        <w:t>PESOS</w:t>
+      </w:r>
+      <w:r>
+        <w:rPr>
+          <w:rFonts w:ascii="Times New Roman" w:eastAsia="Times New Roman" w:hAnsi="Times New Roman" w:cs="Times New Roman"/>
+          <w:b/>
+          <w:bCs/>
+          <w:sz w:val="24"/>
+          <w:szCs w:val="24"/>
+        </w:rPr>
+        <w:t> </w:t>
+      </w:r>
+      <w:r>
+        <w:rPr>
+          <w:rFonts w:ascii="Times New Roman" w:eastAsia="Times New Roman" w:hAnsi="Times New Roman" w:cs="Times New Roman"/>
+          <w:b/>
+          <w:bCs/>
+          <w:sz w:val="24"/>
+          <w:szCs w:val="24"/>
+          <w:highlight w:val="yellow"/>
+        </w:rPr>
+        <w:t>{{</w:t>
       </w:r>
       <w:proofErr w:type="spellStart"/>
       <w:r>
@@ -6515,17 +7413,44 @@
           <w:rFonts w:ascii="Times New Roman" w:eastAsia="Times New Roman" w:hAnsi="Times New Roman" w:cs="Times New Roman"/>
           <w:sz w:val="24"/>
           <w:szCs w:val="24"/>
-        </w:rPr>
-        <w:t>CNCiv</w:t>
+          <w:highlight w:val="yellow"/>
+        </w:rPr>
+        <w:t>LiquiTotalLetras</w:t>
       </w:r>
       <w:proofErr w:type="spellEnd"/>
       <w:r>
         <w:rPr>
           <w:rFonts w:ascii="Times New Roman" w:eastAsia="Times New Roman" w:hAnsi="Times New Roman" w:cs="Times New Roman"/>
-          <w:sz w:val="24"/>
-          <w:szCs w:val="24"/>
-        </w:rPr>
-        <w:t xml:space="preserve">., Sala A, 19/06/97, “Leiva, Natividad c/ </w:t>
+          <w:b/>
+          <w:bCs/>
+          <w:sz w:val="24"/>
+          <w:szCs w:val="24"/>
+          <w:highlight w:val="yellow"/>
+        </w:rPr>
+        <w:t>}}</w:t>
+      </w:r>
+      <w:r>
+        <w:rPr>
+          <w:rFonts w:ascii="Times New Roman" w:eastAsia="Times New Roman" w:hAnsi="Times New Roman" w:cs="Times New Roman"/>
+          <w:b/>
+          <w:bCs/>
+          <w:sz w:val="24"/>
+          <w:szCs w:val="24"/>
+          <w:highlight w:val="yellow"/>
+          <w:u w:val="single"/>
+        </w:rPr>
+        <w:t xml:space="preserve"> (</w:t>
+      </w:r>
+      <w:r>
+        <w:rPr>
+          <w:rFonts w:ascii="Times New Roman" w:eastAsia="Times New Roman" w:hAnsi="Times New Roman" w:cs="Times New Roman"/>
+          <w:b/>
+          <w:bCs/>
+          <w:sz w:val="24"/>
+          <w:szCs w:val="24"/>
+          <w:highlight w:val="yellow"/>
+        </w:rPr>
+        <w:t>{{</w:t>
       </w:r>
       <w:proofErr w:type="spellStart"/>
       <w:r>
@@ -6533,97 +7458,16 @@
           <w:rFonts w:ascii="Times New Roman" w:eastAsia="Times New Roman" w:hAnsi="Times New Roman" w:cs="Times New Roman"/>
           <w:sz w:val="24"/>
           <w:szCs w:val="24"/>
-        </w:rPr>
-        <w:t>Petrola</w:t>
+          <w:highlight w:val="yellow"/>
+        </w:rPr>
+        <w:t>LiquiTotalNum</w:t>
       </w:r>
       <w:proofErr w:type="spellEnd"/>
       <w:r>
         <w:rPr>
           <w:rFonts w:ascii="Times New Roman" w:eastAsia="Times New Roman" w:hAnsi="Times New Roman" w:cs="Times New Roman"/>
-          <w:sz w:val="24"/>
-          <w:szCs w:val="24"/>
-        </w:rPr>
-        <w:t xml:space="preserve">, Raúl R. s/ daños y perjuicios”). “Respecto al costo de una psicoterapia solicitada por la actora, sea que las lesiones de carácter </w:t>
-      </w:r>
-      <w:proofErr w:type="gramStart"/>
-      <w:r>
-        <w:rPr>
-          <w:rFonts w:ascii="Times New Roman" w:eastAsia="Times New Roman" w:hAnsi="Times New Roman" w:cs="Times New Roman"/>
-          <w:sz w:val="24"/>
-          <w:szCs w:val="24"/>
-        </w:rPr>
-        <w:t>psicológico,</w:t>
-      </w:r>
-      <w:proofErr w:type="gramEnd"/>
-      <w:r>
-        <w:rPr>
-          <w:rFonts w:ascii="Times New Roman" w:eastAsia="Times New Roman" w:hAnsi="Times New Roman" w:cs="Times New Roman"/>
-          <w:sz w:val="24"/>
-          <w:szCs w:val="24"/>
-        </w:rPr>
-        <w:t xml:space="preserve"> puedan superarse o no, corresponde resarcir lo que fuere necesario para el tratamiento, al menos con el propósito de evitar el empeoramiento; ello pese a que falte precisión en el dictamen acerca del costo de las sesiones” (</w:t>
-      </w:r>
-      <w:proofErr w:type="spellStart"/>
-      <w:r>
-        <w:rPr>
-          <w:rFonts w:ascii="Times New Roman" w:eastAsia="Times New Roman" w:hAnsi="Times New Roman" w:cs="Times New Roman"/>
-          <w:sz w:val="24"/>
-          <w:szCs w:val="24"/>
-        </w:rPr>
-        <w:t>CNCiv</w:t>
-      </w:r>
-      <w:proofErr w:type="spellEnd"/>
-      <w:r>
-        <w:rPr>
-          <w:rFonts w:ascii="Times New Roman" w:eastAsia="Times New Roman" w:hAnsi="Times New Roman" w:cs="Times New Roman"/>
-          <w:sz w:val="24"/>
-          <w:szCs w:val="24"/>
-        </w:rPr>
-        <w:t>, Sala B, 12/07/96, “Arroyo, Jorge E c/ Reyes, Arandu s/ daños y perjuicios”).</w:t>
-      </w:r>
-    </w:p>
-    <w:p>
-      <w:pPr>
-        <w:spacing w:after="0" w:line="360" w:lineRule="auto"/>
-        <w:ind w:firstLine="720"/>
-        <w:jc w:val="both"/>
-        <w:rPr>
-          <w:rFonts w:ascii="Times New Roman" w:eastAsia="Times New Roman" w:hAnsi="Times New Roman" w:cs="Times New Roman"/>
-          <w:sz w:val="24"/>
-          <w:szCs w:val="24"/>
-        </w:rPr>
-      </w:pPr>
-      <w:r>
-        <w:rPr>
-          <w:rFonts w:ascii="Times New Roman" w:eastAsia="Times New Roman" w:hAnsi="Times New Roman" w:cs="Times New Roman"/>
-          <w:sz w:val="24"/>
-          <w:szCs w:val="24"/>
-        </w:rPr>
-        <w:t xml:space="preserve">Por lo expuesto reclamo por este rubro la suma de </w:t>
-      </w:r>
-      <w:r>
-        <w:rPr>
-          <w:rFonts w:ascii="Times New Roman" w:eastAsia="Times New Roman" w:hAnsi="Times New Roman" w:cs="Times New Roman"/>
-          <w:sz w:val="24"/>
-          <w:szCs w:val="24"/>
-          <w:highlight w:val="yellow"/>
-        </w:rPr>
-        <w:t>{{</w:t>
-      </w:r>
-      <w:proofErr w:type="spellStart"/>
-      <w:r>
-        <w:rPr>
-          <w:rFonts w:ascii="Times New Roman" w:eastAsia="Times New Roman" w:hAnsi="Times New Roman" w:cs="Times New Roman"/>
-          <w:sz w:val="24"/>
-          <w:szCs w:val="24"/>
-          <w:highlight w:val="yellow"/>
-        </w:rPr>
-        <w:t>LiquiGastosFarmaciaLetras</w:t>
-      </w:r>
-      <w:proofErr w:type="spellEnd"/>
-      <w:r>
-        <w:rPr>
-          <w:rFonts w:ascii="Times New Roman" w:eastAsia="Times New Roman" w:hAnsi="Times New Roman" w:cs="Times New Roman"/>
+          <w:b/>
+          <w:bCs/>
           <w:sz w:val="24"/>
           <w:szCs w:val="24"/>
           <w:highlight w:val="yellow"/>
@@ -6633,97 +7477,55 @@
       <w:r>
         <w:rPr>
           <w:rFonts w:ascii="Times New Roman" w:eastAsia="Times New Roman" w:hAnsi="Times New Roman" w:cs="Times New Roman"/>
-          <w:sz w:val="24"/>
-          <w:szCs w:val="24"/>
-        </w:rPr>
-        <w:t xml:space="preserve"> (</w:t>
-      </w:r>
-      <w:r>
-        <w:rPr>
-          <w:rFonts w:ascii="Times New Roman" w:eastAsia="Times New Roman" w:hAnsi="Times New Roman" w:cs="Times New Roman"/>
-          <w:sz w:val="24"/>
-          <w:szCs w:val="24"/>
-          <w:highlight w:val="yellow"/>
-        </w:rPr>
-        <w:t>{{</w:t>
-      </w:r>
-      <w:proofErr w:type="spellStart"/>
-      <w:r>
-        <w:rPr>
-          <w:rFonts w:ascii="Times New Roman" w:eastAsia="Times New Roman" w:hAnsi="Times New Roman" w:cs="Times New Roman"/>
-          <w:sz w:val="24"/>
-          <w:szCs w:val="24"/>
-          <w:highlight w:val="yellow"/>
-        </w:rPr>
-        <w:t>LiquiGastosFarmaciaNum</w:t>
-      </w:r>
-      <w:proofErr w:type="spellEnd"/>
-      <w:r>
-        <w:rPr>
-          <w:rFonts w:ascii="Times New Roman" w:eastAsia="Times New Roman" w:hAnsi="Times New Roman" w:cs="Times New Roman"/>
-          <w:sz w:val="24"/>
-          <w:szCs w:val="24"/>
-          <w:highlight w:val="yellow"/>
-        </w:rPr>
-        <w:t>}</w:t>
-      </w:r>
-      <w:proofErr w:type="gramStart"/>
-      <w:r>
-        <w:rPr>
-          <w:rFonts w:ascii="Times New Roman" w:eastAsia="Times New Roman" w:hAnsi="Times New Roman" w:cs="Times New Roman"/>
-          <w:sz w:val="24"/>
-          <w:szCs w:val="24"/>
-          <w:highlight w:val="yellow"/>
-        </w:rPr>
-        <w:t>}</w:t>
-      </w:r>
-      <w:r>
-        <w:rPr>
-          <w:rFonts w:ascii="Times New Roman" w:eastAsia="Times New Roman" w:hAnsi="Times New Roman" w:cs="Times New Roman"/>
-          <w:sz w:val="24"/>
-          <w:szCs w:val="24"/>
-        </w:rPr>
-        <w:t>)</w:t>
-      </w:r>
-      <w:r>
-        <w:rPr>
-          <w:rFonts w:ascii="Times New Roman" w:eastAsia="Times New Roman" w:hAnsi="Times New Roman" w:cs="Times New Roman"/>
-          <w:b/>
-          <w:bCs/>
-          <w:sz w:val="24"/>
-          <w:szCs w:val="24"/>
-        </w:rPr>
-        <w:t xml:space="preserve">  </w:t>
-      </w:r>
-      <w:r>
-        <w:rPr>
-          <w:rFonts w:ascii="Times New Roman" w:eastAsia="Times New Roman" w:hAnsi="Times New Roman" w:cs="Times New Roman"/>
-          <w:sz w:val="24"/>
-          <w:szCs w:val="24"/>
-        </w:rPr>
-        <w:t>o</w:t>
-      </w:r>
-      <w:proofErr w:type="gramEnd"/>
-      <w:r>
-        <w:rPr>
-          <w:rFonts w:ascii="Times New Roman" w:eastAsia="Times New Roman" w:hAnsi="Times New Roman" w:cs="Times New Roman"/>
-          <w:sz w:val="24"/>
-          <w:szCs w:val="24"/>
-        </w:rPr>
-        <w:t xml:space="preserve"> lo que en más o en menos resulte de las probanzas de autos.</w:t>
-      </w:r>
-    </w:p>
-    <w:p>
-      <w:pPr>
-        <w:spacing w:after="0" w:line="360" w:lineRule="auto"/>
-        <w:jc w:val="both"/>
-        <w:rPr>
-          <w:rFonts w:ascii="Times New Roman" w:eastAsia="Times New Roman" w:hAnsi="Times New Roman" w:cs="Times New Roman"/>
-          <w:sz w:val="24"/>
-          <w:szCs w:val="24"/>
-          <w:highlight w:val="yellow"/>
-        </w:rPr>
-      </w:pPr>
+          <w:b/>
+          <w:bCs/>
+          <w:sz w:val="24"/>
+          <w:szCs w:val="24"/>
+          <w:highlight w:val="yellow"/>
+        </w:rPr>
+        <w:t>).​</w:t>
+      </w:r>
+      <w:r>
+        <w:rPr>
+          <w:rFonts w:ascii="Times New Roman" w:eastAsia="Times New Roman" w:hAnsi="Times New Roman" w:cs="Times New Roman"/>
+          <w:b/>
+          <w:bCs/>
+          <w:sz w:val="24"/>
+          <w:szCs w:val="24"/>
+        </w:rPr>
+        <w:t>       </w:t>
+      </w:r>
+      <w:r>
+        <w:rPr>
+          <w:rFonts w:ascii="Times New Roman" w:eastAsia="Times New Roman" w:hAnsi="Times New Roman" w:cs="Times New Roman"/>
+          <w:b/>
+          <w:bCs/>
+          <w:sz w:val="24"/>
+          <w:szCs w:val="24"/>
+        </w:rPr>
+        <w:t xml:space="preserve">                                               </w:t>
+      </w:r>
+    </w:p>
+    <w:p>
+      <w:pPr>
+        <w:spacing w:after="0" w:line="360" w:lineRule="auto"/>
+        <w:jc w:val="both"/>
+        <w:rPr>
+          <w:rFonts w:ascii="Times New Roman" w:eastAsia="Times New Roman" w:hAnsi="Times New Roman" w:cs="Times New Roman"/>
+          <w:sz w:val="24"/>
+          <w:szCs w:val="24"/>
+        </w:rPr>
+      </w:pPr>
+      <w:r>
+        <w:rPr>
+          <w:rFonts w:ascii="Times New Roman" w:eastAsia="Times New Roman" w:hAnsi="Times New Roman" w:cs="Times New Roman"/>
+          <w:b/>
+          <w:bCs/>
+          <w:sz w:val="24"/>
+          <w:szCs w:val="24"/>
+        </w:rPr>
+        <w:t xml:space="preserve"> </w:t>
+      </w:r>
     </w:p>
     <w:p>
       <w:pPr>
@@ -6745,429 +7547,19 @@
           <w:bCs/>
           <w:sz w:val="24"/>
           <w:szCs w:val="24"/>
+        </w:rPr>
+        <w:t xml:space="preserve">IX. </w:t>
+      </w:r>
+      <w:r>
+        <w:rPr>
+          <w:rFonts w:ascii="Times New Roman" w:eastAsia="Times New Roman" w:hAnsi="Times New Roman" w:cs="Times New Roman"/>
+          <w:b/>
+          <w:bCs/>
+          <w:sz w:val="24"/>
+          <w:szCs w:val="24"/>
           <w:u w:val="single"/>
         </w:rPr>
-        <w:t>6. ASISTENCIA MÉDICA - GASTOS FARMACOLÓGICOS</w:t>
-      </w:r>
-    </w:p>
-    <w:p>
-      <w:pPr>
-        <w:spacing w:after="0" w:line="360" w:lineRule="auto"/>
-        <w:ind w:firstLine="720"/>
-        <w:jc w:val="both"/>
-        <w:rPr>
-          <w:rFonts w:ascii="Times New Roman" w:eastAsia="Times New Roman" w:hAnsi="Times New Roman" w:cs="Times New Roman"/>
-          <w:sz w:val="24"/>
-          <w:szCs w:val="24"/>
-        </w:rPr>
-      </w:pPr>
-      <w:r>
-        <w:rPr>
-          <w:rFonts w:ascii="Times New Roman" w:eastAsia="Times New Roman" w:hAnsi="Times New Roman" w:cs="Times New Roman"/>
-          <w:sz w:val="24"/>
-          <w:szCs w:val="24"/>
-        </w:rPr>
-        <w:t xml:space="preserve">La atención médica </w:t>
-      </w:r>
-      <w:proofErr w:type="spellStart"/>
-      <w:r>
-        <w:rPr>
-          <w:rFonts w:ascii="Times New Roman" w:eastAsia="Times New Roman" w:hAnsi="Times New Roman" w:cs="Times New Roman"/>
-          <w:sz w:val="24"/>
-          <w:szCs w:val="24"/>
-        </w:rPr>
-        <w:t>querecibio</w:t>
-      </w:r>
-      <w:proofErr w:type="spellEnd"/>
-      <w:r>
-        <w:rPr>
-          <w:rFonts w:ascii="Times New Roman" w:eastAsia="Times New Roman" w:hAnsi="Times New Roman" w:cs="Times New Roman"/>
-          <w:sz w:val="24"/>
-          <w:szCs w:val="24"/>
-        </w:rPr>
-        <w:t xml:space="preserve"> se </w:t>
-      </w:r>
-      <w:proofErr w:type="gramStart"/>
-      <w:r>
-        <w:rPr>
-          <w:rFonts w:ascii="Times New Roman" w:eastAsia="Times New Roman" w:hAnsi="Times New Roman" w:cs="Times New Roman"/>
-          <w:sz w:val="24"/>
-          <w:szCs w:val="24"/>
-        </w:rPr>
-        <w:t>realizó  en</w:t>
-      </w:r>
-      <w:proofErr w:type="gramEnd"/>
-      <w:r>
-        <w:rPr>
-          <w:rFonts w:ascii="Times New Roman" w:eastAsia="Times New Roman" w:hAnsi="Times New Roman" w:cs="Times New Roman"/>
-          <w:sz w:val="24"/>
-          <w:szCs w:val="24"/>
-        </w:rPr>
-        <w:t xml:space="preserve"> el centro mencionado, debiendo luego de la consulta continuar con tratamiento ambulatorio hasta la actualidad. Se generaron considerables gastos (tomografías, medicamentos, calmantes, analgésicos, antibióticos, radiografías, psicofármacos, estudios, inyectables, antiinflamatorios) los cuales fueron solventados con la ayuda de familiares y amigos. </w:t>
-      </w:r>
-    </w:p>
-    <w:p>
-      <w:pPr>
-        <w:spacing w:after="0" w:line="360" w:lineRule="auto"/>
-        <w:ind w:firstLine="720"/>
-        <w:jc w:val="both"/>
-        <w:rPr>
-          <w:rFonts w:ascii="Times New Roman" w:eastAsia="Times New Roman" w:hAnsi="Times New Roman" w:cs="Times New Roman"/>
-          <w:sz w:val="24"/>
-          <w:szCs w:val="24"/>
-        </w:rPr>
-      </w:pPr>
-      <w:r>
-        <w:rPr>
-          <w:rFonts w:ascii="Times New Roman" w:eastAsia="Times New Roman" w:hAnsi="Times New Roman" w:cs="Times New Roman"/>
-          <w:sz w:val="24"/>
-          <w:szCs w:val="24"/>
-        </w:rPr>
-        <w:lastRenderedPageBreak/>
-        <w:t>Conforme al art. 68 de la Ley Nacional de Tránsito, establece que: “...Los gastos de sanatorio o velatorio de terceros, serán abonados de inmediato por el asegurador, sin perjuicio de los derechos que se pueden hacer valer luego...”</w:t>
-      </w:r>
-    </w:p>
-    <w:p>
-      <w:pPr>
-        <w:spacing w:after="0" w:line="360" w:lineRule="auto"/>
-        <w:ind w:firstLine="720"/>
-        <w:jc w:val="both"/>
-        <w:rPr>
-          <w:rFonts w:ascii="Times New Roman" w:eastAsia="Times New Roman" w:hAnsi="Times New Roman" w:cs="Times New Roman"/>
-          <w:sz w:val="24"/>
-          <w:szCs w:val="24"/>
-        </w:rPr>
-      </w:pPr>
-      <w:r>
-        <w:rPr>
-          <w:rFonts w:ascii="Times New Roman" w:eastAsia="Times New Roman" w:hAnsi="Times New Roman" w:cs="Times New Roman"/>
-          <w:sz w:val="24"/>
-          <w:szCs w:val="24"/>
-        </w:rPr>
-        <w:t xml:space="preserve">Es pacífica la jurisprudencia en conceder este rubro y se ha resuelto </w:t>
-      </w:r>
-      <w:proofErr w:type="gramStart"/>
-      <w:r>
-        <w:rPr>
-          <w:rFonts w:ascii="Times New Roman" w:eastAsia="Times New Roman" w:hAnsi="Times New Roman" w:cs="Times New Roman"/>
-          <w:sz w:val="24"/>
-          <w:szCs w:val="24"/>
-        </w:rPr>
-        <w:t>que</w:t>
-      </w:r>
-      <w:proofErr w:type="gramEnd"/>
-      <w:r>
-        <w:rPr>
-          <w:rFonts w:ascii="Times New Roman" w:eastAsia="Times New Roman" w:hAnsi="Times New Roman" w:cs="Times New Roman"/>
-          <w:sz w:val="24"/>
-          <w:szCs w:val="24"/>
-        </w:rPr>
-        <w:t xml:space="preserve"> probado el daño, este rubro procede sin necesidad de la prueba concreta y acabada. En efecto, en este sentido se manifiesta que: “Resulta procedente indemnizar los gastos médicos producidos como consecuencia del accidente, </w:t>
-      </w:r>
-      <w:proofErr w:type="spellStart"/>
-      <w:r>
-        <w:rPr>
-          <w:rFonts w:ascii="Times New Roman" w:eastAsia="Times New Roman" w:hAnsi="Times New Roman" w:cs="Times New Roman"/>
-          <w:sz w:val="24"/>
-          <w:szCs w:val="24"/>
-        </w:rPr>
-        <w:t>aún</w:t>
-      </w:r>
-      <w:proofErr w:type="spellEnd"/>
-      <w:r>
-        <w:rPr>
-          <w:rFonts w:ascii="Times New Roman" w:eastAsia="Times New Roman" w:hAnsi="Times New Roman" w:cs="Times New Roman"/>
-          <w:sz w:val="24"/>
-          <w:szCs w:val="24"/>
-        </w:rPr>
-        <w:t xml:space="preserve"> cuando no exista prueba documental, ya que la asistencia hospitalaria provoca una serie de desembolso de no fácil acreditación...” (Conf. Cam. </w:t>
-      </w:r>
-      <w:proofErr w:type="spellStart"/>
-      <w:r>
-        <w:rPr>
-          <w:rFonts w:ascii="Times New Roman" w:eastAsia="Times New Roman" w:hAnsi="Times New Roman" w:cs="Times New Roman"/>
-          <w:sz w:val="24"/>
-          <w:szCs w:val="24"/>
-        </w:rPr>
-        <w:t>Civ</w:t>
-      </w:r>
-      <w:proofErr w:type="spellEnd"/>
-      <w:r>
-        <w:rPr>
-          <w:rFonts w:ascii="Times New Roman" w:eastAsia="Times New Roman" w:hAnsi="Times New Roman" w:cs="Times New Roman"/>
-          <w:sz w:val="24"/>
-          <w:szCs w:val="24"/>
-        </w:rPr>
-        <w:t xml:space="preserve">. y Com. Fed. Sala II, marzo 24 de 1981). A su vez se establece que: “cuando se han acreditado lesiones, deben presumirse erogaciones por gastos médicos, y farmacéuticos, aun cuando hayan intervenido establecimientos asistenciales hospitalarios y no se encuentren documentado su importe, pues es evidente que existen gastos que debe soportar el accidentado, además el art 1086 del CC establece que la indemnización comprenderá el pago de todos los gastos de curación y convalecencia del ofendido” (Sala II, Cam. </w:t>
-      </w:r>
-      <w:proofErr w:type="spellStart"/>
-      <w:r>
-        <w:rPr>
-          <w:rFonts w:ascii="Times New Roman" w:eastAsia="Times New Roman" w:hAnsi="Times New Roman" w:cs="Times New Roman"/>
-          <w:sz w:val="24"/>
-          <w:szCs w:val="24"/>
-        </w:rPr>
-        <w:t>Civ</w:t>
-      </w:r>
-      <w:proofErr w:type="spellEnd"/>
-      <w:r>
-        <w:rPr>
-          <w:rFonts w:ascii="Times New Roman" w:eastAsia="Times New Roman" w:hAnsi="Times New Roman" w:cs="Times New Roman"/>
-          <w:sz w:val="24"/>
-          <w:szCs w:val="24"/>
-        </w:rPr>
-        <w:t xml:space="preserve">. Y Com. Morón, CC002 MORSD- 7-93 s 4-2-93, “Caceres </w:t>
-      </w:r>
-      <w:proofErr w:type="spellStart"/>
-      <w:r>
-        <w:rPr>
-          <w:rFonts w:ascii="Times New Roman" w:eastAsia="Times New Roman" w:hAnsi="Times New Roman" w:cs="Times New Roman"/>
-          <w:sz w:val="24"/>
-          <w:szCs w:val="24"/>
-        </w:rPr>
-        <w:t>Perez</w:t>
-      </w:r>
-      <w:proofErr w:type="spellEnd"/>
-      <w:r>
-        <w:rPr>
-          <w:rFonts w:ascii="Times New Roman" w:eastAsia="Times New Roman" w:hAnsi="Times New Roman" w:cs="Times New Roman"/>
-          <w:sz w:val="24"/>
-          <w:szCs w:val="24"/>
-        </w:rPr>
-        <w:t xml:space="preserve"> Alma C/ Morais </w:t>
-      </w:r>
-      <w:proofErr w:type="spellStart"/>
-      <w:r>
-        <w:rPr>
-          <w:rFonts w:ascii="Times New Roman" w:eastAsia="Times New Roman" w:hAnsi="Times New Roman" w:cs="Times New Roman"/>
-          <w:sz w:val="24"/>
-          <w:szCs w:val="24"/>
-        </w:rPr>
-        <w:t>Maria</w:t>
-      </w:r>
-      <w:proofErr w:type="spellEnd"/>
-      <w:r>
-        <w:rPr>
-          <w:rFonts w:ascii="Times New Roman" w:eastAsia="Times New Roman" w:hAnsi="Times New Roman" w:cs="Times New Roman"/>
-          <w:sz w:val="24"/>
-          <w:szCs w:val="24"/>
-        </w:rPr>
-        <w:t xml:space="preserve"> Elena S/ Daños y Perjuicios).</w:t>
-      </w:r>
-    </w:p>
-    <w:p>
-      <w:pPr>
-        <w:spacing w:after="0" w:line="360" w:lineRule="auto"/>
-        <w:ind w:firstLine="720"/>
-        <w:jc w:val="both"/>
-        <w:rPr>
-          <w:rFonts w:ascii="Times New Roman" w:eastAsia="Times New Roman" w:hAnsi="Times New Roman" w:cs="Times New Roman"/>
-          <w:sz w:val="24"/>
-          <w:szCs w:val="24"/>
-        </w:rPr>
-      </w:pPr>
-      <w:r>
-        <w:rPr>
-          <w:rFonts w:ascii="Times New Roman" w:eastAsia="Times New Roman" w:hAnsi="Times New Roman" w:cs="Times New Roman"/>
-          <w:sz w:val="24"/>
-          <w:szCs w:val="24"/>
-        </w:rPr>
-        <w:t>Todas las erogaciones realizadas con la finalidad de recuperar el estado del lesionado, anterior a las lesiones sufridas, entran en el concepto de gastos de curación y convalecencia (</w:t>
-      </w:r>
-      <w:proofErr w:type="spellStart"/>
-      <w:r>
-        <w:rPr>
-          <w:rFonts w:ascii="Times New Roman" w:eastAsia="Times New Roman" w:hAnsi="Times New Roman" w:cs="Times New Roman"/>
-          <w:sz w:val="24"/>
-          <w:szCs w:val="24"/>
-        </w:rPr>
-        <w:t>CNCiv</w:t>
-      </w:r>
-      <w:proofErr w:type="spellEnd"/>
-      <w:r>
-        <w:rPr>
-          <w:rFonts w:ascii="Times New Roman" w:eastAsia="Times New Roman" w:hAnsi="Times New Roman" w:cs="Times New Roman"/>
-          <w:sz w:val="24"/>
-          <w:szCs w:val="24"/>
-        </w:rPr>
-        <w:t>. Sala A, 29-3-95, Saavedra, Dora y otro c/ Lorenzo s/ Daños y perjuicios).</w:t>
-      </w:r>
-    </w:p>
-    <w:p>
-      <w:pPr>
-        <w:spacing w:after="0" w:line="360" w:lineRule="auto"/>
-        <w:ind w:firstLine="720"/>
-        <w:jc w:val="both"/>
-        <w:rPr>
-          <w:rFonts w:ascii="Times New Roman" w:eastAsia="Times New Roman" w:hAnsi="Times New Roman" w:cs="Times New Roman"/>
-          <w:sz w:val="24"/>
-          <w:szCs w:val="24"/>
-        </w:rPr>
-      </w:pPr>
-      <w:r>
-        <w:rPr>
-          <w:rFonts w:ascii="Times New Roman" w:eastAsia="Times New Roman" w:hAnsi="Times New Roman" w:cs="Times New Roman"/>
-          <w:sz w:val="24"/>
-          <w:szCs w:val="24"/>
-        </w:rPr>
-        <w:t>Por lo expuesto, estimo en este rubro la suma de </w:t>
-      </w:r>
-      <w:r>
-        <w:rPr>
-          <w:rFonts w:ascii="Times New Roman" w:eastAsia="Times New Roman" w:hAnsi="Times New Roman" w:cs="Times New Roman"/>
-          <w:b/>
-          <w:bCs/>
-          <w:sz w:val="24"/>
-          <w:szCs w:val="24"/>
-          <w:highlight w:val="yellow"/>
-        </w:rPr>
-        <w:t>{{</w:t>
-      </w:r>
-      <w:proofErr w:type="spellStart"/>
-      <w:r>
-        <w:rPr>
-          <w:rFonts w:ascii="Times New Roman" w:eastAsia="Times New Roman" w:hAnsi="Times New Roman" w:cs="Times New Roman"/>
-          <w:sz w:val="24"/>
-          <w:szCs w:val="24"/>
-          <w:highlight w:val="yellow"/>
-        </w:rPr>
-        <w:t>LiquiGastosMedicosLetras</w:t>
-      </w:r>
-      <w:proofErr w:type="spellEnd"/>
-      <w:r>
-        <w:rPr>
-          <w:rFonts w:ascii="Times New Roman" w:eastAsia="Times New Roman" w:hAnsi="Times New Roman" w:cs="Times New Roman"/>
-          <w:sz w:val="24"/>
-          <w:szCs w:val="24"/>
-          <w:highlight w:val="yellow"/>
-        </w:rPr>
-        <w:t>}}</w:t>
-      </w:r>
-      <w:r>
-        <w:rPr>
-          <w:rFonts w:ascii="Times New Roman" w:eastAsia="Times New Roman" w:hAnsi="Times New Roman" w:cs="Times New Roman"/>
-          <w:b/>
-          <w:bCs/>
-          <w:sz w:val="24"/>
-          <w:szCs w:val="24"/>
-        </w:rPr>
-        <w:t xml:space="preserve"> (</w:t>
-      </w:r>
-      <w:r>
-        <w:rPr>
-          <w:rFonts w:ascii="Times New Roman" w:eastAsia="Times New Roman" w:hAnsi="Times New Roman" w:cs="Times New Roman"/>
-          <w:b/>
-          <w:bCs/>
-          <w:sz w:val="24"/>
-          <w:szCs w:val="24"/>
-          <w:highlight w:val="yellow"/>
-        </w:rPr>
-        <w:t>{{</w:t>
-      </w:r>
-      <w:proofErr w:type="spellStart"/>
-      <w:r>
-        <w:rPr>
-          <w:rFonts w:ascii="Times New Roman" w:eastAsia="Times New Roman" w:hAnsi="Times New Roman" w:cs="Times New Roman"/>
-          <w:sz w:val="24"/>
-          <w:szCs w:val="24"/>
-          <w:highlight w:val="yellow"/>
-        </w:rPr>
-        <w:t>LiquiGastosMedicos</w:t>
-      </w:r>
-      <w:r>
-        <w:rPr>
-          <w:rFonts w:ascii="Times New Roman" w:eastAsia="Times New Roman" w:hAnsi="Times New Roman" w:cs="Times New Roman"/>
-          <w:sz w:val="24"/>
-          <w:szCs w:val="24"/>
-          <w:highlight w:val="yellow"/>
-        </w:rPr>
-        <w:t>Num</w:t>
-      </w:r>
-      <w:proofErr w:type="spellEnd"/>
-      <w:r>
-        <w:rPr>
-          <w:rFonts w:ascii="Times New Roman" w:eastAsia="Times New Roman" w:hAnsi="Times New Roman" w:cs="Times New Roman"/>
-          <w:sz w:val="24"/>
-          <w:szCs w:val="24"/>
-          <w:highlight w:val="yellow"/>
-        </w:rPr>
-        <w:t>}}</w:t>
-      </w:r>
-      <w:r>
-        <w:rPr>
-          <w:rFonts w:ascii="Times New Roman" w:eastAsia="Times New Roman" w:hAnsi="Times New Roman" w:cs="Times New Roman"/>
-          <w:b/>
-          <w:bCs/>
-          <w:sz w:val="24"/>
-          <w:szCs w:val="24"/>
-        </w:rPr>
-        <w:t>)</w:t>
-      </w:r>
-      <w:r>
-        <w:rPr>
-          <w:rFonts w:ascii="Times New Roman" w:eastAsia="Times New Roman" w:hAnsi="Times New Roman" w:cs="Times New Roman"/>
-          <w:b/>
-          <w:bCs/>
-          <w:sz w:val="24"/>
-          <w:szCs w:val="24"/>
-        </w:rPr>
-        <w:t xml:space="preserve"> </w:t>
-      </w:r>
-      <w:r>
-        <w:rPr>
-          <w:rFonts w:ascii="Times New Roman" w:eastAsia="Times New Roman" w:hAnsi="Times New Roman" w:cs="Times New Roman"/>
-          <w:sz w:val="24"/>
-          <w:szCs w:val="24"/>
-        </w:rPr>
-        <w:t>por la asistencia médica y gastos farmacológicos del aquí actor.</w:t>
-      </w:r>
-    </w:p>
-    <w:p>
-      <w:pPr>
-        <w:spacing w:after="0" w:line="360" w:lineRule="auto"/>
-        <w:jc w:val="both"/>
-        <w:rPr>
-          <w:rFonts w:ascii="Times New Roman" w:eastAsia="Times New Roman" w:hAnsi="Times New Roman" w:cs="Times New Roman"/>
-          <w:sz w:val="24"/>
-          <w:szCs w:val="24"/>
-        </w:rPr>
-      </w:pPr>
-    </w:p>
-    <w:p>
-      <w:pPr>
-        <w:spacing w:after="0" w:line="360" w:lineRule="auto"/>
-        <w:jc w:val="both"/>
-        <w:rPr>
-          <w:rFonts w:ascii="Times New Roman" w:eastAsia="Times New Roman" w:hAnsi="Times New Roman" w:cs="Times New Roman"/>
-          <w:sz w:val="24"/>
-          <w:szCs w:val="24"/>
-          <w:highlight w:val="yellow"/>
-        </w:rPr>
-      </w:pPr>
-    </w:p>
-    <w:p>
-      <w:pPr>
-        <w:spacing w:after="0" w:line="360" w:lineRule="auto"/>
-        <w:jc w:val="both"/>
-        <w:rPr>
-          <w:rFonts w:ascii="Times New Roman" w:eastAsia="Times New Roman" w:hAnsi="Times New Roman" w:cs="Times New Roman"/>
-          <w:b/>
-          <w:bCs/>
-          <w:sz w:val="24"/>
-          <w:szCs w:val="24"/>
-          <w:u w:val="single"/>
-        </w:rPr>
-      </w:pPr>
-      <w:r>
-        <w:rPr>
-          <w:rFonts w:ascii="Times New Roman" w:eastAsia="Times New Roman" w:hAnsi="Times New Roman" w:cs="Times New Roman"/>
-          <w:b/>
-          <w:bCs/>
-          <w:sz w:val="24"/>
-          <w:szCs w:val="24"/>
-          <w:u w:val="single"/>
-        </w:rPr>
-        <w:t>VIII. LIQUIDACIÓN:</w:t>
+        <w:t>DESVALORIZACIÓN MONETARIA- RESERVA CASO FEDERAL:</w:t>
       </w:r>
     </w:p>
     <w:p>
@@ -7187,692 +7579,6 @@
           <w:sz w:val="24"/>
           <w:szCs w:val="24"/>
         </w:rPr>
-        <w:t>Se practica la siguiente liquidación, suma que se reclama debidamente actualizada, con más sus intereses desde la fecha del evento hasta la de su efectivo pago, o la que en más o en menos resulte de las probanzas a rendirse en autos:</w:t>
-      </w:r>
-    </w:p>
-    <w:p>
-      <w:pPr>
-        <w:spacing w:after="0" w:line="360" w:lineRule="auto"/>
-        <w:jc w:val="both"/>
-        <w:rPr>
-          <w:rFonts w:ascii="Times New Roman" w:eastAsia="Times New Roman" w:hAnsi="Times New Roman" w:cs="Times New Roman"/>
-          <w:sz w:val="24"/>
-          <w:szCs w:val="24"/>
-          <w:highlight w:val="yellow"/>
-        </w:rPr>
-      </w:pPr>
-    </w:p>
-    <w:p>
-      <w:pPr>
-        <w:spacing w:after="0" w:line="360" w:lineRule="auto"/>
-        <w:rPr>
-          <w:rFonts w:ascii="Times New Roman" w:eastAsia="Times New Roman" w:hAnsi="Times New Roman" w:cs="Times New Roman"/>
-          <w:sz w:val="24"/>
-          <w:szCs w:val="24"/>
-        </w:rPr>
-      </w:pPr>
-      <w:r>
-        <w:rPr>
-          <w:rFonts w:ascii="Times New Roman" w:eastAsia="Times New Roman" w:hAnsi="Times New Roman" w:cs="Times New Roman"/>
-          <w:sz w:val="24"/>
-          <w:szCs w:val="24"/>
-        </w:rPr>
-        <w:t>1. DAÑO MATERIAL …………</w:t>
-      </w:r>
-      <w:r>
-        <w:rPr>
-          <w:rFonts w:ascii="Times New Roman" w:eastAsia="Times New Roman" w:hAnsi="Times New Roman" w:cs="Times New Roman"/>
-          <w:sz w:val="24"/>
-          <w:szCs w:val="24"/>
-        </w:rPr>
-        <w:t xml:space="preserve">………. </w:t>
-      </w:r>
-      <w:r>
-        <w:rPr>
-          <w:rFonts w:ascii="Times New Roman" w:eastAsia="Times New Roman" w:hAnsi="Times New Roman" w:cs="Times New Roman"/>
-          <w:sz w:val="24"/>
-          <w:szCs w:val="24"/>
-        </w:rPr>
-        <w:t xml:space="preserve"> </w:t>
-      </w:r>
-      <w:r>
-        <w:rPr>
-          <w:rFonts w:ascii="Times New Roman" w:eastAsia="Times New Roman" w:hAnsi="Times New Roman" w:cs="Times New Roman"/>
-          <w:sz w:val="24"/>
-          <w:szCs w:val="24"/>
-          <w:highlight w:val="yellow"/>
-        </w:rPr>
-        <w:t>{{</w:t>
-      </w:r>
-      <w:proofErr w:type="spellStart"/>
-      <w:r>
-        <w:rPr>
-          <w:rFonts w:ascii="Times New Roman" w:eastAsia="Times New Roman" w:hAnsi="Times New Roman" w:cs="Times New Roman"/>
-          <w:sz w:val="24"/>
-          <w:szCs w:val="24"/>
-          <w:highlight w:val="yellow"/>
-        </w:rPr>
-        <w:t>LiquiDanoMaterialNum</w:t>
-      </w:r>
-      <w:proofErr w:type="spellEnd"/>
-      <w:r>
-        <w:rPr>
-          <w:rFonts w:ascii="Times New Roman" w:eastAsia="Times New Roman" w:hAnsi="Times New Roman" w:cs="Times New Roman"/>
-          <w:sz w:val="24"/>
-          <w:szCs w:val="24"/>
-          <w:highlight w:val="yellow"/>
-        </w:rPr>
-        <w:t>}}</w:t>
-      </w:r>
-    </w:p>
-    <w:p>
-      <w:pPr>
-        <w:spacing w:after="0" w:line="360" w:lineRule="auto"/>
-        <w:rPr>
-          <w:rFonts w:ascii="Times New Roman" w:eastAsia="Times New Roman" w:hAnsi="Times New Roman" w:cs="Times New Roman"/>
-          <w:sz w:val="24"/>
-          <w:szCs w:val="24"/>
-        </w:rPr>
-      </w:pPr>
-      <w:r>
-        <w:rPr>
-          <w:rFonts w:ascii="Times New Roman" w:eastAsia="Times New Roman" w:hAnsi="Times New Roman" w:cs="Times New Roman"/>
-          <w:sz w:val="24"/>
-          <w:szCs w:val="24"/>
-        </w:rPr>
-        <w:t>2.  DAÑO FÍSICO E INCAPACIDAD</w:t>
-      </w:r>
-      <w:proofErr w:type="gramStart"/>
-      <w:r>
-        <w:rPr>
-          <w:rFonts w:ascii="Times New Roman" w:eastAsia="Times New Roman" w:hAnsi="Times New Roman" w:cs="Times New Roman"/>
-          <w:sz w:val="24"/>
-          <w:szCs w:val="24"/>
-        </w:rPr>
-        <w:t xml:space="preserve"> ..</w:t>
-      </w:r>
-      <w:proofErr w:type="gramEnd"/>
-      <w:r>
-        <w:rPr>
-          <w:rFonts w:ascii="Times New Roman" w:eastAsia="Times New Roman" w:hAnsi="Times New Roman" w:cs="Times New Roman"/>
-          <w:sz w:val="24"/>
-          <w:szCs w:val="24"/>
-        </w:rPr>
-        <w:t>…</w:t>
-      </w:r>
-      <w:r>
-        <w:rPr>
-          <w:rFonts w:ascii="Times New Roman" w:eastAsia="Times New Roman" w:hAnsi="Times New Roman" w:cs="Times New Roman"/>
-          <w:sz w:val="24"/>
-          <w:szCs w:val="24"/>
-          <w:highlight w:val="yellow"/>
-        </w:rPr>
-        <w:t>{{</w:t>
-      </w:r>
-      <w:proofErr w:type="spellStart"/>
-      <w:r>
-        <w:rPr>
-          <w:rFonts w:ascii="Times New Roman" w:eastAsia="Times New Roman" w:hAnsi="Times New Roman" w:cs="Times New Roman"/>
-          <w:sz w:val="24"/>
-          <w:szCs w:val="24"/>
-          <w:highlight w:val="yellow"/>
-        </w:rPr>
-        <w:t>LiquiIncapacidadFisicaNum</w:t>
-      </w:r>
-      <w:proofErr w:type="spellEnd"/>
-      <w:r>
-        <w:rPr>
-          <w:rFonts w:ascii="Times New Roman" w:eastAsia="Times New Roman" w:hAnsi="Times New Roman" w:cs="Times New Roman"/>
-          <w:sz w:val="24"/>
-          <w:szCs w:val="24"/>
-          <w:highlight w:val="yellow"/>
-        </w:rPr>
-        <w:t>}}</w:t>
-      </w:r>
-    </w:p>
-    <w:p>
-      <w:pPr>
-        <w:spacing w:after="0" w:line="360" w:lineRule="auto"/>
-        <w:rPr>
-          <w:rFonts w:ascii="Times New Roman" w:eastAsia="Times New Roman" w:hAnsi="Times New Roman" w:cs="Times New Roman"/>
-          <w:sz w:val="24"/>
-          <w:szCs w:val="24"/>
-        </w:rPr>
-      </w:pPr>
-      <w:r>
-        <w:rPr>
-          <w:rFonts w:ascii="Times New Roman" w:eastAsia="Times New Roman" w:hAnsi="Times New Roman" w:cs="Times New Roman"/>
-          <w:sz w:val="24"/>
-          <w:szCs w:val="24"/>
-        </w:rPr>
-        <w:t>3. DAÑO MORAL</w:t>
-      </w:r>
-      <w:proofErr w:type="gramStart"/>
-      <w:r>
-        <w:rPr>
-          <w:rFonts w:ascii="Times New Roman" w:eastAsia="Times New Roman" w:hAnsi="Times New Roman" w:cs="Times New Roman"/>
-          <w:sz w:val="24"/>
-          <w:szCs w:val="24"/>
-        </w:rPr>
-        <w:t xml:space="preserve"> ….</w:t>
-      </w:r>
-      <w:proofErr w:type="gramEnd"/>
-      <w:r>
-        <w:rPr>
-          <w:rFonts w:ascii="Times New Roman" w:eastAsia="Times New Roman" w:hAnsi="Times New Roman" w:cs="Times New Roman"/>
-          <w:sz w:val="24"/>
-          <w:szCs w:val="24"/>
-        </w:rPr>
-        <w:t xml:space="preserve">.…………… </w:t>
-      </w:r>
-      <w:r>
-        <w:rPr>
-          <w:rFonts w:ascii="Times New Roman" w:eastAsia="Times New Roman" w:hAnsi="Times New Roman" w:cs="Times New Roman"/>
-          <w:sz w:val="24"/>
-          <w:szCs w:val="24"/>
-          <w:highlight w:val="yellow"/>
-        </w:rPr>
-        <w:t>{{</w:t>
-      </w:r>
-      <w:proofErr w:type="spellStart"/>
-      <w:r>
-        <w:rPr>
-          <w:rFonts w:ascii="Times New Roman" w:eastAsia="Times New Roman" w:hAnsi="Times New Roman" w:cs="Times New Roman"/>
-          <w:sz w:val="24"/>
-          <w:szCs w:val="24"/>
-          <w:highlight w:val="yellow"/>
-        </w:rPr>
-        <w:t>LiquiDanoMoralNum</w:t>
-      </w:r>
-      <w:proofErr w:type="spellEnd"/>
-      <w:r>
-        <w:rPr>
-          <w:rFonts w:ascii="Times New Roman" w:eastAsia="Times New Roman" w:hAnsi="Times New Roman" w:cs="Times New Roman"/>
-          <w:sz w:val="24"/>
-          <w:szCs w:val="24"/>
-          <w:highlight w:val="yellow"/>
-        </w:rPr>
-        <w:t>}}</w:t>
-      </w:r>
-    </w:p>
-    <w:p>
-      <w:pPr>
-        <w:spacing w:after="0" w:line="360" w:lineRule="auto"/>
-        <w:rPr>
-          <w:rFonts w:ascii="Times New Roman" w:eastAsia="Times New Roman" w:hAnsi="Times New Roman" w:cs="Times New Roman"/>
-          <w:sz w:val="24"/>
-          <w:szCs w:val="24"/>
-        </w:rPr>
-      </w:pPr>
-      <w:r>
-        <w:rPr>
-          <w:rFonts w:ascii="Times New Roman" w:eastAsia="Times New Roman" w:hAnsi="Times New Roman" w:cs="Times New Roman"/>
-          <w:sz w:val="24"/>
-          <w:szCs w:val="24"/>
-        </w:rPr>
-        <w:t>4. DAÑO PSICOLÓGICO …</w:t>
-      </w:r>
-      <w:r>
-        <w:rPr>
-          <w:rFonts w:ascii="Times New Roman" w:eastAsia="Times New Roman" w:hAnsi="Times New Roman" w:cs="Times New Roman"/>
-          <w:sz w:val="24"/>
-          <w:szCs w:val="24"/>
-        </w:rPr>
-        <w:t>….</w:t>
-      </w:r>
-      <w:r>
-        <w:rPr>
-          <w:rFonts w:ascii="Times New Roman" w:eastAsia="Times New Roman" w:hAnsi="Times New Roman" w:cs="Times New Roman"/>
-          <w:sz w:val="24"/>
-          <w:szCs w:val="24"/>
-        </w:rPr>
-        <w:t xml:space="preserve"> </w:t>
-      </w:r>
-      <w:r>
-        <w:rPr>
-          <w:rFonts w:ascii="Times New Roman" w:eastAsia="Times New Roman" w:hAnsi="Times New Roman" w:cs="Times New Roman"/>
-          <w:sz w:val="24"/>
-          <w:szCs w:val="24"/>
-          <w:highlight w:val="yellow"/>
-        </w:rPr>
-        <w:t>{{</w:t>
-      </w:r>
-      <w:proofErr w:type="spellStart"/>
-      <w:r>
-        <w:rPr>
-          <w:rFonts w:ascii="Times New Roman" w:eastAsia="Times New Roman" w:hAnsi="Times New Roman" w:cs="Times New Roman"/>
-          <w:sz w:val="24"/>
-          <w:szCs w:val="24"/>
-          <w:highlight w:val="yellow"/>
-        </w:rPr>
-        <w:t>LiquiDanoPsicologicoNum</w:t>
-      </w:r>
-      <w:proofErr w:type="spellEnd"/>
-      <w:r>
-        <w:rPr>
-          <w:rFonts w:ascii="Times New Roman" w:eastAsia="Times New Roman" w:hAnsi="Times New Roman" w:cs="Times New Roman"/>
-          <w:sz w:val="24"/>
-          <w:szCs w:val="24"/>
-          <w:highlight w:val="yellow"/>
-        </w:rPr>
-        <w:t>}}</w:t>
-      </w:r>
-    </w:p>
-    <w:p>
-      <w:pPr>
-        <w:spacing w:after="0" w:line="360" w:lineRule="auto"/>
-        <w:rPr>
-          <w:rFonts w:ascii="Times New Roman" w:eastAsia="Times New Roman" w:hAnsi="Times New Roman" w:cs="Times New Roman"/>
-          <w:sz w:val="24"/>
-          <w:szCs w:val="24"/>
-        </w:rPr>
-      </w:pPr>
-      <w:r>
-        <w:rPr>
-          <w:rFonts w:ascii="Times New Roman" w:eastAsia="Times New Roman" w:hAnsi="Times New Roman" w:cs="Times New Roman"/>
-          <w:sz w:val="24"/>
-          <w:szCs w:val="24"/>
-        </w:rPr>
-        <w:t>5. DAÑO PSICOFARMACOLÓGICO FUTURO.…</w:t>
-      </w:r>
-      <w:r>
-        <w:rPr>
-          <w:rFonts w:ascii="Times New Roman" w:eastAsia="Times New Roman" w:hAnsi="Times New Roman" w:cs="Times New Roman"/>
-          <w:sz w:val="24"/>
-          <w:szCs w:val="24"/>
-        </w:rPr>
-        <w:t xml:space="preserve"> </w:t>
-      </w:r>
-      <w:r>
-        <w:rPr>
-          <w:rFonts w:ascii="Times New Roman" w:eastAsia="Times New Roman" w:hAnsi="Times New Roman" w:cs="Times New Roman"/>
-          <w:sz w:val="24"/>
-          <w:szCs w:val="24"/>
-          <w:highlight w:val="yellow"/>
-        </w:rPr>
-        <w:t>{{</w:t>
-      </w:r>
-      <w:proofErr w:type="spellStart"/>
-      <w:r>
-        <w:rPr>
-          <w:rFonts w:ascii="Times New Roman" w:eastAsia="Times New Roman" w:hAnsi="Times New Roman" w:cs="Times New Roman"/>
-          <w:sz w:val="24"/>
-          <w:szCs w:val="24"/>
-          <w:highlight w:val="yellow"/>
-        </w:rPr>
-        <w:t>Liqui</w:t>
-      </w:r>
-      <w:r>
-        <w:rPr>
-          <w:rFonts w:ascii="Times New Roman" w:eastAsia="Times New Roman" w:hAnsi="Times New Roman" w:cs="Times New Roman"/>
-          <w:sz w:val="24"/>
-          <w:szCs w:val="24"/>
-          <w:highlight w:val="yellow"/>
-        </w:rPr>
-        <w:t>GastosFarmacia</w:t>
-      </w:r>
-      <w:r>
-        <w:rPr>
-          <w:rFonts w:ascii="Times New Roman" w:eastAsia="Times New Roman" w:hAnsi="Times New Roman" w:cs="Times New Roman"/>
-          <w:sz w:val="24"/>
-          <w:szCs w:val="24"/>
-          <w:highlight w:val="yellow"/>
-        </w:rPr>
-        <w:t>Num</w:t>
-      </w:r>
-      <w:proofErr w:type="spellEnd"/>
-      <w:r>
-        <w:rPr>
-          <w:rFonts w:ascii="Times New Roman" w:eastAsia="Times New Roman" w:hAnsi="Times New Roman" w:cs="Times New Roman"/>
-          <w:sz w:val="24"/>
-          <w:szCs w:val="24"/>
-          <w:highlight w:val="yellow"/>
-        </w:rPr>
-        <w:t>}}</w:t>
-      </w:r>
-    </w:p>
-    <w:p>
-      <w:pPr>
-        <w:spacing w:after="0" w:line="360" w:lineRule="auto"/>
-        <w:rPr>
-          <w:rFonts w:ascii="Times New Roman" w:eastAsia="Times New Roman" w:hAnsi="Times New Roman" w:cs="Times New Roman"/>
-          <w:sz w:val="24"/>
-          <w:szCs w:val="24"/>
-        </w:rPr>
-      </w:pPr>
-      <w:r>
-        <w:rPr>
-          <w:rFonts w:ascii="Times New Roman" w:eastAsia="Times New Roman" w:hAnsi="Times New Roman" w:cs="Times New Roman"/>
-          <w:sz w:val="24"/>
-          <w:szCs w:val="24"/>
-        </w:rPr>
-        <w:t>6. ASISTENCIA MÉDICA- GASTOS</w:t>
-      </w:r>
-      <w:r>
-        <w:rPr>
-          <w:rFonts w:ascii="Times New Roman" w:eastAsia="Times New Roman" w:hAnsi="Times New Roman" w:cs="Times New Roman"/>
-          <w:sz w:val="24"/>
-          <w:szCs w:val="24"/>
-        </w:rPr>
-        <w:t xml:space="preserve"> </w:t>
-      </w:r>
-      <w:r>
-        <w:rPr>
-          <w:rFonts w:ascii="Times New Roman" w:eastAsia="Times New Roman" w:hAnsi="Times New Roman" w:cs="Times New Roman"/>
-          <w:sz w:val="24"/>
-          <w:szCs w:val="24"/>
-        </w:rPr>
-        <w:t>FARMACOLÓGICOS</w:t>
-      </w:r>
-      <w:r>
-        <w:rPr>
-          <w:rFonts w:ascii="Times New Roman" w:eastAsia="Times New Roman" w:hAnsi="Times New Roman" w:cs="Times New Roman"/>
-          <w:sz w:val="24"/>
-          <w:szCs w:val="24"/>
-        </w:rPr>
-        <w:t xml:space="preserve"> </w:t>
-      </w:r>
-      <w:r>
-        <w:rPr>
-          <w:rFonts w:ascii="Times New Roman" w:eastAsia="Times New Roman" w:hAnsi="Times New Roman" w:cs="Times New Roman"/>
-          <w:sz w:val="24"/>
-          <w:szCs w:val="24"/>
-          <w:highlight w:val="yellow"/>
-        </w:rPr>
-        <w:t>{{</w:t>
-      </w:r>
-      <w:proofErr w:type="spellStart"/>
-      <w:r>
-        <w:rPr>
-          <w:rFonts w:ascii="Times New Roman" w:eastAsia="Times New Roman" w:hAnsi="Times New Roman" w:cs="Times New Roman"/>
-          <w:sz w:val="24"/>
-          <w:szCs w:val="24"/>
-          <w:highlight w:val="yellow"/>
-        </w:rPr>
-        <w:t>Liqui</w:t>
-      </w:r>
-      <w:r>
-        <w:rPr>
-          <w:rFonts w:ascii="Times New Roman" w:eastAsia="Times New Roman" w:hAnsi="Times New Roman" w:cs="Times New Roman"/>
-          <w:sz w:val="24"/>
-          <w:szCs w:val="24"/>
-          <w:highlight w:val="yellow"/>
-        </w:rPr>
-        <w:t>GastosMedicos</w:t>
-      </w:r>
-      <w:r>
-        <w:rPr>
-          <w:rFonts w:ascii="Times New Roman" w:eastAsia="Times New Roman" w:hAnsi="Times New Roman" w:cs="Times New Roman"/>
-          <w:sz w:val="24"/>
-          <w:szCs w:val="24"/>
-          <w:highlight w:val="yellow"/>
-        </w:rPr>
-        <w:t>Num</w:t>
-      </w:r>
-      <w:proofErr w:type="spellEnd"/>
-      <w:r>
-        <w:rPr>
-          <w:rFonts w:ascii="Times New Roman" w:eastAsia="Times New Roman" w:hAnsi="Times New Roman" w:cs="Times New Roman"/>
-          <w:sz w:val="24"/>
-          <w:szCs w:val="24"/>
-          <w:highlight w:val="yellow"/>
-        </w:rPr>
-        <w:t>}}</w:t>
-      </w:r>
-    </w:p>
-    <w:p>
-      <w:pPr>
-        <w:spacing w:after="0" w:line="360" w:lineRule="auto"/>
-        <w:jc w:val="both"/>
-        <w:rPr>
-          <w:rFonts w:ascii="Times New Roman" w:eastAsia="Times New Roman" w:hAnsi="Times New Roman" w:cs="Times New Roman"/>
-          <w:b/>
-          <w:bCs/>
-          <w:sz w:val="24"/>
-          <w:szCs w:val="24"/>
-          <w:highlight w:val="yellow"/>
-        </w:rPr>
-      </w:pPr>
-    </w:p>
-    <w:p>
-      <w:pPr>
-        <w:spacing w:after="0" w:line="360" w:lineRule="auto"/>
-        <w:jc w:val="both"/>
-        <w:rPr>
-          <w:rFonts w:ascii="Times New Roman" w:eastAsia="Times New Roman" w:hAnsi="Times New Roman" w:cs="Times New Roman"/>
-          <w:b/>
-          <w:bCs/>
-          <w:sz w:val="24"/>
-          <w:szCs w:val="24"/>
-          <w:highlight w:val="yellow"/>
-        </w:rPr>
-      </w:pPr>
-      <w:r>
-        <w:rPr>
-          <w:rFonts w:ascii="Times New Roman" w:eastAsia="Times New Roman" w:hAnsi="Times New Roman" w:cs="Times New Roman"/>
-          <w:b/>
-          <w:bCs/>
-          <w:sz w:val="24"/>
-          <w:szCs w:val="24"/>
-          <w:u w:val="single"/>
-        </w:rPr>
-        <w:t xml:space="preserve">TOTAL: </w:t>
-      </w:r>
-      <w:r>
-        <w:rPr>
-          <w:rFonts w:ascii="Times New Roman" w:eastAsia="Times New Roman" w:hAnsi="Times New Roman" w:cs="Times New Roman"/>
-          <w:b/>
-          <w:bCs/>
-          <w:sz w:val="24"/>
-          <w:szCs w:val="24"/>
-        </w:rPr>
-        <w:t xml:space="preserve"> </w:t>
-      </w:r>
-      <w:r>
-        <w:rPr>
-          <w:rFonts w:ascii="Times New Roman" w:eastAsia="Times New Roman" w:hAnsi="Times New Roman" w:cs="Times New Roman"/>
-          <w:b/>
-          <w:bCs/>
-          <w:sz w:val="24"/>
-          <w:szCs w:val="24"/>
-          <w:u w:val="single"/>
-        </w:rPr>
-        <w:t>PESOS</w:t>
-      </w:r>
-      <w:r>
-        <w:rPr>
-          <w:rFonts w:ascii="Times New Roman" w:eastAsia="Times New Roman" w:hAnsi="Times New Roman" w:cs="Times New Roman"/>
-          <w:b/>
-          <w:bCs/>
-          <w:sz w:val="24"/>
-          <w:szCs w:val="24"/>
-        </w:rPr>
-        <w:t> </w:t>
-      </w:r>
-      <w:r>
-        <w:rPr>
-          <w:rFonts w:ascii="Times New Roman" w:eastAsia="Times New Roman" w:hAnsi="Times New Roman" w:cs="Times New Roman"/>
-          <w:b/>
-          <w:bCs/>
-          <w:sz w:val="24"/>
-          <w:szCs w:val="24"/>
-          <w:highlight w:val="yellow"/>
-        </w:rPr>
-        <w:t>{{</w:t>
-      </w:r>
-      <w:proofErr w:type="spellStart"/>
-      <w:r>
-        <w:rPr>
-          <w:rFonts w:ascii="Times New Roman" w:eastAsia="Times New Roman" w:hAnsi="Times New Roman" w:cs="Times New Roman"/>
-          <w:sz w:val="24"/>
-          <w:szCs w:val="24"/>
-          <w:highlight w:val="yellow"/>
-        </w:rPr>
-        <w:t>LiquiTotalLetras</w:t>
-      </w:r>
-      <w:proofErr w:type="spellEnd"/>
-      <w:r>
-        <w:rPr>
-          <w:rFonts w:ascii="Times New Roman" w:eastAsia="Times New Roman" w:hAnsi="Times New Roman" w:cs="Times New Roman"/>
-          <w:b/>
-          <w:bCs/>
-          <w:sz w:val="24"/>
-          <w:szCs w:val="24"/>
-          <w:highlight w:val="yellow"/>
-        </w:rPr>
-        <w:t>}}</w:t>
-      </w:r>
-      <w:r>
-        <w:rPr>
-          <w:rFonts w:ascii="Times New Roman" w:eastAsia="Times New Roman" w:hAnsi="Times New Roman" w:cs="Times New Roman"/>
-          <w:b/>
-          <w:bCs/>
-          <w:sz w:val="24"/>
-          <w:szCs w:val="24"/>
-          <w:highlight w:val="yellow"/>
-          <w:u w:val="single"/>
-        </w:rPr>
-        <w:t xml:space="preserve"> (</w:t>
-      </w:r>
-      <w:r>
-        <w:rPr>
-          <w:rFonts w:ascii="Times New Roman" w:eastAsia="Times New Roman" w:hAnsi="Times New Roman" w:cs="Times New Roman"/>
-          <w:b/>
-          <w:bCs/>
-          <w:sz w:val="24"/>
-          <w:szCs w:val="24"/>
-          <w:highlight w:val="yellow"/>
-        </w:rPr>
-        <w:t>{{</w:t>
-      </w:r>
-      <w:proofErr w:type="spellStart"/>
-      <w:r>
-        <w:rPr>
-          <w:rFonts w:ascii="Times New Roman" w:eastAsia="Times New Roman" w:hAnsi="Times New Roman" w:cs="Times New Roman"/>
-          <w:sz w:val="24"/>
-          <w:szCs w:val="24"/>
-          <w:highlight w:val="yellow"/>
-        </w:rPr>
-        <w:t>LiquiTotalNum</w:t>
-      </w:r>
-      <w:proofErr w:type="spellEnd"/>
-      <w:r>
-        <w:rPr>
-          <w:rFonts w:ascii="Times New Roman" w:eastAsia="Times New Roman" w:hAnsi="Times New Roman" w:cs="Times New Roman"/>
-          <w:b/>
-          <w:bCs/>
-          <w:sz w:val="24"/>
-          <w:szCs w:val="24"/>
-          <w:highlight w:val="yellow"/>
-        </w:rPr>
-        <w:t>}}</w:t>
-      </w:r>
-      <w:r>
-        <w:rPr>
-          <w:rFonts w:ascii="Times New Roman" w:eastAsia="Times New Roman" w:hAnsi="Times New Roman" w:cs="Times New Roman"/>
-          <w:b/>
-          <w:bCs/>
-          <w:sz w:val="24"/>
-          <w:szCs w:val="24"/>
-          <w:highlight w:val="yellow"/>
-        </w:rPr>
-        <w:t>).​</w:t>
-      </w:r>
-      <w:r>
-        <w:rPr>
-          <w:rFonts w:ascii="Times New Roman" w:eastAsia="Times New Roman" w:hAnsi="Times New Roman" w:cs="Times New Roman"/>
-          <w:b/>
-          <w:bCs/>
-          <w:sz w:val="24"/>
-          <w:szCs w:val="24"/>
-        </w:rPr>
-        <w:t>       </w:t>
-      </w:r>
-      <w:r>
-        <w:rPr>
-          <w:rFonts w:ascii="Times New Roman" w:eastAsia="Times New Roman" w:hAnsi="Times New Roman" w:cs="Times New Roman"/>
-          <w:b/>
-          <w:bCs/>
-          <w:sz w:val="24"/>
-          <w:szCs w:val="24"/>
-        </w:rPr>
-        <w:t xml:space="preserve">                                               </w:t>
-      </w:r>
-    </w:p>
-    <w:p>
-      <w:pPr>
-        <w:spacing w:after="0" w:line="360" w:lineRule="auto"/>
-        <w:jc w:val="both"/>
-        <w:rPr>
-          <w:rFonts w:ascii="Times New Roman" w:eastAsia="Times New Roman" w:hAnsi="Times New Roman" w:cs="Times New Roman"/>
-          <w:sz w:val="24"/>
-          <w:szCs w:val="24"/>
-        </w:rPr>
-      </w:pPr>
-      <w:r>
-        <w:rPr>
-          <w:rFonts w:ascii="Times New Roman" w:eastAsia="Times New Roman" w:hAnsi="Times New Roman" w:cs="Times New Roman"/>
-          <w:b/>
-          <w:bCs/>
-          <w:sz w:val="24"/>
-          <w:szCs w:val="24"/>
-        </w:rPr>
-        <w:t xml:space="preserve"> </w:t>
-      </w:r>
-    </w:p>
-    <w:p>
-      <w:pPr>
-        <w:spacing w:after="0" w:line="360" w:lineRule="auto"/>
-        <w:jc w:val="both"/>
-        <w:rPr>
-          <w:rFonts w:ascii="Times New Roman" w:eastAsia="Times New Roman" w:hAnsi="Times New Roman" w:cs="Times New Roman"/>
-          <w:b/>
-          <w:bCs/>
-          <w:sz w:val="24"/>
-          <w:szCs w:val="24"/>
-          <w:u w:val="single"/>
-        </w:rPr>
-      </w:pPr>
-      <w:r>
-        <w:rPr>
-          <w:rFonts w:ascii="Times New Roman" w:eastAsia="Times New Roman" w:hAnsi="Times New Roman" w:cs="Times New Roman"/>
-          <w:b/>
-          <w:bCs/>
-          <w:sz w:val="24"/>
-          <w:szCs w:val="24"/>
-        </w:rPr>
-        <w:t xml:space="preserve">IX. </w:t>
-      </w:r>
-      <w:r>
-        <w:rPr>
-          <w:rFonts w:ascii="Times New Roman" w:eastAsia="Times New Roman" w:hAnsi="Times New Roman" w:cs="Times New Roman"/>
-          <w:b/>
-          <w:bCs/>
-          <w:sz w:val="24"/>
-          <w:szCs w:val="24"/>
-          <w:u w:val="single"/>
-        </w:rPr>
-        <w:t>DESVALORIZACIÓN MONETARIA- RESERVA CASO FEDERAL:</w:t>
-      </w:r>
-    </w:p>
-    <w:p>
-      <w:pPr>
-        <w:spacing w:after="0" w:line="360" w:lineRule="auto"/>
-        <w:ind w:firstLine="554"/>
-        <w:jc w:val="both"/>
-        <w:rPr>
-          <w:rFonts w:ascii="Times New Roman" w:eastAsia="Times New Roman" w:hAnsi="Times New Roman" w:cs="Times New Roman"/>
-          <w:sz w:val="24"/>
-          <w:szCs w:val="24"/>
-        </w:rPr>
-      </w:pPr>
-      <w:r>
-        <w:rPr>
-          <w:rFonts w:ascii="Times New Roman" w:eastAsia="Times New Roman" w:hAnsi="Times New Roman" w:cs="Times New Roman"/>
-          <w:sz w:val="24"/>
-          <w:szCs w:val="24"/>
-        </w:rPr>
-        <w:lastRenderedPageBreak/>
         <w:t xml:space="preserve">Atento a la depreciación de la moneda de curso legal y que nuestra legislación aún no se ha adaptado al nuevo proceso inflacionario, ya que no se ha fijado método </w:t>
       </w:r>
       <w:proofErr w:type="spellStart"/>
@@ -8465,7 +8171,18 @@
           <w:sz w:val="24"/>
           <w:szCs w:val="24"/>
         </w:rPr>
-        <w:t xml:space="preserve"> se puede corroborar en la nota periodística que se acompaña a la parte documental del presente libelo, emitida por el diario Clarín con fecha 11 de enero de 2009, en la cual se informa que en los últimos siete </w:t>
+        <w:t xml:space="preserve"> se puede corroborar en </w:t>
+      </w:r>
+      <w:r>
+        <w:rPr>
+          <w:rFonts w:ascii="Times New Roman" w:eastAsia="Times New Roman" w:hAnsi="Times New Roman" w:cs="Times New Roman"/>
+          <w:b/>
+          <w:bCs/>
+          <w:sz w:val="24"/>
+          <w:szCs w:val="24"/>
+        </w:rPr>
+        <w:lastRenderedPageBreak/>
+        <w:t xml:space="preserve">la nota periodística que se acompaña a la parte documental del presente libelo, emitida por el diario Clarín con fecha 11 de enero de 2009, en la cual se informa que en los últimos siete </w:t>
       </w:r>
       <w:proofErr w:type="gramStart"/>
       <w:r>
@@ -8498,8 +8215,378 @@
           <w:sz w:val="24"/>
           <w:szCs w:val="24"/>
         </w:rPr>
+        <w:t>actualidad  los</w:t>
+      </w:r>
+      <w:proofErr w:type="gramEnd"/>
+      <w:r>
+        <w:rPr>
+          <w:rFonts w:ascii="Times New Roman" w:eastAsia="Times New Roman" w:hAnsi="Times New Roman" w:cs="Times New Roman"/>
+          <w:b/>
+          <w:bCs/>
+          <w:sz w:val="24"/>
+          <w:szCs w:val="24"/>
+        </w:rPr>
+        <w:t xml:space="preserve"> aumentos alcanzan un 250</w:t>
+      </w:r>
+      <w:proofErr w:type="gramStart"/>
+      <w:r>
+        <w:rPr>
+          <w:rFonts w:ascii="Times New Roman" w:eastAsia="Times New Roman" w:hAnsi="Times New Roman" w:cs="Times New Roman"/>
+          <w:b/>
+          <w:bCs/>
+          <w:sz w:val="24"/>
+          <w:szCs w:val="24"/>
+        </w:rPr>
+        <w:t>%,  Consecuentemente</w:t>
+      </w:r>
+      <w:proofErr w:type="gramEnd"/>
+      <w:r>
+        <w:rPr>
+          <w:rFonts w:ascii="Times New Roman" w:eastAsia="Times New Roman" w:hAnsi="Times New Roman" w:cs="Times New Roman"/>
+          <w:b/>
+          <w:bCs/>
+          <w:sz w:val="24"/>
+          <w:szCs w:val="24"/>
+        </w:rPr>
+        <w:t xml:space="preserve"> con lo expuesto podemos arribar a las conclusiones mencionadas, ya que tal como manifiestan los representantes de la mayoría de las aseguradoras, les resulta más conveniente generar litigios que </w:t>
+      </w:r>
+      <w:proofErr w:type="gramStart"/>
+      <w:r>
+        <w:rPr>
+          <w:rFonts w:ascii="Times New Roman" w:eastAsia="Times New Roman" w:hAnsi="Times New Roman" w:cs="Times New Roman"/>
+          <w:b/>
+          <w:bCs/>
+          <w:sz w:val="24"/>
+          <w:szCs w:val="24"/>
+        </w:rPr>
+        <w:t>conciliaciones,  consiguiendo</w:t>
+      </w:r>
+      <w:proofErr w:type="gramEnd"/>
+      <w:r>
+        <w:rPr>
+          <w:rFonts w:ascii="Times New Roman" w:eastAsia="Times New Roman" w:hAnsi="Times New Roman" w:cs="Times New Roman"/>
+          <w:b/>
+          <w:bCs/>
+          <w:sz w:val="24"/>
+          <w:szCs w:val="24"/>
+        </w:rPr>
+        <w:t xml:space="preserve"> con ello un claro colapso judicial y un importantísimo beneficio económico.</w:t>
+      </w:r>
+    </w:p>
+    <w:p>
+      <w:pPr>
+        <w:spacing w:after="0" w:line="360" w:lineRule="auto"/>
+        <w:ind w:firstLine="554"/>
+        <w:jc w:val="both"/>
+        <w:rPr>
+          <w:rFonts w:ascii="Times New Roman" w:eastAsia="Times New Roman" w:hAnsi="Times New Roman" w:cs="Times New Roman"/>
+          <w:sz w:val="24"/>
+          <w:szCs w:val="24"/>
+        </w:rPr>
+      </w:pPr>
+      <w:r>
+        <w:rPr>
+          <w:rFonts w:ascii="Times New Roman" w:eastAsia="Times New Roman" w:hAnsi="Times New Roman" w:cs="Times New Roman"/>
+          <w:b/>
+          <w:bCs/>
+          <w:sz w:val="24"/>
+          <w:szCs w:val="24"/>
+        </w:rPr>
+        <w:t xml:space="preserve">AHORA </w:t>
+      </w:r>
+      <w:proofErr w:type="gramStart"/>
+      <w:r>
+        <w:rPr>
+          <w:rFonts w:ascii="Times New Roman" w:eastAsia="Times New Roman" w:hAnsi="Times New Roman" w:cs="Times New Roman"/>
+          <w:b/>
+          <w:bCs/>
+          <w:sz w:val="24"/>
+          <w:szCs w:val="24"/>
+        </w:rPr>
+        <w:t>BIEN</w:t>
+      </w:r>
+      <w:proofErr w:type="gramEnd"/>
+      <w:r>
+        <w:rPr>
+          <w:rFonts w:ascii="Times New Roman" w:eastAsia="Times New Roman" w:hAnsi="Times New Roman" w:cs="Times New Roman"/>
+          <w:b/>
+          <w:bCs/>
+          <w:sz w:val="24"/>
+          <w:szCs w:val="24"/>
+        </w:rPr>
+        <w:t xml:space="preserve"> POR ÚLTIMO Y DE MAYOR RELEVANCIA ES DE MENCIONAR QUE COMO ES DE PÚBLICO CONOCIMIENTO DURANTE TODO 2020, HEMOS SUFRIDO UNA DEVALUACIÓN APROXIMADA DEL 40</w:t>
+      </w:r>
+      <w:proofErr w:type="gramStart"/>
+      <w:r>
+        <w:rPr>
+          <w:rFonts w:ascii="Times New Roman" w:eastAsia="Times New Roman" w:hAnsi="Times New Roman" w:cs="Times New Roman"/>
+          <w:b/>
+          <w:bCs/>
+          <w:sz w:val="24"/>
+          <w:szCs w:val="24"/>
+        </w:rPr>
+        <w:t>%,  SIENDO</w:t>
+      </w:r>
+      <w:proofErr w:type="gramEnd"/>
+      <w:r>
+        <w:rPr>
+          <w:rFonts w:ascii="Times New Roman" w:eastAsia="Times New Roman" w:hAnsi="Times New Roman" w:cs="Times New Roman"/>
+          <w:b/>
+          <w:bCs/>
+          <w:sz w:val="24"/>
+          <w:szCs w:val="24"/>
+        </w:rPr>
+        <w:t xml:space="preserve"> RECONOCIDO OFICIALMENTE QUE LA INFLACIÓN TAN SOLO PARA EL MES DE ENERO DE ESE AÑO FUE DEL 4%, CONSECUENTEMENTE Y REALIZANDO UNA PROYECCIÓN PODRÍAMOS AFIRMAR QUE </w:t>
+      </w:r>
+      <w:proofErr w:type="gramStart"/>
+      <w:r>
+        <w:rPr>
+          <w:rFonts w:ascii="Times New Roman" w:eastAsia="Times New Roman" w:hAnsi="Times New Roman" w:cs="Times New Roman"/>
+          <w:b/>
+          <w:bCs/>
+          <w:sz w:val="24"/>
+          <w:szCs w:val="24"/>
+        </w:rPr>
+        <w:t>LA  INFLACIÓN</w:t>
+      </w:r>
+      <w:proofErr w:type="gramEnd"/>
+      <w:r>
+        <w:rPr>
+          <w:rFonts w:ascii="Times New Roman" w:eastAsia="Times New Roman" w:hAnsi="Times New Roman" w:cs="Times New Roman"/>
+          <w:b/>
+          <w:bCs/>
+          <w:sz w:val="24"/>
+          <w:szCs w:val="24"/>
+        </w:rPr>
+        <w:t xml:space="preserve"> ANUAL EN 2022 RONDARÁ EL 1500%...  SABIENDO </w:t>
+      </w:r>
+      <w:proofErr w:type="gramStart"/>
+      <w:r>
+        <w:rPr>
+          <w:rFonts w:ascii="Times New Roman" w:eastAsia="Times New Roman" w:hAnsi="Times New Roman" w:cs="Times New Roman"/>
+          <w:b/>
+          <w:bCs/>
+          <w:sz w:val="24"/>
+          <w:szCs w:val="24"/>
+        </w:rPr>
+        <w:t>ELLO  S.S</w:t>
+      </w:r>
+      <w:proofErr w:type="gramEnd"/>
+      <w:r>
+        <w:rPr>
+          <w:rFonts w:ascii="Times New Roman" w:eastAsia="Times New Roman" w:hAnsi="Times New Roman" w:cs="Times New Roman"/>
+          <w:b/>
+          <w:bCs/>
+          <w:sz w:val="24"/>
+          <w:szCs w:val="24"/>
+        </w:rPr>
+        <w:t xml:space="preserve"> COMPRENDERÁ QUE NINGUNA DE LAS TASAS DE INTERÉS QUE SE APLICAN PARA ACTUALIZAR MONTOS DE SENTENCIAS SE CONDICEN CON LA REALIDAD DE NUESTRO PAÍS, MENOS AÚN LA TASA PASIVA Y/O LA DEL 8% LAS CUALES HOY POR HOY RESULTAN HASTA IRRISORIAS, SIENDO ESTO </w:t>
+      </w:r>
+      <w:proofErr w:type="gramStart"/>
+      <w:r>
+        <w:rPr>
+          <w:rFonts w:ascii="Times New Roman" w:eastAsia="Times New Roman" w:hAnsi="Times New Roman" w:cs="Times New Roman"/>
+          <w:b/>
+          <w:bCs/>
+          <w:sz w:val="24"/>
+          <w:szCs w:val="24"/>
+        </w:rPr>
+        <w:t>ÚNICAMENTE  UN</w:t>
+      </w:r>
+      <w:proofErr w:type="gramEnd"/>
+      <w:r>
+        <w:rPr>
+          <w:rFonts w:ascii="Times New Roman" w:eastAsia="Times New Roman" w:hAnsi="Times New Roman" w:cs="Times New Roman"/>
+          <w:b/>
+          <w:bCs/>
+          <w:sz w:val="24"/>
+          <w:szCs w:val="24"/>
+        </w:rPr>
+        <w:t xml:space="preserve"> EXCELENTE </w:t>
+      </w:r>
+      <w:proofErr w:type="gramStart"/>
+      <w:r>
+        <w:rPr>
+          <w:rFonts w:ascii="Times New Roman" w:eastAsia="Times New Roman" w:hAnsi="Times New Roman" w:cs="Times New Roman"/>
+          <w:b/>
+          <w:bCs/>
+          <w:sz w:val="24"/>
+          <w:szCs w:val="24"/>
+        </w:rPr>
+        <w:t>NEGOCIO  PARA</w:t>
+      </w:r>
+      <w:proofErr w:type="gramEnd"/>
+      <w:r>
+        <w:rPr>
+          <w:rFonts w:ascii="Times New Roman" w:eastAsia="Times New Roman" w:hAnsi="Times New Roman" w:cs="Times New Roman"/>
+          <w:b/>
+          <w:bCs/>
+          <w:sz w:val="24"/>
+          <w:szCs w:val="24"/>
+        </w:rPr>
+        <w:t xml:space="preserve"> LAS ASEGURADORAS, LAS CUALES AL DILATAR LOS </w:t>
+      </w:r>
+      <w:proofErr w:type="gramStart"/>
+      <w:r>
+        <w:rPr>
+          <w:rFonts w:ascii="Times New Roman" w:eastAsia="Times New Roman" w:hAnsi="Times New Roman" w:cs="Times New Roman"/>
+          <w:b/>
+          <w:bCs/>
+          <w:sz w:val="24"/>
+          <w:szCs w:val="24"/>
+        </w:rPr>
+        <w:t>PAGOS  GENERAN</w:t>
+      </w:r>
+      <w:proofErr w:type="gramEnd"/>
+      <w:r>
+        <w:rPr>
+          <w:rFonts w:ascii="Times New Roman" w:eastAsia="Times New Roman" w:hAnsi="Times New Roman" w:cs="Times New Roman"/>
+          <w:b/>
+          <w:bCs/>
+          <w:sz w:val="24"/>
+          <w:szCs w:val="24"/>
+        </w:rPr>
+        <w:t xml:space="preserve"> UN PERJUICIO DESMESURADO EN EL ACTOR QUIEN JAMÁS TENDRÁ UN RECLAMO AJUSTADO A LA REALIDAD QUE ATRAVESAMOS.</w:t>
+      </w:r>
+    </w:p>
+    <w:p>
+      <w:pPr>
+        <w:spacing w:after="0" w:line="360" w:lineRule="auto"/>
+        <w:ind w:firstLine="554"/>
+        <w:jc w:val="both"/>
+        <w:rPr>
+          <w:rFonts w:ascii="Times New Roman" w:eastAsia="Times New Roman" w:hAnsi="Times New Roman" w:cs="Times New Roman"/>
+          <w:b/>
+          <w:bCs/>
+          <w:sz w:val="24"/>
+          <w:szCs w:val="24"/>
+        </w:rPr>
+      </w:pPr>
+      <w:r>
+        <w:rPr>
+          <w:rFonts w:ascii="Times New Roman" w:eastAsia="Times New Roman" w:hAnsi="Times New Roman" w:cs="Times New Roman"/>
+          <w:b/>
+          <w:bCs/>
+          <w:sz w:val="24"/>
+          <w:szCs w:val="24"/>
+        </w:rPr>
+        <w:t xml:space="preserve">Cabe destacar que en los últimos años hasta el 2024 inclusive hemos sufrido un proceso inflacionario del orden del 150% aproximadamente en cada periodo anual. </w:t>
+      </w:r>
+    </w:p>
+    <w:p>
+      <w:pPr>
+        <w:spacing w:after="0" w:line="360" w:lineRule="auto"/>
+        <w:ind w:firstLine="720"/>
+        <w:jc w:val="both"/>
+        <w:rPr>
+          <w:rFonts w:ascii="Times New Roman" w:eastAsia="Times New Roman" w:hAnsi="Times New Roman" w:cs="Times New Roman"/>
+          <w:b/>
+          <w:bCs/>
+          <w:sz w:val="24"/>
+          <w:szCs w:val="24"/>
+        </w:rPr>
+      </w:pPr>
+      <w:r>
+        <w:rPr>
+          <w:rFonts w:ascii="Times New Roman" w:eastAsia="Times New Roman" w:hAnsi="Times New Roman" w:cs="Times New Roman"/>
+          <w:b/>
+          <w:bCs/>
+          <w:sz w:val="24"/>
+          <w:szCs w:val="24"/>
+        </w:rPr>
+        <w:t>En este orden de ideas, la Suprema Corte de la Provincia de Buenos Aires, ha tenido una postura favorable a los argumentos esgrimidos, sentado un cambio de criterio en lo que refiere a la actualización de los créditos en las acciones de daños y perjuicios, conforme a la doctrina legal establecida por la Suprema Corte de Justicia en la causa C. 124.096, "Barrios, Héctor Francisco y otra C/ Lascano, Sandra Beatriz y otra. S/ Daños y Perjuicios" (</w:t>
+      </w:r>
+      <w:proofErr w:type="spellStart"/>
+      <w:r>
+        <w:rPr>
+          <w:rFonts w:ascii="Times New Roman" w:eastAsia="Times New Roman" w:hAnsi="Times New Roman" w:cs="Times New Roman"/>
+          <w:b/>
+          <w:bCs/>
+          <w:sz w:val="24"/>
+          <w:szCs w:val="24"/>
+        </w:rPr>
+        <w:t>sent</w:t>
+      </w:r>
+      <w:proofErr w:type="spellEnd"/>
+      <w:r>
+        <w:rPr>
+          <w:rFonts w:ascii="Times New Roman" w:eastAsia="Times New Roman" w:hAnsi="Times New Roman" w:cs="Times New Roman"/>
+          <w:b/>
+          <w:bCs/>
+          <w:sz w:val="24"/>
+          <w:szCs w:val="24"/>
+        </w:rPr>
+        <w:t xml:space="preserve">. del 17/4/2024). </w:t>
+      </w:r>
+    </w:p>
+    <w:p>
+      <w:pPr>
+        <w:spacing w:after="0" w:line="360" w:lineRule="auto"/>
+        <w:ind w:firstLine="720"/>
+        <w:jc w:val="both"/>
+        <w:rPr>
+          <w:rFonts w:ascii="Times New Roman" w:eastAsia="Times New Roman" w:hAnsi="Times New Roman" w:cs="Times New Roman"/>
+          <w:b/>
+          <w:bCs/>
+          <w:sz w:val="24"/>
+          <w:szCs w:val="24"/>
+        </w:rPr>
+      </w:pPr>
+      <w:r>
+        <w:rPr>
+          <w:rFonts w:ascii="Times New Roman" w:eastAsia="Times New Roman" w:hAnsi="Times New Roman" w:cs="Times New Roman"/>
+          <w:b/>
+          <w:bCs/>
+          <w:sz w:val="24"/>
+          <w:szCs w:val="24"/>
+        </w:rPr>
+        <w:t xml:space="preserve">En cuanto, declaró la inconstitucionalidad sobrevenida del artículo 7 de la Ley 23.928 (texto según Ley 25.561), en cuanto prohíbe la actualización monetaria o la indexación de créditos para las obligaciones dinerarias. Asimismo, sentó los criterios para la determinación de las deudas de valor, como así también dispuso una serie de directrices para delimitar el alcance de la indexación. </w:t>
+      </w:r>
+    </w:p>
+    <w:p>
+      <w:pPr>
+        <w:spacing w:after="0" w:line="360" w:lineRule="auto"/>
+        <w:ind w:firstLine="720"/>
+        <w:jc w:val="both"/>
+        <w:rPr>
+          <w:rFonts w:ascii="Times New Roman" w:eastAsia="Times New Roman" w:hAnsi="Times New Roman" w:cs="Times New Roman"/>
+          <w:b/>
+          <w:bCs/>
+          <w:sz w:val="24"/>
+          <w:szCs w:val="24"/>
+        </w:rPr>
+      </w:pPr>
+      <w:r>
+        <w:rPr>
+          <w:rFonts w:ascii="Times New Roman" w:eastAsia="Times New Roman" w:hAnsi="Times New Roman" w:cs="Times New Roman"/>
+          <w:b/>
+          <w:bCs/>
+          <w:sz w:val="24"/>
+          <w:szCs w:val="24"/>
+        </w:rPr>
+        <w:t xml:space="preserve">Se declara la inconstitucionalidad del artículo 7 de la Ley 23.928 y su inaplicabilidad, en virtud del cambio de escenario económico, ya que debe ser descalificado porque desconoce el principio de razonabilidad, el derecho de propiedad </w:t>
+      </w:r>
+      <w:r>
+        <w:rPr>
+          <w:rFonts w:ascii="Times New Roman" w:eastAsia="Times New Roman" w:hAnsi="Times New Roman" w:cs="Times New Roman"/>
+          <w:b/>
+          <w:bCs/>
+          <w:sz w:val="24"/>
+          <w:szCs w:val="24"/>
+        </w:rPr>
         <w:lastRenderedPageBreak/>
-        <w:t>actualidad  los</w:t>
+        <w:t xml:space="preserve">del reclamante y no permite proveer una tutela judicial eficaz (arts. </w:t>
+      </w:r>
+      <w:proofErr w:type="gramStart"/>
+      <w:r>
+        <w:rPr>
+          <w:rFonts w:ascii="Times New Roman" w:eastAsia="Times New Roman" w:hAnsi="Times New Roman" w:cs="Times New Roman"/>
+          <w:b/>
+          <w:bCs/>
+          <w:sz w:val="24"/>
+          <w:szCs w:val="24"/>
+        </w:rPr>
+        <w:t>1 ,</w:t>
       </w:r>
       <w:proofErr w:type="gramEnd"/>
       <w:r>
@@ -8510,7 +8597,7 @@
           <w:sz w:val="24"/>
           <w:szCs w:val="24"/>
         </w:rPr>
-        <w:t xml:space="preserve"> aumentos alcanzan un 250</w:t>
+        <w:t xml:space="preserve"> </w:t>
       </w:r>
       <w:proofErr w:type="gramStart"/>
       <w:r>
@@ -8521,7 +8608,7 @@
           <w:sz w:val="24"/>
           <w:szCs w:val="24"/>
         </w:rPr>
-        <w:t>%,  Consecuentemente</w:t>
+        <w:t>17 ,</w:t>
       </w:r>
       <w:proofErr w:type="gramEnd"/>
       <w:r>
@@ -8532,7 +8619,7 @@
           <w:sz w:val="24"/>
           <w:szCs w:val="24"/>
         </w:rPr>
-        <w:t xml:space="preserve"> con lo expuesto podemos arribar a las conclusiones mencionadas, ya que tal como manifiestan los representantes de la mayoría de las aseguradoras, les resulta más conveniente generar litigios que </w:t>
+        <w:t xml:space="preserve"> </w:t>
       </w:r>
       <w:proofErr w:type="gramStart"/>
       <w:r>
@@ -8543,7 +8630,7 @@
           <w:sz w:val="24"/>
           <w:szCs w:val="24"/>
         </w:rPr>
-        <w:t>conciliaciones,  consiguiendo</w:t>
+        <w:t>18 ,</w:t>
       </w:r>
       <w:proofErr w:type="gramEnd"/>
       <w:r>
@@ -8554,7 +8641,99 @@
           <w:sz w:val="24"/>
           <w:szCs w:val="24"/>
         </w:rPr>
-        <w:t xml:space="preserve"> con ello un claro colapso judicial y un importantísimo beneficio económico.</w:t>
+        <w:t xml:space="preserve"> 28 y </w:t>
+      </w:r>
+      <w:proofErr w:type="spellStart"/>
+      <w:r>
+        <w:rPr>
+          <w:rFonts w:ascii="Times New Roman" w:eastAsia="Times New Roman" w:hAnsi="Times New Roman" w:cs="Times New Roman"/>
+          <w:b/>
+          <w:bCs/>
+          <w:sz w:val="24"/>
+          <w:szCs w:val="24"/>
+        </w:rPr>
+        <w:t>concs</w:t>
+      </w:r>
+      <w:proofErr w:type="spellEnd"/>
+      <w:r>
+        <w:rPr>
+          <w:rFonts w:ascii="Times New Roman" w:eastAsia="Times New Roman" w:hAnsi="Times New Roman" w:cs="Times New Roman"/>
+          <w:b/>
+          <w:bCs/>
+          <w:sz w:val="24"/>
+          <w:szCs w:val="24"/>
+        </w:rPr>
+        <w:t xml:space="preserve">., Const. </w:t>
+      </w:r>
+      <w:proofErr w:type="spellStart"/>
+      <w:r>
+        <w:rPr>
+          <w:rFonts w:ascii="Times New Roman" w:eastAsia="Times New Roman" w:hAnsi="Times New Roman" w:cs="Times New Roman"/>
+          <w:b/>
+          <w:bCs/>
+          <w:sz w:val="24"/>
+          <w:szCs w:val="24"/>
+        </w:rPr>
+        <w:t>nac</w:t>
+      </w:r>
+      <w:proofErr w:type="spellEnd"/>
+      <w:r>
+        <w:rPr>
+          <w:rFonts w:ascii="Times New Roman" w:eastAsia="Times New Roman" w:hAnsi="Times New Roman" w:cs="Times New Roman"/>
+          <w:b/>
+          <w:bCs/>
+          <w:sz w:val="24"/>
+          <w:szCs w:val="24"/>
+        </w:rPr>
+        <w:t>.).</w:t>
+      </w:r>
+    </w:p>
+    <w:p>
+      <w:pPr>
+        <w:spacing w:after="0" w:line="360" w:lineRule="auto"/>
+        <w:ind w:firstLine="720"/>
+        <w:jc w:val="both"/>
+        <w:rPr>
+          <w:rFonts w:ascii="Times New Roman" w:eastAsia="Times New Roman" w:hAnsi="Times New Roman" w:cs="Times New Roman"/>
+          <w:b/>
+          <w:bCs/>
+          <w:sz w:val="24"/>
+          <w:szCs w:val="24"/>
+        </w:rPr>
+      </w:pPr>
+      <w:r>
+        <w:rPr>
+          <w:rFonts w:ascii="Times New Roman" w:eastAsia="Times New Roman" w:hAnsi="Times New Roman" w:cs="Times New Roman"/>
+          <w:b/>
+          <w:bCs/>
+          <w:sz w:val="24"/>
+          <w:szCs w:val="24"/>
+        </w:rPr>
+        <w:t>Finalmente se dispuso que las sumas de condena se actualizarán y devengarán intereses compensatorios conforme la actualización del crédito siguiendo como pautas aplicables los coeficientes como el IPC (Índice del precio del consumidor) y/o Coeficiente CER y/o la remuneración imponible promedio de los trabajadores estables -RIPTE-; debiendo agregarse desde la fecha en que los créditos se tornaron exigibles una tasa pura del 6% anual.</w:t>
+      </w:r>
+    </w:p>
+    <w:p>
+      <w:pPr>
+        <w:spacing w:after="0" w:line="360" w:lineRule="auto"/>
+        <w:ind w:firstLine="720"/>
+        <w:jc w:val="both"/>
+        <w:rPr>
+          <w:rFonts w:ascii="Times New Roman" w:eastAsia="Times New Roman" w:hAnsi="Times New Roman" w:cs="Times New Roman"/>
+          <w:b/>
+          <w:bCs/>
+          <w:sz w:val="24"/>
+          <w:szCs w:val="24"/>
+        </w:rPr>
+      </w:pPr>
+      <w:r>
+        <w:rPr>
+          <w:rFonts w:ascii="Times New Roman" w:eastAsia="Times New Roman" w:hAnsi="Times New Roman" w:cs="Times New Roman"/>
+          <w:b/>
+          <w:bCs/>
+          <w:sz w:val="24"/>
+          <w:szCs w:val="24"/>
+        </w:rPr>
+        <w:t xml:space="preserve">En virtud de lo expuesto, solicito que sean de consideración los antecedentes jurisprudenciales mencionados ut-supra al momento de dictar sentencia. </w:t>
       </w:r>
     </w:p>
     <w:p>
@@ -8566,571 +8745,302 @@
           <w:rFonts w:ascii="Times New Roman" w:eastAsia="Times New Roman" w:hAnsi="Times New Roman" w:cs="Times New Roman"/>
           <w:sz w:val="24"/>
           <w:szCs w:val="24"/>
-        </w:rPr>
-      </w:pPr>
-      <w:r>
-        <w:rPr>
-          <w:rFonts w:ascii="Times New Roman" w:eastAsia="Times New Roman" w:hAnsi="Times New Roman" w:cs="Times New Roman"/>
-          <w:b/>
-          <w:bCs/>
-          <w:sz w:val="24"/>
-          <w:szCs w:val="24"/>
-        </w:rPr>
-        <w:t xml:space="preserve">AHORA </w:t>
+          <w:u w:val="single"/>
+        </w:rPr>
+      </w:pPr>
+    </w:p>
+    <w:p>
+      <w:pPr>
+        <w:spacing w:after="0" w:line="360" w:lineRule="auto"/>
+        <w:ind w:firstLine="554"/>
+        <w:jc w:val="both"/>
+        <w:rPr>
+          <w:rFonts w:ascii="Times New Roman" w:eastAsia="Times New Roman" w:hAnsi="Times New Roman" w:cs="Times New Roman"/>
+          <w:sz w:val="24"/>
+          <w:szCs w:val="24"/>
+          <w:u w:val="single"/>
+        </w:rPr>
+      </w:pPr>
+    </w:p>
+    <w:p>
+      <w:pPr>
+        <w:spacing w:after="0" w:line="360" w:lineRule="auto"/>
+        <w:jc w:val="both"/>
+        <w:rPr>
+          <w:rFonts w:ascii="Times New Roman" w:eastAsia="Times New Roman" w:hAnsi="Times New Roman" w:cs="Times New Roman"/>
+          <w:sz w:val="24"/>
+          <w:szCs w:val="24"/>
+          <w:u w:val="single"/>
+        </w:rPr>
+      </w:pPr>
+      <w:r>
+        <w:rPr>
+          <w:rFonts w:ascii="Times New Roman" w:eastAsia="Times New Roman" w:hAnsi="Times New Roman" w:cs="Times New Roman"/>
+          <w:b/>
+          <w:bCs/>
+          <w:sz w:val="24"/>
+          <w:szCs w:val="24"/>
+          <w:u w:val="single"/>
+        </w:rPr>
+        <w:t>X.  RESERVA DEL CASO FEDERAL</w:t>
+      </w:r>
+      <w:r>
+        <w:rPr>
+          <w:rFonts w:ascii="Times New Roman" w:eastAsia="Times New Roman" w:hAnsi="Times New Roman" w:cs="Times New Roman"/>
+          <w:sz w:val="24"/>
+          <w:szCs w:val="24"/>
+          <w:u w:val="single"/>
+        </w:rPr>
+        <w:t>.</w:t>
+      </w:r>
+    </w:p>
+    <w:p>
+      <w:pPr>
+        <w:spacing w:after="0" w:line="360" w:lineRule="auto"/>
+        <w:ind w:firstLine="554"/>
+        <w:jc w:val="both"/>
+        <w:rPr>
+          <w:rFonts w:ascii="Times New Roman" w:eastAsia="Times New Roman" w:hAnsi="Times New Roman" w:cs="Times New Roman"/>
+          <w:sz w:val="24"/>
+          <w:szCs w:val="24"/>
+        </w:rPr>
+      </w:pPr>
+      <w:r>
+        <w:rPr>
+          <w:rFonts w:ascii="Times New Roman" w:eastAsia="Times New Roman" w:hAnsi="Times New Roman" w:cs="Times New Roman"/>
+          <w:sz w:val="24"/>
+          <w:szCs w:val="24"/>
+        </w:rPr>
+        <w:t>Al encontrarse violentado el DERECHO DE PROPIEDAD, Y A LA INTEGRIDAD FÍSICA, siendo éstos reconocidos constitucionalmente a través de los artículos 14,17,18,19 y 75 inc. 22 de la Constitución Nacional (que incorpora los Tratados Internacionales sobre Derechos Humanos y les otorga jerarquía constitucional), es que se realizó formal reserva de recurrir a la Corte Suprema de Justicia de la Nación por vía del Recurso Extraordinario Federal consagrado en el art. 14 de la Ley 48 en caso de sentencia adversa.</w:t>
+      </w:r>
+    </w:p>
+    <w:p>
+      <w:pPr>
+        <w:spacing w:after="0" w:line="360" w:lineRule="auto"/>
+        <w:rPr>
+          <w:rFonts w:ascii="Times New Roman" w:eastAsia="Times New Roman" w:hAnsi="Times New Roman" w:cs="Times New Roman"/>
+          <w:sz w:val="24"/>
+          <w:szCs w:val="24"/>
+        </w:rPr>
+      </w:pPr>
+    </w:p>
+    <w:p>
+      <w:pPr>
+        <w:spacing w:after="0" w:line="360" w:lineRule="auto"/>
+        <w:ind w:firstLine="554"/>
+        <w:jc w:val="both"/>
+        <w:rPr>
+          <w:rFonts w:ascii="Times New Roman" w:eastAsia="Times New Roman" w:hAnsi="Times New Roman" w:cs="Times New Roman"/>
+          <w:sz w:val="24"/>
+          <w:szCs w:val="24"/>
+        </w:rPr>
+      </w:pPr>
+    </w:p>
+    <w:p>
+      <w:pPr>
+        <w:spacing w:after="0" w:line="360" w:lineRule="auto"/>
+        <w:jc w:val="both"/>
+        <w:rPr>
+          <w:rFonts w:ascii="Times New Roman" w:eastAsia="Times New Roman" w:hAnsi="Times New Roman" w:cs="Times New Roman"/>
+          <w:sz w:val="24"/>
+          <w:szCs w:val="24"/>
+        </w:rPr>
+      </w:pPr>
+      <w:r>
+        <w:rPr>
+          <w:rFonts w:ascii="Times New Roman" w:eastAsia="Times New Roman" w:hAnsi="Times New Roman" w:cs="Times New Roman"/>
+          <w:b/>
+          <w:bCs/>
+          <w:sz w:val="24"/>
+          <w:szCs w:val="24"/>
+          <w:u w:val="single"/>
+        </w:rPr>
+        <w:t>XI. DAÑO FUTURO - RESERVA DE DERECHO:</w:t>
+      </w:r>
+    </w:p>
+    <w:p>
+      <w:pPr>
+        <w:spacing w:after="0" w:line="360" w:lineRule="auto"/>
+        <w:ind w:left="11" w:firstLine="720"/>
+        <w:jc w:val="both"/>
+        <w:rPr>
+          <w:rFonts w:ascii="Times New Roman" w:eastAsia="Times New Roman" w:hAnsi="Times New Roman" w:cs="Times New Roman"/>
+          <w:sz w:val="24"/>
+          <w:szCs w:val="24"/>
+        </w:rPr>
+      </w:pPr>
+      <w:r>
+        <w:rPr>
+          <w:rFonts w:ascii="Times New Roman" w:eastAsia="Times New Roman" w:hAnsi="Times New Roman" w:cs="Times New Roman"/>
+          <w:sz w:val="24"/>
+          <w:szCs w:val="24"/>
+        </w:rPr>
+        <w:t>Atento que la estimación efectuada en los diversos rubros tiene carácter provisional, se hace reserva de derecho de acompañar a juicio los comprobantes de gastos sufridos en la atención médica. Así lo ha aceptado la jurisprudencia, dado que la secuela de los traumatismos y lesiones suelen ser prolongadas y derivarse en el tiempo en consecuencias imprevistas (</w:t>
+      </w:r>
+      <w:proofErr w:type="spellStart"/>
+      <w:r>
+        <w:rPr>
+          <w:rFonts w:ascii="Times New Roman" w:eastAsia="Times New Roman" w:hAnsi="Times New Roman" w:cs="Times New Roman"/>
+          <w:sz w:val="24"/>
+          <w:szCs w:val="24"/>
+        </w:rPr>
+        <w:t>CNCiv</w:t>
+      </w:r>
+      <w:proofErr w:type="spellEnd"/>
+      <w:r>
+        <w:rPr>
+          <w:rFonts w:ascii="Times New Roman" w:eastAsia="Times New Roman" w:hAnsi="Times New Roman" w:cs="Times New Roman"/>
+          <w:sz w:val="24"/>
+          <w:szCs w:val="24"/>
+        </w:rPr>
+        <w:t>., Sala A, 11/09/1974, E.D., 11-121). La sentencia puede condenar a indemnización mayor que la estimada en la demanda si se hizo expresa reserva de derecho con el fin de ampliar el período, si al momento de considerarse las lesiones sufridas subsistiera una incapacidad permanente mayor a la que se comprobó en aquel momento (</w:t>
+      </w:r>
+      <w:proofErr w:type="spellStart"/>
+      <w:r>
+        <w:rPr>
+          <w:rFonts w:ascii="Times New Roman" w:eastAsia="Times New Roman" w:hAnsi="Times New Roman" w:cs="Times New Roman"/>
+          <w:sz w:val="24"/>
+          <w:szCs w:val="24"/>
+        </w:rPr>
+        <w:t>CNCiv</w:t>
+      </w:r>
+      <w:proofErr w:type="spellEnd"/>
+      <w:r>
+        <w:rPr>
+          <w:rFonts w:ascii="Times New Roman" w:eastAsia="Times New Roman" w:hAnsi="Times New Roman" w:cs="Times New Roman"/>
+          <w:sz w:val="24"/>
+          <w:szCs w:val="24"/>
+        </w:rPr>
+        <w:t>., Sala D, 25/07/1965, E.D., 13-203).</w:t>
+      </w:r>
+    </w:p>
+    <w:p>
+      <w:pPr>
+        <w:spacing w:after="0" w:line="360" w:lineRule="auto"/>
+        <w:ind w:left="-709" w:firstLine="720"/>
+        <w:jc w:val="both"/>
+        <w:rPr>
+          <w:rFonts w:ascii="Times New Roman" w:eastAsia="Times New Roman" w:hAnsi="Times New Roman" w:cs="Times New Roman"/>
+          <w:sz w:val="24"/>
+          <w:szCs w:val="24"/>
+        </w:rPr>
+      </w:pPr>
+    </w:p>
+    <w:p>
+      <w:pPr>
+        <w:spacing w:after="0" w:line="360" w:lineRule="auto"/>
+        <w:jc w:val="both"/>
+        <w:rPr>
+          <w:rFonts w:ascii="Times New Roman" w:eastAsia="Times New Roman" w:hAnsi="Times New Roman" w:cs="Times New Roman"/>
+          <w:sz w:val="24"/>
+          <w:szCs w:val="24"/>
+        </w:rPr>
+      </w:pPr>
+    </w:p>
+    <w:p>
+      <w:pPr>
+        <w:spacing w:after="0" w:line="360" w:lineRule="auto"/>
+        <w:ind w:left="-709" w:firstLine="720"/>
+        <w:jc w:val="both"/>
+        <w:rPr>
+          <w:rFonts w:ascii="Times New Roman" w:eastAsia="Times New Roman" w:hAnsi="Times New Roman" w:cs="Times New Roman"/>
+          <w:b/>
+          <w:bCs/>
+          <w:sz w:val="24"/>
+          <w:szCs w:val="24"/>
+          <w:u w:val="single"/>
+        </w:rPr>
+      </w:pPr>
+      <w:r>
+        <w:rPr>
+          <w:rFonts w:ascii="Times New Roman" w:eastAsia="Times New Roman" w:hAnsi="Times New Roman" w:cs="Times New Roman"/>
+          <w:b/>
+          <w:bCs/>
+          <w:sz w:val="24"/>
+          <w:szCs w:val="24"/>
+          <w:u w:val="single"/>
+        </w:rPr>
+        <w:t>XII.- JURISPRUDENCIA - DERECHO:</w:t>
+      </w:r>
+    </w:p>
+    <w:p>
+      <w:pPr>
+        <w:spacing w:after="0" w:line="360" w:lineRule="auto"/>
+        <w:ind w:left="11" w:firstLine="720"/>
+        <w:jc w:val="both"/>
+        <w:rPr>
+          <w:rFonts w:ascii="Times New Roman" w:eastAsia="Times New Roman" w:hAnsi="Times New Roman" w:cs="Times New Roman"/>
+          <w:sz w:val="24"/>
+          <w:szCs w:val="24"/>
+        </w:rPr>
+      </w:pPr>
+      <w:r>
+        <w:rPr>
+          <w:rFonts w:ascii="Times New Roman" w:eastAsia="Times New Roman" w:hAnsi="Times New Roman" w:cs="Times New Roman"/>
+          <w:sz w:val="24"/>
+          <w:szCs w:val="24"/>
+        </w:rPr>
+        <w:t xml:space="preserve">Fundo el derecho que me asiste en lo dispuesto en los arts. 726, 1721, 1722, 1723, 1724, 1725, 1731, 1741, 1753, 1757, 1758, 1769 del Código Civil y Comercial de la Nación; art. 118, Ley 17.418 y Ley 24.449, Ley Nacional de Tránsito, jurisprudencia y doctrina citadas en la presente </w:t>
       </w:r>
       <w:proofErr w:type="gramStart"/>
       <w:r>
         <w:rPr>
           <w:rFonts w:ascii="Times New Roman" w:eastAsia="Times New Roman" w:hAnsi="Times New Roman" w:cs="Times New Roman"/>
-          <w:b/>
-          <w:bCs/>
-          <w:sz w:val="24"/>
-          <w:szCs w:val="24"/>
-        </w:rPr>
-        <w:t>BIEN</w:t>
+          <w:sz w:val="24"/>
+          <w:szCs w:val="24"/>
+        </w:rPr>
+        <w:t>demanda.-</w:t>
       </w:r>
       <w:proofErr w:type="gramEnd"/>
       <w:r>
         <w:rPr>
           <w:rFonts w:ascii="Times New Roman" w:eastAsia="Times New Roman" w:hAnsi="Times New Roman" w:cs="Times New Roman"/>
-          <w:b/>
-          <w:bCs/>
-          <w:sz w:val="24"/>
-          <w:szCs w:val="24"/>
-        </w:rPr>
-        <w:t xml:space="preserve"> POR ÚLTIMO Y DE MAYOR RELEVANCIA ES DE MENCIONAR QUE COMO ES DE PÚBLICO CONOCIMIENTO DURANTE TODO 2020, HEMOS SUFRIDO UNA DEVALUACIÓN APROXIMADA DEL 40</w:t>
+          <w:sz w:val="24"/>
+          <w:szCs w:val="24"/>
+        </w:rPr>
+        <w:t> </w:t>
+      </w:r>
+    </w:p>
+    <w:p>
+      <w:pPr>
+        <w:spacing w:after="0" w:line="360" w:lineRule="auto"/>
+        <w:ind w:left="11" w:firstLine="720"/>
+        <w:jc w:val="both"/>
+        <w:rPr>
+          <w:rFonts w:ascii="Times New Roman" w:eastAsia="Times New Roman" w:hAnsi="Times New Roman" w:cs="Times New Roman"/>
+          <w:sz w:val="24"/>
+          <w:szCs w:val="24"/>
+        </w:rPr>
+      </w:pPr>
+      <w:r>
+        <w:rPr>
+          <w:rFonts w:ascii="Times New Roman" w:eastAsia="Times New Roman" w:hAnsi="Times New Roman" w:cs="Times New Roman"/>
+          <w:b/>
+          <w:bCs/>
+          <w:sz w:val="24"/>
+          <w:szCs w:val="24"/>
+        </w:rPr>
+        <w:lastRenderedPageBreak/>
+        <w:t xml:space="preserve">Mora: </w:t>
+      </w:r>
+      <w:r>
+        <w:rPr>
+          <w:rFonts w:ascii="Times New Roman" w:eastAsia="Times New Roman" w:hAnsi="Times New Roman" w:cs="Times New Roman"/>
+          <w:sz w:val="24"/>
+          <w:szCs w:val="24"/>
+        </w:rPr>
+        <w:t>El hecho ilícito constituye en mora al deudor desde el momento en que se produce el hecho generador de la acción incoada (C.S.J.N. Fallos 191-280; 110-1-199; 238-44; 274-377, Recopilación doctrinaria y jurisprudencia E.D. 69.827</w:t>
       </w:r>
       <w:proofErr w:type="gramStart"/>
       <w:r>
         <w:rPr>
           <w:rFonts w:ascii="Times New Roman" w:eastAsia="Times New Roman" w:hAnsi="Times New Roman" w:cs="Times New Roman"/>
-          <w:b/>
-          <w:bCs/>
-          <w:sz w:val="24"/>
-          <w:szCs w:val="24"/>
-        </w:rPr>
-        <w:t>%,  SIENDO</w:t>
+          <w:sz w:val="24"/>
+          <w:szCs w:val="24"/>
+        </w:rPr>
+        <w:t>).-</w:t>
       </w:r>
       <w:proofErr w:type="gramEnd"/>
-      <w:r>
-        <w:rPr>
-          <w:rFonts w:ascii="Times New Roman" w:eastAsia="Times New Roman" w:hAnsi="Times New Roman" w:cs="Times New Roman"/>
-          <w:b/>
-          <w:bCs/>
-          <w:sz w:val="24"/>
-          <w:szCs w:val="24"/>
-        </w:rPr>
-        <w:t xml:space="preserve"> RECONOCIDO OFICIALMENTE QUE LA INFLACIÓN TAN SOLO PARA EL MES DE ENERO DE ESE AÑO FUE DEL 4%, CONSECUENTEMENTE Y REALIZANDO UNA PROYECCIÓN PODRÍAMOS AFIRMAR QUE </w:t>
-      </w:r>
-      <w:proofErr w:type="gramStart"/>
-      <w:r>
-        <w:rPr>
-          <w:rFonts w:ascii="Times New Roman" w:eastAsia="Times New Roman" w:hAnsi="Times New Roman" w:cs="Times New Roman"/>
-          <w:b/>
-          <w:bCs/>
-          <w:sz w:val="24"/>
-          <w:szCs w:val="24"/>
-        </w:rPr>
-        <w:t>LA  INFLACIÓN</w:t>
-      </w:r>
-      <w:proofErr w:type="gramEnd"/>
-      <w:r>
-        <w:rPr>
-          <w:rFonts w:ascii="Times New Roman" w:eastAsia="Times New Roman" w:hAnsi="Times New Roman" w:cs="Times New Roman"/>
-          <w:b/>
-          <w:bCs/>
-          <w:sz w:val="24"/>
-          <w:szCs w:val="24"/>
-        </w:rPr>
-        <w:t xml:space="preserve"> ANUAL EN 2022 RONDARÁ EL 1500%...  SABIENDO </w:t>
-      </w:r>
-      <w:proofErr w:type="gramStart"/>
-      <w:r>
-        <w:rPr>
-          <w:rFonts w:ascii="Times New Roman" w:eastAsia="Times New Roman" w:hAnsi="Times New Roman" w:cs="Times New Roman"/>
-          <w:b/>
-          <w:bCs/>
-          <w:sz w:val="24"/>
-          <w:szCs w:val="24"/>
-        </w:rPr>
-        <w:t>ELLO  S.S</w:t>
-      </w:r>
-      <w:proofErr w:type="gramEnd"/>
-      <w:r>
-        <w:rPr>
-          <w:rFonts w:ascii="Times New Roman" w:eastAsia="Times New Roman" w:hAnsi="Times New Roman" w:cs="Times New Roman"/>
-          <w:b/>
-          <w:bCs/>
-          <w:sz w:val="24"/>
-          <w:szCs w:val="24"/>
-        </w:rPr>
-        <w:t xml:space="preserve"> COMPRENDERÁ QUE NINGUNA DE LAS TASAS DE INTERÉS QUE SE APLICAN PARA ACTUALIZAR MONTOS DE SENTENCIAS SE CONDICEN CON LA REALIDAD DE NUESTRO PAÍS, MENOS AÚN LA TASA PASIVA Y/O LA DEL 8% LAS CUALES HOY POR HOY RESULTAN HASTA IRRISORIAS, SIENDO ESTO </w:t>
-      </w:r>
-      <w:proofErr w:type="gramStart"/>
-      <w:r>
-        <w:rPr>
-          <w:rFonts w:ascii="Times New Roman" w:eastAsia="Times New Roman" w:hAnsi="Times New Roman" w:cs="Times New Roman"/>
-          <w:b/>
-          <w:bCs/>
-          <w:sz w:val="24"/>
-          <w:szCs w:val="24"/>
-        </w:rPr>
-        <w:t>ÚNICAMENTE  UN</w:t>
-      </w:r>
-      <w:proofErr w:type="gramEnd"/>
-      <w:r>
-        <w:rPr>
-          <w:rFonts w:ascii="Times New Roman" w:eastAsia="Times New Roman" w:hAnsi="Times New Roman" w:cs="Times New Roman"/>
-          <w:b/>
-          <w:bCs/>
-          <w:sz w:val="24"/>
-          <w:szCs w:val="24"/>
-        </w:rPr>
-        <w:t xml:space="preserve"> EXCELENTE </w:t>
-      </w:r>
-      <w:proofErr w:type="gramStart"/>
-      <w:r>
-        <w:rPr>
-          <w:rFonts w:ascii="Times New Roman" w:eastAsia="Times New Roman" w:hAnsi="Times New Roman" w:cs="Times New Roman"/>
-          <w:b/>
-          <w:bCs/>
-          <w:sz w:val="24"/>
-          <w:szCs w:val="24"/>
-        </w:rPr>
-        <w:t>NEGOCIO  PARA</w:t>
-      </w:r>
-      <w:proofErr w:type="gramEnd"/>
-      <w:r>
-        <w:rPr>
-          <w:rFonts w:ascii="Times New Roman" w:eastAsia="Times New Roman" w:hAnsi="Times New Roman" w:cs="Times New Roman"/>
-          <w:b/>
-          <w:bCs/>
-          <w:sz w:val="24"/>
-          <w:szCs w:val="24"/>
-        </w:rPr>
-        <w:t xml:space="preserve"> LAS ASEGURADORAS, LAS CUALES AL DILATAR LOS </w:t>
-      </w:r>
-      <w:proofErr w:type="gramStart"/>
-      <w:r>
-        <w:rPr>
-          <w:rFonts w:ascii="Times New Roman" w:eastAsia="Times New Roman" w:hAnsi="Times New Roman" w:cs="Times New Roman"/>
-          <w:b/>
-          <w:bCs/>
-          <w:sz w:val="24"/>
-          <w:szCs w:val="24"/>
-        </w:rPr>
-        <w:t>PAGOS  GENERAN</w:t>
-      </w:r>
-      <w:proofErr w:type="gramEnd"/>
-      <w:r>
-        <w:rPr>
-          <w:rFonts w:ascii="Times New Roman" w:eastAsia="Times New Roman" w:hAnsi="Times New Roman" w:cs="Times New Roman"/>
-          <w:b/>
-          <w:bCs/>
-          <w:sz w:val="24"/>
-          <w:szCs w:val="24"/>
-        </w:rPr>
-        <w:t xml:space="preserve"> UN PERJUICIO DESMESURADO EN EL ACTOR QUIEN JAMÁS TENDRÁ UN RECLAMO AJUSTADO A LA REALIDAD QUE ATRAVESAMOS.</w:t>
-      </w:r>
-    </w:p>
-    <w:p>
-      <w:pPr>
-        <w:spacing w:after="0" w:line="360" w:lineRule="auto"/>
-        <w:ind w:firstLine="554"/>
-        <w:jc w:val="both"/>
-        <w:rPr>
-          <w:rFonts w:ascii="Times New Roman" w:eastAsia="Times New Roman" w:hAnsi="Times New Roman" w:cs="Times New Roman"/>
-          <w:b/>
-          <w:bCs/>
-          <w:sz w:val="24"/>
-          <w:szCs w:val="24"/>
-        </w:rPr>
-      </w:pPr>
-      <w:r>
-        <w:rPr>
-          <w:rFonts w:ascii="Times New Roman" w:eastAsia="Times New Roman" w:hAnsi="Times New Roman" w:cs="Times New Roman"/>
-          <w:b/>
-          <w:bCs/>
-          <w:sz w:val="24"/>
-          <w:szCs w:val="24"/>
-        </w:rPr>
-        <w:t xml:space="preserve">Cabe destacar que en los últimos años hasta el 2024 inclusive hemos sufrido un proceso inflacionario del orden del 150% aproximadamente en cada periodo anual. </w:t>
-      </w:r>
-    </w:p>
-    <w:p>
-      <w:pPr>
-        <w:spacing w:after="0" w:line="360" w:lineRule="auto"/>
-        <w:ind w:firstLine="720"/>
-        <w:jc w:val="both"/>
-        <w:rPr>
-          <w:rFonts w:ascii="Times New Roman" w:eastAsia="Times New Roman" w:hAnsi="Times New Roman" w:cs="Times New Roman"/>
-          <w:b/>
-          <w:bCs/>
-          <w:sz w:val="24"/>
-          <w:szCs w:val="24"/>
-        </w:rPr>
-      </w:pPr>
-      <w:r>
-        <w:rPr>
-          <w:rFonts w:ascii="Times New Roman" w:eastAsia="Times New Roman" w:hAnsi="Times New Roman" w:cs="Times New Roman"/>
-          <w:b/>
-          <w:bCs/>
-          <w:sz w:val="24"/>
-          <w:szCs w:val="24"/>
-        </w:rPr>
-        <w:t>En este orden de ideas, la Suprema Corte de la Provincia de Buenos Aires, ha tenido una postura favorable a los argumentos esgrimidos, sentado un cambio de criterio en lo que refiere a la actualización de los créditos en las acciones de daños y perjuicios, conforme a la doctrina legal establecida por la Suprema Corte de Justicia en la causa C. 124.096, "Barrios, Héctor Francisco y otra C/ Lascano, Sandra Beatriz y otra. S/ Daños y Perjuicios" (</w:t>
-      </w:r>
-      <w:proofErr w:type="spellStart"/>
-      <w:r>
-        <w:rPr>
-          <w:rFonts w:ascii="Times New Roman" w:eastAsia="Times New Roman" w:hAnsi="Times New Roman" w:cs="Times New Roman"/>
-          <w:b/>
-          <w:bCs/>
-          <w:sz w:val="24"/>
-          <w:szCs w:val="24"/>
-        </w:rPr>
-        <w:t>sent</w:t>
-      </w:r>
-      <w:proofErr w:type="spellEnd"/>
-      <w:r>
-        <w:rPr>
-          <w:rFonts w:ascii="Times New Roman" w:eastAsia="Times New Roman" w:hAnsi="Times New Roman" w:cs="Times New Roman"/>
-          <w:b/>
-          <w:bCs/>
-          <w:sz w:val="24"/>
-          <w:szCs w:val="24"/>
-        </w:rPr>
-        <w:t xml:space="preserve">. del 17/4/2024). </w:t>
-      </w:r>
-    </w:p>
-    <w:p>
-      <w:pPr>
-        <w:spacing w:after="0" w:line="360" w:lineRule="auto"/>
-        <w:ind w:firstLine="720"/>
-        <w:jc w:val="both"/>
-        <w:rPr>
-          <w:rFonts w:ascii="Times New Roman" w:eastAsia="Times New Roman" w:hAnsi="Times New Roman" w:cs="Times New Roman"/>
-          <w:b/>
-          <w:bCs/>
-          <w:sz w:val="24"/>
-          <w:szCs w:val="24"/>
-        </w:rPr>
-      </w:pPr>
-      <w:r>
-        <w:rPr>
-          <w:rFonts w:ascii="Times New Roman" w:eastAsia="Times New Roman" w:hAnsi="Times New Roman" w:cs="Times New Roman"/>
-          <w:b/>
-          <w:bCs/>
-          <w:sz w:val="24"/>
-          <w:szCs w:val="24"/>
-        </w:rPr>
-        <w:t xml:space="preserve">En cuanto, declaró la inconstitucionalidad sobrevenida del artículo 7 de la Ley 23.928 (texto según Ley 25.561), en cuanto prohíbe la actualización monetaria o la indexación de créditos para las obligaciones dinerarias. Asimismo, sentó los criterios para la determinación de las deudas de valor, como así también dispuso una serie de directrices para delimitar el alcance de la indexación. </w:t>
-      </w:r>
-    </w:p>
-    <w:p>
-      <w:pPr>
-        <w:spacing w:after="0" w:line="360" w:lineRule="auto"/>
-        <w:ind w:firstLine="720"/>
-        <w:jc w:val="both"/>
-        <w:rPr>
-          <w:rFonts w:ascii="Times New Roman" w:eastAsia="Times New Roman" w:hAnsi="Times New Roman" w:cs="Times New Roman"/>
-          <w:b/>
-          <w:bCs/>
-          <w:sz w:val="24"/>
-          <w:szCs w:val="24"/>
-        </w:rPr>
-      </w:pPr>
-      <w:r>
-        <w:rPr>
-          <w:rFonts w:ascii="Times New Roman" w:eastAsia="Times New Roman" w:hAnsi="Times New Roman" w:cs="Times New Roman"/>
-          <w:b/>
-          <w:bCs/>
-          <w:sz w:val="24"/>
-          <w:szCs w:val="24"/>
-        </w:rPr>
-        <w:t xml:space="preserve">Se declara la inconstitucionalidad del artículo 7 de la Ley 23.928 y su inaplicabilidad, en virtud del cambio de escenario económico, ya que debe ser descalificado porque desconoce el principio de razonabilidad, el derecho de propiedad del reclamante y no permite proveer una tutela judicial eficaz (arts. </w:t>
-      </w:r>
-      <w:proofErr w:type="gramStart"/>
-      <w:r>
-        <w:rPr>
-          <w:rFonts w:ascii="Times New Roman" w:eastAsia="Times New Roman" w:hAnsi="Times New Roman" w:cs="Times New Roman"/>
-          <w:b/>
-          <w:bCs/>
-          <w:sz w:val="24"/>
-          <w:szCs w:val="24"/>
-        </w:rPr>
-        <w:t>1 ,</w:t>
-      </w:r>
-      <w:proofErr w:type="gramEnd"/>
-      <w:r>
-        <w:rPr>
-          <w:rFonts w:ascii="Times New Roman" w:eastAsia="Times New Roman" w:hAnsi="Times New Roman" w:cs="Times New Roman"/>
-          <w:b/>
-          <w:bCs/>
-          <w:sz w:val="24"/>
-          <w:szCs w:val="24"/>
-        </w:rPr>
-        <w:t xml:space="preserve"> </w:t>
-      </w:r>
-      <w:proofErr w:type="gramStart"/>
-      <w:r>
-        <w:rPr>
-          <w:rFonts w:ascii="Times New Roman" w:eastAsia="Times New Roman" w:hAnsi="Times New Roman" w:cs="Times New Roman"/>
-          <w:b/>
-          <w:bCs/>
-          <w:sz w:val="24"/>
-          <w:szCs w:val="24"/>
-        </w:rPr>
-        <w:t>17 ,</w:t>
-      </w:r>
-      <w:proofErr w:type="gramEnd"/>
-      <w:r>
-        <w:rPr>
-          <w:rFonts w:ascii="Times New Roman" w:eastAsia="Times New Roman" w:hAnsi="Times New Roman" w:cs="Times New Roman"/>
-          <w:b/>
-          <w:bCs/>
-          <w:sz w:val="24"/>
-          <w:szCs w:val="24"/>
-        </w:rPr>
-        <w:t xml:space="preserve"> </w:t>
-      </w:r>
-      <w:proofErr w:type="gramStart"/>
-      <w:r>
-        <w:rPr>
-          <w:rFonts w:ascii="Times New Roman" w:eastAsia="Times New Roman" w:hAnsi="Times New Roman" w:cs="Times New Roman"/>
-          <w:b/>
-          <w:bCs/>
-          <w:sz w:val="24"/>
-          <w:szCs w:val="24"/>
-        </w:rPr>
-        <w:t>18 ,</w:t>
-      </w:r>
-      <w:proofErr w:type="gramEnd"/>
-      <w:r>
-        <w:rPr>
-          <w:rFonts w:ascii="Times New Roman" w:eastAsia="Times New Roman" w:hAnsi="Times New Roman" w:cs="Times New Roman"/>
-          <w:b/>
-          <w:bCs/>
-          <w:sz w:val="24"/>
-          <w:szCs w:val="24"/>
-        </w:rPr>
-        <w:t xml:space="preserve"> 28 y </w:t>
-      </w:r>
-      <w:proofErr w:type="spellStart"/>
-      <w:r>
-        <w:rPr>
-          <w:rFonts w:ascii="Times New Roman" w:eastAsia="Times New Roman" w:hAnsi="Times New Roman" w:cs="Times New Roman"/>
-          <w:b/>
-          <w:bCs/>
-          <w:sz w:val="24"/>
-          <w:szCs w:val="24"/>
-        </w:rPr>
-        <w:t>concs</w:t>
-      </w:r>
-      <w:proofErr w:type="spellEnd"/>
-      <w:r>
-        <w:rPr>
-          <w:rFonts w:ascii="Times New Roman" w:eastAsia="Times New Roman" w:hAnsi="Times New Roman" w:cs="Times New Roman"/>
-          <w:b/>
-          <w:bCs/>
-          <w:sz w:val="24"/>
-          <w:szCs w:val="24"/>
-        </w:rPr>
-        <w:t xml:space="preserve">., Const. </w:t>
-      </w:r>
-      <w:proofErr w:type="spellStart"/>
-      <w:r>
-        <w:rPr>
-          <w:rFonts w:ascii="Times New Roman" w:eastAsia="Times New Roman" w:hAnsi="Times New Roman" w:cs="Times New Roman"/>
-          <w:b/>
-          <w:bCs/>
-          <w:sz w:val="24"/>
-          <w:szCs w:val="24"/>
-        </w:rPr>
-        <w:t>nac</w:t>
-      </w:r>
-      <w:proofErr w:type="spellEnd"/>
-      <w:r>
-        <w:rPr>
-          <w:rFonts w:ascii="Times New Roman" w:eastAsia="Times New Roman" w:hAnsi="Times New Roman" w:cs="Times New Roman"/>
-          <w:b/>
-          <w:bCs/>
-          <w:sz w:val="24"/>
-          <w:szCs w:val="24"/>
-        </w:rPr>
-        <w:t>.).</w:t>
-      </w:r>
-    </w:p>
-    <w:p>
-      <w:pPr>
-        <w:spacing w:after="0" w:line="360" w:lineRule="auto"/>
-        <w:ind w:firstLine="720"/>
-        <w:jc w:val="both"/>
-        <w:rPr>
-          <w:rFonts w:ascii="Times New Roman" w:eastAsia="Times New Roman" w:hAnsi="Times New Roman" w:cs="Times New Roman"/>
-          <w:b/>
-          <w:bCs/>
-          <w:sz w:val="24"/>
-          <w:szCs w:val="24"/>
-        </w:rPr>
-      </w:pPr>
-      <w:r>
-        <w:rPr>
-          <w:rFonts w:ascii="Times New Roman" w:eastAsia="Times New Roman" w:hAnsi="Times New Roman" w:cs="Times New Roman"/>
-          <w:b/>
-          <w:bCs/>
-          <w:sz w:val="24"/>
-          <w:szCs w:val="24"/>
-        </w:rPr>
-        <w:lastRenderedPageBreak/>
-        <w:t>Finalmente se dispuso que las sumas de condena se actualizarán y devengarán intereses compensatorios conforme la actualización del crédito siguiendo como pautas aplicables los coeficientes como el IPC (Índice del precio del consumidor) y/o Coeficiente CER y/o la remuneración imponible promedio de los trabajadores estables -RIPTE-; debiendo agregarse desde la fecha en que los créditos se tornaron exigibles una tasa pura del 6% anual.</w:t>
-      </w:r>
-    </w:p>
-    <w:p>
-      <w:pPr>
-        <w:spacing w:after="0" w:line="360" w:lineRule="auto"/>
-        <w:ind w:firstLine="720"/>
-        <w:jc w:val="both"/>
-        <w:rPr>
-          <w:rFonts w:ascii="Times New Roman" w:eastAsia="Times New Roman" w:hAnsi="Times New Roman" w:cs="Times New Roman"/>
-          <w:b/>
-          <w:bCs/>
-          <w:sz w:val="24"/>
-          <w:szCs w:val="24"/>
-        </w:rPr>
-      </w:pPr>
-      <w:r>
-        <w:rPr>
-          <w:rFonts w:ascii="Times New Roman" w:eastAsia="Times New Roman" w:hAnsi="Times New Roman" w:cs="Times New Roman"/>
-          <w:b/>
-          <w:bCs/>
-          <w:sz w:val="24"/>
-          <w:szCs w:val="24"/>
-        </w:rPr>
-        <w:t xml:space="preserve">En virtud de lo expuesto, solicito que sean de consideración los antecedentes jurisprudenciales mencionados ut-supra al momento de dictar sentencia. </w:t>
-      </w:r>
-    </w:p>
-    <w:p>
-      <w:pPr>
-        <w:spacing w:after="0" w:line="360" w:lineRule="auto"/>
-        <w:ind w:firstLine="554"/>
-        <w:jc w:val="both"/>
-        <w:rPr>
-          <w:rFonts w:ascii="Times New Roman" w:eastAsia="Times New Roman" w:hAnsi="Times New Roman" w:cs="Times New Roman"/>
-          <w:sz w:val="24"/>
-          <w:szCs w:val="24"/>
-          <w:u w:val="single"/>
-        </w:rPr>
-      </w:pPr>
-    </w:p>
-    <w:p>
-      <w:pPr>
-        <w:spacing w:after="0" w:line="360" w:lineRule="auto"/>
-        <w:ind w:firstLine="554"/>
-        <w:jc w:val="both"/>
-        <w:rPr>
-          <w:rFonts w:ascii="Times New Roman" w:eastAsia="Times New Roman" w:hAnsi="Times New Roman" w:cs="Times New Roman"/>
-          <w:sz w:val="24"/>
-          <w:szCs w:val="24"/>
-          <w:u w:val="single"/>
-        </w:rPr>
-      </w:pPr>
-    </w:p>
-    <w:p>
-      <w:pPr>
-        <w:spacing w:after="0" w:line="360" w:lineRule="auto"/>
-        <w:jc w:val="both"/>
-        <w:rPr>
-          <w:rFonts w:ascii="Times New Roman" w:eastAsia="Times New Roman" w:hAnsi="Times New Roman" w:cs="Times New Roman"/>
-          <w:sz w:val="24"/>
-          <w:szCs w:val="24"/>
-          <w:u w:val="single"/>
-        </w:rPr>
-      </w:pPr>
-      <w:r>
-        <w:rPr>
-          <w:rFonts w:ascii="Times New Roman" w:eastAsia="Times New Roman" w:hAnsi="Times New Roman" w:cs="Times New Roman"/>
-          <w:b/>
-          <w:bCs/>
-          <w:sz w:val="24"/>
-          <w:szCs w:val="24"/>
-          <w:u w:val="single"/>
-        </w:rPr>
-        <w:t>X.  RESERVA DEL CASO FEDERAL</w:t>
-      </w:r>
-      <w:r>
-        <w:rPr>
-          <w:rFonts w:ascii="Times New Roman" w:eastAsia="Times New Roman" w:hAnsi="Times New Roman" w:cs="Times New Roman"/>
-          <w:sz w:val="24"/>
-          <w:szCs w:val="24"/>
-          <w:u w:val="single"/>
-        </w:rPr>
-        <w:t>.</w:t>
-      </w:r>
-    </w:p>
-    <w:p>
-      <w:pPr>
-        <w:spacing w:after="0" w:line="360" w:lineRule="auto"/>
-        <w:ind w:firstLine="554"/>
-        <w:jc w:val="both"/>
-        <w:rPr>
-          <w:rFonts w:ascii="Times New Roman" w:eastAsia="Times New Roman" w:hAnsi="Times New Roman" w:cs="Times New Roman"/>
-          <w:sz w:val="24"/>
-          <w:szCs w:val="24"/>
-        </w:rPr>
-      </w:pPr>
-      <w:r>
-        <w:rPr>
-          <w:rFonts w:ascii="Times New Roman" w:eastAsia="Times New Roman" w:hAnsi="Times New Roman" w:cs="Times New Roman"/>
-          <w:sz w:val="24"/>
-          <w:szCs w:val="24"/>
-        </w:rPr>
-        <w:t>Al encontrarse violentado el DERECHO DE PROPIEDAD, Y A LA INTEGRIDAD FÍSICA, siendo éstos reconocidos constitucionalmente a través de los artículos 14,17,18,19 y 75 inc. 22 de la Constitución Nacional (que incorpora los Tratados Internacionales sobre Derechos Humanos y les otorga jerarquía constitucional), es que se realizó formal reserva de recurrir a la Corte Suprema de Justicia de la Nación por vía del Recurso Extraordinario Federal consagrado en el art. 14 de la Ley 48 en caso de sentencia adversa.</w:t>
-      </w:r>
-    </w:p>
-    <w:p>
-      <w:pPr>
-        <w:spacing w:after="0" w:line="360" w:lineRule="auto"/>
-        <w:rPr>
-          <w:rFonts w:ascii="Times New Roman" w:eastAsia="Times New Roman" w:hAnsi="Times New Roman" w:cs="Times New Roman"/>
-          <w:sz w:val="24"/>
-          <w:szCs w:val="24"/>
-        </w:rPr>
-      </w:pPr>
-    </w:p>
-    <w:p>
-      <w:pPr>
-        <w:spacing w:after="0" w:line="360" w:lineRule="auto"/>
-        <w:ind w:firstLine="554"/>
-        <w:jc w:val="both"/>
-        <w:rPr>
-          <w:rFonts w:ascii="Times New Roman" w:eastAsia="Times New Roman" w:hAnsi="Times New Roman" w:cs="Times New Roman"/>
-          <w:sz w:val="24"/>
-          <w:szCs w:val="24"/>
-        </w:rPr>
-      </w:pPr>
-    </w:p>
-    <w:p>
-      <w:pPr>
-        <w:spacing w:after="0" w:line="360" w:lineRule="auto"/>
-        <w:jc w:val="both"/>
-        <w:rPr>
-          <w:rFonts w:ascii="Times New Roman" w:eastAsia="Times New Roman" w:hAnsi="Times New Roman" w:cs="Times New Roman"/>
-          <w:sz w:val="24"/>
-          <w:szCs w:val="24"/>
-        </w:rPr>
-      </w:pPr>
-      <w:r>
-        <w:rPr>
-          <w:rFonts w:ascii="Times New Roman" w:eastAsia="Times New Roman" w:hAnsi="Times New Roman" w:cs="Times New Roman"/>
-          <w:b/>
-          <w:bCs/>
-          <w:sz w:val="24"/>
-          <w:szCs w:val="24"/>
-          <w:u w:val="single"/>
-        </w:rPr>
-        <w:t>XI. DAÑO FUTURO - RESERVA DE DERECHO:</w:t>
-      </w:r>
     </w:p>
     <w:p>
       <w:pPr>
@@ -9146,195 +9056,11 @@
       <w:r>
         <w:rPr>
           <w:rFonts w:ascii="Times New Roman" w:eastAsia="Times New Roman" w:hAnsi="Times New Roman" w:cs="Times New Roman"/>
-          <w:sz w:val="24"/>
-          <w:szCs w:val="24"/>
-        </w:rPr>
-        <w:t>Atento que la estimación efectuada en los diversos rubros tiene carácter provisional, se hace reserva de derecho de acompañar a juicio los comprobantes de gastos sufridos en la atención médica. Así lo ha aceptado la jurisprudencia, dado que la secuela de los traumatismos y lesiones suelen ser prolongadas y derivarse en el tiempo en consecuencias imprevistas (</w:t>
-      </w:r>
-      <w:proofErr w:type="spellStart"/>
-      <w:r>
-        <w:rPr>
-          <w:rFonts w:ascii="Times New Roman" w:eastAsia="Times New Roman" w:hAnsi="Times New Roman" w:cs="Times New Roman"/>
-          <w:sz w:val="24"/>
-          <w:szCs w:val="24"/>
-        </w:rPr>
-        <w:t>CNCiv</w:t>
-      </w:r>
-      <w:proofErr w:type="spellEnd"/>
-      <w:r>
-        <w:rPr>
-          <w:rFonts w:ascii="Times New Roman" w:eastAsia="Times New Roman" w:hAnsi="Times New Roman" w:cs="Times New Roman"/>
-          <w:sz w:val="24"/>
-          <w:szCs w:val="24"/>
-        </w:rPr>
-        <w:t>., Sala A, 11/09/1974, E.D., 11-121). La sentencia puede condenar a indemnización mayor que la estimada en la demanda si se hizo expresa reserva de derecho con el fin de ampliar el período, si al momento de considerarse las lesiones sufridas subsistiera una incapacidad permanente mayor a la que se comprobó en aquel momento (</w:t>
-      </w:r>
-      <w:proofErr w:type="spellStart"/>
-      <w:r>
-        <w:rPr>
-          <w:rFonts w:ascii="Times New Roman" w:eastAsia="Times New Roman" w:hAnsi="Times New Roman" w:cs="Times New Roman"/>
-          <w:sz w:val="24"/>
-          <w:szCs w:val="24"/>
-        </w:rPr>
-        <w:t>CNCiv</w:t>
-      </w:r>
-      <w:proofErr w:type="spellEnd"/>
-      <w:r>
-        <w:rPr>
-          <w:rFonts w:ascii="Times New Roman" w:eastAsia="Times New Roman" w:hAnsi="Times New Roman" w:cs="Times New Roman"/>
-          <w:sz w:val="24"/>
-          <w:szCs w:val="24"/>
-        </w:rPr>
-        <w:t>., Sala D, 25/07/1965, E.D., 13-203).</w:t>
-      </w:r>
-    </w:p>
-    <w:p>
-      <w:pPr>
-        <w:spacing w:after="0" w:line="360" w:lineRule="auto"/>
-        <w:ind w:left="-709" w:firstLine="720"/>
-        <w:jc w:val="both"/>
-        <w:rPr>
-          <w:rFonts w:ascii="Times New Roman" w:eastAsia="Times New Roman" w:hAnsi="Times New Roman" w:cs="Times New Roman"/>
-          <w:sz w:val="24"/>
-          <w:szCs w:val="24"/>
-        </w:rPr>
-      </w:pPr>
-    </w:p>
-    <w:p>
-      <w:pPr>
-        <w:spacing w:after="0" w:line="360" w:lineRule="auto"/>
-        <w:jc w:val="both"/>
-        <w:rPr>
-          <w:rFonts w:ascii="Times New Roman" w:eastAsia="Times New Roman" w:hAnsi="Times New Roman" w:cs="Times New Roman"/>
-          <w:sz w:val="24"/>
-          <w:szCs w:val="24"/>
-        </w:rPr>
-      </w:pPr>
-    </w:p>
-    <w:p>
-      <w:pPr>
-        <w:spacing w:after="0" w:line="360" w:lineRule="auto"/>
-        <w:ind w:left="-709" w:firstLine="720"/>
-        <w:jc w:val="both"/>
-        <w:rPr>
-          <w:rFonts w:ascii="Times New Roman" w:eastAsia="Times New Roman" w:hAnsi="Times New Roman" w:cs="Times New Roman"/>
-          <w:b/>
-          <w:bCs/>
-          <w:sz w:val="24"/>
-          <w:szCs w:val="24"/>
-          <w:u w:val="single"/>
-        </w:rPr>
-      </w:pPr>
-      <w:r>
-        <w:rPr>
-          <w:rFonts w:ascii="Times New Roman" w:eastAsia="Times New Roman" w:hAnsi="Times New Roman" w:cs="Times New Roman"/>
-          <w:b/>
-          <w:bCs/>
-          <w:sz w:val="24"/>
-          <w:szCs w:val="24"/>
-          <w:u w:val="single"/>
-        </w:rPr>
-        <w:t>XII.- JURISPRUDENCIA - DERECHO:</w:t>
-      </w:r>
-    </w:p>
-    <w:p>
-      <w:pPr>
-        <w:spacing w:after="0" w:line="360" w:lineRule="auto"/>
-        <w:ind w:left="11" w:firstLine="720"/>
-        <w:jc w:val="both"/>
-        <w:rPr>
-          <w:rFonts w:ascii="Times New Roman" w:eastAsia="Times New Roman" w:hAnsi="Times New Roman" w:cs="Times New Roman"/>
-          <w:sz w:val="24"/>
-          <w:szCs w:val="24"/>
-        </w:rPr>
-      </w:pPr>
-      <w:r>
-        <w:rPr>
-          <w:rFonts w:ascii="Times New Roman" w:eastAsia="Times New Roman" w:hAnsi="Times New Roman" w:cs="Times New Roman"/>
-          <w:sz w:val="24"/>
-          <w:szCs w:val="24"/>
-        </w:rPr>
-        <w:t xml:space="preserve">Fundo el derecho que me asiste en lo dispuesto en los arts. 726, 1721, 1722, 1723, 1724, 1725, 1731, 1741, 1753, 1757, 1758, 1769 del Código Civil y Comercial de la Nación; art. 118, Ley 17.418 y Ley 24.449, Ley Nacional de Tránsito, jurisprudencia y doctrina citadas en la presente </w:t>
-      </w:r>
-      <w:proofErr w:type="gramStart"/>
-      <w:r>
-        <w:rPr>
-          <w:rFonts w:ascii="Times New Roman" w:eastAsia="Times New Roman" w:hAnsi="Times New Roman" w:cs="Times New Roman"/>
-          <w:sz w:val="24"/>
-          <w:szCs w:val="24"/>
-        </w:rPr>
-        <w:t>demanda.-</w:t>
-      </w:r>
-      <w:proofErr w:type="gramEnd"/>
-      <w:r>
-        <w:rPr>
-          <w:rFonts w:ascii="Times New Roman" w:eastAsia="Times New Roman" w:hAnsi="Times New Roman" w:cs="Times New Roman"/>
-          <w:sz w:val="24"/>
-          <w:szCs w:val="24"/>
-        </w:rPr>
-        <w:t> </w:t>
-      </w:r>
-    </w:p>
-    <w:p>
-      <w:pPr>
-        <w:spacing w:after="0" w:line="360" w:lineRule="auto"/>
-        <w:ind w:left="11" w:firstLine="720"/>
-        <w:jc w:val="both"/>
-        <w:rPr>
-          <w:rFonts w:ascii="Times New Roman" w:eastAsia="Times New Roman" w:hAnsi="Times New Roman" w:cs="Times New Roman"/>
-          <w:sz w:val="24"/>
-          <w:szCs w:val="24"/>
-        </w:rPr>
-      </w:pPr>
-      <w:r>
-        <w:rPr>
-          <w:rFonts w:ascii="Times New Roman" w:eastAsia="Times New Roman" w:hAnsi="Times New Roman" w:cs="Times New Roman"/>
-          <w:b/>
-          <w:bCs/>
-          <w:sz w:val="24"/>
-          <w:szCs w:val="24"/>
-        </w:rPr>
-        <w:t xml:space="preserve">Mora: </w:t>
-      </w:r>
-      <w:r>
-        <w:rPr>
-          <w:rFonts w:ascii="Times New Roman" w:eastAsia="Times New Roman" w:hAnsi="Times New Roman" w:cs="Times New Roman"/>
-          <w:sz w:val="24"/>
-          <w:szCs w:val="24"/>
-        </w:rPr>
-        <w:t>El hecho ilícito constituye en mora al deudor desde el momento en que se produce el hecho generador de la acción incoada (C.S.J.N. Fallos 191-280; 110-1-199; 238-44; 274-377, Recopilación doctrinaria y jurisprudencia E.D. 69.827</w:t>
-      </w:r>
-      <w:proofErr w:type="gramStart"/>
-      <w:r>
-        <w:rPr>
-          <w:rFonts w:ascii="Times New Roman" w:eastAsia="Times New Roman" w:hAnsi="Times New Roman" w:cs="Times New Roman"/>
-          <w:sz w:val="24"/>
-          <w:szCs w:val="24"/>
-        </w:rPr>
-        <w:t>).-</w:t>
-      </w:r>
-      <w:proofErr w:type="gramEnd"/>
-    </w:p>
-    <w:p>
-      <w:pPr>
-        <w:spacing w:after="0" w:line="360" w:lineRule="auto"/>
-        <w:ind w:left="11" w:firstLine="720"/>
-        <w:jc w:val="both"/>
-        <w:rPr>
-          <w:rFonts w:ascii="Times New Roman" w:eastAsia="Times New Roman" w:hAnsi="Times New Roman" w:cs="Times New Roman"/>
-          <w:sz w:val="24"/>
-          <w:szCs w:val="24"/>
-        </w:rPr>
-      </w:pPr>
-      <w:r>
-        <w:rPr>
-          <w:rFonts w:ascii="Times New Roman" w:eastAsia="Times New Roman" w:hAnsi="Times New Roman" w:cs="Times New Roman"/>
-          <w:b/>
-          <w:bCs/>
-          <w:sz w:val="24"/>
-          <w:szCs w:val="24"/>
-        </w:rPr>
-        <w:lastRenderedPageBreak/>
+          <w:b/>
+          <w:bCs/>
+          <w:sz w:val="24"/>
+          <w:szCs w:val="24"/>
+        </w:rPr>
         <w:t>Intereses:</w:t>
       </w:r>
       <w:r>
@@ -9876,6 +9602,7 @@
           <w:szCs w:val="24"/>
           <w:u w:val="single"/>
         </w:rPr>
+        <w:lastRenderedPageBreak/>
         <w:t>DOCUMENTAL EN PODER DE TERCEROS</w:t>
       </w:r>
     </w:p>
@@ -9910,7 +9637,6 @@
           <w:sz w:val="24"/>
           <w:szCs w:val="24"/>
         </w:rPr>
-        <w:lastRenderedPageBreak/>
         <w:t xml:space="preserve">Solicito se intime a la parte demandada a que en el plazo de ley y conjuntamente con el traslado de la demanda presente en autos la siguiente documentación: Fotocopia de Licencia de Conducir, Carnet de Seguro, Comprobante de pago de seguro a la fecha del hecho, Título Automotor, Cédula verde; y a la Citada en Garantía para que </w:t>
       </w:r>
       <w:proofErr w:type="spellStart"/>
@@ -11115,6 +10841,7 @@
           <w:sz w:val="24"/>
           <w:szCs w:val="24"/>
         </w:rPr>
+        <w:lastRenderedPageBreak/>
         <w:t xml:space="preserve">1.- Interrogue al actor sobre su estado de salud previo al accidente y actividades laborales y particulares que </w:t>
       </w:r>
       <w:proofErr w:type="gramStart"/>
@@ -11144,7 +10871,6 @@
           <w:sz w:val="24"/>
           <w:szCs w:val="24"/>
         </w:rPr>
-        <w:lastRenderedPageBreak/>
         <w:t xml:space="preserve">2.- Examine a la actora y manifieste qué tipo de lesiones presenta, indicando el plazo aproximado para su recuperación </w:t>
       </w:r>
       <w:proofErr w:type="gramStart"/>
@@ -11665,7 +11391,6 @@
           <w:sz w:val="24"/>
           <w:szCs w:val="24"/>
         </w:rPr>
-        <w:lastRenderedPageBreak/>
         <w:t>Se designe </w:t>
       </w:r>
       <w:r>
@@ -12077,6 +11802,7 @@
           <w:sz w:val="24"/>
           <w:szCs w:val="24"/>
         </w:rPr>
+        <w:lastRenderedPageBreak/>
         <w:t xml:space="preserve">3) Si la empresa era la aseguradora del vehículo demandado a la fecha de ocurrencia </w:t>
       </w:r>
       <w:proofErr w:type="gramStart"/>
@@ -12114,113 +11840,393 @@
           <w:sz w:val="24"/>
           <w:szCs w:val="24"/>
         </w:rPr>
+        <w:t>4) Quién era el propietario del vehículo mencionado en el punto anterior a la fecha de ocurrido el siniestro.</w:t>
+      </w:r>
+    </w:p>
+    <w:p>
+      <w:pPr>
+        <w:spacing w:after="0" w:line="360" w:lineRule="auto"/>
+        <w:jc w:val="both"/>
+        <w:rPr>
+          <w:rFonts w:ascii="Times New Roman" w:eastAsia="Times New Roman" w:hAnsi="Times New Roman" w:cs="Times New Roman"/>
+          <w:sz w:val="24"/>
+          <w:szCs w:val="24"/>
+        </w:rPr>
+      </w:pPr>
+      <w:r>
+        <w:rPr>
+          <w:rFonts w:ascii="Times New Roman" w:eastAsia="Times New Roman" w:hAnsi="Times New Roman" w:cs="Times New Roman"/>
+          <w:sz w:val="24"/>
+          <w:szCs w:val="24"/>
+        </w:rPr>
+        <w:t>5) Informe nombre y apellido de la persona que realizó la denuncia administrativa del siniestro de autos, y si en la misma se denunciaron lesiones de algún tipo sufridas por terceros. Informe si la mencionada denuncia la realizó a nombre de un particular o empresa, y en su caso, informe quién y/o cuál; además, informe el día, hora y lugar en que fue efectuada la denuncia. Manifieste si la vehículo que produjo el siniestro en el momento de acaecido el hecho, se encontraba realizando tareas o prestaba algún servicio para alguna empresa, en su caso mencione cuál, o cualquier otro dato de interés que pueda surgir de la información aportada por la compañía de seguros o que surge de la correspondiente documentación analizada y/o extraída por Ud.</w:t>
+      </w:r>
+    </w:p>
+    <w:p>
+      <w:pPr>
+        <w:spacing w:after="0" w:line="360" w:lineRule="auto"/>
+        <w:jc w:val="both"/>
+        <w:rPr>
+          <w:rFonts w:ascii="Times New Roman" w:eastAsia="Times New Roman" w:hAnsi="Times New Roman" w:cs="Times New Roman"/>
+          <w:sz w:val="24"/>
+          <w:szCs w:val="24"/>
+        </w:rPr>
+      </w:pPr>
+      <w:r>
+        <w:rPr>
+          <w:rFonts w:ascii="Times New Roman" w:eastAsia="Times New Roman" w:hAnsi="Times New Roman" w:cs="Times New Roman"/>
+          <w:sz w:val="24"/>
+          <w:szCs w:val="24"/>
+        </w:rPr>
+        <w:t>6) Quién conducía el vehículo mencionado al momento de ocurrido el accidente.</w:t>
+      </w:r>
+    </w:p>
+    <w:p>
+      <w:pPr>
+        <w:spacing w:after="0" w:line="360" w:lineRule="auto"/>
+        <w:jc w:val="both"/>
+        <w:rPr>
+          <w:rFonts w:ascii="Times New Roman" w:eastAsia="Times New Roman" w:hAnsi="Times New Roman" w:cs="Times New Roman"/>
+          <w:sz w:val="24"/>
+          <w:szCs w:val="24"/>
+        </w:rPr>
+      </w:pPr>
+      <w:r>
+        <w:rPr>
+          <w:rFonts w:ascii="Times New Roman" w:eastAsia="Times New Roman" w:hAnsi="Times New Roman" w:cs="Times New Roman"/>
+          <w:sz w:val="24"/>
+          <w:szCs w:val="24"/>
+        </w:rPr>
+        <w:t>7) Si existen en los registros de la empresa constancias de que en dicho siniestro haya sido víctima de lesiones graves </w:t>
+      </w:r>
+      <w:r>
+        <w:rPr>
+          <w:rFonts w:ascii="Times New Roman" w:eastAsia="Times New Roman" w:hAnsi="Times New Roman" w:cs="Times New Roman"/>
+          <w:b/>
+          <w:bCs/>
+          <w:sz w:val="24"/>
+          <w:szCs w:val="24"/>
+        </w:rPr>
+        <w:t>la actora.</w:t>
+      </w:r>
+    </w:p>
+    <w:p>
+      <w:pPr>
+        <w:spacing w:after="0" w:line="360" w:lineRule="auto"/>
+        <w:jc w:val="both"/>
+        <w:rPr>
+          <w:rFonts w:ascii="Times New Roman" w:eastAsia="Times New Roman" w:hAnsi="Times New Roman" w:cs="Times New Roman"/>
+          <w:sz w:val="24"/>
+          <w:szCs w:val="24"/>
+        </w:rPr>
+      </w:pPr>
+      <w:r>
+        <w:rPr>
+          <w:rFonts w:ascii="Times New Roman" w:eastAsia="Times New Roman" w:hAnsi="Times New Roman" w:cs="Times New Roman"/>
+          <w:sz w:val="24"/>
+          <w:szCs w:val="24"/>
+        </w:rPr>
+        <w:t>8) Si en algún momento, la citada en garantía se hizo cargo de la atención médica y de los gastos importantes en que debió y deba incurrir el actor como consecuencia del accidente.</w:t>
+      </w:r>
+    </w:p>
+    <w:p>
+      <w:pPr>
+        <w:spacing w:after="0" w:line="360" w:lineRule="auto"/>
+        <w:jc w:val="both"/>
+        <w:rPr>
+          <w:rFonts w:ascii="Times New Roman" w:eastAsia="Times New Roman" w:hAnsi="Times New Roman" w:cs="Times New Roman"/>
+          <w:sz w:val="24"/>
+          <w:szCs w:val="24"/>
+        </w:rPr>
+      </w:pPr>
+      <w:r>
+        <w:rPr>
+          <w:rFonts w:ascii="Times New Roman" w:eastAsia="Times New Roman" w:hAnsi="Times New Roman" w:cs="Times New Roman"/>
+          <w:sz w:val="24"/>
+          <w:szCs w:val="24"/>
+        </w:rPr>
+        <w:t xml:space="preserve">9) Constate la existencia de la póliza denunciada en autos por el demandado; informe si en la documentación, registros correspondientes, en el libro de emisión de pólizas, </w:t>
+      </w:r>
+      <w:proofErr w:type="spellStart"/>
+      <w:r>
+        <w:rPr>
+          <w:rFonts w:ascii="Times New Roman" w:eastAsia="Times New Roman" w:hAnsi="Times New Roman" w:cs="Times New Roman"/>
+          <w:sz w:val="24"/>
+          <w:szCs w:val="24"/>
+        </w:rPr>
+        <w:t>etc</w:t>
+      </w:r>
+      <w:proofErr w:type="spellEnd"/>
+      <w:r>
+        <w:rPr>
+          <w:rFonts w:ascii="Times New Roman" w:eastAsia="Times New Roman" w:hAnsi="Times New Roman" w:cs="Times New Roman"/>
+          <w:sz w:val="24"/>
+          <w:szCs w:val="24"/>
+        </w:rPr>
+        <w:t xml:space="preserve">, existió contrato de póliza, a nombre de quien/es, informando a su vez número de póliza, vigencia de </w:t>
+      </w:r>
+      <w:proofErr w:type="gramStart"/>
+      <w:r>
+        <w:rPr>
+          <w:rFonts w:ascii="Times New Roman" w:eastAsia="Times New Roman" w:hAnsi="Times New Roman" w:cs="Times New Roman"/>
+          <w:sz w:val="24"/>
+          <w:szCs w:val="24"/>
+        </w:rPr>
+        <w:t>la misma</w:t>
+      </w:r>
+      <w:proofErr w:type="gramEnd"/>
+      <w:r>
+        <w:rPr>
+          <w:rFonts w:ascii="Times New Roman" w:eastAsia="Times New Roman" w:hAnsi="Times New Roman" w:cs="Times New Roman"/>
+          <w:sz w:val="24"/>
+          <w:szCs w:val="24"/>
+        </w:rPr>
+        <w:t xml:space="preserve"> y cualquier otro dato de interés relacionado con la póliza en cuestión.</w:t>
+      </w:r>
+    </w:p>
+    <w:p>
+      <w:pPr>
+        <w:spacing w:after="0" w:line="360" w:lineRule="auto"/>
+        <w:jc w:val="both"/>
+        <w:rPr>
+          <w:rFonts w:ascii="Times New Roman" w:eastAsia="Times New Roman" w:hAnsi="Times New Roman" w:cs="Times New Roman"/>
+          <w:sz w:val="24"/>
+          <w:szCs w:val="24"/>
+        </w:rPr>
+      </w:pPr>
+      <w:r>
+        <w:rPr>
+          <w:rFonts w:ascii="Times New Roman" w:eastAsia="Times New Roman" w:hAnsi="Times New Roman" w:cs="Times New Roman"/>
+          <w:sz w:val="24"/>
+          <w:szCs w:val="24"/>
+        </w:rPr>
+        <w:t>10) Verifique en el libro de salvataje y recupero de siniestros de juicios, la existencia del siniestro de autos.</w:t>
+      </w:r>
+    </w:p>
+    <w:p>
+      <w:pPr>
+        <w:spacing w:after="0" w:line="360" w:lineRule="auto"/>
+        <w:jc w:val="both"/>
+        <w:rPr>
+          <w:rFonts w:ascii="Times New Roman" w:eastAsia="Times New Roman" w:hAnsi="Times New Roman" w:cs="Times New Roman"/>
+          <w:sz w:val="24"/>
+          <w:szCs w:val="24"/>
+        </w:rPr>
+      </w:pPr>
+      <w:r>
+        <w:rPr>
+          <w:rFonts w:ascii="Times New Roman" w:eastAsia="Times New Roman" w:hAnsi="Times New Roman" w:cs="Times New Roman"/>
+          <w:sz w:val="24"/>
+          <w:szCs w:val="24"/>
+        </w:rPr>
+        <w:t>11) Verifique si existió la denuncia en el libro de registros de denuncias administrativas.</w:t>
+      </w:r>
+    </w:p>
+    <w:p>
+      <w:pPr>
+        <w:spacing w:after="0" w:line="360" w:lineRule="auto"/>
+        <w:jc w:val="both"/>
+        <w:rPr>
+          <w:rFonts w:ascii="Times New Roman" w:eastAsia="Times New Roman" w:hAnsi="Times New Roman" w:cs="Times New Roman"/>
+          <w:sz w:val="24"/>
+          <w:szCs w:val="24"/>
+        </w:rPr>
+      </w:pPr>
+      <w:r>
+        <w:rPr>
+          <w:rFonts w:ascii="Times New Roman" w:eastAsia="Times New Roman" w:hAnsi="Times New Roman" w:cs="Times New Roman"/>
+          <w:sz w:val="24"/>
+          <w:szCs w:val="24"/>
+        </w:rPr>
+        <w:t xml:space="preserve">12) Mencione el carácter del reasegurador, razón social </w:t>
+      </w:r>
+      <w:proofErr w:type="gramStart"/>
+      <w:r>
+        <w:rPr>
+          <w:rFonts w:ascii="Times New Roman" w:eastAsia="Times New Roman" w:hAnsi="Times New Roman" w:cs="Times New Roman"/>
+          <w:sz w:val="24"/>
+          <w:szCs w:val="24"/>
+        </w:rPr>
+        <w:t>y  tipo</w:t>
+      </w:r>
+      <w:proofErr w:type="gramEnd"/>
+      <w:r>
+        <w:rPr>
+          <w:rFonts w:ascii="Times New Roman" w:eastAsia="Times New Roman" w:hAnsi="Times New Roman" w:cs="Times New Roman"/>
+          <w:sz w:val="24"/>
+          <w:szCs w:val="24"/>
+        </w:rPr>
+        <w:t xml:space="preserve"> de contrato.</w:t>
+      </w:r>
+    </w:p>
+    <w:p>
+      <w:pPr>
+        <w:spacing w:after="0" w:line="360" w:lineRule="auto"/>
+        <w:jc w:val="both"/>
+        <w:rPr>
+          <w:rFonts w:ascii="Times New Roman" w:eastAsia="Times New Roman" w:hAnsi="Times New Roman" w:cs="Times New Roman"/>
+          <w:sz w:val="24"/>
+          <w:szCs w:val="24"/>
+        </w:rPr>
+      </w:pPr>
+      <w:r>
+        <w:rPr>
+          <w:rFonts w:ascii="Times New Roman" w:eastAsia="Times New Roman" w:hAnsi="Times New Roman" w:cs="Times New Roman"/>
+          <w:sz w:val="24"/>
+          <w:szCs w:val="24"/>
+        </w:rPr>
+        <w:t xml:space="preserve">13) Informe acerca de los montos que recauda la empresa por unidad de vehículo asegurado en forma diaria, semanal y mensual, realizando dicha sumatoria, elaborando una planilla detallando los importes a que conducen, y especificando la cantidad de unidades aseguradas, incluyendo todo tipo de vehículo pertenecientes a particulares y/o empresas, correspondan estas a flotas o no, </w:t>
+      </w:r>
+      <w:proofErr w:type="gramStart"/>
+      <w:r>
+        <w:rPr>
+          <w:rFonts w:ascii="Times New Roman" w:eastAsia="Times New Roman" w:hAnsi="Times New Roman" w:cs="Times New Roman"/>
+          <w:sz w:val="24"/>
+          <w:szCs w:val="24"/>
+        </w:rPr>
+        <w:t>y  cualquier</w:t>
+      </w:r>
+      <w:proofErr w:type="gramEnd"/>
+      <w:r>
+        <w:rPr>
+          <w:rFonts w:ascii="Times New Roman" w:eastAsia="Times New Roman" w:hAnsi="Times New Roman" w:cs="Times New Roman"/>
+          <w:sz w:val="24"/>
+          <w:szCs w:val="24"/>
+        </w:rPr>
+        <w:t xml:space="preserve"> otro dato de interés con respecto a este ítem. </w:t>
+      </w:r>
+    </w:p>
+    <w:p>
+      <w:pPr>
+        <w:spacing w:after="0" w:line="360" w:lineRule="auto"/>
+        <w:jc w:val="both"/>
+        <w:rPr>
+          <w:rFonts w:ascii="Times New Roman" w:eastAsia="Times New Roman" w:hAnsi="Times New Roman" w:cs="Times New Roman"/>
+          <w:sz w:val="24"/>
+          <w:szCs w:val="24"/>
+        </w:rPr>
+      </w:pPr>
+      <w:r>
+        <w:rPr>
+          <w:rFonts w:ascii="Times New Roman" w:eastAsia="Times New Roman" w:hAnsi="Times New Roman" w:cs="Times New Roman"/>
+          <w:sz w:val="24"/>
+          <w:szCs w:val="24"/>
+        </w:rPr>
+        <w:t>14) Luego examine los importes declarados ante los entes de recaudación (nacionales y locales), exponga si existen diferencias con los informados en el punto anterior y diga a qué atribuye tal circunstancia. </w:t>
+      </w:r>
+    </w:p>
+    <w:p>
+      <w:pPr>
+        <w:spacing w:after="0" w:line="360" w:lineRule="auto"/>
+        <w:jc w:val="both"/>
+        <w:rPr>
+          <w:rFonts w:ascii="Times New Roman" w:eastAsia="Times New Roman" w:hAnsi="Times New Roman" w:cs="Times New Roman"/>
+          <w:sz w:val="24"/>
+          <w:szCs w:val="24"/>
+        </w:rPr>
+      </w:pPr>
+      <w:r>
+        <w:rPr>
+          <w:rFonts w:ascii="Times New Roman" w:eastAsia="Times New Roman" w:hAnsi="Times New Roman" w:cs="Times New Roman"/>
+          <w:sz w:val="24"/>
+          <w:szCs w:val="24"/>
+        </w:rPr>
+        <w:t xml:space="preserve">15) Informe con qué entidades bancarias opera la citada en garantía, además informe los números de cuentas bancarias con las cuales opera, especifique si son cuentas corrientes, cajas de ahorros, plazos fijos, </w:t>
+      </w:r>
+      <w:proofErr w:type="spellStart"/>
+      <w:r>
+        <w:rPr>
+          <w:rFonts w:ascii="Times New Roman" w:eastAsia="Times New Roman" w:hAnsi="Times New Roman" w:cs="Times New Roman"/>
+          <w:sz w:val="24"/>
+          <w:szCs w:val="24"/>
+        </w:rPr>
+        <w:t>etc</w:t>
+      </w:r>
+      <w:proofErr w:type="spellEnd"/>
+      <w:r>
+        <w:rPr>
+          <w:rFonts w:ascii="Times New Roman" w:eastAsia="Times New Roman" w:hAnsi="Times New Roman" w:cs="Times New Roman"/>
+          <w:sz w:val="24"/>
+          <w:szCs w:val="24"/>
+        </w:rPr>
+        <w:t>; si es titular/es de dicha/s cuenta/s; si estas cuentas son unipersonales o no, si se encuentran a nombre de otra/s persona/s, sean estas físicas o jurídicas. Informe los movimientos de estas cuentas bancarias y situación actual de las mismas.</w:t>
+      </w:r>
+    </w:p>
+    <w:p>
+      <w:pPr>
+        <w:spacing w:after="0" w:line="360" w:lineRule="auto"/>
+        <w:jc w:val="both"/>
+        <w:rPr>
+          <w:rFonts w:ascii="Times New Roman" w:eastAsia="Times New Roman" w:hAnsi="Times New Roman" w:cs="Times New Roman"/>
+          <w:sz w:val="24"/>
+          <w:szCs w:val="24"/>
+        </w:rPr>
+      </w:pPr>
+      <w:r>
+        <w:rPr>
+          <w:rFonts w:ascii="Times New Roman" w:eastAsia="Times New Roman" w:hAnsi="Times New Roman" w:cs="Times New Roman"/>
+          <w:sz w:val="24"/>
+          <w:szCs w:val="24"/>
+        </w:rPr>
         <w:lastRenderedPageBreak/>
-        <w:t>4) Quién era el propietario del vehículo mencionado en el punto anterior a la fecha de ocurrido el siniestro.</w:t>
-      </w:r>
-    </w:p>
-    <w:p>
-      <w:pPr>
-        <w:spacing w:after="0" w:line="360" w:lineRule="auto"/>
-        <w:jc w:val="both"/>
-        <w:rPr>
-          <w:rFonts w:ascii="Times New Roman" w:eastAsia="Times New Roman" w:hAnsi="Times New Roman" w:cs="Times New Roman"/>
-          <w:sz w:val="24"/>
-          <w:szCs w:val="24"/>
-        </w:rPr>
-      </w:pPr>
-      <w:r>
-        <w:rPr>
-          <w:rFonts w:ascii="Times New Roman" w:eastAsia="Times New Roman" w:hAnsi="Times New Roman" w:cs="Times New Roman"/>
-          <w:sz w:val="24"/>
-          <w:szCs w:val="24"/>
-        </w:rPr>
-        <w:t>5) Informe nombre y apellido de la persona que realizó la denuncia administrativa del siniestro de autos, y si en la misma se denunciaron lesiones de algún tipo sufridas por terceros. Informe si la mencionada denuncia la realizó a nombre de un particular o empresa, y en su caso, informe quién y/o cuál; además, informe el día, hora y lugar en que fue efectuada la denuncia. Manifieste si la vehículo que produjo el siniestro en el momento de acaecido el hecho, se encontraba realizando tareas o prestaba algún servicio para alguna empresa, en su caso mencione cuál, o cualquier otro dato de interés que pueda surgir de la información aportada por la compañía de seguros o que surge de la correspondiente documentación analizada y/o extraída por Ud.</w:t>
-      </w:r>
-    </w:p>
-    <w:p>
-      <w:pPr>
-        <w:spacing w:after="0" w:line="360" w:lineRule="auto"/>
-        <w:jc w:val="both"/>
-        <w:rPr>
-          <w:rFonts w:ascii="Times New Roman" w:eastAsia="Times New Roman" w:hAnsi="Times New Roman" w:cs="Times New Roman"/>
-          <w:sz w:val="24"/>
-          <w:szCs w:val="24"/>
-        </w:rPr>
-      </w:pPr>
-      <w:r>
-        <w:rPr>
-          <w:rFonts w:ascii="Times New Roman" w:eastAsia="Times New Roman" w:hAnsi="Times New Roman" w:cs="Times New Roman"/>
-          <w:sz w:val="24"/>
-          <w:szCs w:val="24"/>
-        </w:rPr>
-        <w:t>6) Quién conducía el vehículo mencionado al momento de ocurrido el accidente.</w:t>
-      </w:r>
-    </w:p>
-    <w:p>
-      <w:pPr>
-        <w:spacing w:after="0" w:line="360" w:lineRule="auto"/>
-        <w:jc w:val="both"/>
-        <w:rPr>
-          <w:rFonts w:ascii="Times New Roman" w:eastAsia="Times New Roman" w:hAnsi="Times New Roman" w:cs="Times New Roman"/>
-          <w:sz w:val="24"/>
-          <w:szCs w:val="24"/>
-        </w:rPr>
-      </w:pPr>
-      <w:r>
-        <w:rPr>
-          <w:rFonts w:ascii="Times New Roman" w:eastAsia="Times New Roman" w:hAnsi="Times New Roman" w:cs="Times New Roman"/>
-          <w:sz w:val="24"/>
-          <w:szCs w:val="24"/>
-        </w:rPr>
-        <w:t>7) Si existen en los registros de la empresa constancias de que en dicho siniestro haya sido víctima de lesiones graves </w:t>
-      </w:r>
-      <w:r>
-        <w:rPr>
-          <w:rFonts w:ascii="Times New Roman" w:eastAsia="Times New Roman" w:hAnsi="Times New Roman" w:cs="Times New Roman"/>
-          <w:b/>
-          <w:bCs/>
-          <w:sz w:val="24"/>
-          <w:szCs w:val="24"/>
-        </w:rPr>
-        <w:t>la actora.</w:t>
-      </w:r>
-    </w:p>
-    <w:p>
-      <w:pPr>
-        <w:spacing w:after="0" w:line="360" w:lineRule="auto"/>
-        <w:jc w:val="both"/>
-        <w:rPr>
-          <w:rFonts w:ascii="Times New Roman" w:eastAsia="Times New Roman" w:hAnsi="Times New Roman" w:cs="Times New Roman"/>
-          <w:sz w:val="24"/>
-          <w:szCs w:val="24"/>
-        </w:rPr>
-      </w:pPr>
-      <w:r>
-        <w:rPr>
-          <w:rFonts w:ascii="Times New Roman" w:eastAsia="Times New Roman" w:hAnsi="Times New Roman" w:cs="Times New Roman"/>
-          <w:sz w:val="24"/>
-          <w:szCs w:val="24"/>
-        </w:rPr>
-        <w:t>8) Si en algún momento, la citada en garantía se hizo cargo de la atención médica y de los gastos importantes en que debió y deba incurrir el actor como consecuencia del accidente.</w:t>
-      </w:r>
-    </w:p>
-    <w:p>
-      <w:pPr>
-        <w:spacing w:after="0" w:line="360" w:lineRule="auto"/>
-        <w:jc w:val="both"/>
-        <w:rPr>
-          <w:rFonts w:ascii="Times New Roman" w:eastAsia="Times New Roman" w:hAnsi="Times New Roman" w:cs="Times New Roman"/>
-          <w:sz w:val="24"/>
-          <w:szCs w:val="24"/>
-        </w:rPr>
-      </w:pPr>
-      <w:r>
-        <w:rPr>
-          <w:rFonts w:ascii="Times New Roman" w:eastAsia="Times New Roman" w:hAnsi="Times New Roman" w:cs="Times New Roman"/>
-          <w:sz w:val="24"/>
-          <w:szCs w:val="24"/>
-        </w:rPr>
-        <w:t xml:space="preserve">9) Constate la existencia de la póliza denunciada en autos por el demandado; informe si en la documentación, registros correspondientes, en el libro de emisión de pólizas, </w:t>
+        <w:t>16) Informe sobre el estado patrimonial de los capitales activos. </w:t>
+      </w:r>
+    </w:p>
+    <w:p>
+      <w:pPr>
+        <w:spacing w:after="0" w:line="360" w:lineRule="auto"/>
+        <w:jc w:val="both"/>
+        <w:rPr>
+          <w:rFonts w:ascii="Times New Roman" w:eastAsia="Times New Roman" w:hAnsi="Times New Roman" w:cs="Times New Roman"/>
+          <w:sz w:val="24"/>
+          <w:szCs w:val="24"/>
+        </w:rPr>
+      </w:pPr>
+      <w:r>
+        <w:rPr>
+          <w:rFonts w:ascii="Times New Roman" w:eastAsia="Times New Roman" w:hAnsi="Times New Roman" w:cs="Times New Roman"/>
+          <w:sz w:val="24"/>
+          <w:szCs w:val="24"/>
+        </w:rPr>
+        <w:t>17) Informe y detalle los bienes muebles no registrables que obran en poder de la citada en garantía en sus distintos domicilios; como así también, los bienes muebles registrables e inmuebles que poseen, librándose a tal fin los respectivos oficios en la prueba informativa de la presente demanda.</w:t>
+      </w:r>
+    </w:p>
+    <w:p>
+      <w:pPr>
+        <w:spacing w:after="0" w:line="360" w:lineRule="auto"/>
+        <w:jc w:val="both"/>
+        <w:rPr>
+          <w:rFonts w:ascii="Times New Roman" w:eastAsia="Times New Roman" w:hAnsi="Times New Roman" w:cs="Times New Roman"/>
+          <w:sz w:val="24"/>
+          <w:szCs w:val="24"/>
+        </w:rPr>
+      </w:pPr>
+      <w:r>
+        <w:rPr>
+          <w:rFonts w:ascii="Times New Roman" w:eastAsia="Times New Roman" w:hAnsi="Times New Roman" w:cs="Times New Roman"/>
+          <w:sz w:val="24"/>
+          <w:szCs w:val="24"/>
+        </w:rPr>
+        <w:t>18) Informe sobre la fecha de inscripción en la Inspección General de Justicia y Secretaría de Industria y Comercio y subsiguientes modificaciones. </w:t>
+      </w:r>
+    </w:p>
+    <w:p>
+      <w:pPr>
+        <w:spacing w:after="0" w:line="360" w:lineRule="auto"/>
+        <w:jc w:val="both"/>
+        <w:rPr>
+          <w:rFonts w:ascii="Times New Roman" w:eastAsia="Times New Roman" w:hAnsi="Times New Roman" w:cs="Times New Roman"/>
+          <w:sz w:val="24"/>
+          <w:szCs w:val="24"/>
+        </w:rPr>
+      </w:pPr>
+      <w:r>
+        <w:rPr>
+          <w:rFonts w:ascii="Times New Roman" w:eastAsia="Times New Roman" w:hAnsi="Times New Roman" w:cs="Times New Roman"/>
+          <w:sz w:val="24"/>
+          <w:szCs w:val="24"/>
+        </w:rPr>
+        <w:t xml:space="preserve">19) Informe si la Citada en Garantía cumplió desde la fecha del siniestro de autos hasta la realización de la correspondiente pericia solicitada, con las leyes 17.418. 20.091 y 22.400; a su vez, si cumple con el decreto </w:t>
       </w:r>
       <w:proofErr w:type="spellStart"/>
       <w:r>
@@ -12229,7 +12235,7 @@
           <w:sz w:val="24"/>
           <w:szCs w:val="24"/>
         </w:rPr>
-        <w:t>etc</w:t>
+        <w:t>N°</w:t>
       </w:r>
       <w:proofErr w:type="spellEnd"/>
       <w:r>
@@ -12238,7 +12244,7 @@
           <w:sz w:val="24"/>
           <w:szCs w:val="24"/>
         </w:rPr>
-        <w:t xml:space="preserve">, existió contrato de póliza, a nombre de quien/es, informando a su vez número de póliza, vigencia de </w:t>
+        <w:t xml:space="preserve"> 558/02 y con las modificaciones </w:t>
       </w:r>
       <w:proofErr w:type="gramStart"/>
       <w:r>
@@ -12247,7 +12253,7 @@
           <w:sz w:val="24"/>
           <w:szCs w:val="24"/>
         </w:rPr>
-        <w:t>la misma</w:t>
+        <w:t>del mismo</w:t>
       </w:r>
       <w:proofErr w:type="gramEnd"/>
       <w:r>
@@ -12256,64 +12262,155 @@
           <w:sz w:val="24"/>
           <w:szCs w:val="24"/>
         </w:rPr>
-        <w:t xml:space="preserve"> y cualquier otro dato de interés relacionado con la póliza en cuestión.</w:t>
-      </w:r>
-    </w:p>
-    <w:p>
-      <w:pPr>
-        <w:spacing w:after="0" w:line="360" w:lineRule="auto"/>
-        <w:jc w:val="both"/>
-        <w:rPr>
-          <w:rFonts w:ascii="Times New Roman" w:eastAsia="Times New Roman" w:hAnsi="Times New Roman" w:cs="Times New Roman"/>
-          <w:sz w:val="24"/>
-          <w:szCs w:val="24"/>
-        </w:rPr>
-      </w:pPr>
-      <w:r>
-        <w:rPr>
-          <w:rFonts w:ascii="Times New Roman" w:eastAsia="Times New Roman" w:hAnsi="Times New Roman" w:cs="Times New Roman"/>
-          <w:sz w:val="24"/>
-          <w:szCs w:val="24"/>
-        </w:rPr>
-        <w:t>10) Verifique en el libro de salvataje y recupero de siniestros de juicios, la existencia del siniestro de autos.</w:t>
-      </w:r>
-    </w:p>
-    <w:p>
-      <w:pPr>
-        <w:spacing w:after="0" w:line="360" w:lineRule="auto"/>
-        <w:jc w:val="both"/>
-        <w:rPr>
-          <w:rFonts w:ascii="Times New Roman" w:eastAsia="Times New Roman" w:hAnsi="Times New Roman" w:cs="Times New Roman"/>
-          <w:sz w:val="24"/>
-          <w:szCs w:val="24"/>
-        </w:rPr>
-      </w:pPr>
-      <w:r>
-        <w:rPr>
-          <w:rFonts w:ascii="Times New Roman" w:eastAsia="Times New Roman" w:hAnsi="Times New Roman" w:cs="Times New Roman"/>
-          <w:sz w:val="24"/>
-          <w:szCs w:val="24"/>
-        </w:rPr>
-        <w:t>11) Verifique si existió la denuncia en el libro de registros de denuncias administrativas.</w:t>
-      </w:r>
-    </w:p>
-    <w:p>
-      <w:pPr>
-        <w:spacing w:after="0" w:line="360" w:lineRule="auto"/>
-        <w:jc w:val="both"/>
-        <w:rPr>
-          <w:rFonts w:ascii="Times New Roman" w:eastAsia="Times New Roman" w:hAnsi="Times New Roman" w:cs="Times New Roman"/>
-          <w:sz w:val="24"/>
-          <w:szCs w:val="24"/>
-        </w:rPr>
-      </w:pPr>
-      <w:r>
-        <w:rPr>
-          <w:rFonts w:ascii="Times New Roman" w:eastAsia="Times New Roman" w:hAnsi="Times New Roman" w:cs="Times New Roman"/>
-          <w:sz w:val="24"/>
-          <w:szCs w:val="24"/>
-        </w:rPr>
-        <w:t xml:space="preserve">12) Mencione el carácter del reasegurador, razón social </w:t>
+        <w:t>; y por último si cumple con todas las resoluciones generales. </w:t>
+      </w:r>
+    </w:p>
+    <w:p>
+      <w:pPr>
+        <w:spacing w:after="0" w:line="360" w:lineRule="auto"/>
+        <w:jc w:val="both"/>
+        <w:rPr>
+          <w:rFonts w:ascii="Times New Roman" w:eastAsia="Times New Roman" w:hAnsi="Times New Roman" w:cs="Times New Roman"/>
+          <w:sz w:val="24"/>
+          <w:szCs w:val="24"/>
+        </w:rPr>
+      </w:pPr>
+      <w:r>
+        <w:rPr>
+          <w:rFonts w:ascii="Times New Roman" w:eastAsia="Times New Roman" w:hAnsi="Times New Roman" w:cs="Times New Roman"/>
+          <w:sz w:val="24"/>
+          <w:szCs w:val="24"/>
+        </w:rPr>
+        <w:t>20) Informe, extraiga y solicite a la citada en garantía cualquier otro tipo de información y/o documentación de la cual no se haga mención en los precedentes ítem, que pueda llegar a facilitar su labor como perito de oficio y aporte algún beneficio para esta litis.</w:t>
+      </w:r>
+    </w:p>
+    <w:p>
+      <w:pPr>
+        <w:spacing w:after="0" w:line="360" w:lineRule="auto"/>
+        <w:ind w:firstLine="554"/>
+        <w:jc w:val="both"/>
+        <w:rPr>
+          <w:rFonts w:ascii="Times New Roman" w:eastAsia="Times New Roman" w:hAnsi="Times New Roman" w:cs="Times New Roman"/>
+          <w:b/>
+          <w:bCs/>
+          <w:sz w:val="24"/>
+          <w:szCs w:val="24"/>
+          <w:u w:val="single"/>
+        </w:rPr>
+      </w:pPr>
+    </w:p>
+    <w:p>
+      <w:pPr>
+        <w:spacing w:after="0" w:line="360" w:lineRule="auto"/>
+        <w:ind w:firstLine="554"/>
+        <w:jc w:val="both"/>
+        <w:rPr>
+          <w:rFonts w:ascii="Times New Roman" w:eastAsia="Times New Roman" w:hAnsi="Times New Roman" w:cs="Times New Roman"/>
+          <w:b/>
+          <w:bCs/>
+          <w:sz w:val="24"/>
+          <w:szCs w:val="24"/>
+          <w:u w:val="single"/>
+        </w:rPr>
+      </w:pPr>
+    </w:p>
+    <w:p>
+      <w:pPr>
+        <w:spacing w:after="0" w:line="360" w:lineRule="auto"/>
+        <w:jc w:val="both"/>
+        <w:rPr>
+          <w:rFonts w:ascii="Times New Roman" w:eastAsia="Times New Roman" w:hAnsi="Times New Roman" w:cs="Times New Roman"/>
+          <w:b/>
+          <w:bCs/>
+          <w:sz w:val="24"/>
+          <w:szCs w:val="24"/>
+          <w:u w:val="single"/>
+        </w:rPr>
+      </w:pPr>
+      <w:r>
+        <w:rPr>
+          <w:rFonts w:ascii="Times New Roman" w:eastAsia="Times New Roman" w:hAnsi="Times New Roman" w:cs="Times New Roman"/>
+          <w:b/>
+          <w:bCs/>
+          <w:sz w:val="24"/>
+          <w:szCs w:val="24"/>
+          <w:u w:val="single"/>
+        </w:rPr>
+        <w:t>4) PERICIAL MECÁNICA</w:t>
+      </w:r>
+    </w:p>
+    <w:p>
+      <w:pPr>
+        <w:spacing w:after="0" w:line="360" w:lineRule="auto"/>
+        <w:jc w:val="both"/>
+        <w:rPr>
+          <w:rFonts w:ascii="Times New Roman" w:eastAsia="Times New Roman" w:hAnsi="Times New Roman" w:cs="Times New Roman"/>
+          <w:b/>
+          <w:bCs/>
+          <w:sz w:val="24"/>
+          <w:szCs w:val="24"/>
+          <w:u w:val="single"/>
+        </w:rPr>
+      </w:pPr>
+    </w:p>
+    <w:p>
+      <w:pPr>
+        <w:spacing w:after="0" w:line="360" w:lineRule="auto"/>
+        <w:ind w:left="11" w:firstLine="720"/>
+        <w:jc w:val="both"/>
+        <w:rPr>
+          <w:rFonts w:ascii="Times New Roman" w:eastAsia="Times New Roman" w:hAnsi="Times New Roman" w:cs="Times New Roman"/>
+          <w:sz w:val="24"/>
+          <w:szCs w:val="24"/>
+        </w:rPr>
+      </w:pPr>
+      <w:r>
+        <w:rPr>
+          <w:rFonts w:ascii="Times New Roman" w:eastAsia="Times New Roman" w:hAnsi="Times New Roman" w:cs="Times New Roman"/>
+          <w:sz w:val="24"/>
+          <w:szCs w:val="24"/>
+        </w:rPr>
+        <w:t xml:space="preserve">Se desinsacule por el Juzgado Perito Ingeniero Mecánico único de oficio, a los fines de que determine, previa inspección ocular de los vehículos intervinientes: </w:t>
+      </w:r>
+    </w:p>
+    <w:p>
+      <w:pPr>
+        <w:spacing w:after="0" w:line="360" w:lineRule="auto"/>
+        <w:ind w:left="11"/>
+        <w:jc w:val="both"/>
+        <w:rPr>
+          <w:rFonts w:ascii="Times New Roman" w:eastAsia="Times New Roman" w:hAnsi="Times New Roman" w:cs="Times New Roman"/>
+          <w:sz w:val="24"/>
+          <w:szCs w:val="24"/>
+        </w:rPr>
+      </w:pPr>
+      <w:r>
+        <w:rPr>
+          <w:rFonts w:ascii="Times New Roman" w:eastAsia="Times New Roman" w:hAnsi="Times New Roman" w:cs="Times New Roman"/>
+          <w:sz w:val="24"/>
+          <w:szCs w:val="24"/>
+        </w:rPr>
+        <w:t xml:space="preserve">1) Con las constancias de autos determine conforme a los hechos relatados la posible trayectoria del vehículo del demandado, lugar del actor, velocidades, ubicación de los daños, etc.; </w:t>
+      </w:r>
+    </w:p>
+    <w:p>
+      <w:pPr>
+        <w:spacing w:after="0" w:line="360" w:lineRule="auto"/>
+        <w:ind w:left="11"/>
+        <w:jc w:val="both"/>
+        <w:rPr>
+          <w:rFonts w:ascii="Times New Roman" w:eastAsia="Times New Roman" w:hAnsi="Times New Roman" w:cs="Times New Roman"/>
+          <w:sz w:val="24"/>
+          <w:szCs w:val="24"/>
+        </w:rPr>
+      </w:pPr>
+      <w:r>
+        <w:rPr>
+          <w:rFonts w:ascii="Times New Roman" w:eastAsia="Times New Roman" w:hAnsi="Times New Roman" w:cs="Times New Roman"/>
+          <w:sz w:val="24"/>
+          <w:szCs w:val="24"/>
+        </w:rPr>
+        <w:t xml:space="preserve">2) Lleve a cabo un plano en escala de las calles y/o lugar donde se produjo el accidente, incluyendo dicho plano, toda señalización vertical y horizontal, el vehículo interviniente y la probable trayectoria </w:t>
       </w:r>
       <w:proofErr w:type="gramStart"/>
       <w:r>
@@ -12322,7 +12419,7 @@
           <w:sz w:val="24"/>
           <w:szCs w:val="24"/>
         </w:rPr>
-        <w:t>y  tipo</w:t>
+        <w:t>del mismo</w:t>
       </w:r>
       <w:proofErr w:type="gramEnd"/>
       <w:r>
@@ -12331,26 +12428,125 @@
           <w:sz w:val="24"/>
           <w:szCs w:val="24"/>
         </w:rPr>
-        <w:t xml:space="preserve"> de contrato.</w:t>
-      </w:r>
-    </w:p>
-    <w:p>
-      <w:pPr>
-        <w:spacing w:after="0" w:line="360" w:lineRule="auto"/>
-        <w:jc w:val="both"/>
-        <w:rPr>
-          <w:rFonts w:ascii="Times New Roman" w:eastAsia="Times New Roman" w:hAnsi="Times New Roman" w:cs="Times New Roman"/>
-          <w:sz w:val="24"/>
-          <w:szCs w:val="24"/>
-        </w:rPr>
-      </w:pPr>
-      <w:r>
-        <w:rPr>
-          <w:rFonts w:ascii="Times New Roman" w:eastAsia="Times New Roman" w:hAnsi="Times New Roman" w:cs="Times New Roman"/>
-          <w:sz w:val="24"/>
-          <w:szCs w:val="24"/>
-        </w:rPr>
-        <w:t xml:space="preserve">13) Informe acerca de los montos que recauda la empresa por unidad de vehículo asegurado en forma diaria, semanal y mensual, realizando dicha sumatoria, elaborando una planilla detallando los importes a que conducen, y especificando la cantidad de unidades aseguradas, incluyendo todo tipo de vehículo pertenecientes a particulares y/o empresas, correspondan estas a flotas o no, </w:t>
+        <w:t>, indicándose puntualmente el lugar del impacto;</w:t>
+      </w:r>
+    </w:p>
+    <w:p>
+      <w:pPr>
+        <w:spacing w:after="0" w:line="360" w:lineRule="auto"/>
+        <w:ind w:left="11"/>
+        <w:jc w:val="both"/>
+        <w:rPr>
+          <w:rFonts w:ascii="Times New Roman" w:eastAsia="Times New Roman" w:hAnsi="Times New Roman" w:cs="Times New Roman"/>
+          <w:sz w:val="24"/>
+          <w:szCs w:val="24"/>
+        </w:rPr>
+      </w:pPr>
+      <w:r>
+        <w:rPr>
+          <w:rFonts w:ascii="Times New Roman" w:eastAsia="Times New Roman" w:hAnsi="Times New Roman" w:cs="Times New Roman"/>
+          <w:sz w:val="24"/>
+          <w:szCs w:val="24"/>
+        </w:rPr>
+        <w:t xml:space="preserve">3) Determine si es verosímil que la mecánica del accidente origina los daños del actor que se denuncian en estos autos; </w:t>
+      </w:r>
+    </w:p>
+    <w:p>
+      <w:pPr>
+        <w:spacing w:after="0" w:line="360" w:lineRule="auto"/>
+        <w:ind w:left="11"/>
+        <w:jc w:val="both"/>
+        <w:rPr>
+          <w:rFonts w:ascii="Times New Roman" w:eastAsia="Times New Roman" w:hAnsi="Times New Roman" w:cs="Times New Roman"/>
+          <w:sz w:val="24"/>
+          <w:szCs w:val="24"/>
+        </w:rPr>
+      </w:pPr>
+      <w:r>
+        <w:rPr>
+          <w:rFonts w:ascii="Times New Roman" w:eastAsia="Times New Roman" w:hAnsi="Times New Roman" w:cs="Times New Roman"/>
+          <w:sz w:val="24"/>
+          <w:szCs w:val="24"/>
+        </w:rPr>
+        <w:t xml:space="preserve">4) Indique cuál ha sido el vehículo </w:t>
+      </w:r>
+      <w:proofErr w:type="spellStart"/>
+      <w:r>
+        <w:rPr>
+          <w:rFonts w:ascii="Times New Roman" w:eastAsia="Times New Roman" w:hAnsi="Times New Roman" w:cs="Times New Roman"/>
+          <w:sz w:val="24"/>
+          <w:szCs w:val="24"/>
+        </w:rPr>
+        <w:t>embistente</w:t>
+      </w:r>
+      <w:proofErr w:type="spellEnd"/>
+      <w:r>
+        <w:rPr>
+          <w:rFonts w:ascii="Times New Roman" w:eastAsia="Times New Roman" w:hAnsi="Times New Roman" w:cs="Times New Roman"/>
+          <w:sz w:val="24"/>
+          <w:szCs w:val="24"/>
+        </w:rPr>
+        <w:t xml:space="preserve"> y cual el agente activo de la colisión; </w:t>
+      </w:r>
+    </w:p>
+    <w:p>
+      <w:pPr>
+        <w:spacing w:after="0" w:line="360" w:lineRule="auto"/>
+        <w:ind w:left="11"/>
+        <w:jc w:val="both"/>
+        <w:rPr>
+          <w:rFonts w:ascii="Times New Roman" w:eastAsia="Times New Roman" w:hAnsi="Times New Roman" w:cs="Times New Roman"/>
+          <w:sz w:val="24"/>
+          <w:szCs w:val="24"/>
+        </w:rPr>
+      </w:pPr>
+      <w:r>
+        <w:rPr>
+          <w:rFonts w:ascii="Times New Roman" w:eastAsia="Times New Roman" w:hAnsi="Times New Roman" w:cs="Times New Roman"/>
+          <w:sz w:val="24"/>
+          <w:szCs w:val="24"/>
+        </w:rPr>
+        <w:t xml:space="preserve">5) Informe teniendo en cuenta propagación de los daños del rodado del actor y rodados de los demandados y posición final de los mismos, determine si la actora es impactada directamente por el vehículo del demandado. </w:t>
+      </w:r>
+    </w:p>
+    <w:p>
+      <w:pPr>
+        <w:spacing w:after="0" w:line="360" w:lineRule="auto"/>
+        <w:ind w:left="11"/>
+        <w:jc w:val="both"/>
+        <w:rPr>
+          <w:rFonts w:ascii="Times New Roman" w:eastAsia="Times New Roman" w:hAnsi="Times New Roman" w:cs="Times New Roman"/>
+          <w:sz w:val="24"/>
+          <w:szCs w:val="24"/>
+        </w:rPr>
+      </w:pPr>
+      <w:r>
+        <w:rPr>
+          <w:rFonts w:ascii="Times New Roman" w:eastAsia="Times New Roman" w:hAnsi="Times New Roman" w:cs="Times New Roman"/>
+          <w:sz w:val="24"/>
+          <w:szCs w:val="24"/>
+        </w:rPr>
+        <w:t xml:space="preserve">6) Si los daños son consecuencia del accidente que motiva estas actuaciones; </w:t>
+      </w:r>
+    </w:p>
+    <w:p>
+      <w:pPr>
+        <w:spacing w:after="0" w:line="360" w:lineRule="auto"/>
+        <w:ind w:left="11"/>
+        <w:jc w:val="both"/>
+        <w:rPr>
+          <w:rFonts w:ascii="Times New Roman" w:eastAsia="Times New Roman" w:hAnsi="Times New Roman" w:cs="Times New Roman"/>
+          <w:sz w:val="24"/>
+          <w:szCs w:val="24"/>
+        </w:rPr>
+      </w:pPr>
+      <w:r>
+        <w:rPr>
+          <w:rFonts w:ascii="Times New Roman" w:eastAsia="Times New Roman" w:hAnsi="Times New Roman" w:cs="Times New Roman"/>
+          <w:sz w:val="24"/>
+          <w:szCs w:val="24"/>
+        </w:rPr>
+        <w:t xml:space="preserve">7) Señale si el rodado del actor ha sufrido daños de importancia que origine en la reventa </w:t>
       </w:r>
       <w:proofErr w:type="gramStart"/>
       <w:r>
@@ -12359,7 +12555,7 @@
           <w:sz w:val="24"/>
           <w:szCs w:val="24"/>
         </w:rPr>
-        <w:t>y  cualquier</w:t>
+        <w:t>del mismo</w:t>
       </w:r>
       <w:proofErr w:type="gramEnd"/>
       <w:r>
@@ -12368,45 +12564,25 @@
           <w:sz w:val="24"/>
           <w:szCs w:val="24"/>
         </w:rPr>
-        <w:t xml:space="preserve"> otro dato de interés con respecto a este ítem. </w:t>
-      </w:r>
-    </w:p>
-    <w:p>
-      <w:pPr>
-        <w:spacing w:after="0" w:line="360" w:lineRule="auto"/>
-        <w:jc w:val="both"/>
-        <w:rPr>
-          <w:rFonts w:ascii="Times New Roman" w:eastAsia="Times New Roman" w:hAnsi="Times New Roman" w:cs="Times New Roman"/>
-          <w:sz w:val="24"/>
-          <w:szCs w:val="24"/>
-        </w:rPr>
-      </w:pPr>
-      <w:r>
-        <w:rPr>
-          <w:rFonts w:ascii="Times New Roman" w:eastAsia="Times New Roman" w:hAnsi="Times New Roman" w:cs="Times New Roman"/>
-          <w:sz w:val="24"/>
-          <w:szCs w:val="24"/>
-        </w:rPr>
-        <w:t>14) Luego examine los importes declarados ante los entes de recaudación (nacionales y locales), exponga si existen diferencias con los informados en el punto anterior y diga a qué atribuye tal circunstancia. </w:t>
-      </w:r>
-    </w:p>
-    <w:p>
-      <w:pPr>
-        <w:spacing w:after="0" w:line="360" w:lineRule="auto"/>
-        <w:jc w:val="both"/>
-        <w:rPr>
-          <w:rFonts w:ascii="Times New Roman" w:eastAsia="Times New Roman" w:hAnsi="Times New Roman" w:cs="Times New Roman"/>
-          <w:sz w:val="24"/>
-          <w:szCs w:val="24"/>
-        </w:rPr>
-      </w:pPr>
-      <w:r>
-        <w:rPr>
-          <w:rFonts w:ascii="Times New Roman" w:eastAsia="Times New Roman" w:hAnsi="Times New Roman" w:cs="Times New Roman"/>
-          <w:sz w:val="24"/>
-          <w:szCs w:val="24"/>
-        </w:rPr>
-        <w:t xml:space="preserve">15) Informe con qué entidades bancarias opera la citada en garantía, además informe los números de cuentas bancarias con las cuales opera, especifique si son cuentas corrientes, cajas de ahorros, plazos fijos, </w:t>
+        <w:t xml:space="preserve"> un menor valor </w:t>
+      </w:r>
+      <w:proofErr w:type="gramStart"/>
+      <w:r>
+        <w:rPr>
+          <w:rFonts w:ascii="Times New Roman" w:eastAsia="Times New Roman" w:hAnsi="Times New Roman" w:cs="Times New Roman"/>
+          <w:sz w:val="24"/>
+          <w:szCs w:val="24"/>
+        </w:rPr>
+        <w:t>del mismo</w:t>
+      </w:r>
+      <w:proofErr w:type="gramEnd"/>
+      <w:r>
+        <w:rPr>
+          <w:rFonts w:ascii="Times New Roman" w:eastAsia="Times New Roman" w:hAnsi="Times New Roman" w:cs="Times New Roman"/>
+          <w:sz w:val="24"/>
+          <w:szCs w:val="24"/>
+        </w:rPr>
+        <w:t xml:space="preserve">, en ese caso, señale cuál será el precio por el menor valor del </w:t>
       </w:r>
       <w:proofErr w:type="spellStart"/>
       <w:r>
@@ -12415,7 +12591,7 @@
           <w:sz w:val="24"/>
           <w:szCs w:val="24"/>
         </w:rPr>
-        <w:t>etc</w:t>
+        <w:t>motovehículo</w:t>
       </w:r>
       <w:proofErr w:type="spellEnd"/>
       <w:r>
@@ -12424,31 +12600,69 @@
           <w:sz w:val="24"/>
           <w:szCs w:val="24"/>
         </w:rPr>
-        <w:t>; si es titular/es de dicha/s cuenta/s; si estas cuentas son unipersonales o no, si se encuentran a nombre de otra/s persona/s, sean estas físicas o jurídicas. Informe los movimientos de estas cuentas bancarias y situación actual de las mismas.</w:t>
-      </w:r>
-    </w:p>
-    <w:p>
-      <w:pPr>
-        <w:spacing w:after="0" w:line="360" w:lineRule="auto"/>
-        <w:jc w:val="both"/>
-        <w:rPr>
-          <w:rFonts w:ascii="Times New Roman" w:eastAsia="Times New Roman" w:hAnsi="Times New Roman" w:cs="Times New Roman"/>
-          <w:sz w:val="24"/>
-          <w:szCs w:val="24"/>
-        </w:rPr>
-      </w:pPr>
-      <w:r>
-        <w:rPr>
-          <w:rFonts w:ascii="Times New Roman" w:eastAsia="Times New Roman" w:hAnsi="Times New Roman" w:cs="Times New Roman"/>
-          <w:sz w:val="24"/>
-          <w:szCs w:val="24"/>
-        </w:rPr>
-        <w:t>16) Informe sobre el estado patrimonial de los capitales activos. </w:t>
-      </w:r>
-    </w:p>
-    <w:p>
-      <w:pPr>
-        <w:spacing w:after="0" w:line="360" w:lineRule="auto"/>
+        <w:t xml:space="preserve"> al momento de una reventa, atendiendo a la marca, modelo </w:t>
+      </w:r>
+      <w:proofErr w:type="gramStart"/>
+      <w:r>
+        <w:rPr>
+          <w:rFonts w:ascii="Times New Roman" w:eastAsia="Times New Roman" w:hAnsi="Times New Roman" w:cs="Times New Roman"/>
+          <w:sz w:val="24"/>
+          <w:szCs w:val="24"/>
+        </w:rPr>
+        <w:t>del mismo</w:t>
+      </w:r>
+      <w:proofErr w:type="gramEnd"/>
+      <w:r>
+        <w:rPr>
+          <w:rFonts w:ascii="Times New Roman" w:eastAsia="Times New Roman" w:hAnsi="Times New Roman" w:cs="Times New Roman"/>
+          <w:sz w:val="24"/>
+          <w:szCs w:val="24"/>
+        </w:rPr>
+        <w:t xml:space="preserve"> en el mercado y tomando como referencia un modelo similar en buen estado; </w:t>
+      </w:r>
+    </w:p>
+    <w:p>
+      <w:pPr>
+        <w:spacing w:after="0" w:line="360" w:lineRule="auto"/>
+        <w:ind w:left="11"/>
+        <w:jc w:val="both"/>
+        <w:rPr>
+          <w:rFonts w:ascii="Times New Roman" w:eastAsia="Times New Roman" w:hAnsi="Times New Roman" w:cs="Times New Roman"/>
+          <w:sz w:val="24"/>
+          <w:szCs w:val="24"/>
+        </w:rPr>
+      </w:pPr>
+      <w:r>
+        <w:rPr>
+          <w:rFonts w:ascii="Times New Roman" w:eastAsia="Times New Roman" w:hAnsi="Times New Roman" w:cs="Times New Roman"/>
+          <w:sz w:val="24"/>
+          <w:szCs w:val="24"/>
+        </w:rPr>
+        <w:t xml:space="preserve">8) Indique si la cantidad solicitada por daños al </w:t>
+      </w:r>
+      <w:proofErr w:type="spellStart"/>
+      <w:r>
+        <w:rPr>
+          <w:rFonts w:ascii="Times New Roman" w:eastAsia="Times New Roman" w:hAnsi="Times New Roman" w:cs="Times New Roman"/>
+          <w:sz w:val="24"/>
+          <w:szCs w:val="24"/>
+        </w:rPr>
+        <w:t>motovehículo</w:t>
+      </w:r>
+      <w:proofErr w:type="spellEnd"/>
+      <w:r>
+        <w:rPr>
+          <w:rFonts w:ascii="Times New Roman" w:eastAsia="Times New Roman" w:hAnsi="Times New Roman" w:cs="Times New Roman"/>
+          <w:sz w:val="24"/>
+          <w:szCs w:val="24"/>
+        </w:rPr>
+        <w:t xml:space="preserve"> en la demanda se ajusta a los valores actualizados a la fecha de promover la acción</w:t>
+      </w:r>
+    </w:p>
+    <w:p>
+      <w:pPr>
+        <w:spacing w:after="0" w:line="360" w:lineRule="auto"/>
+        <w:ind w:left="11"/>
         <w:jc w:val="both"/>
         <w:rPr>
           <w:rFonts w:ascii="Times New Roman" w:eastAsia="Times New Roman" w:hAnsi="Times New Roman" w:cs="Times New Roman"/>
@@ -12463,504 +12677,7 @@
           <w:szCs w:val="24"/>
         </w:rPr>
         <w:lastRenderedPageBreak/>
-        <w:t>17) Informe y detalle los bienes muebles no registrables que obran en poder de la citada en garantía en sus distintos domicilios; como así también, los bienes muebles registrables e inmuebles que poseen, librándose a tal fin los respectivos oficios en la prueba informativa de la presente demanda.</w:t>
-      </w:r>
-    </w:p>
-    <w:p>
-      <w:pPr>
-        <w:spacing w:after="0" w:line="360" w:lineRule="auto"/>
-        <w:jc w:val="both"/>
-        <w:rPr>
-          <w:rFonts w:ascii="Times New Roman" w:eastAsia="Times New Roman" w:hAnsi="Times New Roman" w:cs="Times New Roman"/>
-          <w:sz w:val="24"/>
-          <w:szCs w:val="24"/>
-        </w:rPr>
-      </w:pPr>
-      <w:r>
-        <w:rPr>
-          <w:rFonts w:ascii="Times New Roman" w:eastAsia="Times New Roman" w:hAnsi="Times New Roman" w:cs="Times New Roman"/>
-          <w:sz w:val="24"/>
-          <w:szCs w:val="24"/>
-        </w:rPr>
-        <w:t>18) Informe sobre la fecha de inscripción en la Inspección General de Justicia y Secretaría de Industria y Comercio y subsiguientes modificaciones. </w:t>
-      </w:r>
-    </w:p>
-    <w:p>
-      <w:pPr>
-        <w:spacing w:after="0" w:line="360" w:lineRule="auto"/>
-        <w:jc w:val="both"/>
-        <w:rPr>
-          <w:rFonts w:ascii="Times New Roman" w:eastAsia="Times New Roman" w:hAnsi="Times New Roman" w:cs="Times New Roman"/>
-          <w:sz w:val="24"/>
-          <w:szCs w:val="24"/>
-        </w:rPr>
-      </w:pPr>
-      <w:r>
-        <w:rPr>
-          <w:rFonts w:ascii="Times New Roman" w:eastAsia="Times New Roman" w:hAnsi="Times New Roman" w:cs="Times New Roman"/>
-          <w:sz w:val="24"/>
-          <w:szCs w:val="24"/>
-        </w:rPr>
-        <w:t xml:space="preserve">19) Informe si la Citada en Garantía cumplió desde la fecha del siniestro de autos hasta la realización de la correspondiente pericia solicitada, con las leyes 17.418. 20.091 y 22.400; a su vez, si cumple con el decreto </w:t>
-      </w:r>
-      <w:proofErr w:type="spellStart"/>
-      <w:r>
-        <w:rPr>
-          <w:rFonts w:ascii="Times New Roman" w:eastAsia="Times New Roman" w:hAnsi="Times New Roman" w:cs="Times New Roman"/>
-          <w:sz w:val="24"/>
-          <w:szCs w:val="24"/>
-        </w:rPr>
-        <w:t>N°</w:t>
-      </w:r>
-      <w:proofErr w:type="spellEnd"/>
-      <w:r>
-        <w:rPr>
-          <w:rFonts w:ascii="Times New Roman" w:eastAsia="Times New Roman" w:hAnsi="Times New Roman" w:cs="Times New Roman"/>
-          <w:sz w:val="24"/>
-          <w:szCs w:val="24"/>
-        </w:rPr>
-        <w:t xml:space="preserve"> 558/02 y con las modificaciones </w:t>
-      </w:r>
-      <w:proofErr w:type="gramStart"/>
-      <w:r>
-        <w:rPr>
-          <w:rFonts w:ascii="Times New Roman" w:eastAsia="Times New Roman" w:hAnsi="Times New Roman" w:cs="Times New Roman"/>
-          <w:sz w:val="24"/>
-          <w:szCs w:val="24"/>
-        </w:rPr>
-        <w:t>del mismo</w:t>
-      </w:r>
-      <w:proofErr w:type="gramEnd"/>
-      <w:r>
-        <w:rPr>
-          <w:rFonts w:ascii="Times New Roman" w:eastAsia="Times New Roman" w:hAnsi="Times New Roman" w:cs="Times New Roman"/>
-          <w:sz w:val="24"/>
-          <w:szCs w:val="24"/>
-        </w:rPr>
-        <w:t>; y por último si cumple con todas las resoluciones generales. </w:t>
-      </w:r>
-    </w:p>
-    <w:p>
-      <w:pPr>
-        <w:spacing w:after="0" w:line="360" w:lineRule="auto"/>
-        <w:jc w:val="both"/>
-        <w:rPr>
-          <w:rFonts w:ascii="Times New Roman" w:eastAsia="Times New Roman" w:hAnsi="Times New Roman" w:cs="Times New Roman"/>
-          <w:sz w:val="24"/>
-          <w:szCs w:val="24"/>
-        </w:rPr>
-      </w:pPr>
-      <w:r>
-        <w:rPr>
-          <w:rFonts w:ascii="Times New Roman" w:eastAsia="Times New Roman" w:hAnsi="Times New Roman" w:cs="Times New Roman"/>
-          <w:sz w:val="24"/>
-          <w:szCs w:val="24"/>
-        </w:rPr>
-        <w:t>20) Informe, extraiga y solicite a la citada en garantía cualquier otro tipo de información y/o documentación de la cual no se haga mención en los precedentes ítem, que pueda llegar a facilitar su labor como perito de oficio y aporte algún beneficio para esta litis.</w:t>
-      </w:r>
-    </w:p>
-    <w:p>
-      <w:pPr>
-        <w:spacing w:after="0" w:line="360" w:lineRule="auto"/>
-        <w:ind w:firstLine="554"/>
-        <w:jc w:val="both"/>
-        <w:rPr>
-          <w:rFonts w:ascii="Times New Roman" w:eastAsia="Times New Roman" w:hAnsi="Times New Roman" w:cs="Times New Roman"/>
-          <w:b/>
-          <w:bCs/>
-          <w:sz w:val="24"/>
-          <w:szCs w:val="24"/>
-          <w:u w:val="single"/>
-        </w:rPr>
-      </w:pPr>
-    </w:p>
-    <w:p>
-      <w:pPr>
-        <w:spacing w:after="0" w:line="360" w:lineRule="auto"/>
-        <w:ind w:firstLine="554"/>
-        <w:jc w:val="both"/>
-        <w:rPr>
-          <w:rFonts w:ascii="Times New Roman" w:eastAsia="Times New Roman" w:hAnsi="Times New Roman" w:cs="Times New Roman"/>
-          <w:b/>
-          <w:bCs/>
-          <w:sz w:val="24"/>
-          <w:szCs w:val="24"/>
-          <w:u w:val="single"/>
-        </w:rPr>
-      </w:pPr>
-    </w:p>
-    <w:p>
-      <w:pPr>
-        <w:spacing w:after="0" w:line="360" w:lineRule="auto"/>
-        <w:jc w:val="both"/>
-        <w:rPr>
-          <w:rFonts w:ascii="Times New Roman" w:eastAsia="Times New Roman" w:hAnsi="Times New Roman" w:cs="Times New Roman"/>
-          <w:b/>
-          <w:bCs/>
-          <w:sz w:val="24"/>
-          <w:szCs w:val="24"/>
-          <w:u w:val="single"/>
-        </w:rPr>
-      </w:pPr>
-      <w:r>
-        <w:rPr>
-          <w:rFonts w:ascii="Times New Roman" w:eastAsia="Times New Roman" w:hAnsi="Times New Roman" w:cs="Times New Roman"/>
-          <w:b/>
-          <w:bCs/>
-          <w:sz w:val="24"/>
-          <w:szCs w:val="24"/>
-          <w:u w:val="single"/>
-        </w:rPr>
-        <w:t>4) PERICIAL MECÁNICA</w:t>
-      </w:r>
-    </w:p>
-    <w:p>
-      <w:pPr>
-        <w:spacing w:after="0" w:line="360" w:lineRule="auto"/>
-        <w:jc w:val="both"/>
-        <w:rPr>
-          <w:rFonts w:ascii="Times New Roman" w:eastAsia="Times New Roman" w:hAnsi="Times New Roman" w:cs="Times New Roman"/>
-          <w:b/>
-          <w:bCs/>
-          <w:sz w:val="24"/>
-          <w:szCs w:val="24"/>
-          <w:u w:val="single"/>
-        </w:rPr>
-      </w:pPr>
-    </w:p>
-    <w:p>
-      <w:pPr>
-        <w:spacing w:after="0" w:line="360" w:lineRule="auto"/>
-        <w:ind w:left="11" w:firstLine="720"/>
-        <w:jc w:val="both"/>
-        <w:rPr>
-          <w:rFonts w:ascii="Times New Roman" w:eastAsia="Times New Roman" w:hAnsi="Times New Roman" w:cs="Times New Roman"/>
-          <w:sz w:val="24"/>
-          <w:szCs w:val="24"/>
-        </w:rPr>
-      </w:pPr>
-      <w:r>
-        <w:rPr>
-          <w:rFonts w:ascii="Times New Roman" w:eastAsia="Times New Roman" w:hAnsi="Times New Roman" w:cs="Times New Roman"/>
-          <w:sz w:val="24"/>
-          <w:szCs w:val="24"/>
-        </w:rPr>
-        <w:t xml:space="preserve">Se desinsacule por el Juzgado Perito Ingeniero Mecánico único de oficio, a los fines de que determine, previa inspección ocular de los vehículos intervinientes: </w:t>
-      </w:r>
-    </w:p>
-    <w:p>
-      <w:pPr>
-        <w:spacing w:after="0" w:line="360" w:lineRule="auto"/>
-        <w:ind w:left="11"/>
-        <w:jc w:val="both"/>
-        <w:rPr>
-          <w:rFonts w:ascii="Times New Roman" w:eastAsia="Times New Roman" w:hAnsi="Times New Roman" w:cs="Times New Roman"/>
-          <w:sz w:val="24"/>
-          <w:szCs w:val="24"/>
-        </w:rPr>
-      </w:pPr>
-      <w:r>
-        <w:rPr>
-          <w:rFonts w:ascii="Times New Roman" w:eastAsia="Times New Roman" w:hAnsi="Times New Roman" w:cs="Times New Roman"/>
-          <w:sz w:val="24"/>
-          <w:szCs w:val="24"/>
-        </w:rPr>
-        <w:t xml:space="preserve">1) Con las constancias de autos determine conforme a los hechos relatados la posible trayectoria del vehículo del demandado, lugar del actor, velocidades, ubicación de los daños, etc.; </w:t>
-      </w:r>
-    </w:p>
-    <w:p>
-      <w:pPr>
-        <w:spacing w:after="0" w:line="360" w:lineRule="auto"/>
-        <w:ind w:left="11"/>
-        <w:jc w:val="both"/>
-        <w:rPr>
-          <w:rFonts w:ascii="Times New Roman" w:eastAsia="Times New Roman" w:hAnsi="Times New Roman" w:cs="Times New Roman"/>
-          <w:sz w:val="24"/>
-          <w:szCs w:val="24"/>
-        </w:rPr>
-      </w:pPr>
-      <w:r>
-        <w:rPr>
-          <w:rFonts w:ascii="Times New Roman" w:eastAsia="Times New Roman" w:hAnsi="Times New Roman" w:cs="Times New Roman"/>
-          <w:sz w:val="24"/>
-          <w:szCs w:val="24"/>
-        </w:rPr>
-        <w:t xml:space="preserve">2) Lleve a cabo un plano en escala de las calles y/o lugar donde se produjo el accidente, incluyendo dicho plano, toda señalización vertical y horizontal, el vehículo interviniente y la probable trayectoria </w:t>
-      </w:r>
-      <w:proofErr w:type="gramStart"/>
-      <w:r>
-        <w:rPr>
-          <w:rFonts w:ascii="Times New Roman" w:eastAsia="Times New Roman" w:hAnsi="Times New Roman" w:cs="Times New Roman"/>
-          <w:sz w:val="24"/>
-          <w:szCs w:val="24"/>
-        </w:rPr>
-        <w:t>del mismo</w:t>
-      </w:r>
-      <w:proofErr w:type="gramEnd"/>
-      <w:r>
-        <w:rPr>
-          <w:rFonts w:ascii="Times New Roman" w:eastAsia="Times New Roman" w:hAnsi="Times New Roman" w:cs="Times New Roman"/>
-          <w:sz w:val="24"/>
-          <w:szCs w:val="24"/>
-        </w:rPr>
-        <w:t>, indicándose puntualmente el lugar del impacto;</w:t>
-      </w:r>
-    </w:p>
-    <w:p>
-      <w:pPr>
-        <w:spacing w:after="0" w:line="360" w:lineRule="auto"/>
-        <w:ind w:left="11"/>
-        <w:jc w:val="both"/>
-        <w:rPr>
-          <w:rFonts w:ascii="Times New Roman" w:eastAsia="Times New Roman" w:hAnsi="Times New Roman" w:cs="Times New Roman"/>
-          <w:sz w:val="24"/>
-          <w:szCs w:val="24"/>
-        </w:rPr>
-      </w:pPr>
-      <w:r>
-        <w:rPr>
-          <w:rFonts w:ascii="Times New Roman" w:eastAsia="Times New Roman" w:hAnsi="Times New Roman" w:cs="Times New Roman"/>
-          <w:sz w:val="24"/>
-          <w:szCs w:val="24"/>
-        </w:rPr>
-        <w:t xml:space="preserve">3) Determine si es verosímil que la mecánica del accidente origina los daños del actor que se denuncian en estos autos; </w:t>
-      </w:r>
-    </w:p>
-    <w:p>
-      <w:pPr>
-        <w:spacing w:after="0" w:line="360" w:lineRule="auto"/>
-        <w:ind w:left="11"/>
-        <w:jc w:val="both"/>
-        <w:rPr>
-          <w:rFonts w:ascii="Times New Roman" w:eastAsia="Times New Roman" w:hAnsi="Times New Roman" w:cs="Times New Roman"/>
-          <w:sz w:val="24"/>
-          <w:szCs w:val="24"/>
-        </w:rPr>
-      </w:pPr>
-      <w:r>
-        <w:rPr>
-          <w:rFonts w:ascii="Times New Roman" w:eastAsia="Times New Roman" w:hAnsi="Times New Roman" w:cs="Times New Roman"/>
-          <w:sz w:val="24"/>
-          <w:szCs w:val="24"/>
-        </w:rPr>
-        <w:t xml:space="preserve">4) Indique cuál ha sido el vehículo </w:t>
-      </w:r>
-      <w:proofErr w:type="spellStart"/>
-      <w:r>
-        <w:rPr>
-          <w:rFonts w:ascii="Times New Roman" w:eastAsia="Times New Roman" w:hAnsi="Times New Roman" w:cs="Times New Roman"/>
-          <w:sz w:val="24"/>
-          <w:szCs w:val="24"/>
-        </w:rPr>
-        <w:t>embistente</w:t>
-      </w:r>
-      <w:proofErr w:type="spellEnd"/>
-      <w:r>
-        <w:rPr>
-          <w:rFonts w:ascii="Times New Roman" w:eastAsia="Times New Roman" w:hAnsi="Times New Roman" w:cs="Times New Roman"/>
-          <w:sz w:val="24"/>
-          <w:szCs w:val="24"/>
-        </w:rPr>
-        <w:t xml:space="preserve"> y cual el agente activo de la colisión; </w:t>
-      </w:r>
-    </w:p>
-    <w:p>
-      <w:pPr>
-        <w:spacing w:after="0" w:line="360" w:lineRule="auto"/>
-        <w:ind w:left="11"/>
-        <w:jc w:val="both"/>
-        <w:rPr>
-          <w:rFonts w:ascii="Times New Roman" w:eastAsia="Times New Roman" w:hAnsi="Times New Roman" w:cs="Times New Roman"/>
-          <w:sz w:val="24"/>
-          <w:szCs w:val="24"/>
-        </w:rPr>
-      </w:pPr>
-      <w:r>
-        <w:rPr>
-          <w:rFonts w:ascii="Times New Roman" w:eastAsia="Times New Roman" w:hAnsi="Times New Roman" w:cs="Times New Roman"/>
-          <w:sz w:val="24"/>
-          <w:szCs w:val="24"/>
-        </w:rPr>
-        <w:t xml:space="preserve">5) Informe teniendo en cuenta propagación de los daños del rodado del actor y rodados de los demandados y posición final de los mismos, determine si la actora es impactada directamente por el vehículo del demandado. </w:t>
-      </w:r>
-    </w:p>
-    <w:p>
-      <w:pPr>
-        <w:spacing w:after="0" w:line="360" w:lineRule="auto"/>
-        <w:ind w:left="11"/>
-        <w:jc w:val="both"/>
-        <w:rPr>
-          <w:rFonts w:ascii="Times New Roman" w:eastAsia="Times New Roman" w:hAnsi="Times New Roman" w:cs="Times New Roman"/>
-          <w:sz w:val="24"/>
-          <w:szCs w:val="24"/>
-        </w:rPr>
-      </w:pPr>
-      <w:r>
-        <w:rPr>
-          <w:rFonts w:ascii="Times New Roman" w:eastAsia="Times New Roman" w:hAnsi="Times New Roman" w:cs="Times New Roman"/>
-          <w:sz w:val="24"/>
-          <w:szCs w:val="24"/>
-        </w:rPr>
-        <w:t xml:space="preserve">6) Si los daños son consecuencia del accidente que motiva estas actuaciones; </w:t>
-      </w:r>
-    </w:p>
-    <w:p>
-      <w:pPr>
-        <w:spacing w:after="0" w:line="360" w:lineRule="auto"/>
-        <w:ind w:left="11"/>
-        <w:jc w:val="both"/>
-        <w:rPr>
-          <w:rFonts w:ascii="Times New Roman" w:eastAsia="Times New Roman" w:hAnsi="Times New Roman" w:cs="Times New Roman"/>
-          <w:sz w:val="24"/>
-          <w:szCs w:val="24"/>
-        </w:rPr>
-      </w:pPr>
-      <w:r>
-        <w:rPr>
-          <w:rFonts w:ascii="Times New Roman" w:eastAsia="Times New Roman" w:hAnsi="Times New Roman" w:cs="Times New Roman"/>
-          <w:sz w:val="24"/>
-          <w:szCs w:val="24"/>
-        </w:rPr>
-        <w:t xml:space="preserve">7) Señale si el rodado del actor ha sufrido daños de importancia que origine en la reventa </w:t>
-      </w:r>
-      <w:proofErr w:type="gramStart"/>
-      <w:r>
-        <w:rPr>
-          <w:rFonts w:ascii="Times New Roman" w:eastAsia="Times New Roman" w:hAnsi="Times New Roman" w:cs="Times New Roman"/>
-          <w:sz w:val="24"/>
-          <w:szCs w:val="24"/>
-        </w:rPr>
-        <w:t>del mismo</w:t>
-      </w:r>
-      <w:proofErr w:type="gramEnd"/>
-      <w:r>
-        <w:rPr>
-          <w:rFonts w:ascii="Times New Roman" w:eastAsia="Times New Roman" w:hAnsi="Times New Roman" w:cs="Times New Roman"/>
-          <w:sz w:val="24"/>
-          <w:szCs w:val="24"/>
-        </w:rPr>
-        <w:t xml:space="preserve"> un menor valor </w:t>
-      </w:r>
-      <w:proofErr w:type="gramStart"/>
-      <w:r>
-        <w:rPr>
-          <w:rFonts w:ascii="Times New Roman" w:eastAsia="Times New Roman" w:hAnsi="Times New Roman" w:cs="Times New Roman"/>
-          <w:sz w:val="24"/>
-          <w:szCs w:val="24"/>
-        </w:rPr>
-        <w:t>del mismo</w:t>
-      </w:r>
-      <w:proofErr w:type="gramEnd"/>
-      <w:r>
-        <w:rPr>
-          <w:rFonts w:ascii="Times New Roman" w:eastAsia="Times New Roman" w:hAnsi="Times New Roman" w:cs="Times New Roman"/>
-          <w:sz w:val="24"/>
-          <w:szCs w:val="24"/>
-        </w:rPr>
-        <w:t xml:space="preserve">, en ese caso, señale cuál será el precio por el menor valor del </w:t>
-      </w:r>
-      <w:proofErr w:type="spellStart"/>
-      <w:r>
-        <w:rPr>
-          <w:rFonts w:ascii="Times New Roman" w:eastAsia="Times New Roman" w:hAnsi="Times New Roman" w:cs="Times New Roman"/>
-          <w:sz w:val="24"/>
-          <w:szCs w:val="24"/>
-        </w:rPr>
-        <w:t>motovehículo</w:t>
-      </w:r>
-      <w:proofErr w:type="spellEnd"/>
-      <w:r>
-        <w:rPr>
-          <w:rFonts w:ascii="Times New Roman" w:eastAsia="Times New Roman" w:hAnsi="Times New Roman" w:cs="Times New Roman"/>
-          <w:sz w:val="24"/>
-          <w:szCs w:val="24"/>
-        </w:rPr>
-        <w:t xml:space="preserve"> al momento de una reventa, atendiendo a la marca, modelo </w:t>
-      </w:r>
-      <w:proofErr w:type="gramStart"/>
-      <w:r>
-        <w:rPr>
-          <w:rFonts w:ascii="Times New Roman" w:eastAsia="Times New Roman" w:hAnsi="Times New Roman" w:cs="Times New Roman"/>
-          <w:sz w:val="24"/>
-          <w:szCs w:val="24"/>
-        </w:rPr>
-        <w:t>del mismo</w:t>
-      </w:r>
-      <w:proofErr w:type="gramEnd"/>
-      <w:r>
-        <w:rPr>
-          <w:rFonts w:ascii="Times New Roman" w:eastAsia="Times New Roman" w:hAnsi="Times New Roman" w:cs="Times New Roman"/>
-          <w:sz w:val="24"/>
-          <w:szCs w:val="24"/>
-        </w:rPr>
-        <w:t xml:space="preserve"> en el mercado y tomando como referencia un modelo similar en buen estado; </w:t>
-      </w:r>
-    </w:p>
-    <w:p>
-      <w:pPr>
-        <w:spacing w:after="0" w:line="360" w:lineRule="auto"/>
-        <w:ind w:left="11"/>
-        <w:jc w:val="both"/>
-        <w:rPr>
-          <w:rFonts w:ascii="Times New Roman" w:eastAsia="Times New Roman" w:hAnsi="Times New Roman" w:cs="Times New Roman"/>
-          <w:sz w:val="24"/>
-          <w:szCs w:val="24"/>
-        </w:rPr>
-      </w:pPr>
-      <w:r>
-        <w:rPr>
-          <w:rFonts w:ascii="Times New Roman" w:eastAsia="Times New Roman" w:hAnsi="Times New Roman" w:cs="Times New Roman"/>
-          <w:sz w:val="24"/>
-          <w:szCs w:val="24"/>
-        </w:rPr>
-        <w:t xml:space="preserve">8) Indique si la cantidad solicitada por daños al </w:t>
-      </w:r>
-      <w:proofErr w:type="spellStart"/>
-      <w:r>
-        <w:rPr>
-          <w:rFonts w:ascii="Times New Roman" w:eastAsia="Times New Roman" w:hAnsi="Times New Roman" w:cs="Times New Roman"/>
-          <w:sz w:val="24"/>
-          <w:szCs w:val="24"/>
-        </w:rPr>
-        <w:t>motovehículo</w:t>
-      </w:r>
-      <w:proofErr w:type="spellEnd"/>
-      <w:r>
-        <w:rPr>
-          <w:rFonts w:ascii="Times New Roman" w:eastAsia="Times New Roman" w:hAnsi="Times New Roman" w:cs="Times New Roman"/>
-          <w:sz w:val="24"/>
-          <w:szCs w:val="24"/>
-        </w:rPr>
-        <w:t xml:space="preserve"> en la demanda se ajusta a los valores actualizados a la fecha de promover la acción</w:t>
-      </w:r>
-    </w:p>
-    <w:p>
-      <w:pPr>
-        <w:spacing w:after="0" w:line="360" w:lineRule="auto"/>
-        <w:ind w:left="11"/>
-        <w:jc w:val="both"/>
-        <w:rPr>
-          <w:rFonts w:ascii="Times New Roman" w:eastAsia="Times New Roman" w:hAnsi="Times New Roman" w:cs="Times New Roman"/>
-          <w:sz w:val="24"/>
-          <w:szCs w:val="24"/>
-        </w:rPr>
-      </w:pPr>
-      <w:r>
-        <w:rPr>
-          <w:rFonts w:ascii="Times New Roman" w:eastAsia="Times New Roman" w:hAnsi="Times New Roman" w:cs="Times New Roman"/>
-          <w:sz w:val="24"/>
-          <w:szCs w:val="24"/>
-        </w:rPr>
-        <w:t xml:space="preserve">9) Estime de ser posible monto de reparación a valor actualizado a la fecha de la pericia sobre los daños del vehículo del actor. Asimismo, estime el valor de los accesorios de motocicleta </w:t>
-      </w:r>
-      <w:r>
-        <w:rPr>
-          <w:rFonts w:ascii="Times New Roman" w:eastAsia="Times New Roman" w:hAnsi="Times New Roman" w:cs="Times New Roman"/>
-          <w:sz w:val="24"/>
-          <w:szCs w:val="24"/>
-        </w:rPr>
-        <w:lastRenderedPageBreak/>
-        <w:t xml:space="preserve">dañados tales como guantes, casco y campera de motocicletas adjuntos en fotos como prueba documental. </w:t>
+        <w:t xml:space="preserve">9) Estime de ser posible monto de reparación a valor actualizado a la fecha de la pericia sobre los daños del vehículo del actor. Asimismo, estime el valor de los accesorios de motocicleta dañados tales como guantes, casco y campera de motocicletas adjuntos en fotos como prueba documental. </w:t>
       </w:r>
     </w:p>
     <w:p>
@@ -13596,6 +13313,7 @@
           <w:sz w:val="24"/>
           <w:szCs w:val="24"/>
         </w:rPr>
+        <w:lastRenderedPageBreak/>
         <w:t>En base a lo expuesto, y en mérito a la </w:t>
       </w:r>
       <w:proofErr w:type="gramStart"/>
@@ -13672,9 +13390,559 @@
           <w:sz w:val="24"/>
           <w:szCs w:val="24"/>
         </w:rPr>
+        <w:t xml:space="preserve">La demora en la citación y luego en el dictamen, como es de público y notorio, con la que el Cuerpo Médico   Forense se expide, y la consiguiente demora que ello provoca en las tramitaciones judiciales, colocaría al actor en una situación realmente penosa, y restándole la oportunidad de </w:t>
+      </w:r>
+      <w:proofErr w:type="gramStart"/>
+      <w:r>
+        <w:rPr>
+          <w:rFonts w:ascii="Times New Roman" w:eastAsia="Times New Roman" w:hAnsi="Times New Roman" w:cs="Times New Roman"/>
+          <w:sz w:val="24"/>
+          <w:szCs w:val="24"/>
+        </w:rPr>
+        <w:t>realizar  los</w:t>
+      </w:r>
+      <w:proofErr w:type="gramEnd"/>
+      <w:r>
+        <w:rPr>
+          <w:rFonts w:ascii="Times New Roman" w:eastAsia="Times New Roman" w:hAnsi="Times New Roman" w:cs="Times New Roman"/>
+          <w:sz w:val="24"/>
+          <w:szCs w:val="24"/>
+        </w:rPr>
+        <w:t xml:space="preserve"> estudios físicos </w:t>
+      </w:r>
+      <w:proofErr w:type="gramStart"/>
+      <w:r>
+        <w:rPr>
+          <w:rFonts w:ascii="Times New Roman" w:eastAsia="Times New Roman" w:hAnsi="Times New Roman" w:cs="Times New Roman"/>
+          <w:sz w:val="24"/>
+          <w:szCs w:val="24"/>
+        </w:rPr>
+        <w:t>y  psicológicos</w:t>
+      </w:r>
+      <w:proofErr w:type="gramEnd"/>
+      <w:r>
+        <w:rPr>
+          <w:rFonts w:ascii="Times New Roman" w:eastAsia="Times New Roman" w:hAnsi="Times New Roman" w:cs="Times New Roman"/>
+          <w:sz w:val="24"/>
+          <w:szCs w:val="24"/>
+        </w:rPr>
+        <w:t>  necesarios para la prosecución del tratamiento médico.</w:t>
+      </w:r>
+    </w:p>
+    <w:p>
+      <w:pPr>
+        <w:spacing w:after="0" w:line="360" w:lineRule="auto"/>
+        <w:ind w:firstLine="554"/>
+        <w:jc w:val="both"/>
+        <w:rPr>
+          <w:rFonts w:ascii="Times New Roman" w:eastAsia="Times New Roman" w:hAnsi="Times New Roman" w:cs="Times New Roman"/>
+          <w:sz w:val="24"/>
+          <w:szCs w:val="24"/>
+        </w:rPr>
+      </w:pPr>
+      <w:r>
+        <w:rPr>
+          <w:rFonts w:ascii="Times New Roman" w:eastAsia="Times New Roman" w:hAnsi="Times New Roman" w:cs="Times New Roman"/>
+          <w:sz w:val="24"/>
+          <w:szCs w:val="24"/>
+        </w:rPr>
+        <w:t>Estaríamos pidiéndole a la actora –</w:t>
+      </w:r>
+      <w:proofErr w:type="gramStart"/>
+      <w:r>
+        <w:rPr>
+          <w:rFonts w:ascii="Times New Roman" w:eastAsia="Times New Roman" w:hAnsi="Times New Roman" w:cs="Times New Roman"/>
+          <w:sz w:val="24"/>
+          <w:szCs w:val="24"/>
+        </w:rPr>
+        <w:t>y  a</w:t>
+      </w:r>
+      <w:proofErr w:type="gramEnd"/>
+      <w:r>
+        <w:rPr>
+          <w:rFonts w:ascii="Times New Roman" w:eastAsia="Times New Roman" w:hAnsi="Times New Roman" w:cs="Times New Roman"/>
+          <w:sz w:val="24"/>
+          <w:szCs w:val="24"/>
+        </w:rPr>
+        <w:t xml:space="preserve"> sus dolencias- de casi más de año de espera para solucionar los </w:t>
+      </w:r>
+      <w:proofErr w:type="gramStart"/>
+      <w:r>
+        <w:rPr>
+          <w:rFonts w:ascii="Times New Roman" w:eastAsia="Times New Roman" w:hAnsi="Times New Roman" w:cs="Times New Roman"/>
+          <w:sz w:val="24"/>
+          <w:szCs w:val="24"/>
+        </w:rPr>
+        <w:t>daños  producidos</w:t>
+      </w:r>
+      <w:proofErr w:type="gramEnd"/>
+      <w:r>
+        <w:rPr>
+          <w:rFonts w:ascii="Times New Roman" w:eastAsia="Times New Roman" w:hAnsi="Times New Roman" w:cs="Times New Roman"/>
+          <w:sz w:val="24"/>
+          <w:szCs w:val="24"/>
+        </w:rPr>
+        <w:t xml:space="preserve"> por el demandado.</w:t>
+      </w:r>
+    </w:p>
+    <w:p>
+      <w:pPr>
+        <w:spacing w:after="0" w:line="360" w:lineRule="auto"/>
+        <w:ind w:firstLine="554"/>
+        <w:jc w:val="both"/>
+        <w:rPr>
+          <w:rFonts w:ascii="Times New Roman" w:eastAsia="Times New Roman" w:hAnsi="Times New Roman" w:cs="Times New Roman"/>
+          <w:sz w:val="24"/>
+          <w:szCs w:val="24"/>
+        </w:rPr>
+      </w:pPr>
+      <w:r>
+        <w:rPr>
+          <w:rFonts w:ascii="Times New Roman" w:eastAsia="Times New Roman" w:hAnsi="Times New Roman" w:cs="Times New Roman"/>
+          <w:sz w:val="24"/>
+          <w:szCs w:val="24"/>
+        </w:rPr>
+        <w:t xml:space="preserve">La enumeración de obligaciones de los cuerpos técnicos establecidas en el art. 56 del Decreto / ley 1285/58 impone una interpretación restrictiva en cuanto a su </w:t>
+      </w:r>
+      <w:proofErr w:type="gramStart"/>
+      <w:r>
+        <w:rPr>
+          <w:rFonts w:ascii="Times New Roman" w:eastAsia="Times New Roman" w:hAnsi="Times New Roman" w:cs="Times New Roman"/>
+          <w:sz w:val="24"/>
+          <w:szCs w:val="24"/>
+        </w:rPr>
+        <w:t>función  debiendo</w:t>
+      </w:r>
+      <w:proofErr w:type="gramEnd"/>
+      <w:r>
+        <w:rPr>
+          <w:rFonts w:ascii="Times New Roman" w:eastAsia="Times New Roman" w:hAnsi="Times New Roman" w:cs="Times New Roman"/>
+          <w:sz w:val="24"/>
+          <w:szCs w:val="24"/>
+        </w:rPr>
+        <w:t xml:space="preserve"> actuar a requerimiento de los jueces solo en casos excepcionales, y a entender     </w:t>
+      </w:r>
+    </w:p>
+    <w:p>
+      <w:pPr>
+        <w:spacing w:after="0" w:line="360" w:lineRule="auto"/>
+        <w:jc w:val="both"/>
+        <w:rPr>
+          <w:rFonts w:ascii="Times New Roman" w:eastAsia="Times New Roman" w:hAnsi="Times New Roman" w:cs="Times New Roman"/>
+          <w:sz w:val="24"/>
+          <w:szCs w:val="24"/>
+        </w:rPr>
+      </w:pPr>
+      <w:r>
+        <w:rPr>
+          <w:rFonts w:ascii="Times New Roman" w:eastAsia="Times New Roman" w:hAnsi="Times New Roman" w:cs="Times New Roman"/>
+          <w:sz w:val="24"/>
+          <w:szCs w:val="24"/>
+        </w:rPr>
+        <w:t xml:space="preserve">de esta parte, este es un caso dentro de </w:t>
+      </w:r>
+      <w:proofErr w:type="gramStart"/>
+      <w:r>
+        <w:rPr>
+          <w:rFonts w:ascii="Times New Roman" w:eastAsia="Times New Roman" w:hAnsi="Times New Roman" w:cs="Times New Roman"/>
+          <w:sz w:val="24"/>
+          <w:szCs w:val="24"/>
+        </w:rPr>
+        <w:t>los  cuales</w:t>
+      </w:r>
+      <w:proofErr w:type="gramEnd"/>
+      <w:r>
+        <w:rPr>
+          <w:rFonts w:ascii="Times New Roman" w:eastAsia="Times New Roman" w:hAnsi="Times New Roman" w:cs="Times New Roman"/>
+          <w:sz w:val="24"/>
+          <w:szCs w:val="24"/>
+        </w:rPr>
+        <w:t xml:space="preserve"> no entra el artículo mencionado, y por el hecho de que </w:t>
+      </w:r>
+      <w:proofErr w:type="gramStart"/>
+      <w:r>
+        <w:rPr>
+          <w:rFonts w:ascii="Times New Roman" w:eastAsia="Times New Roman" w:hAnsi="Times New Roman" w:cs="Times New Roman"/>
+          <w:sz w:val="24"/>
+          <w:szCs w:val="24"/>
+        </w:rPr>
+        <w:t>nuestros  mandantes</w:t>
+      </w:r>
+      <w:proofErr w:type="gramEnd"/>
+      <w:r>
+        <w:rPr>
+          <w:rFonts w:ascii="Times New Roman" w:eastAsia="Times New Roman" w:hAnsi="Times New Roman" w:cs="Times New Roman"/>
+          <w:sz w:val="24"/>
+          <w:szCs w:val="24"/>
+        </w:rPr>
+        <w:t xml:space="preserve"> no tengan la capacidad económica para abonar la tasa de justicia, no implica que tengan que ser examinados por el Cuerpo Médico Forense.  </w:t>
+      </w:r>
+    </w:p>
+    <w:p>
+      <w:pPr>
+        <w:spacing w:after="0" w:line="360" w:lineRule="auto"/>
+        <w:ind w:firstLine="554"/>
+        <w:jc w:val="both"/>
+        <w:rPr>
+          <w:rFonts w:ascii="Times New Roman" w:eastAsia="Times New Roman" w:hAnsi="Times New Roman" w:cs="Times New Roman"/>
+          <w:sz w:val="24"/>
+          <w:szCs w:val="24"/>
+        </w:rPr>
+      </w:pPr>
+      <w:r>
+        <w:rPr>
+          <w:rFonts w:ascii="Times New Roman" w:eastAsia="Times New Roman" w:hAnsi="Times New Roman" w:cs="Times New Roman"/>
+          <w:sz w:val="24"/>
+          <w:szCs w:val="24"/>
+        </w:rPr>
+        <w:t xml:space="preserve">Por ellos y por esta pretensión de igualdad entre las partes en proceso y garantía de defensa en juicio que ha tenido en mira la legislación al crear la institución </w:t>
+      </w:r>
+      <w:proofErr w:type="gramStart"/>
+      <w:r>
+        <w:rPr>
+          <w:rFonts w:ascii="Times New Roman" w:eastAsia="Times New Roman" w:hAnsi="Times New Roman" w:cs="Times New Roman"/>
+          <w:sz w:val="24"/>
+          <w:szCs w:val="24"/>
+        </w:rPr>
+        <w:t>del  beneficio</w:t>
+      </w:r>
+      <w:proofErr w:type="gramEnd"/>
+      <w:r>
+        <w:rPr>
+          <w:rFonts w:ascii="Times New Roman" w:eastAsia="Times New Roman" w:hAnsi="Times New Roman" w:cs="Times New Roman"/>
+          <w:sz w:val="24"/>
+          <w:szCs w:val="24"/>
+        </w:rPr>
+        <w:t xml:space="preserve"> de litigar sin gastos, es que esta parte insiste en la designación de los peritos </w:t>
+      </w:r>
+      <w:proofErr w:type="gramStart"/>
+      <w:r>
+        <w:rPr>
+          <w:rFonts w:ascii="Times New Roman" w:eastAsia="Times New Roman" w:hAnsi="Times New Roman" w:cs="Times New Roman"/>
+          <w:sz w:val="24"/>
+          <w:szCs w:val="24"/>
+        </w:rPr>
+        <w:t>médicos  solicitados</w:t>
+      </w:r>
+      <w:proofErr w:type="gramEnd"/>
+      <w:r>
+        <w:rPr>
+          <w:rFonts w:ascii="Times New Roman" w:eastAsia="Times New Roman" w:hAnsi="Times New Roman" w:cs="Times New Roman"/>
+          <w:sz w:val="24"/>
+          <w:szCs w:val="24"/>
+        </w:rPr>
+        <w:t xml:space="preserve"> y no a la designación del Honorable Cuerpo Médico </w:t>
+      </w:r>
+      <w:proofErr w:type="gramStart"/>
+      <w:r>
+        <w:rPr>
+          <w:rFonts w:ascii="Times New Roman" w:eastAsia="Times New Roman" w:hAnsi="Times New Roman" w:cs="Times New Roman"/>
+          <w:sz w:val="24"/>
+          <w:szCs w:val="24"/>
+        </w:rPr>
+        <w:t>Forense.-</w:t>
+      </w:r>
+      <w:proofErr w:type="gramEnd"/>
+    </w:p>
+    <w:p>
+      <w:pPr>
+        <w:spacing w:after="0" w:line="360" w:lineRule="auto"/>
+        <w:jc w:val="both"/>
+        <w:rPr>
+          <w:rFonts w:ascii="Times New Roman" w:eastAsia="Times New Roman" w:hAnsi="Times New Roman" w:cs="Times New Roman"/>
+          <w:sz w:val="24"/>
+          <w:szCs w:val="24"/>
+        </w:rPr>
+      </w:pPr>
+    </w:p>
+    <w:p>
+      <w:pPr>
+        <w:spacing w:after="0" w:line="360" w:lineRule="auto"/>
+        <w:ind w:firstLine="554"/>
+        <w:jc w:val="both"/>
+        <w:rPr>
+          <w:rFonts w:ascii="Times New Roman" w:eastAsia="Times New Roman" w:hAnsi="Times New Roman" w:cs="Times New Roman"/>
+          <w:b/>
+          <w:bCs/>
+          <w:sz w:val="24"/>
+          <w:szCs w:val="24"/>
+          <w:u w:val="single"/>
+        </w:rPr>
+      </w:pPr>
+      <w:proofErr w:type="gramStart"/>
+      <w:r>
+        <w:rPr>
+          <w:rFonts w:ascii="Times New Roman" w:eastAsia="Times New Roman" w:hAnsi="Times New Roman" w:cs="Times New Roman"/>
+          <w:b/>
+          <w:bCs/>
+          <w:sz w:val="24"/>
+          <w:szCs w:val="24"/>
+          <w:u w:val="single"/>
+        </w:rPr>
+        <w:t>Se  resalta</w:t>
+      </w:r>
+      <w:proofErr w:type="gramEnd"/>
+      <w:r>
+        <w:rPr>
+          <w:rFonts w:ascii="Times New Roman" w:eastAsia="Times New Roman" w:hAnsi="Times New Roman" w:cs="Times New Roman"/>
+          <w:b/>
+          <w:bCs/>
+          <w:sz w:val="24"/>
+          <w:szCs w:val="24"/>
+          <w:u w:val="single"/>
+        </w:rPr>
+        <w:t xml:space="preserve"> que los peritos solicitados por mi parte son imprescindibles.</w:t>
+      </w:r>
+    </w:p>
+    <w:p>
+      <w:pPr>
+        <w:spacing w:after="0" w:line="360" w:lineRule="auto"/>
+        <w:ind w:firstLine="554"/>
+        <w:jc w:val="both"/>
+        <w:rPr>
+          <w:rFonts w:ascii="Times New Roman" w:eastAsia="Times New Roman" w:hAnsi="Times New Roman" w:cs="Times New Roman"/>
+          <w:b/>
+          <w:bCs/>
+          <w:sz w:val="24"/>
+          <w:szCs w:val="24"/>
+          <w:u w:val="single"/>
+        </w:rPr>
+      </w:pPr>
+    </w:p>
+    <w:p>
+      <w:pPr>
+        <w:spacing w:after="0" w:line="360" w:lineRule="auto"/>
+        <w:ind w:firstLine="554"/>
+        <w:jc w:val="both"/>
+        <w:rPr>
+          <w:rFonts w:ascii="Times New Roman" w:eastAsia="Times New Roman" w:hAnsi="Times New Roman" w:cs="Times New Roman"/>
+          <w:sz w:val="24"/>
+          <w:szCs w:val="24"/>
+        </w:rPr>
+      </w:pPr>
+      <w:r>
+        <w:rPr>
+          <w:rFonts w:ascii="Times New Roman" w:eastAsia="Times New Roman" w:hAnsi="Times New Roman" w:cs="Times New Roman"/>
+          <w:sz w:val="24"/>
+          <w:szCs w:val="24"/>
+        </w:rPr>
+        <w:t xml:space="preserve">Indudablemente, siendo hechos controvertidos deben ser objeto de prueba.  En el esclarecimiento de hechos están en juego principios tales como el de amplitud de la prueba, el derecho de defensa en juicio y aspiración por la verdad material. Avala la petición de esta parte, lo expresamente preceptuado por el art. 457 del código ritual, en cuanto dispone que: “...será admisible la prueba pericial cuando la apreciación de </w:t>
+      </w:r>
+      <w:proofErr w:type="gramStart"/>
+      <w:r>
+        <w:rPr>
+          <w:rFonts w:ascii="Times New Roman" w:eastAsia="Times New Roman" w:hAnsi="Times New Roman" w:cs="Times New Roman"/>
+          <w:sz w:val="24"/>
+          <w:szCs w:val="24"/>
+        </w:rPr>
+        <w:t>los  hechos</w:t>
+      </w:r>
+      <w:proofErr w:type="gramEnd"/>
+      <w:r>
+        <w:rPr>
+          <w:rFonts w:ascii="Times New Roman" w:eastAsia="Times New Roman" w:hAnsi="Times New Roman" w:cs="Times New Roman"/>
+          <w:sz w:val="24"/>
+          <w:szCs w:val="24"/>
+        </w:rPr>
+        <w:t xml:space="preserve"> controvertidos requiere conocimientos técnicos.” Que atento </w:t>
+      </w:r>
+      <w:proofErr w:type="gramStart"/>
+      <w:r>
+        <w:rPr>
+          <w:rFonts w:ascii="Times New Roman" w:eastAsia="Times New Roman" w:hAnsi="Times New Roman" w:cs="Times New Roman"/>
+          <w:sz w:val="24"/>
+          <w:szCs w:val="24"/>
+        </w:rPr>
+        <w:t>a  las</w:t>
+      </w:r>
+      <w:proofErr w:type="gramEnd"/>
+      <w:r>
+        <w:rPr>
+          <w:rFonts w:ascii="Times New Roman" w:eastAsia="Times New Roman" w:hAnsi="Times New Roman" w:cs="Times New Roman"/>
+          <w:sz w:val="24"/>
+          <w:szCs w:val="24"/>
+        </w:rPr>
+        <w:t xml:space="preserve"> constancias de autos y los conocimientos técnicos que poseen los mencionados peritos son indispensables para que VS. pueda determinar el monto indemnizatorio.</w:t>
+      </w:r>
+    </w:p>
+    <w:p>
+      <w:pPr>
+        <w:spacing w:after="0" w:line="360" w:lineRule="auto"/>
+        <w:ind w:firstLine="554"/>
+        <w:jc w:val="both"/>
+        <w:rPr>
+          <w:rFonts w:ascii="Times New Roman" w:eastAsia="Times New Roman" w:hAnsi="Times New Roman" w:cs="Times New Roman"/>
+          <w:sz w:val="24"/>
+          <w:szCs w:val="24"/>
+        </w:rPr>
+      </w:pPr>
+    </w:p>
+    <w:p>
+      <w:pPr>
+        <w:spacing w:after="0" w:line="360" w:lineRule="auto"/>
+        <w:ind w:firstLine="554"/>
+        <w:jc w:val="both"/>
+        <w:rPr>
+          <w:rFonts w:ascii="Times New Roman" w:eastAsia="Times New Roman" w:hAnsi="Times New Roman" w:cs="Times New Roman"/>
+          <w:sz w:val="24"/>
+          <w:szCs w:val="24"/>
+        </w:rPr>
+      </w:pPr>
+    </w:p>
+    <w:p>
+      <w:pPr>
+        <w:spacing w:after="0" w:line="360" w:lineRule="auto"/>
+        <w:jc w:val="both"/>
+        <w:rPr>
+          <w:rFonts w:ascii="Times New Roman" w:eastAsia="Times New Roman" w:hAnsi="Times New Roman" w:cs="Times New Roman"/>
+          <w:b/>
+          <w:bCs/>
+          <w:sz w:val="24"/>
+          <w:szCs w:val="24"/>
+          <w:u w:val="single"/>
+        </w:rPr>
+      </w:pPr>
+      <w:r>
+        <w:rPr>
+          <w:rFonts w:ascii="Times New Roman" w:eastAsia="Times New Roman" w:hAnsi="Times New Roman" w:cs="Times New Roman"/>
+          <w:b/>
+          <w:bCs/>
+          <w:sz w:val="24"/>
+          <w:szCs w:val="24"/>
+          <w:u w:val="single"/>
+        </w:rPr>
+        <w:t>XVI. BENEFICIO DE LITIGAR SIN GASTOS:</w:t>
+      </w:r>
+    </w:p>
+    <w:p>
+      <w:pPr>
+        <w:spacing w:after="0" w:line="360" w:lineRule="auto"/>
+        <w:jc w:val="both"/>
+        <w:rPr>
+          <w:rFonts w:ascii="Times New Roman" w:eastAsia="Times New Roman" w:hAnsi="Times New Roman" w:cs="Times New Roman"/>
+          <w:b/>
+          <w:bCs/>
+          <w:sz w:val="24"/>
+          <w:szCs w:val="24"/>
+          <w:u w:val="single"/>
+        </w:rPr>
+      </w:pPr>
+    </w:p>
+    <w:p>
+      <w:pPr>
+        <w:spacing w:after="0" w:line="360" w:lineRule="auto"/>
+        <w:ind w:firstLine="554"/>
+        <w:jc w:val="both"/>
+        <w:rPr>
+          <w:rFonts w:ascii="Times New Roman" w:eastAsia="Times New Roman" w:hAnsi="Times New Roman" w:cs="Times New Roman"/>
+          <w:sz w:val="24"/>
+          <w:szCs w:val="24"/>
+        </w:rPr>
+      </w:pPr>
+      <w:r>
+        <w:rPr>
+          <w:rFonts w:ascii="Times New Roman" w:eastAsia="Times New Roman" w:hAnsi="Times New Roman" w:cs="Times New Roman"/>
+          <w:sz w:val="24"/>
+          <w:szCs w:val="24"/>
+        </w:rPr>
+        <w:t xml:space="preserve">El accionante carece de bienes de fortuna como para hacer frente al pago de la tasa de justicia, razón por la cual se inician al mismo tiempo las actuaciones respectivas. Hago reserva de ampliar las pruebas </w:t>
+      </w:r>
+      <w:proofErr w:type="gramStart"/>
+      <w:r>
+        <w:rPr>
+          <w:rFonts w:ascii="Times New Roman" w:eastAsia="Times New Roman" w:hAnsi="Times New Roman" w:cs="Times New Roman"/>
+          <w:sz w:val="24"/>
+          <w:szCs w:val="24"/>
+        </w:rPr>
+        <w:t>ofrecidas.-</w:t>
+      </w:r>
+      <w:proofErr w:type="gramEnd"/>
+      <w:r>
+        <w:rPr>
+          <w:rFonts w:ascii="Times New Roman" w:eastAsia="Times New Roman" w:hAnsi="Times New Roman" w:cs="Times New Roman"/>
+          <w:sz w:val="24"/>
+          <w:szCs w:val="24"/>
+        </w:rPr>
+        <w:t> </w:t>
+      </w:r>
+    </w:p>
+    <w:p>
+      <w:pPr>
+        <w:spacing w:after="0" w:line="360" w:lineRule="auto"/>
+        <w:ind w:firstLine="554"/>
+        <w:jc w:val="both"/>
+        <w:rPr>
+          <w:rFonts w:ascii="Times New Roman" w:eastAsia="Times New Roman" w:hAnsi="Times New Roman" w:cs="Times New Roman"/>
+          <w:sz w:val="24"/>
+          <w:szCs w:val="24"/>
+        </w:rPr>
+      </w:pPr>
+    </w:p>
+    <w:p>
+      <w:pPr>
+        <w:spacing w:after="0" w:line="360" w:lineRule="auto"/>
+        <w:ind w:firstLine="554"/>
+        <w:jc w:val="both"/>
+        <w:rPr>
+          <w:rFonts w:ascii="Times New Roman" w:eastAsia="Times New Roman" w:hAnsi="Times New Roman" w:cs="Times New Roman"/>
+          <w:sz w:val="24"/>
+          <w:szCs w:val="24"/>
+        </w:rPr>
+      </w:pPr>
+    </w:p>
+    <w:p>
+      <w:pPr>
+        <w:spacing w:after="0" w:line="360" w:lineRule="auto"/>
+        <w:ind w:left="-709" w:firstLine="720"/>
+        <w:jc w:val="both"/>
+        <w:rPr>
+          <w:rFonts w:ascii="Times New Roman" w:eastAsia="Times New Roman" w:hAnsi="Times New Roman" w:cs="Times New Roman"/>
+          <w:b/>
+          <w:bCs/>
+          <w:sz w:val="24"/>
+          <w:szCs w:val="24"/>
+          <w:u w:val="single"/>
+        </w:rPr>
+      </w:pPr>
+      <w:r>
+        <w:rPr>
+          <w:rFonts w:ascii="Times New Roman" w:eastAsia="Times New Roman" w:hAnsi="Times New Roman" w:cs="Times New Roman"/>
+          <w:b/>
+          <w:bCs/>
+          <w:sz w:val="24"/>
+          <w:szCs w:val="24"/>
+          <w:u w:val="single"/>
+        </w:rPr>
         <w:lastRenderedPageBreak/>
-        <w:t xml:space="preserve">La demora en la citación y luego en el dictamen, como es de público y notorio, con la que el Cuerpo Médico   Forense se expide, y la consiguiente demora que ello provoca en las tramitaciones judiciales, colocaría al actor en una situación realmente penosa, y restándole la oportunidad de </w:t>
-      </w:r>
+        <w:t>XVII. CUMPLIMIENTO LEY 26.589:</w:t>
+      </w:r>
+    </w:p>
+    <w:p>
+      <w:pPr>
+        <w:spacing w:after="0" w:line="360" w:lineRule="auto"/>
+        <w:ind w:left="-709" w:firstLine="720"/>
+        <w:jc w:val="both"/>
+        <w:rPr>
+          <w:rFonts w:ascii="Times New Roman" w:eastAsia="Times New Roman" w:hAnsi="Times New Roman" w:cs="Times New Roman"/>
+          <w:b/>
+          <w:bCs/>
+          <w:sz w:val="24"/>
+          <w:szCs w:val="24"/>
+          <w:u w:val="single"/>
+        </w:rPr>
+      </w:pPr>
+    </w:p>
+    <w:p>
+      <w:pPr>
+        <w:spacing w:after="0" w:line="360" w:lineRule="auto"/>
+        <w:ind w:left="11" w:firstLine="720"/>
+        <w:jc w:val="both"/>
+        <w:rPr>
+          <w:rFonts w:ascii="Times New Roman" w:eastAsia="Times New Roman" w:hAnsi="Times New Roman" w:cs="Times New Roman"/>
+          <w:sz w:val="24"/>
+          <w:szCs w:val="24"/>
+        </w:rPr>
+      </w:pPr>
       <w:proofErr w:type="gramStart"/>
       <w:r>
         <w:rPr>
@@ -13682,557 +13950,6 @@
           <w:sz w:val="24"/>
           <w:szCs w:val="24"/>
         </w:rPr>
-        <w:t>realizar  los</w:t>
-      </w:r>
-      <w:proofErr w:type="gramEnd"/>
-      <w:r>
-        <w:rPr>
-          <w:rFonts w:ascii="Times New Roman" w:eastAsia="Times New Roman" w:hAnsi="Times New Roman" w:cs="Times New Roman"/>
-          <w:sz w:val="24"/>
-          <w:szCs w:val="24"/>
-        </w:rPr>
-        <w:t xml:space="preserve"> estudios físicos </w:t>
-      </w:r>
-      <w:proofErr w:type="gramStart"/>
-      <w:r>
-        <w:rPr>
-          <w:rFonts w:ascii="Times New Roman" w:eastAsia="Times New Roman" w:hAnsi="Times New Roman" w:cs="Times New Roman"/>
-          <w:sz w:val="24"/>
-          <w:szCs w:val="24"/>
-        </w:rPr>
-        <w:t>y  psicológicos</w:t>
-      </w:r>
-      <w:proofErr w:type="gramEnd"/>
-      <w:r>
-        <w:rPr>
-          <w:rFonts w:ascii="Times New Roman" w:eastAsia="Times New Roman" w:hAnsi="Times New Roman" w:cs="Times New Roman"/>
-          <w:sz w:val="24"/>
-          <w:szCs w:val="24"/>
-        </w:rPr>
-        <w:t>  necesarios para la prosecución del tratamiento médico.</w:t>
-      </w:r>
-    </w:p>
-    <w:p>
-      <w:pPr>
-        <w:spacing w:after="0" w:line="360" w:lineRule="auto"/>
-        <w:ind w:firstLine="554"/>
-        <w:jc w:val="both"/>
-        <w:rPr>
-          <w:rFonts w:ascii="Times New Roman" w:eastAsia="Times New Roman" w:hAnsi="Times New Roman" w:cs="Times New Roman"/>
-          <w:sz w:val="24"/>
-          <w:szCs w:val="24"/>
-        </w:rPr>
-      </w:pPr>
-      <w:r>
-        <w:rPr>
-          <w:rFonts w:ascii="Times New Roman" w:eastAsia="Times New Roman" w:hAnsi="Times New Roman" w:cs="Times New Roman"/>
-          <w:sz w:val="24"/>
-          <w:szCs w:val="24"/>
-        </w:rPr>
-        <w:t>Estaríamos pidiéndole a la actora –</w:t>
-      </w:r>
-      <w:proofErr w:type="gramStart"/>
-      <w:r>
-        <w:rPr>
-          <w:rFonts w:ascii="Times New Roman" w:eastAsia="Times New Roman" w:hAnsi="Times New Roman" w:cs="Times New Roman"/>
-          <w:sz w:val="24"/>
-          <w:szCs w:val="24"/>
-        </w:rPr>
-        <w:t>y  a</w:t>
-      </w:r>
-      <w:proofErr w:type="gramEnd"/>
-      <w:r>
-        <w:rPr>
-          <w:rFonts w:ascii="Times New Roman" w:eastAsia="Times New Roman" w:hAnsi="Times New Roman" w:cs="Times New Roman"/>
-          <w:sz w:val="24"/>
-          <w:szCs w:val="24"/>
-        </w:rPr>
-        <w:t xml:space="preserve"> sus dolencias- de casi más de año de espera para solucionar los </w:t>
-      </w:r>
-      <w:proofErr w:type="gramStart"/>
-      <w:r>
-        <w:rPr>
-          <w:rFonts w:ascii="Times New Roman" w:eastAsia="Times New Roman" w:hAnsi="Times New Roman" w:cs="Times New Roman"/>
-          <w:sz w:val="24"/>
-          <w:szCs w:val="24"/>
-        </w:rPr>
-        <w:t>daños  producidos</w:t>
-      </w:r>
-      <w:proofErr w:type="gramEnd"/>
-      <w:r>
-        <w:rPr>
-          <w:rFonts w:ascii="Times New Roman" w:eastAsia="Times New Roman" w:hAnsi="Times New Roman" w:cs="Times New Roman"/>
-          <w:sz w:val="24"/>
-          <w:szCs w:val="24"/>
-        </w:rPr>
-        <w:t xml:space="preserve"> por el demandado.</w:t>
-      </w:r>
-    </w:p>
-    <w:p>
-      <w:pPr>
-        <w:spacing w:after="0" w:line="360" w:lineRule="auto"/>
-        <w:ind w:firstLine="554"/>
-        <w:jc w:val="both"/>
-        <w:rPr>
-          <w:rFonts w:ascii="Times New Roman" w:eastAsia="Times New Roman" w:hAnsi="Times New Roman" w:cs="Times New Roman"/>
-          <w:sz w:val="24"/>
-          <w:szCs w:val="24"/>
-        </w:rPr>
-      </w:pPr>
-      <w:r>
-        <w:rPr>
-          <w:rFonts w:ascii="Times New Roman" w:eastAsia="Times New Roman" w:hAnsi="Times New Roman" w:cs="Times New Roman"/>
-          <w:sz w:val="24"/>
-          <w:szCs w:val="24"/>
-        </w:rPr>
-        <w:t xml:space="preserve">La enumeración de obligaciones de los cuerpos técnicos establecidas en el art. 56 del Decreto / ley 1285/58 impone una interpretación restrictiva en cuanto a su </w:t>
-      </w:r>
-      <w:proofErr w:type="gramStart"/>
-      <w:r>
-        <w:rPr>
-          <w:rFonts w:ascii="Times New Roman" w:eastAsia="Times New Roman" w:hAnsi="Times New Roman" w:cs="Times New Roman"/>
-          <w:sz w:val="24"/>
-          <w:szCs w:val="24"/>
-        </w:rPr>
-        <w:t>función  debiendo</w:t>
-      </w:r>
-      <w:proofErr w:type="gramEnd"/>
-      <w:r>
-        <w:rPr>
-          <w:rFonts w:ascii="Times New Roman" w:eastAsia="Times New Roman" w:hAnsi="Times New Roman" w:cs="Times New Roman"/>
-          <w:sz w:val="24"/>
-          <w:szCs w:val="24"/>
-        </w:rPr>
-        <w:t xml:space="preserve"> actuar a requerimiento de los jueces solo en casos excepcionales, y a entender     </w:t>
-      </w:r>
-    </w:p>
-    <w:p>
-      <w:pPr>
-        <w:spacing w:after="0" w:line="360" w:lineRule="auto"/>
-        <w:jc w:val="both"/>
-        <w:rPr>
-          <w:rFonts w:ascii="Times New Roman" w:eastAsia="Times New Roman" w:hAnsi="Times New Roman" w:cs="Times New Roman"/>
-          <w:sz w:val="24"/>
-          <w:szCs w:val="24"/>
-        </w:rPr>
-      </w:pPr>
-      <w:r>
-        <w:rPr>
-          <w:rFonts w:ascii="Times New Roman" w:eastAsia="Times New Roman" w:hAnsi="Times New Roman" w:cs="Times New Roman"/>
-          <w:sz w:val="24"/>
-          <w:szCs w:val="24"/>
-        </w:rPr>
-        <w:t xml:space="preserve">de esta parte, este es un caso dentro de </w:t>
-      </w:r>
-      <w:proofErr w:type="gramStart"/>
-      <w:r>
-        <w:rPr>
-          <w:rFonts w:ascii="Times New Roman" w:eastAsia="Times New Roman" w:hAnsi="Times New Roman" w:cs="Times New Roman"/>
-          <w:sz w:val="24"/>
-          <w:szCs w:val="24"/>
-        </w:rPr>
-        <w:t>los  cuales</w:t>
-      </w:r>
-      <w:proofErr w:type="gramEnd"/>
-      <w:r>
-        <w:rPr>
-          <w:rFonts w:ascii="Times New Roman" w:eastAsia="Times New Roman" w:hAnsi="Times New Roman" w:cs="Times New Roman"/>
-          <w:sz w:val="24"/>
-          <w:szCs w:val="24"/>
-        </w:rPr>
-        <w:t xml:space="preserve"> no entra el artículo mencionado, y por el hecho de que </w:t>
-      </w:r>
-      <w:proofErr w:type="gramStart"/>
-      <w:r>
-        <w:rPr>
-          <w:rFonts w:ascii="Times New Roman" w:eastAsia="Times New Roman" w:hAnsi="Times New Roman" w:cs="Times New Roman"/>
-          <w:sz w:val="24"/>
-          <w:szCs w:val="24"/>
-        </w:rPr>
-        <w:t>nuestros  mandantes</w:t>
-      </w:r>
-      <w:proofErr w:type="gramEnd"/>
-      <w:r>
-        <w:rPr>
-          <w:rFonts w:ascii="Times New Roman" w:eastAsia="Times New Roman" w:hAnsi="Times New Roman" w:cs="Times New Roman"/>
-          <w:sz w:val="24"/>
-          <w:szCs w:val="24"/>
-        </w:rPr>
-        <w:t xml:space="preserve"> no tengan la capacidad económica para abonar la tasa de justicia, no implica que tengan que ser examinados por el Cuerpo Médico Forense.  </w:t>
-      </w:r>
-    </w:p>
-    <w:p>
-      <w:pPr>
-        <w:spacing w:after="0" w:line="360" w:lineRule="auto"/>
-        <w:ind w:firstLine="554"/>
-        <w:jc w:val="both"/>
-        <w:rPr>
-          <w:rFonts w:ascii="Times New Roman" w:eastAsia="Times New Roman" w:hAnsi="Times New Roman" w:cs="Times New Roman"/>
-          <w:sz w:val="24"/>
-          <w:szCs w:val="24"/>
-        </w:rPr>
-      </w:pPr>
-      <w:r>
-        <w:rPr>
-          <w:rFonts w:ascii="Times New Roman" w:eastAsia="Times New Roman" w:hAnsi="Times New Roman" w:cs="Times New Roman"/>
-          <w:sz w:val="24"/>
-          <w:szCs w:val="24"/>
-        </w:rPr>
-        <w:t xml:space="preserve">Por ellos y por esta pretensión de igualdad entre las partes en proceso y garantía de defensa en juicio que ha tenido en mira la legislación al crear la institución </w:t>
-      </w:r>
-      <w:proofErr w:type="gramStart"/>
-      <w:r>
-        <w:rPr>
-          <w:rFonts w:ascii="Times New Roman" w:eastAsia="Times New Roman" w:hAnsi="Times New Roman" w:cs="Times New Roman"/>
-          <w:sz w:val="24"/>
-          <w:szCs w:val="24"/>
-        </w:rPr>
-        <w:t>del  beneficio</w:t>
-      </w:r>
-      <w:proofErr w:type="gramEnd"/>
-      <w:r>
-        <w:rPr>
-          <w:rFonts w:ascii="Times New Roman" w:eastAsia="Times New Roman" w:hAnsi="Times New Roman" w:cs="Times New Roman"/>
-          <w:sz w:val="24"/>
-          <w:szCs w:val="24"/>
-        </w:rPr>
-        <w:t xml:space="preserve"> de litigar sin gastos, es que esta parte insiste en la designación de los peritos </w:t>
-      </w:r>
-      <w:proofErr w:type="gramStart"/>
-      <w:r>
-        <w:rPr>
-          <w:rFonts w:ascii="Times New Roman" w:eastAsia="Times New Roman" w:hAnsi="Times New Roman" w:cs="Times New Roman"/>
-          <w:sz w:val="24"/>
-          <w:szCs w:val="24"/>
-        </w:rPr>
-        <w:t>médicos  solicitados</w:t>
-      </w:r>
-      <w:proofErr w:type="gramEnd"/>
-      <w:r>
-        <w:rPr>
-          <w:rFonts w:ascii="Times New Roman" w:eastAsia="Times New Roman" w:hAnsi="Times New Roman" w:cs="Times New Roman"/>
-          <w:sz w:val="24"/>
-          <w:szCs w:val="24"/>
-        </w:rPr>
-        <w:t xml:space="preserve"> y no a la designación del Honorable Cuerpo Médico </w:t>
-      </w:r>
-      <w:proofErr w:type="gramStart"/>
-      <w:r>
-        <w:rPr>
-          <w:rFonts w:ascii="Times New Roman" w:eastAsia="Times New Roman" w:hAnsi="Times New Roman" w:cs="Times New Roman"/>
-          <w:sz w:val="24"/>
-          <w:szCs w:val="24"/>
-        </w:rPr>
-        <w:t>Forense.-</w:t>
-      </w:r>
-      <w:proofErr w:type="gramEnd"/>
-    </w:p>
-    <w:p>
-      <w:pPr>
-        <w:spacing w:after="0" w:line="360" w:lineRule="auto"/>
-        <w:jc w:val="both"/>
-        <w:rPr>
-          <w:rFonts w:ascii="Times New Roman" w:eastAsia="Times New Roman" w:hAnsi="Times New Roman" w:cs="Times New Roman"/>
-          <w:sz w:val="24"/>
-          <w:szCs w:val="24"/>
-        </w:rPr>
-      </w:pPr>
-    </w:p>
-    <w:p>
-      <w:pPr>
-        <w:spacing w:after="0" w:line="360" w:lineRule="auto"/>
-        <w:ind w:firstLine="554"/>
-        <w:jc w:val="both"/>
-        <w:rPr>
-          <w:rFonts w:ascii="Times New Roman" w:eastAsia="Times New Roman" w:hAnsi="Times New Roman" w:cs="Times New Roman"/>
-          <w:b/>
-          <w:bCs/>
-          <w:sz w:val="24"/>
-          <w:szCs w:val="24"/>
-          <w:u w:val="single"/>
-        </w:rPr>
-      </w:pPr>
-      <w:proofErr w:type="gramStart"/>
-      <w:r>
-        <w:rPr>
-          <w:rFonts w:ascii="Times New Roman" w:eastAsia="Times New Roman" w:hAnsi="Times New Roman" w:cs="Times New Roman"/>
-          <w:b/>
-          <w:bCs/>
-          <w:sz w:val="24"/>
-          <w:szCs w:val="24"/>
-          <w:u w:val="single"/>
-        </w:rPr>
-        <w:t>Se  resalta</w:t>
-      </w:r>
-      <w:proofErr w:type="gramEnd"/>
-      <w:r>
-        <w:rPr>
-          <w:rFonts w:ascii="Times New Roman" w:eastAsia="Times New Roman" w:hAnsi="Times New Roman" w:cs="Times New Roman"/>
-          <w:b/>
-          <w:bCs/>
-          <w:sz w:val="24"/>
-          <w:szCs w:val="24"/>
-          <w:u w:val="single"/>
-        </w:rPr>
-        <w:t xml:space="preserve"> que los peritos solicitados por mi parte son imprescindibles.</w:t>
-      </w:r>
-    </w:p>
-    <w:p>
-      <w:pPr>
-        <w:spacing w:after="0" w:line="360" w:lineRule="auto"/>
-        <w:ind w:firstLine="554"/>
-        <w:jc w:val="both"/>
-        <w:rPr>
-          <w:rFonts w:ascii="Times New Roman" w:eastAsia="Times New Roman" w:hAnsi="Times New Roman" w:cs="Times New Roman"/>
-          <w:b/>
-          <w:bCs/>
-          <w:sz w:val="24"/>
-          <w:szCs w:val="24"/>
-          <w:u w:val="single"/>
-        </w:rPr>
-      </w:pPr>
-    </w:p>
-    <w:p>
-      <w:pPr>
-        <w:spacing w:after="0" w:line="360" w:lineRule="auto"/>
-        <w:ind w:firstLine="554"/>
-        <w:jc w:val="both"/>
-        <w:rPr>
-          <w:rFonts w:ascii="Times New Roman" w:eastAsia="Times New Roman" w:hAnsi="Times New Roman" w:cs="Times New Roman"/>
-          <w:sz w:val="24"/>
-          <w:szCs w:val="24"/>
-        </w:rPr>
-      </w:pPr>
-      <w:r>
-        <w:rPr>
-          <w:rFonts w:ascii="Times New Roman" w:eastAsia="Times New Roman" w:hAnsi="Times New Roman" w:cs="Times New Roman"/>
-          <w:sz w:val="24"/>
-          <w:szCs w:val="24"/>
-        </w:rPr>
-        <w:t xml:space="preserve">Indudablemente, siendo hechos controvertidos deben ser objeto de prueba.  En el esclarecimiento de hechos están en juego principios tales como el de amplitud de la prueba, el derecho de defensa en juicio y aspiración por la verdad material. Avala la petición de esta parte, lo expresamente preceptuado por el art. 457 del código ritual, en cuanto dispone que: “...será admisible la prueba pericial cuando la apreciación de </w:t>
-      </w:r>
-      <w:proofErr w:type="gramStart"/>
-      <w:r>
-        <w:rPr>
-          <w:rFonts w:ascii="Times New Roman" w:eastAsia="Times New Roman" w:hAnsi="Times New Roman" w:cs="Times New Roman"/>
-          <w:sz w:val="24"/>
-          <w:szCs w:val="24"/>
-        </w:rPr>
-        <w:t>los  hechos</w:t>
-      </w:r>
-      <w:proofErr w:type="gramEnd"/>
-      <w:r>
-        <w:rPr>
-          <w:rFonts w:ascii="Times New Roman" w:eastAsia="Times New Roman" w:hAnsi="Times New Roman" w:cs="Times New Roman"/>
-          <w:sz w:val="24"/>
-          <w:szCs w:val="24"/>
-        </w:rPr>
-        <w:t xml:space="preserve"> controvertidos requiere conocimientos técnicos.” Que atento </w:t>
-      </w:r>
-      <w:proofErr w:type="gramStart"/>
-      <w:r>
-        <w:rPr>
-          <w:rFonts w:ascii="Times New Roman" w:eastAsia="Times New Roman" w:hAnsi="Times New Roman" w:cs="Times New Roman"/>
-          <w:sz w:val="24"/>
-          <w:szCs w:val="24"/>
-        </w:rPr>
-        <w:t>a  las</w:t>
-      </w:r>
-      <w:proofErr w:type="gramEnd"/>
-      <w:r>
-        <w:rPr>
-          <w:rFonts w:ascii="Times New Roman" w:eastAsia="Times New Roman" w:hAnsi="Times New Roman" w:cs="Times New Roman"/>
-          <w:sz w:val="24"/>
-          <w:szCs w:val="24"/>
-        </w:rPr>
-        <w:t xml:space="preserve"> constancias de autos y los conocimientos técnicos que poseen los mencionados peritos son indispensables para que VS. pueda determinar el monto indemnizatorio.</w:t>
-      </w:r>
-    </w:p>
-    <w:p>
-      <w:pPr>
-        <w:spacing w:after="0" w:line="360" w:lineRule="auto"/>
-        <w:ind w:firstLine="554"/>
-        <w:jc w:val="both"/>
-        <w:rPr>
-          <w:rFonts w:ascii="Times New Roman" w:eastAsia="Times New Roman" w:hAnsi="Times New Roman" w:cs="Times New Roman"/>
-          <w:sz w:val="24"/>
-          <w:szCs w:val="24"/>
-        </w:rPr>
-      </w:pPr>
-    </w:p>
-    <w:p>
-      <w:pPr>
-        <w:spacing w:after="0" w:line="360" w:lineRule="auto"/>
-        <w:ind w:firstLine="554"/>
-        <w:jc w:val="both"/>
-        <w:rPr>
-          <w:rFonts w:ascii="Times New Roman" w:eastAsia="Times New Roman" w:hAnsi="Times New Roman" w:cs="Times New Roman"/>
-          <w:sz w:val="24"/>
-          <w:szCs w:val="24"/>
-        </w:rPr>
-      </w:pPr>
-    </w:p>
-    <w:p>
-      <w:pPr>
-        <w:spacing w:after="0" w:line="360" w:lineRule="auto"/>
-        <w:jc w:val="both"/>
-        <w:rPr>
-          <w:rFonts w:ascii="Times New Roman" w:eastAsia="Times New Roman" w:hAnsi="Times New Roman" w:cs="Times New Roman"/>
-          <w:b/>
-          <w:bCs/>
-          <w:sz w:val="24"/>
-          <w:szCs w:val="24"/>
-          <w:u w:val="single"/>
-        </w:rPr>
-      </w:pPr>
-      <w:r>
-        <w:rPr>
-          <w:rFonts w:ascii="Times New Roman" w:eastAsia="Times New Roman" w:hAnsi="Times New Roman" w:cs="Times New Roman"/>
-          <w:b/>
-          <w:bCs/>
-          <w:sz w:val="24"/>
-          <w:szCs w:val="24"/>
-          <w:u w:val="single"/>
-        </w:rPr>
-        <w:t>XVI. BENEFICIO DE LITIGAR SIN GASTOS:</w:t>
-      </w:r>
-    </w:p>
-    <w:p>
-      <w:pPr>
-        <w:spacing w:after="0" w:line="360" w:lineRule="auto"/>
-        <w:jc w:val="both"/>
-        <w:rPr>
-          <w:rFonts w:ascii="Times New Roman" w:eastAsia="Times New Roman" w:hAnsi="Times New Roman" w:cs="Times New Roman"/>
-          <w:b/>
-          <w:bCs/>
-          <w:sz w:val="24"/>
-          <w:szCs w:val="24"/>
-          <w:u w:val="single"/>
-        </w:rPr>
-      </w:pPr>
-    </w:p>
-    <w:p>
-      <w:pPr>
-        <w:spacing w:after="0" w:line="360" w:lineRule="auto"/>
-        <w:ind w:firstLine="554"/>
-        <w:jc w:val="both"/>
-        <w:rPr>
-          <w:rFonts w:ascii="Times New Roman" w:eastAsia="Times New Roman" w:hAnsi="Times New Roman" w:cs="Times New Roman"/>
-          <w:sz w:val="24"/>
-          <w:szCs w:val="24"/>
-        </w:rPr>
-      </w:pPr>
-      <w:r>
-        <w:rPr>
-          <w:rFonts w:ascii="Times New Roman" w:eastAsia="Times New Roman" w:hAnsi="Times New Roman" w:cs="Times New Roman"/>
-          <w:sz w:val="24"/>
-          <w:szCs w:val="24"/>
-        </w:rPr>
-        <w:t xml:space="preserve">El accionante carece de bienes de fortuna como para hacer frente al pago de la tasa de justicia, razón por la cual se inician al mismo tiempo las actuaciones respectivas. Hago reserva de ampliar las pruebas </w:t>
-      </w:r>
-      <w:proofErr w:type="gramStart"/>
-      <w:r>
-        <w:rPr>
-          <w:rFonts w:ascii="Times New Roman" w:eastAsia="Times New Roman" w:hAnsi="Times New Roman" w:cs="Times New Roman"/>
-          <w:sz w:val="24"/>
-          <w:szCs w:val="24"/>
-        </w:rPr>
-        <w:t>ofrecidas.-</w:t>
-      </w:r>
-      <w:proofErr w:type="gramEnd"/>
-      <w:r>
-        <w:rPr>
-          <w:rFonts w:ascii="Times New Roman" w:eastAsia="Times New Roman" w:hAnsi="Times New Roman" w:cs="Times New Roman"/>
-          <w:sz w:val="24"/>
-          <w:szCs w:val="24"/>
-        </w:rPr>
-        <w:t> </w:t>
-      </w:r>
-    </w:p>
-    <w:p>
-      <w:pPr>
-        <w:spacing w:after="0" w:line="360" w:lineRule="auto"/>
-        <w:ind w:firstLine="554"/>
-        <w:jc w:val="both"/>
-        <w:rPr>
-          <w:rFonts w:ascii="Times New Roman" w:eastAsia="Times New Roman" w:hAnsi="Times New Roman" w:cs="Times New Roman"/>
-          <w:sz w:val="24"/>
-          <w:szCs w:val="24"/>
-        </w:rPr>
-      </w:pPr>
-    </w:p>
-    <w:p>
-      <w:pPr>
-        <w:spacing w:after="0" w:line="360" w:lineRule="auto"/>
-        <w:ind w:firstLine="554"/>
-        <w:jc w:val="both"/>
-        <w:rPr>
-          <w:rFonts w:ascii="Times New Roman" w:eastAsia="Times New Roman" w:hAnsi="Times New Roman" w:cs="Times New Roman"/>
-          <w:sz w:val="24"/>
-          <w:szCs w:val="24"/>
-        </w:rPr>
-      </w:pPr>
-    </w:p>
-    <w:p>
-      <w:pPr>
-        <w:spacing w:after="0" w:line="360" w:lineRule="auto"/>
-        <w:ind w:left="-709" w:firstLine="720"/>
-        <w:jc w:val="both"/>
-        <w:rPr>
-          <w:rFonts w:ascii="Times New Roman" w:eastAsia="Times New Roman" w:hAnsi="Times New Roman" w:cs="Times New Roman"/>
-          <w:b/>
-          <w:bCs/>
-          <w:sz w:val="24"/>
-          <w:szCs w:val="24"/>
-          <w:u w:val="single"/>
-        </w:rPr>
-      </w:pPr>
-      <w:r>
-        <w:rPr>
-          <w:rFonts w:ascii="Times New Roman" w:eastAsia="Times New Roman" w:hAnsi="Times New Roman" w:cs="Times New Roman"/>
-          <w:b/>
-          <w:bCs/>
-          <w:sz w:val="24"/>
-          <w:szCs w:val="24"/>
-          <w:u w:val="single"/>
-        </w:rPr>
-        <w:t>XVII. CUMPLIMIENTO LEY 26.589:</w:t>
-      </w:r>
-    </w:p>
-    <w:p>
-      <w:pPr>
-        <w:spacing w:after="0" w:line="360" w:lineRule="auto"/>
-        <w:ind w:left="-709" w:firstLine="720"/>
-        <w:jc w:val="both"/>
-        <w:rPr>
-          <w:rFonts w:ascii="Times New Roman" w:eastAsia="Times New Roman" w:hAnsi="Times New Roman" w:cs="Times New Roman"/>
-          <w:b/>
-          <w:bCs/>
-          <w:sz w:val="24"/>
-          <w:szCs w:val="24"/>
-          <w:u w:val="single"/>
-        </w:rPr>
-      </w:pPr>
-    </w:p>
-    <w:p>
-      <w:pPr>
-        <w:spacing w:after="0" w:line="360" w:lineRule="auto"/>
-        <w:ind w:left="11" w:firstLine="720"/>
-        <w:jc w:val="both"/>
-        <w:rPr>
-          <w:rFonts w:ascii="Times New Roman" w:eastAsia="Times New Roman" w:hAnsi="Times New Roman" w:cs="Times New Roman"/>
-          <w:sz w:val="24"/>
-          <w:szCs w:val="24"/>
-        </w:rPr>
-      </w:pPr>
-      <w:proofErr w:type="gramStart"/>
-      <w:r>
-        <w:rPr>
-          <w:rFonts w:ascii="Times New Roman" w:eastAsia="Times New Roman" w:hAnsi="Times New Roman" w:cs="Times New Roman"/>
-          <w:sz w:val="24"/>
-          <w:szCs w:val="24"/>
-        </w:rPr>
-        <w:lastRenderedPageBreak/>
         <w:t>Asimismo</w:t>
       </w:r>
       <w:proofErr w:type="gramEnd"/>
@@ -14733,7 +14450,7 @@
 </file>
 
 <file path=word/endnotes.xml><?xml version="1.0" encoding="utf-8"?>
-<w:endnotes xmlns:wpc="http://schemas.microsoft.com/office/word/2010/wordprocessingCanvas" xmlns:cx="http://schemas.microsoft.com/office/drawing/2014/chartex" xmlns:cx1="http://schemas.microsoft.com/office/drawing/2015/9/8/chartex" xmlns:cx2="http://schemas.microsoft.com/office/drawing/2015/10/21/chartex" xmlns:cx3="http://schemas.microsoft.com/office/drawing/2016/5/9/chartex" xmlns:cx4="http://schemas.microsoft.com/office/drawing/2016/5/10/chartex" xmlns:cx5="http://schemas.microsoft.com/office/drawing/2016/5/11/chartex" xmlns:cx6="http://schemas.microsoft.com/office/drawing/2016/5/12/chartex" xmlns:cx7="http://schemas.microsoft.com/office/drawing/2016/5/13/chartex" xmlns:cx8="http://schemas.microsoft.com/office/drawing/2016/5/14/chartex" xmlns:mc="http://schemas.openxmlformats.org/markup-compatibility/2006" xmlns:aink="http://schemas.microsoft.com/office/drawing/2016/ink" xmlns:am3d="http://schemas.microsoft.com/office/drawing/2017/model3d" xmlns:o="urn:schemas-microsoft-com:office:office" xmlns:oel="http://schemas.microsoft.com/office/2019/extlst" xmlns:r="http://schemas.openxmlformats.org/officeDocument/2006/relationships" xmlns:m="http://schemas.openxmlformats.org/officeDocument/2006/math" xmlns:v="urn:schemas-microsoft-com:vml" xmlns:wp14="http://schemas.microsoft.com/office/word/2010/wordprocessingDrawing" xmlns:wp="http://schemas.openxmlformats.org/drawingml/2006/wordprocessingDrawing" xmlns:w10="urn:schemas-microsoft-com:office:word" xmlns:w="http://schemas.openxmlformats.org/wordprocessingml/2006/main" xmlns:w14="http://schemas.microsoft.com/office/word/2010/wordml" xmlns:w15="http://schemas.microsoft.com/office/word/2012/wordml" xmlns:w16cei="http://schemas.microsoft.com/office/word/2026/wordml/cei" xmlns:w16cex="http://schemas.microsoft.com/office/word/2018/wordml/cex" xmlns:w16cid="http://schemas.microsoft.com/office/word/2016/wordml/cid" xmlns:w16="http://schemas.microsoft.com/office/word/2018/wordml" xmlns:w16du="http://schemas.microsoft.com/office/word/2023/wordml/word16du" xmlns:w16sdtdh="http://schemas.microsoft.com/office/word/2020/wordml/sdtdatahash" xmlns:w16sdtfl="http://schemas.microsoft.com/office/word/2024/wordml/sdtformatlock" xmlns:w16se="http://schemas.microsoft.com/office/word/2015/wordml/symex" xmlns:wpg="http://schemas.microsoft.com/office/word/2010/wordprocessingGroup" xmlns:wpi="http://schemas.microsoft.com/office/word/2010/wordprocessingInk" xmlns:wne="http://schemas.microsoft.com/office/word/2006/wordml" xmlns:wps="http://schemas.microsoft.com/office/word/2010/wordprocessingShape" mc:Ignorable="w14 w15 w16se w16cid w16 w16cex w16sdtdh w16sdtfl w16du wp14">
+<w:endnotes xmlns:wpc="http://schemas.microsoft.com/office/word/2010/wordprocessingCanvas" xmlns:cx="http://schemas.microsoft.com/office/drawing/2014/chartex" xmlns:cx1="http://schemas.microsoft.com/office/drawing/2015/9/8/chartex" xmlns:cx2="http://schemas.microsoft.com/office/drawing/2015/10/21/chartex" xmlns:cx3="http://schemas.microsoft.com/office/drawing/2016/5/9/chartex" xmlns:cx4="http://schemas.microsoft.com/office/drawing/2016/5/10/chartex" xmlns:cx5="http://schemas.microsoft.com/office/drawing/2016/5/11/chartex" xmlns:cx6="http://schemas.microsoft.com/office/drawing/2016/5/12/chartex" xmlns:cx7="http://schemas.microsoft.com/office/drawing/2016/5/13/chartex" xmlns:cx8="http://schemas.microsoft.com/office/drawing/2016/5/14/chartex" xmlns:mc="http://schemas.openxmlformats.org/markup-compatibility/2006" xmlns:aink="http://schemas.microsoft.com/office/drawing/2016/ink" xmlns:am3d="http://schemas.microsoft.com/office/drawing/2017/model3d" xmlns:o="urn:schemas-microsoft-com:office:office" xmlns:oel="http://schemas.microsoft.com/office/2019/extlst" xmlns:r="http://schemas.openxmlformats.org/officeDocument/2006/relationships" xmlns:m="http://schemas.openxmlformats.org/officeDocument/2006/math" xmlns:v="urn:schemas-microsoft-com:vml" xmlns:wp14="http://schemas.microsoft.com/office/word/2010/wordprocessingDrawing" xmlns:wp="http://schemas.openxmlformats.org/drawingml/2006/wordprocessingDrawing" xmlns:w10="urn:schemas-microsoft-com:office:word" xmlns:w="http://schemas.openxmlformats.org/wordprocessingml/2006/main" xmlns:w14="http://schemas.microsoft.com/office/word/2010/wordml" xmlns:w15="http://schemas.microsoft.com/office/word/2012/wordml" xmlns:w16cex="http://schemas.microsoft.com/office/word/2018/wordml/cex" xmlns:w16cid="http://schemas.microsoft.com/office/word/2016/wordml/cid" xmlns:w16="http://schemas.microsoft.com/office/word/2018/wordml" xmlns:w16du="http://schemas.microsoft.com/office/word/2023/wordml/word16du" xmlns:w16sdtdh="http://schemas.microsoft.com/office/word/2020/wordml/sdtdatahash" xmlns:w16sdtfl="http://schemas.microsoft.com/office/word/2024/wordml/sdtformatlock" xmlns:w16se="http://schemas.microsoft.com/office/word/2015/wordml/symex" xmlns:wpg="http://schemas.microsoft.com/office/word/2010/wordprocessingGroup" xmlns:wpi="http://schemas.microsoft.com/office/word/2010/wordprocessingInk" xmlns:wne="http://schemas.microsoft.com/office/word/2006/wordml" xmlns:wps="http://schemas.microsoft.com/office/word/2010/wordprocessingShape" mc:Ignorable="w14 w15 w16se w16cid w16 w16cex w16sdtdh w16sdtfl w16du wp14">
   <w:endnote w:type="separator" w:id="-1">
     <w:p>
       <w:pPr>
@@ -14758,7 +14475,7 @@
 </file>
 
 <file path=word/footnotes.xml><?xml version="1.0" encoding="utf-8"?>
-<w:footnotes xmlns:wpc="http://schemas.microsoft.com/office/word/2010/wordprocessingCanvas" xmlns:cx="http://schemas.microsoft.com/office/drawing/2014/chartex" xmlns:cx1="http://schemas.microsoft.com/office/drawing/2015/9/8/chartex" xmlns:cx2="http://schemas.microsoft.com/office/drawing/2015/10/21/chartex" xmlns:cx3="http://schemas.microsoft.com/office/drawing/2016/5/9/chartex" xmlns:cx4="http://schemas.microsoft.com/office/drawing/2016/5/10/chartex" xmlns:cx5="http://schemas.microsoft.com/office/drawing/2016/5/11/chartex" xmlns:cx6="http://schemas.microsoft.com/office/drawing/2016/5/12/chartex" xmlns:cx7="http://schemas.microsoft.com/office/drawing/2016/5/13/chartex" xmlns:cx8="http://schemas.microsoft.com/office/drawing/2016/5/14/chartex" xmlns:mc="http://schemas.openxmlformats.org/markup-compatibility/2006" xmlns:aink="http://schemas.microsoft.com/office/drawing/2016/ink" xmlns:am3d="http://schemas.microsoft.com/office/drawing/2017/model3d" xmlns:o="urn:schemas-microsoft-com:office:office" xmlns:oel="http://schemas.microsoft.com/office/2019/extlst" xmlns:r="http://schemas.openxmlformats.org/officeDocument/2006/relationships" xmlns:m="http://schemas.openxmlformats.org/officeDocument/2006/math" xmlns:v="urn:schemas-microsoft-com:vml" xmlns:wp14="http://schemas.microsoft.com/office/word/2010/wordprocessingDrawing" xmlns:wp="http://schemas.openxmlformats.org/drawingml/2006/wordprocessingDrawing" xmlns:w10="urn:schemas-microsoft-com:office:word" xmlns:w="http://schemas.openxmlformats.org/wordprocessingml/2006/main" xmlns:w14="http://schemas.microsoft.com/office/word/2010/wordml" xmlns:w15="http://schemas.microsoft.com/office/word/2012/wordml" xmlns:w16cei="http://schemas.microsoft.com/office/word/2026/wordml/cei" xmlns:w16cex="http://schemas.microsoft.com/office/word/2018/wordml/cex" xmlns:w16cid="http://schemas.microsoft.com/office/word/2016/wordml/cid" xmlns:w16="http://schemas.microsoft.com/office/word/2018/wordml" xmlns:w16du="http://schemas.microsoft.com/office/word/2023/wordml/word16du" xmlns:w16sdtdh="http://schemas.microsoft.com/office/word/2020/wordml/sdtdatahash" xmlns:w16sdtfl="http://schemas.microsoft.com/office/word/2024/wordml/sdtformatlock" xmlns:w16se="http://schemas.microsoft.com/office/word/2015/wordml/symex" xmlns:wpg="http://schemas.microsoft.com/office/word/2010/wordprocessingGroup" xmlns:wpi="http://schemas.microsoft.com/office/word/2010/wordprocessingInk" xmlns:wne="http://schemas.microsoft.com/office/word/2006/wordml" xmlns:wps="http://schemas.microsoft.com/office/word/2010/wordprocessingShape" mc:Ignorable="w14 w15 w16se w16cid w16 w16cex w16sdtdh w16sdtfl w16du wp14">
+<w:footnotes xmlns:wpc="http://schemas.microsoft.com/office/word/2010/wordprocessingCanvas" xmlns:cx="http://schemas.microsoft.com/office/drawing/2014/chartex" xmlns:cx1="http://schemas.microsoft.com/office/drawing/2015/9/8/chartex" xmlns:cx2="http://schemas.microsoft.com/office/drawing/2015/10/21/chartex" xmlns:cx3="http://schemas.microsoft.com/office/drawing/2016/5/9/chartex" xmlns:cx4="http://schemas.microsoft.com/office/drawing/2016/5/10/chartex" xmlns:cx5="http://schemas.microsoft.com/office/drawing/2016/5/11/chartex" xmlns:cx6="http://schemas.microsoft.com/office/drawing/2016/5/12/chartex" xmlns:cx7="http://schemas.microsoft.com/office/drawing/2016/5/13/chartex" xmlns:cx8="http://schemas.microsoft.com/office/drawing/2016/5/14/chartex" xmlns:mc="http://schemas.openxmlformats.org/markup-compatibility/2006" xmlns:aink="http://schemas.microsoft.com/office/drawing/2016/ink" xmlns:am3d="http://schemas.microsoft.com/office/drawing/2017/model3d" xmlns:o="urn:schemas-microsoft-com:office:office" xmlns:oel="http://schemas.microsoft.com/office/2019/extlst" xmlns:r="http://schemas.openxmlformats.org/officeDocument/2006/relationships" xmlns:m="http://schemas.openxmlformats.org/officeDocument/2006/math" xmlns:v="urn:schemas-microsoft-com:vml" xmlns:wp14="http://schemas.microsoft.com/office/word/2010/wordprocessingDrawing" xmlns:wp="http://schemas.openxmlformats.org/drawingml/2006/wordprocessingDrawing" xmlns:w10="urn:schemas-microsoft-com:office:word" xmlns:w="http://schemas.openxmlformats.org/wordprocessingml/2006/main" xmlns:w14="http://schemas.microsoft.com/office/word/2010/wordml" xmlns:w15="http://schemas.microsoft.com/office/word/2012/wordml" xmlns:w16cex="http://schemas.microsoft.com/office/word/2018/wordml/cex" xmlns:w16cid="http://schemas.microsoft.com/office/word/2016/wordml/cid" xmlns:w16="http://schemas.microsoft.com/office/word/2018/wordml" xmlns:w16du="http://schemas.microsoft.com/office/word/2023/wordml/word16du" xmlns:w16sdtdh="http://schemas.microsoft.com/office/word/2020/wordml/sdtdatahash" xmlns:w16sdtfl="http://schemas.microsoft.com/office/word/2024/wordml/sdtformatlock" xmlns:w16se="http://schemas.microsoft.com/office/word/2015/wordml/symex" xmlns:wpg="http://schemas.microsoft.com/office/word/2010/wordprocessingGroup" xmlns:wpi="http://schemas.microsoft.com/office/word/2010/wordprocessingInk" xmlns:wne="http://schemas.microsoft.com/office/word/2006/wordml" xmlns:wps="http://schemas.microsoft.com/office/word/2010/wordprocessingShape" mc:Ignorable="w14 w15 w16se w16cid w16 w16cex w16sdtdh w16sdtfl w16du wp14">
   <w:footnote w:type="separator" w:id="-1">
     <w:p>
       <w:pPr>
@@ -14783,13 +14500,13 @@
 </file>
 
 <file path=word/header1.xml><?xml version="1.0" encoding="utf-8"?>
-<w:hdr xmlns:wpc="http://schemas.microsoft.com/office/word/2010/wordprocessingCanvas" xmlns:cx="http://schemas.microsoft.com/office/drawing/2014/chartex" xmlns:cx1="http://schemas.microsoft.com/office/drawing/2015/9/8/chartex" xmlns:cx2="http://schemas.microsoft.com/office/drawing/2015/10/21/chartex" xmlns:cx3="http://schemas.microsoft.com/office/drawing/2016/5/9/chartex" xmlns:cx4="http://schemas.microsoft.com/office/drawing/2016/5/10/chartex" xmlns:cx5="http://schemas.microsoft.com/office/drawing/2016/5/11/chartex" xmlns:cx6="http://schemas.microsoft.com/office/drawing/2016/5/12/chartex" xmlns:cx7="http://schemas.microsoft.com/office/drawing/2016/5/13/chartex" xmlns:cx8="http://schemas.microsoft.com/office/drawing/2016/5/14/chartex" xmlns:mc="http://schemas.openxmlformats.org/markup-compatibility/2006" xmlns:aink="http://schemas.microsoft.com/office/drawing/2016/ink" xmlns:am3d="http://schemas.microsoft.com/office/drawing/2017/model3d" xmlns:o="urn:schemas-microsoft-com:office:office" xmlns:oel="http://schemas.microsoft.com/office/2019/extlst" xmlns:r="http://schemas.openxmlformats.org/officeDocument/2006/relationships" xmlns:m="http://schemas.openxmlformats.org/officeDocument/2006/math" xmlns:v="urn:schemas-microsoft-com:vml" xmlns:wp14="http://schemas.microsoft.com/office/word/2010/wordprocessingDrawing" xmlns:wp="http://schemas.openxmlformats.org/drawingml/2006/wordprocessingDrawing" xmlns:w10="urn:schemas-microsoft-com:office:word" xmlns:w="http://schemas.openxmlformats.org/wordprocessingml/2006/main" xmlns:w14="http://schemas.microsoft.com/office/word/2010/wordml" xmlns:w15="http://schemas.microsoft.com/office/word/2012/wordml" xmlns:w16cei="http://schemas.microsoft.com/office/word/2026/wordml/cei" xmlns:w16cex="http://schemas.microsoft.com/office/word/2018/wordml/cex" xmlns:w16cid="http://schemas.microsoft.com/office/word/2016/wordml/cid" xmlns:w16="http://schemas.microsoft.com/office/word/2018/wordml" xmlns:w16du="http://schemas.microsoft.com/office/word/2023/wordml/word16du" xmlns:w16sdtdh="http://schemas.microsoft.com/office/word/2020/wordml/sdtdatahash" xmlns:w16sdtfl="http://schemas.microsoft.com/office/word/2024/wordml/sdtformatlock" xmlns:w16se="http://schemas.microsoft.com/office/word/2015/wordml/symex" xmlns:wpg="http://schemas.microsoft.com/office/word/2010/wordprocessingGroup" xmlns:wpi="http://schemas.microsoft.com/office/word/2010/wordprocessingInk" xmlns:wne="http://schemas.microsoft.com/office/word/2006/wordml" xmlns:wps="http://schemas.microsoft.com/office/word/2010/wordprocessingShape" mc:Ignorable="w14 w15 w16se w16cid w16 w16cex w16sdtdh w16sdtfl w16du wp14">
+<w:hdr xmlns:wpc="http://schemas.microsoft.com/office/word/2010/wordprocessingCanvas" xmlns:cx="http://schemas.microsoft.com/office/drawing/2014/chartex" xmlns:cx1="http://schemas.microsoft.com/office/drawing/2015/9/8/chartex" xmlns:cx2="http://schemas.microsoft.com/office/drawing/2015/10/21/chartex" xmlns:cx3="http://schemas.microsoft.com/office/drawing/2016/5/9/chartex" xmlns:cx4="http://schemas.microsoft.com/office/drawing/2016/5/10/chartex" xmlns:cx5="http://schemas.microsoft.com/office/drawing/2016/5/11/chartex" xmlns:cx6="http://schemas.microsoft.com/office/drawing/2016/5/12/chartex" xmlns:cx7="http://schemas.microsoft.com/office/drawing/2016/5/13/chartex" xmlns:cx8="http://schemas.microsoft.com/office/drawing/2016/5/14/chartex" xmlns:mc="http://schemas.openxmlformats.org/markup-compatibility/2006" xmlns:aink="http://schemas.microsoft.com/office/drawing/2016/ink" xmlns:am3d="http://schemas.microsoft.com/office/drawing/2017/model3d" xmlns:o="urn:schemas-microsoft-com:office:office" xmlns:oel="http://schemas.microsoft.com/office/2019/extlst" xmlns:r="http://schemas.openxmlformats.org/officeDocument/2006/relationships" xmlns:m="http://schemas.openxmlformats.org/officeDocument/2006/math" xmlns:v="urn:schemas-microsoft-com:vml" xmlns:wp14="http://schemas.microsoft.com/office/word/2010/wordprocessingDrawing" xmlns:wp="http://schemas.openxmlformats.org/drawingml/2006/wordprocessingDrawing" xmlns:w10="urn:schemas-microsoft-com:office:word" xmlns:w="http://schemas.openxmlformats.org/wordprocessingml/2006/main" xmlns:w14="http://schemas.microsoft.com/office/word/2010/wordml" xmlns:w15="http://schemas.microsoft.com/office/word/2012/wordml" xmlns:w16cex="http://schemas.microsoft.com/office/word/2018/wordml/cex" xmlns:w16cid="http://schemas.microsoft.com/office/word/2016/wordml/cid" xmlns:w16="http://schemas.microsoft.com/office/word/2018/wordml" xmlns:w16du="http://schemas.microsoft.com/office/word/2023/wordml/word16du" xmlns:w16sdtdh="http://schemas.microsoft.com/office/word/2020/wordml/sdtdatahash" xmlns:w16sdtfl="http://schemas.microsoft.com/office/word/2024/wordml/sdtformatlock" xmlns:w16se="http://schemas.microsoft.com/office/word/2015/wordml/symex" xmlns:wpg="http://schemas.microsoft.com/office/word/2010/wordprocessingGroup" xmlns:wpi="http://schemas.microsoft.com/office/word/2010/wordprocessingInk" xmlns:wne="http://schemas.microsoft.com/office/word/2006/wordml" xmlns:wps="http://schemas.microsoft.com/office/word/2010/wordprocessingShape" mc:Ignorable="w14 w15 w16se w16cid w16 w16cex w16sdtdh w16sdtfl w16du wp14">
   <w:p/>
 </w:hdr>
 </file>
 
 <file path=word/numbering.xml><?xml version="1.0" encoding="utf-8"?>
-<w:numbering xmlns:wpc="http://schemas.microsoft.com/office/word/2010/wordprocessingCanvas" xmlns:cx="http://schemas.microsoft.com/office/drawing/2014/chartex" xmlns:cx1="http://schemas.microsoft.com/office/drawing/2015/9/8/chartex" xmlns:cx2="http://schemas.microsoft.com/office/drawing/2015/10/21/chartex" xmlns:cx3="http://schemas.microsoft.com/office/drawing/2016/5/9/chartex" xmlns:cx4="http://schemas.microsoft.com/office/drawing/2016/5/10/chartex" xmlns:cx5="http://schemas.microsoft.com/office/drawing/2016/5/11/chartex" xmlns:cx6="http://schemas.microsoft.com/office/drawing/2016/5/12/chartex" xmlns:cx7="http://schemas.microsoft.com/office/drawing/2016/5/13/chartex" xmlns:cx8="http://schemas.microsoft.com/office/drawing/2016/5/14/chartex" xmlns:mc="http://schemas.openxmlformats.org/markup-compatibility/2006" xmlns:aink="http://schemas.microsoft.com/office/drawing/2016/ink" xmlns:am3d="http://schemas.microsoft.com/office/drawing/2017/model3d" xmlns:o="urn:schemas-microsoft-com:office:office" xmlns:oel="http://schemas.microsoft.com/office/2019/extlst" xmlns:r="http://schemas.openxmlformats.org/officeDocument/2006/relationships" xmlns:m="http://schemas.openxmlformats.org/officeDocument/2006/math" xmlns:v="urn:schemas-microsoft-com:vml" xmlns:wp14="http://schemas.microsoft.com/office/word/2010/wordprocessingDrawing" xmlns:wp="http://schemas.openxmlformats.org/drawingml/2006/wordprocessingDrawing" xmlns:w10="urn:schemas-microsoft-com:office:word" xmlns:w="http://schemas.openxmlformats.org/wordprocessingml/2006/main" xmlns:w14="http://schemas.microsoft.com/office/word/2010/wordml" xmlns:w15="http://schemas.microsoft.com/office/word/2012/wordml" xmlns:w16cei="http://schemas.microsoft.com/office/word/2026/wordml/cei" xmlns:w16cex="http://schemas.microsoft.com/office/word/2018/wordml/cex" xmlns:w16cid="http://schemas.microsoft.com/office/word/2016/wordml/cid" xmlns:w16="http://schemas.microsoft.com/office/word/2018/wordml" xmlns:w16du="http://schemas.microsoft.com/office/word/2023/wordml/word16du" xmlns:w16sdtdh="http://schemas.microsoft.com/office/word/2020/wordml/sdtdatahash" xmlns:w16sdtfl="http://schemas.microsoft.com/office/word/2024/wordml/sdtformatlock" xmlns:w16se="http://schemas.microsoft.com/office/word/2015/wordml/symex" xmlns:wpg="http://schemas.microsoft.com/office/word/2010/wordprocessingGroup" xmlns:wpi="http://schemas.microsoft.com/office/word/2010/wordprocessingInk" xmlns:wne="http://schemas.microsoft.com/office/word/2006/wordml" xmlns:wps="http://schemas.microsoft.com/office/word/2010/wordprocessingShape" mc:Ignorable="w14 w15 w16se w16cid w16 w16cex w16sdtdh w16sdtfl w16du wp14">
+<w:numbering xmlns:wpc="http://schemas.microsoft.com/office/word/2010/wordprocessingCanvas" xmlns:cx="http://schemas.microsoft.com/office/drawing/2014/chartex" xmlns:cx1="http://schemas.microsoft.com/office/drawing/2015/9/8/chartex" xmlns:cx2="http://schemas.microsoft.com/office/drawing/2015/10/21/chartex" xmlns:cx3="http://schemas.microsoft.com/office/drawing/2016/5/9/chartex" xmlns:cx4="http://schemas.microsoft.com/office/drawing/2016/5/10/chartex" xmlns:cx5="http://schemas.microsoft.com/office/drawing/2016/5/11/chartex" xmlns:cx6="http://schemas.microsoft.com/office/drawing/2016/5/12/chartex" xmlns:cx7="http://schemas.microsoft.com/office/drawing/2016/5/13/chartex" xmlns:cx8="http://schemas.microsoft.com/office/drawing/2016/5/14/chartex" xmlns:mc="http://schemas.openxmlformats.org/markup-compatibility/2006" xmlns:aink="http://schemas.microsoft.com/office/drawing/2016/ink" xmlns:am3d="http://schemas.microsoft.com/office/drawing/2017/model3d" xmlns:o="urn:schemas-microsoft-com:office:office" xmlns:oel="http://schemas.microsoft.com/office/2019/extlst" xmlns:r="http://schemas.openxmlformats.org/officeDocument/2006/relationships" xmlns:m="http://schemas.openxmlformats.org/officeDocument/2006/math" xmlns:v="urn:schemas-microsoft-com:vml" xmlns:wp14="http://schemas.microsoft.com/office/word/2010/wordprocessingDrawing" xmlns:wp="http://schemas.openxmlformats.org/drawingml/2006/wordprocessingDrawing" xmlns:w10="urn:schemas-microsoft-com:office:word" xmlns:w="http://schemas.openxmlformats.org/wordprocessingml/2006/main" xmlns:w14="http://schemas.microsoft.com/office/word/2010/wordml" xmlns:w15="http://schemas.microsoft.com/office/word/2012/wordml" xmlns:w16cex="http://schemas.microsoft.com/office/word/2018/wordml/cex" xmlns:w16cid="http://schemas.microsoft.com/office/word/2016/wordml/cid" xmlns:w16="http://schemas.microsoft.com/office/word/2018/wordml" xmlns:w16du="http://schemas.microsoft.com/office/word/2023/wordml/word16du" xmlns:w16sdtdh="http://schemas.microsoft.com/office/word/2020/wordml/sdtdatahash" xmlns:w16sdtfl="http://schemas.microsoft.com/office/word/2024/wordml/sdtformatlock" xmlns:w16se="http://schemas.microsoft.com/office/word/2015/wordml/symex" xmlns:wpg="http://schemas.microsoft.com/office/word/2010/wordprocessingGroup" xmlns:wpi="http://schemas.microsoft.com/office/word/2010/wordprocessingInk" xmlns:wne="http://schemas.microsoft.com/office/word/2006/wordml" xmlns:wps="http://schemas.microsoft.com/office/word/2010/wordprocessingShape" mc:Ignorable="w14 w15 w16se w16cid w16 w16cex w16sdtdh w16sdtfl w16du wp14">
   <w:abstractNum w:abstractNumId="0" w15:restartNumberingAfterBreak="0">
     <w:nsid w:val="03436172"/>
     <w:multiLevelType w:val="hybridMultilevel"/>
@@ -14993,6 +14710,119 @@
     </w:lvl>
   </w:abstractNum>
   <w:abstractNum w:abstractNumId="2" w15:restartNumberingAfterBreak="0">
+    <w:nsid w:val="130145F4"/>
+    <w:multiLevelType w:val="hybridMultilevel"/>
+    <w:tmpl w:val="DC68072E"/>
+    <w:lvl w:ilvl="0" w:tplc="2C0A0001">
+      <w:start w:val="1"/>
+      <w:numFmt w:val="bullet"/>
+      <w:lvlText w:val=""/>
+      <w:lvlJc w:val="left"/>
+      <w:pPr>
+        <w:ind w:left="720" w:hanging="360"/>
+      </w:pPr>
+      <w:rPr>
+        <w:rFonts w:ascii="Symbol" w:hAnsi="Symbol" w:hint="default"/>
+      </w:rPr>
+    </w:lvl>
+    <w:lvl w:ilvl="1" w:tplc="2C0A0003">
+      <w:start w:val="1"/>
+      <w:numFmt w:val="bullet"/>
+      <w:lvlText w:val="o"/>
+      <w:lvlJc w:val="left"/>
+      <w:pPr>
+        <w:ind w:left="1440" w:hanging="360"/>
+      </w:pPr>
+      <w:rPr>
+        <w:rFonts w:ascii="Courier New" w:hAnsi="Courier New" w:cs="Courier New" w:hint="default"/>
+      </w:rPr>
+    </w:lvl>
+    <w:lvl w:ilvl="2" w:tplc="2C0A0005">
+      <w:start w:val="1"/>
+      <w:numFmt w:val="bullet"/>
+      <w:lvlText w:val=""/>
+      <w:lvlJc w:val="left"/>
+      <w:pPr>
+        <w:ind w:left="2160" w:hanging="360"/>
+      </w:pPr>
+      <w:rPr>
+        <w:rFonts w:ascii="Wingdings" w:hAnsi="Wingdings" w:hint="default"/>
+      </w:rPr>
+    </w:lvl>
+    <w:lvl w:ilvl="3" w:tplc="2C0A0001">
+      <w:start w:val="1"/>
+      <w:numFmt w:val="bullet"/>
+      <w:lvlText w:val=""/>
+      <w:lvlJc w:val="left"/>
+      <w:pPr>
+        <w:ind w:left="2880" w:hanging="360"/>
+      </w:pPr>
+      <w:rPr>
+        <w:rFonts w:ascii="Symbol" w:hAnsi="Symbol" w:hint="default"/>
+      </w:rPr>
+    </w:lvl>
+    <w:lvl w:ilvl="4" w:tplc="2C0A0003">
+      <w:start w:val="1"/>
+      <w:numFmt w:val="bullet"/>
+      <w:lvlText w:val="o"/>
+      <w:lvlJc w:val="left"/>
+      <w:pPr>
+        <w:ind w:left="3600" w:hanging="360"/>
+      </w:pPr>
+      <w:rPr>
+        <w:rFonts w:ascii="Courier New" w:hAnsi="Courier New" w:cs="Courier New" w:hint="default"/>
+      </w:rPr>
+    </w:lvl>
+    <w:lvl w:ilvl="5" w:tplc="2C0A0005">
+      <w:start w:val="1"/>
+      <w:numFmt w:val="bullet"/>
+      <w:lvlText w:val=""/>
+      <w:lvlJc w:val="left"/>
+      <w:pPr>
+        <w:ind w:left="4320" w:hanging="360"/>
+      </w:pPr>
+      <w:rPr>
+        <w:rFonts w:ascii="Wingdings" w:hAnsi="Wingdings" w:hint="default"/>
+      </w:rPr>
+    </w:lvl>
+    <w:lvl w:ilvl="6" w:tplc="2C0A0001">
+      <w:start w:val="1"/>
+      <w:numFmt w:val="bullet"/>
+      <w:lvlText w:val=""/>
+      <w:lvlJc w:val="left"/>
+      <w:pPr>
+        <w:ind w:left="5040" w:hanging="360"/>
+      </w:pPr>
+      <w:rPr>
+        <w:rFonts w:ascii="Symbol" w:hAnsi="Symbol" w:hint="default"/>
+      </w:rPr>
+    </w:lvl>
+    <w:lvl w:ilvl="7" w:tplc="2C0A0003">
+      <w:start w:val="1"/>
+      <w:numFmt w:val="bullet"/>
+      <w:lvlText w:val="o"/>
+      <w:lvlJc w:val="left"/>
+      <w:pPr>
+        <w:ind w:left="5760" w:hanging="360"/>
+      </w:pPr>
+      <w:rPr>
+        <w:rFonts w:ascii="Courier New" w:hAnsi="Courier New" w:cs="Courier New" w:hint="default"/>
+      </w:rPr>
+    </w:lvl>
+    <w:lvl w:ilvl="8" w:tplc="2C0A0005">
+      <w:start w:val="1"/>
+      <w:numFmt w:val="bullet"/>
+      <w:lvlText w:val=""/>
+      <w:lvlJc w:val="left"/>
+      <w:pPr>
+        <w:ind w:left="6480" w:hanging="360"/>
+      </w:pPr>
+      <w:rPr>
+        <w:rFonts w:ascii="Wingdings" w:hAnsi="Wingdings" w:hint="default"/>
+      </w:rPr>
+    </w:lvl>
+  </w:abstractNum>
+  <w:abstractNum w:abstractNumId="3" w15:restartNumberingAfterBreak="0">
     <w:nsid w:val="31CF7E6F"/>
     <w:multiLevelType w:val="multilevel"/>
     <w:tmpl w:val="89588CA0"/>
@@ -15106,7 +14936,7 @@
       </w:rPr>
     </w:lvl>
   </w:abstractNum>
-  <w:abstractNum w:abstractNumId="3" w15:restartNumberingAfterBreak="0">
+  <w:abstractNum w:abstractNumId="4" w15:restartNumberingAfterBreak="0">
     <w:nsid w:val="48F11945"/>
     <w:multiLevelType w:val="multilevel"/>
     <w:tmpl w:val="32B6C526"/>
@@ -15223,7 +15053,7 @@
       </w:rPr>
     </w:lvl>
   </w:abstractNum>
-  <w:abstractNum w:abstractNumId="4" w15:restartNumberingAfterBreak="0">
+  <w:abstractNum w:abstractNumId="5" w15:restartNumberingAfterBreak="0">
     <w:nsid w:val="649168E6"/>
     <w:multiLevelType w:val="multilevel"/>
     <w:tmpl w:val="1D28EBE8"/>
@@ -15338,7 +15168,7 @@
       </w:rPr>
     </w:lvl>
   </w:abstractNum>
-  <w:abstractNum w:abstractNumId="5" w15:restartNumberingAfterBreak="0">
+  <w:abstractNum w:abstractNumId="6" w15:restartNumberingAfterBreak="0">
     <w:nsid w:val="6E5D3DE2"/>
     <w:multiLevelType w:val="multilevel"/>
     <w:tmpl w:val="F6DCF23A"/>
@@ -15455,7 +15285,7 @@
       </w:rPr>
     </w:lvl>
   </w:abstractNum>
-  <w:abstractNum w:abstractNumId="6" w15:restartNumberingAfterBreak="0">
+  <w:abstractNum w:abstractNumId="7" w15:restartNumberingAfterBreak="0">
     <w:nsid w:val="6E96398E"/>
     <w:multiLevelType w:val="multilevel"/>
     <w:tmpl w:val="7C089C5A"/>
@@ -15571,7 +15401,7 @@
       </w:rPr>
     </w:lvl>
   </w:abstractNum>
-  <w:abstractNum w:abstractNumId="7" w15:restartNumberingAfterBreak="0">
+  <w:abstractNum w:abstractNumId="8" w15:restartNumberingAfterBreak="0">
     <w:nsid w:val="78193432"/>
     <w:multiLevelType w:val="multilevel"/>
     <w:tmpl w:val="5A0E6536"/>
@@ -15691,25 +15521,37 @@
     <w:abstractNumId w:val="1"/>
   </w:num>
   <w:num w:numId="2" w16cid:durableId="1482230307">
+    <w:abstractNumId w:val="4"/>
+  </w:num>
+  <w:num w:numId="3" w16cid:durableId="1208298126">
+    <w:abstractNumId w:val="8"/>
+  </w:num>
+  <w:num w:numId="4" w16cid:durableId="2066374083">
+    <w:abstractNumId w:val="7"/>
+  </w:num>
+  <w:num w:numId="5" w16cid:durableId="457996924">
+    <w:abstractNumId w:val="5"/>
+  </w:num>
+  <w:num w:numId="6" w16cid:durableId="1933588672">
     <w:abstractNumId w:val="3"/>
   </w:num>
-  <w:num w:numId="3" w16cid:durableId="1208298126">
-    <w:abstractNumId w:val="7"/>
-  </w:num>
-  <w:num w:numId="4" w16cid:durableId="2066374083">
+  <w:num w:numId="7" w16cid:durableId="966163847">
     <w:abstractNumId w:val="6"/>
-  </w:num>
-  <w:num w:numId="5" w16cid:durableId="457996924">
-    <w:abstractNumId w:val="4"/>
-  </w:num>
-  <w:num w:numId="6" w16cid:durableId="1933588672">
-    <w:abstractNumId w:val="2"/>
-  </w:num>
-  <w:num w:numId="7" w16cid:durableId="966163847">
-    <w:abstractNumId w:val="5"/>
   </w:num>
   <w:num w:numId="8" w16cid:durableId="1818373939">
     <w:abstractNumId w:val="0"/>
+  </w:num>
+  <w:num w:numId="9" w16cid:durableId="1739089846">
+    <w:abstractNumId w:val="2"/>
+    <w:lvlOverride w:ilvl="0"/>
+    <w:lvlOverride w:ilvl="1"/>
+    <w:lvlOverride w:ilvl="2"/>
+    <w:lvlOverride w:ilvl="3"/>
+    <w:lvlOverride w:ilvl="4"/>
+    <w:lvlOverride w:ilvl="5"/>
+    <w:lvlOverride w:ilvl="6"/>
+    <w:lvlOverride w:ilvl="7"/>
+    <w:lvlOverride w:ilvl="8"/>
   </w:num>
 </w:numbering>
 </file>
@@ -16238,7 +16080,6 @@
   <w:style w:type="character" w:default="1" w:styleId="Fuentedeprrafopredeter">
     <w:name w:val="Default Paragraph Font"/>
     <w:uiPriority w:val="1"/>
-    <w:semiHidden/>
     <w:unhideWhenUsed/>
   </w:style>
   <w:style w:type="table" w:default="1" w:styleId="Tablanormal">

--- a/templates/Borrador_Demanda_Auto_Moto.docx
+++ b/templates/Borrador_Demanda_Auto_Moto.docx
@@ -1312,6 +1312,54 @@
     <w:p>
       <w:pPr>
         <w:spacing w:after="0" w:line="360" w:lineRule="auto"/>
+        <w:jc w:val="both"/>
+        <w:rPr>
+          <w:rFonts w:ascii="Times New Roman" w:eastAsia="Times New Roman" w:hAnsi="Times New Roman" w:cs="Times New Roman"/>
+          <w:sz w:val="24"/>
+          <w:szCs w:val="24"/>
+        </w:rPr>
+      </w:pPr>
+      <w:r>
+        <w:rPr>
+          <w:rFonts w:ascii="Times New Roman" w:eastAsia="Times New Roman" w:hAnsi="Times New Roman" w:cs="Times New Roman"/>
+          <w:sz w:val="24"/>
+          <w:szCs w:val="24"/>
+        </w:rPr>
+        <w:t xml:space="preserve">         </w:t>
+      </w:r>
+      <w:r>
+        <w:rPr>
+          <w:rFonts w:ascii="Times New Roman" w:eastAsia="Times New Roman" w:hAnsi="Times New Roman" w:cs="Times New Roman"/>
+          <w:sz w:val="24"/>
+          <w:szCs w:val="24"/>
+          <w:highlight w:val="yellow"/>
+        </w:rPr>
+        <w:t>{{</w:t>
+      </w:r>
+      <w:proofErr w:type="spellStart"/>
+      <w:r>
+        <w:rPr>
+          <w:rFonts w:ascii="Times New Roman" w:eastAsia="Times New Roman" w:hAnsi="Times New Roman" w:cs="Times New Roman"/>
+          <w:sz w:val="24"/>
+          <w:szCs w:val="24"/>
+          <w:highlight w:val="yellow"/>
+        </w:rPr>
+        <w:t>Intervencion</w:t>
+      </w:r>
+      <w:proofErr w:type="spellEnd"/>
+      <w:r>
+        <w:rPr>
+          <w:rFonts w:ascii="Times New Roman" w:eastAsia="Times New Roman" w:hAnsi="Times New Roman" w:cs="Times New Roman"/>
+          <w:sz w:val="24"/>
+          <w:szCs w:val="24"/>
+          <w:highlight w:val="yellow"/>
+        </w:rPr>
+        <w:t>}}</w:t>
+      </w:r>
+    </w:p>
+    <w:p>
+      <w:pPr>
+        <w:spacing w:after="0" w:line="360" w:lineRule="auto"/>
         <w:ind w:firstLine="554"/>
         <w:jc w:val="both"/>
         <w:rPr>
@@ -1673,16 +1721,8 @@
           <w:sz w:val="24"/>
           <w:szCs w:val="24"/>
         </w:rPr>
-        <w:t xml:space="preserve">Al aplicarse el art. 1758, se invierte la carga de la prueba, colocándose a la víctima del daño en una situación más cómoda al permitir afinar la apreciación de la responsabilidad </w:t>
-      </w:r>
-      <w:r>
-        <w:rPr>
-          <w:rFonts w:ascii="Times New Roman" w:eastAsia="Times New Roman" w:hAnsi="Times New Roman" w:cs="Times New Roman"/>
-          <w:sz w:val="24"/>
-          <w:szCs w:val="24"/>
-        </w:rPr>
         <w:lastRenderedPageBreak/>
-        <w:t>del conductor de un automóvil que, en todo momento, debe tener el más absoluto control del rodado que guía, y por ende, se supone que gobierna (</w:t>
+        <w:t>Al aplicarse el art. 1758, se invierte la carga de la prueba, colocándose a la víctima del daño en una situación más cómoda al permitir afinar la apreciación de la responsabilidad del conductor de un automóvil que, en todo momento, debe tener el más absoluto control del rodado que guía, y por ende, se supone que gobierna (</w:t>
       </w:r>
       <w:proofErr w:type="spellStart"/>
       <w:r>
@@ -2096,7 +2136,18 @@
           <w:sz w:val="24"/>
           <w:szCs w:val="24"/>
         </w:rPr>
-        <w:t>Ha de considerarse inapropiada la velocidad de un vehículo cuando, con independencia de la máxima reglamentaria, no se adapta a las circunstancia de tiempo y lugar y por tal razón vulnera el deber de circular con cuidado y prevención que impone el Código de Tránsito.</w:t>
+        <w:t xml:space="preserve">Ha de considerarse inapropiada la velocidad de un vehículo cuando, con independencia de la máxima reglamentaria, no se adapta a las circunstancia de tiempo y lugar y por tal razón vulnera el deber de circular con cuidado y prevención que </w:t>
+      </w:r>
+      <w:r>
+        <w:rPr>
+          <w:rFonts w:ascii="Times New Roman" w:eastAsia="Times New Roman" w:hAnsi="Times New Roman" w:cs="Times New Roman"/>
+          <w:i/>
+          <w:iCs/>
+          <w:sz w:val="24"/>
+          <w:szCs w:val="24"/>
+        </w:rPr>
+        <w:lastRenderedPageBreak/>
+        <w:t>impone el Código de Tránsito.</w:t>
       </w:r>
       <w:r>
         <w:rPr>
@@ -2122,16 +2173,7 @@
           <w:sz w:val="24"/>
           <w:szCs w:val="24"/>
         </w:rPr>
-        <w:t xml:space="preserve"> Norberto Domingo </w:t>
-      </w:r>
-      <w:r>
-        <w:rPr>
-          <w:rFonts w:ascii="Times New Roman" w:eastAsia="Times New Roman" w:hAnsi="Times New Roman" w:cs="Times New Roman"/>
-          <w:sz w:val="24"/>
-          <w:szCs w:val="24"/>
-        </w:rPr>
-        <w:lastRenderedPageBreak/>
-        <w:t>s/ Daños y perjuicios MAG. VOTANTES: Telechea Rivero de Knezovich-</w:t>
+        <w:t xml:space="preserve"> Norberto Domingo s/ Daños y perjuicios MAG. VOTANTES: Telechea Rivero de Knezovich-</w:t>
       </w:r>
       <w:proofErr w:type="spellStart"/>
       <w:r>
@@ -2569,7 +2611,18 @@
           <w:sz w:val="24"/>
           <w:szCs w:val="24"/>
         </w:rPr>
-        <w:t>es la contingencia del daño que puede provenir de cualquier cosa, riesgosa o no por su naturaleza, en tanto en cuanto por las especiales circunstancias del caso dado, haya resultado apta para llegar a ocasionar el perjuicio, haya podido tener efectiva incidencia causal en su producción.</w:t>
+        <w:t xml:space="preserve">es la contingencia del daño que puede provenir de cualquier cosa, riesgosa o no por su naturaleza, en tanto en cuanto por las especiales circunstancias del caso dado, haya </w:t>
+      </w:r>
+      <w:r>
+        <w:rPr>
+          <w:rFonts w:ascii="Times New Roman" w:eastAsia="Times New Roman" w:hAnsi="Times New Roman" w:cs="Times New Roman"/>
+          <w:i/>
+          <w:iCs/>
+          <w:sz w:val="24"/>
+          <w:szCs w:val="24"/>
+        </w:rPr>
+        <w:lastRenderedPageBreak/>
+        <w:t>resultado apta para llegar a ocasionar el perjuicio, haya podido tener efectiva incidencia causal en su producción.</w:t>
       </w:r>
       <w:r>
         <w:rPr>
@@ -2597,7 +2650,6 @@
           <w:sz w:val="24"/>
           <w:szCs w:val="24"/>
         </w:rPr>
-        <w:lastRenderedPageBreak/>
         <w:t>El fin específico de la figura del riesgo creado es posibilitar la indemnización del daño causado por el riesgo o vicio con indiferencia de toda idea de culpa. Es así que el riesgo creado regula la responsabilidad civil por el hecho de las cosas y constituye el principio rector de la materia. Ergo resulta responsable no sólo el conductor sino la titular registral del automóvil. Se cita jurisprudencia que avala nuestra postura:</w:t>
       </w:r>
     </w:p>
@@ -2888,7 +2940,7 @@
           <w:sz w:val="24"/>
           <w:szCs w:val="24"/>
         </w:rPr>
-        <w:t xml:space="preserve">, “Volver las cosas al estado que tendrían si no hubiera ocurrido el hecho dañoso”, la indemnización se traduce siempre en el pago de una suma de dinero, pues “el patrimonio de la víctima debe ser reestablecido cuantitativamente en sus valores menoscabados, de modo </w:t>
+        <w:t xml:space="preserve">, “Volver las cosas al estado que tendrían si no hubiera ocurrido el hecho dañoso”, la </w:t>
       </w:r>
       <w:r>
         <w:rPr>
@@ -2897,7 +2949,7 @@
           <w:szCs w:val="24"/>
         </w:rPr>
         <w:lastRenderedPageBreak/>
-        <w:t>que quede eliminada la diferencia que existe entre la situación actual del patrimonio y aquella que habría existido de no suceder el acto ilícito”. Por lo cual la indemnización se traduce siempre en el pago de una suma de dinero.</w:t>
+        <w:t>indemnización se traduce siempre en el pago de una suma de dinero, pues “el patrimonio de la víctima debe ser reestablecido cuantitativamente en sus valores menoscabados, de modo que quede eliminada la diferencia que existe entre la situación actual del patrimonio y aquella que habría existido de no suceder el acto ilícito”. Por lo cual la indemnización se traduce siempre en el pago de una suma de dinero.</w:t>
       </w:r>
     </w:p>
     <w:p>
@@ -3845,7 +3897,16 @@
           <w:sz w:val="24"/>
           <w:szCs w:val="24"/>
         </w:rPr>
-        <w:t xml:space="preserve"> los cuales me remito "</w:t>
+        <w:t xml:space="preserve"> los cuales me remito </w:t>
+      </w:r>
+      <w:r>
+        <w:rPr>
+          <w:rFonts w:ascii="Times New Roman" w:eastAsia="Times New Roman" w:hAnsi="Times New Roman" w:cs="Times New Roman"/>
+          <w:sz w:val="24"/>
+          <w:szCs w:val="24"/>
+        </w:rPr>
+        <w:lastRenderedPageBreak/>
+        <w:t>"</w:t>
       </w:r>
       <w:proofErr w:type="spellStart"/>
       <w:r>
@@ -4446,6 +4507,7 @@
           <w:sz w:val="24"/>
           <w:szCs w:val="24"/>
         </w:rPr>
+        <w:lastRenderedPageBreak/>
         <w:t>Como expone Cipriano: "</w:t>
       </w:r>
       <w:r>
@@ -4476,7 +4538,6 @@
           <w:sz w:val="24"/>
           <w:szCs w:val="24"/>
         </w:rPr>
-        <w:lastRenderedPageBreak/>
         <w:t xml:space="preserve">También destaca: </w:t>
       </w:r>
       <w:r>
@@ -4879,6 +4940,7 @@
           <w:sz w:val="24"/>
           <w:szCs w:val="24"/>
         </w:rPr>
+        <w:lastRenderedPageBreak/>
         <w:t xml:space="preserve">Cabe destacar que quien suscribe permanentemente se angustia por su situación física, y por las enormes secuelas que padeció y padece. Es menester mencionar que por el estado en el que se encuentra el actor, su familia está permanentemente angustiada y nerviosa. </w:t>
       </w:r>
     </w:p>
@@ -4899,16 +4961,7 @@
           <w:sz w:val="24"/>
           <w:szCs w:val="24"/>
         </w:rPr>
-        <w:t xml:space="preserve">Para resarcir el daño moral no es exigible prueba acabada del padecimiento, sino que basta la acreditación de las circunstancias que rodearon el hecho y que permitan inferir la </w:t>
-      </w:r>
-      <w:r>
-        <w:rPr>
-          <w:rFonts w:ascii="Times New Roman" w:eastAsia="Times New Roman" w:hAnsi="Times New Roman" w:cs="Times New Roman"/>
-          <w:sz w:val="24"/>
-          <w:szCs w:val="24"/>
-        </w:rPr>
-        <w:lastRenderedPageBreak/>
-        <w:t>existencia y extensión" (</w:t>
+        <w:t>Para resarcir el daño moral no es exigible prueba acabada del padecimiento, sino que basta la acreditación de las circunstancias que rodearon el hecho y que permitan inferir la existencia y extensión" (</w:t>
       </w:r>
       <w:proofErr w:type="spellStart"/>
       <w:r>
@@ -5488,7 +5541,16 @@
           <w:sz w:val="24"/>
           <w:szCs w:val="24"/>
         </w:rPr>
-        <w:t>un  trauma</w:t>
+        <w:t xml:space="preserve">un  </w:t>
+      </w:r>
+      <w:r>
+        <w:rPr>
+          <w:rFonts w:ascii="Times New Roman" w:eastAsia="Times New Roman" w:hAnsi="Times New Roman" w:cs="Times New Roman"/>
+          <w:sz w:val="24"/>
+          <w:szCs w:val="24"/>
+        </w:rPr>
+        <w:lastRenderedPageBreak/>
+        <w:t>trauma</w:t>
       </w:r>
       <w:proofErr w:type="gramEnd"/>
       <w:r>
@@ -5535,7 +5597,6 @@
           <w:sz w:val="24"/>
           <w:szCs w:val="24"/>
         </w:rPr>
-        <w:lastRenderedPageBreak/>
         <w:t>Al momento de la presente demanda el actor se encuentra tanto en tratamiento físico como psicológico, atento a las lesiones padecidas y al traumático momento que protagonizaron, tal como se describe en los puntos anteriores.</w:t>
       </w:r>
     </w:p>
@@ -5842,7 +5903,16 @@
           <w:sz w:val="24"/>
           <w:szCs w:val="24"/>
         </w:rPr>
-        <w:t>, Berta S. de C. c/ Cantini Francisco s/Sumario”). – En igual sentido, la Cámara Comercial se ha expresado manifestando que “el daño psíquico debe ser entendido como un disturbio o disfunción psíquico-orgánica, que puede afectar las esferas afectiva y/ o intelectiva y/ o volitiva, limitando la capacidad de goce individual, familiar, laboral, social y/o recreativa de quien lo padece” (</w:t>
+        <w:t xml:space="preserve">, Berta S. de C. c/ Cantini Francisco s/Sumario”). – En igual sentido, la Cámara Comercial se ha expresado manifestando que “el daño psíquico debe ser entendido como un disturbio o disfunción </w:t>
+      </w:r>
+      <w:r>
+        <w:rPr>
+          <w:rFonts w:ascii="Times New Roman" w:eastAsia="Times New Roman" w:hAnsi="Times New Roman" w:cs="Times New Roman"/>
+          <w:sz w:val="24"/>
+          <w:szCs w:val="24"/>
+        </w:rPr>
+        <w:lastRenderedPageBreak/>
+        <w:t>psíquico-orgánica, que puede afectar las esferas afectiva y/ o intelectiva y/ o volitiva, limitando la capacidad de goce individual, familiar, laboral, social y/o recreativa de quien lo padece” (</w:t>
       </w:r>
       <w:proofErr w:type="spellStart"/>
       <w:r>
@@ -5869,16 +5939,622 @@
           <w:sz w:val="24"/>
           <w:szCs w:val="24"/>
         </w:rPr>
-        <w:t xml:space="preserve">97 </w:t>
-      </w:r>
-      <w:r>
-        <w:rPr>
-          <w:rFonts w:ascii="Times New Roman" w:eastAsia="Times New Roman" w:hAnsi="Times New Roman" w:cs="Times New Roman"/>
-          <w:sz w:val="24"/>
-          <w:szCs w:val="24"/>
+        <w:t>97 ;ALI</w:t>
+      </w:r>
+      <w:proofErr w:type="gramEnd"/>
+      <w:r>
+        <w:rPr>
+          <w:rFonts w:ascii="Times New Roman" w:eastAsia="Times New Roman" w:hAnsi="Times New Roman" w:cs="Times New Roman"/>
+          <w:sz w:val="24"/>
+          <w:szCs w:val="24"/>
+        </w:rPr>
+        <w:t xml:space="preserve"> PACHA, MONICA C/ BERNARDINO RIVADAVIA SA. DE TRANSP. LINEA 63 S/ ORD.;). –</w:t>
+      </w:r>
+    </w:p>
+    <w:p>
+      <w:pPr>
+        <w:spacing w:after="0" w:line="360" w:lineRule="auto"/>
+        <w:ind w:firstLine="720"/>
+        <w:jc w:val="both"/>
+        <w:rPr>
+          <w:rFonts w:ascii="Times New Roman" w:eastAsia="Times New Roman" w:hAnsi="Times New Roman" w:cs="Times New Roman"/>
+          <w:sz w:val="24"/>
+          <w:szCs w:val="24"/>
+        </w:rPr>
+      </w:pPr>
+      <w:r>
+        <w:rPr>
+          <w:rFonts w:ascii="Times New Roman" w:eastAsia="Times New Roman" w:hAnsi="Times New Roman" w:cs="Times New Roman"/>
+          <w:sz w:val="24"/>
+          <w:szCs w:val="24"/>
+        </w:rPr>
+        <w:t>El aquí actor ha padecido como consecuencia del trauma del accidente, de las curaciones y de la discapacidad actual, de una perturbación espiritual que debe ser resarcida.- En el caso de autos existe entre el daño psicológico y el accidente una relación de causalidad, por lo cual se ha aconsejado, para paliar las secuelas conflictivas del evento dañoso, una terapia dirigida o breve, tendiente a neutralizar los disturbios mentales que padece, lo cual tiene una raíz específica y cuya duración y costo puede determinarse, por la concurrencia a los facultativos dos veces por semana durante un lapso aproximado de 2 años.-</w:t>
+      </w:r>
+    </w:p>
+    <w:p>
+      <w:pPr>
+        <w:spacing w:after="0" w:line="360" w:lineRule="auto"/>
+        <w:ind w:firstLine="720"/>
+        <w:jc w:val="both"/>
+        <w:rPr>
+          <w:rFonts w:ascii="Times New Roman" w:eastAsia="Times New Roman" w:hAnsi="Times New Roman" w:cs="Times New Roman"/>
+          <w:sz w:val="24"/>
+          <w:szCs w:val="24"/>
+        </w:rPr>
+      </w:pPr>
+      <w:r>
+        <w:rPr>
+          <w:rFonts w:ascii="Times New Roman" w:eastAsia="Times New Roman" w:hAnsi="Times New Roman" w:cs="Times New Roman"/>
+          <w:sz w:val="24"/>
+          <w:szCs w:val="24"/>
+        </w:rPr>
+        <w:t xml:space="preserve">La afección desde este punto de vista es manifiesta, es por ello </w:t>
+      </w:r>
+      <w:proofErr w:type="gramStart"/>
+      <w:r>
+        <w:rPr>
+          <w:rFonts w:ascii="Times New Roman" w:eastAsia="Times New Roman" w:hAnsi="Times New Roman" w:cs="Times New Roman"/>
+          <w:sz w:val="24"/>
+          <w:szCs w:val="24"/>
+        </w:rPr>
+        <w:t>que</w:t>
+      </w:r>
+      <w:proofErr w:type="gramEnd"/>
+      <w:r>
+        <w:rPr>
+          <w:rFonts w:ascii="Times New Roman" w:eastAsia="Times New Roman" w:hAnsi="Times New Roman" w:cs="Times New Roman"/>
+          <w:sz w:val="24"/>
+          <w:szCs w:val="24"/>
+        </w:rPr>
+        <w:t xml:space="preserve"> esta parte estima por el aquí actor, para responder por este rubro la suma </w:t>
+      </w:r>
+      <w:r>
+        <w:rPr>
+          <w:rFonts w:ascii="Times New Roman" w:eastAsia="Times New Roman" w:hAnsi="Times New Roman" w:cs="Times New Roman"/>
+          <w:b/>
+          <w:bCs/>
+          <w:sz w:val="24"/>
+          <w:szCs w:val="24"/>
+        </w:rPr>
+        <w:t xml:space="preserve">de </w:t>
+      </w:r>
+      <w:r>
+        <w:rPr>
+          <w:rFonts w:ascii="Times New Roman" w:eastAsia="Times New Roman" w:hAnsi="Times New Roman" w:cs="Times New Roman"/>
+          <w:b/>
+          <w:bCs/>
+          <w:sz w:val="24"/>
+          <w:szCs w:val="24"/>
+          <w:highlight w:val="yellow"/>
+        </w:rPr>
+        <w:t>{</w:t>
+      </w:r>
+      <w:r>
+        <w:rPr>
+          <w:rFonts w:ascii="Times New Roman" w:eastAsia="Times New Roman" w:hAnsi="Times New Roman" w:cs="Times New Roman"/>
+          <w:sz w:val="24"/>
+          <w:szCs w:val="24"/>
+          <w:highlight w:val="yellow"/>
+        </w:rPr>
+        <w:t>{</w:t>
+      </w:r>
+      <w:proofErr w:type="spellStart"/>
+      <w:r>
+        <w:rPr>
+          <w:rFonts w:ascii="Times New Roman" w:eastAsia="Times New Roman" w:hAnsi="Times New Roman" w:cs="Times New Roman"/>
+          <w:sz w:val="24"/>
+          <w:szCs w:val="24"/>
+          <w:highlight w:val="yellow"/>
+        </w:rPr>
+        <w:t>LiquiDano</w:t>
+      </w:r>
+      <w:r>
+        <w:rPr>
+          <w:rFonts w:ascii="Times New Roman" w:eastAsia="Times New Roman" w:hAnsi="Times New Roman" w:cs="Times New Roman"/>
+          <w:sz w:val="24"/>
+          <w:szCs w:val="24"/>
+          <w:highlight w:val="yellow"/>
+        </w:rPr>
+        <w:t>Psicologico</w:t>
+      </w:r>
+      <w:r>
+        <w:rPr>
+          <w:rFonts w:ascii="Times New Roman" w:eastAsia="Times New Roman" w:hAnsi="Times New Roman" w:cs="Times New Roman"/>
+          <w:sz w:val="24"/>
+          <w:szCs w:val="24"/>
+          <w:highlight w:val="yellow"/>
+        </w:rPr>
+        <w:t>Letras</w:t>
+      </w:r>
+      <w:proofErr w:type="spellEnd"/>
+      <w:r>
+        <w:rPr>
+          <w:rFonts w:ascii="Times New Roman" w:eastAsia="Times New Roman" w:hAnsi="Times New Roman" w:cs="Times New Roman"/>
+          <w:sz w:val="24"/>
+          <w:szCs w:val="24"/>
+          <w:highlight w:val="yellow"/>
+        </w:rPr>
+        <w:t>}}</w:t>
+      </w:r>
+      <w:r>
+        <w:rPr>
+          <w:rFonts w:ascii="Times New Roman" w:eastAsia="Times New Roman" w:hAnsi="Times New Roman" w:cs="Times New Roman"/>
+          <w:b/>
+          <w:bCs/>
+          <w:sz w:val="24"/>
+          <w:szCs w:val="24"/>
+        </w:rPr>
+        <w:t xml:space="preserve"> </w:t>
+      </w:r>
+      <w:r>
+        <w:rPr>
+          <w:rFonts w:ascii="Times New Roman" w:eastAsia="Times New Roman" w:hAnsi="Times New Roman" w:cs="Times New Roman"/>
+          <w:b/>
+          <w:bCs/>
+          <w:sz w:val="24"/>
+          <w:szCs w:val="24"/>
+        </w:rPr>
+        <w:t>(</w:t>
+      </w:r>
+      <w:r>
+        <w:rPr>
+          <w:rFonts w:ascii="Times New Roman" w:eastAsia="Times New Roman" w:hAnsi="Times New Roman" w:cs="Times New Roman"/>
+          <w:b/>
+          <w:bCs/>
+          <w:sz w:val="24"/>
+          <w:szCs w:val="24"/>
+          <w:highlight w:val="yellow"/>
+        </w:rPr>
+        <w:t>{{</w:t>
+      </w:r>
+      <w:proofErr w:type="spellStart"/>
+      <w:r>
+        <w:rPr>
+          <w:rFonts w:ascii="Times New Roman" w:eastAsia="Times New Roman" w:hAnsi="Times New Roman" w:cs="Times New Roman"/>
+          <w:sz w:val="24"/>
+          <w:szCs w:val="24"/>
+          <w:highlight w:val="yellow"/>
+        </w:rPr>
+        <w:t>LiquiDanoPsicologicoNum</w:t>
+      </w:r>
+      <w:proofErr w:type="spellEnd"/>
+      <w:r>
+        <w:rPr>
+          <w:rFonts w:ascii="Times New Roman" w:eastAsia="Times New Roman" w:hAnsi="Times New Roman" w:cs="Times New Roman"/>
+          <w:sz w:val="24"/>
+          <w:szCs w:val="24"/>
+          <w:highlight w:val="yellow"/>
+        </w:rPr>
+        <w:t>}}</w:t>
+      </w:r>
+      <w:r>
+        <w:rPr>
+          <w:rFonts w:ascii="Times New Roman" w:eastAsia="Times New Roman" w:hAnsi="Times New Roman" w:cs="Times New Roman"/>
+          <w:b/>
+          <w:bCs/>
+          <w:sz w:val="24"/>
+          <w:szCs w:val="24"/>
+        </w:rPr>
+        <w:t>)</w:t>
+      </w:r>
+      <w:r>
+        <w:rPr>
+          <w:rFonts w:ascii="Times New Roman" w:eastAsia="Times New Roman" w:hAnsi="Times New Roman" w:cs="Times New Roman"/>
+          <w:b/>
+          <w:bCs/>
+          <w:sz w:val="24"/>
+          <w:szCs w:val="24"/>
+        </w:rPr>
+        <w:t xml:space="preserve">, </w:t>
+      </w:r>
+      <w:r>
+        <w:rPr>
+          <w:rFonts w:ascii="Times New Roman" w:eastAsia="Times New Roman" w:hAnsi="Times New Roman" w:cs="Times New Roman"/>
+          <w:sz w:val="24"/>
+          <w:szCs w:val="24"/>
+        </w:rPr>
+        <w:t xml:space="preserve">o lo </w:t>
+      </w:r>
+      <w:proofErr w:type="gramStart"/>
+      <w:r>
+        <w:rPr>
+          <w:rFonts w:ascii="Times New Roman" w:eastAsia="Times New Roman" w:hAnsi="Times New Roman" w:cs="Times New Roman"/>
+          <w:sz w:val="24"/>
+          <w:szCs w:val="24"/>
+        </w:rPr>
+        <w:t>que</w:t>
+      </w:r>
+      <w:proofErr w:type="gramEnd"/>
+      <w:r>
+        <w:rPr>
+          <w:rFonts w:ascii="Times New Roman" w:eastAsia="Times New Roman" w:hAnsi="Times New Roman" w:cs="Times New Roman"/>
+          <w:sz w:val="24"/>
+          <w:szCs w:val="24"/>
+        </w:rPr>
+        <w:t xml:space="preserve"> en más en menos, V.S estime corresponder.</w:t>
+      </w:r>
+    </w:p>
+    <w:p>
+      <w:pPr>
+        <w:spacing w:after="0" w:line="360" w:lineRule="auto"/>
+        <w:jc w:val="both"/>
+        <w:rPr>
+          <w:rFonts w:ascii="Times New Roman" w:eastAsia="Times New Roman" w:hAnsi="Times New Roman" w:cs="Times New Roman"/>
+          <w:sz w:val="24"/>
+          <w:szCs w:val="24"/>
+          <w:highlight w:val="yellow"/>
+        </w:rPr>
+      </w:pPr>
+    </w:p>
+    <w:p>
+      <w:pPr>
+        <w:spacing w:after="0" w:line="360" w:lineRule="auto"/>
+        <w:jc w:val="both"/>
+        <w:rPr>
+          <w:rFonts w:ascii="Times New Roman" w:eastAsia="Times New Roman" w:hAnsi="Times New Roman" w:cs="Times New Roman"/>
+          <w:b/>
+          <w:bCs/>
+          <w:sz w:val="24"/>
+          <w:szCs w:val="24"/>
+          <w:u w:val="single"/>
+        </w:rPr>
+      </w:pPr>
+      <w:r>
+        <w:rPr>
+          <w:rFonts w:ascii="Times New Roman" w:eastAsia="Times New Roman" w:hAnsi="Times New Roman" w:cs="Times New Roman"/>
+          <w:b/>
+          <w:bCs/>
+          <w:sz w:val="24"/>
+          <w:szCs w:val="24"/>
+          <w:u w:val="single"/>
+        </w:rPr>
+        <w:t xml:space="preserve">5. TRATAMIENTO PSICOFARMACOLÓGICO FUTURO. </w:t>
+      </w:r>
+    </w:p>
+    <w:p>
+      <w:pPr>
+        <w:spacing w:after="0" w:line="360" w:lineRule="auto"/>
+        <w:ind w:firstLine="720"/>
+        <w:jc w:val="both"/>
+        <w:rPr>
+          <w:rFonts w:ascii="Times New Roman" w:eastAsia="Times New Roman" w:hAnsi="Times New Roman" w:cs="Times New Roman"/>
+          <w:sz w:val="24"/>
+          <w:szCs w:val="24"/>
+        </w:rPr>
+      </w:pPr>
+      <w:r>
+        <w:rPr>
+          <w:rFonts w:ascii="Times New Roman" w:eastAsia="Times New Roman" w:hAnsi="Times New Roman" w:cs="Times New Roman"/>
+          <w:sz w:val="24"/>
+          <w:szCs w:val="24"/>
+        </w:rPr>
+        <w:t xml:space="preserve">Como fuera mencionado ut supra, ha sido aconsejado la actora, para paliar las secuelas conflictivas del evento dañoso, una terapia dirigida o breve, tendiente a neutralizar los disturbios mentales que padece, los cuales tienen una raíz específica desde el accidente. Concretamente le ha sido recomendada la realización de un tratamiento psicológico, con dos sesiones semanales por el lapso aproximado de </w:t>
+      </w:r>
+      <w:proofErr w:type="gramStart"/>
+      <w:r>
+        <w:rPr>
+          <w:rFonts w:ascii="Times New Roman" w:eastAsia="Times New Roman" w:hAnsi="Times New Roman" w:cs="Times New Roman"/>
+          <w:sz w:val="24"/>
+          <w:szCs w:val="24"/>
+        </w:rPr>
+        <w:t>dos  años</w:t>
+      </w:r>
+      <w:proofErr w:type="gramEnd"/>
+      <w:r>
+        <w:rPr>
+          <w:rFonts w:ascii="Times New Roman" w:eastAsia="Times New Roman" w:hAnsi="Times New Roman" w:cs="Times New Roman"/>
+          <w:sz w:val="24"/>
+          <w:szCs w:val="24"/>
+        </w:rPr>
+        <w:t>, lo cual se encuentra supeditado a su estado psicofísico actual y futuro.</w:t>
+      </w:r>
+    </w:p>
+    <w:p>
+      <w:pPr>
+        <w:spacing w:after="0" w:line="360" w:lineRule="auto"/>
+        <w:ind w:firstLine="720"/>
+        <w:jc w:val="both"/>
+        <w:rPr>
+          <w:rFonts w:ascii="Times New Roman" w:eastAsia="Times New Roman" w:hAnsi="Times New Roman" w:cs="Times New Roman"/>
+          <w:sz w:val="24"/>
+          <w:szCs w:val="24"/>
+        </w:rPr>
+      </w:pPr>
+      <w:r>
+        <w:rPr>
+          <w:rFonts w:ascii="Times New Roman" w:eastAsia="Times New Roman" w:hAnsi="Times New Roman" w:cs="Times New Roman"/>
+          <w:sz w:val="24"/>
+          <w:szCs w:val="24"/>
+        </w:rPr>
+        <w:t>En este caso, el requisito de certidumbre solicitado para hacer lugar al presente reclamo es claro, ya que se trata de consecuencias del hecho ilícito que aparecen como una prolongación previsible e inevitable del daño padecido. La jurisprudencia establece al respecto que “comprobada la responsabilidad del demandado en el acaecimiento del ilícito, forzoso es concluir en su deber de cargar con las erogaciones de una terapia psicológica que, al menos, contribuya a sobrellevar las secuelas conflictivas sobrevinientes y que sean consecuencia directa del evento” (</w:t>
+      </w:r>
+      <w:proofErr w:type="spellStart"/>
+      <w:r>
+        <w:rPr>
+          <w:rFonts w:ascii="Times New Roman" w:eastAsia="Times New Roman" w:hAnsi="Times New Roman" w:cs="Times New Roman"/>
+          <w:sz w:val="24"/>
+          <w:szCs w:val="24"/>
+        </w:rPr>
+        <w:t>CNCiv</w:t>
+      </w:r>
+      <w:proofErr w:type="spellEnd"/>
+      <w:r>
+        <w:rPr>
+          <w:rFonts w:ascii="Times New Roman" w:eastAsia="Times New Roman" w:hAnsi="Times New Roman" w:cs="Times New Roman"/>
+          <w:sz w:val="24"/>
+          <w:szCs w:val="24"/>
+        </w:rPr>
+        <w:t xml:space="preserve">., Sala A, 19/06/97, “Leiva, Natividad c/ </w:t>
+      </w:r>
+      <w:proofErr w:type="spellStart"/>
+      <w:r>
+        <w:rPr>
+          <w:rFonts w:ascii="Times New Roman" w:eastAsia="Times New Roman" w:hAnsi="Times New Roman" w:cs="Times New Roman"/>
+          <w:sz w:val="24"/>
+          <w:szCs w:val="24"/>
+        </w:rPr>
+        <w:t>Petrola</w:t>
+      </w:r>
+      <w:proofErr w:type="spellEnd"/>
+      <w:r>
+        <w:rPr>
+          <w:rFonts w:ascii="Times New Roman" w:eastAsia="Times New Roman" w:hAnsi="Times New Roman" w:cs="Times New Roman"/>
+          <w:sz w:val="24"/>
+          <w:szCs w:val="24"/>
+        </w:rPr>
+        <w:t xml:space="preserve">, Raúl R. s/ daños y perjuicios”). “Respecto al costo de una psicoterapia solicitada por la actora, sea que las lesiones de carácter </w:t>
+      </w:r>
+      <w:proofErr w:type="gramStart"/>
+      <w:r>
+        <w:rPr>
+          <w:rFonts w:ascii="Times New Roman" w:eastAsia="Times New Roman" w:hAnsi="Times New Roman" w:cs="Times New Roman"/>
+          <w:sz w:val="24"/>
+          <w:szCs w:val="24"/>
+        </w:rPr>
+        <w:t>psicológico,</w:t>
+      </w:r>
+      <w:proofErr w:type="gramEnd"/>
+      <w:r>
+        <w:rPr>
+          <w:rFonts w:ascii="Times New Roman" w:eastAsia="Times New Roman" w:hAnsi="Times New Roman" w:cs="Times New Roman"/>
+          <w:sz w:val="24"/>
+          <w:szCs w:val="24"/>
+        </w:rPr>
+        <w:t xml:space="preserve"> puedan superarse o no, corresponde resarcir lo que fuere necesario para el tratamiento, al menos con el propósito de evitar el empeoramiento; ello pese a que falte precisión en el dictamen acerca del costo de las sesiones” (</w:t>
+      </w:r>
+      <w:proofErr w:type="spellStart"/>
+      <w:r>
+        <w:rPr>
+          <w:rFonts w:ascii="Times New Roman" w:eastAsia="Times New Roman" w:hAnsi="Times New Roman" w:cs="Times New Roman"/>
+          <w:sz w:val="24"/>
+          <w:szCs w:val="24"/>
+        </w:rPr>
+        <w:t>CNCiv</w:t>
+      </w:r>
+      <w:proofErr w:type="spellEnd"/>
+      <w:r>
+        <w:rPr>
+          <w:rFonts w:ascii="Times New Roman" w:eastAsia="Times New Roman" w:hAnsi="Times New Roman" w:cs="Times New Roman"/>
+          <w:sz w:val="24"/>
+          <w:szCs w:val="24"/>
+        </w:rPr>
+        <w:t>, Sala B, 12/07/96, “Arroyo, Jorge E c/ Reyes, Arandu s/ daños y perjuicios”).</w:t>
+      </w:r>
+    </w:p>
+    <w:p>
+      <w:pPr>
+        <w:spacing w:after="0" w:line="360" w:lineRule="auto"/>
+        <w:ind w:firstLine="720"/>
+        <w:jc w:val="both"/>
+        <w:rPr>
+          <w:rFonts w:ascii="Times New Roman" w:eastAsia="Times New Roman" w:hAnsi="Times New Roman" w:cs="Times New Roman"/>
+          <w:sz w:val="24"/>
+          <w:szCs w:val="24"/>
+        </w:rPr>
+      </w:pPr>
+      <w:r>
+        <w:rPr>
+          <w:rFonts w:ascii="Times New Roman" w:eastAsia="Times New Roman" w:hAnsi="Times New Roman" w:cs="Times New Roman"/>
+          <w:sz w:val="24"/>
+          <w:szCs w:val="24"/>
+        </w:rPr>
+        <w:t xml:space="preserve">Por lo expuesto reclamo por este rubro la suma de </w:t>
+      </w:r>
+      <w:r>
+        <w:rPr>
+          <w:rFonts w:ascii="Times New Roman" w:eastAsia="Times New Roman" w:hAnsi="Times New Roman" w:cs="Times New Roman"/>
+          <w:sz w:val="24"/>
+          <w:szCs w:val="24"/>
+          <w:highlight w:val="yellow"/>
+        </w:rPr>
+        <w:t>{{</w:t>
+      </w:r>
+      <w:proofErr w:type="spellStart"/>
+      <w:r>
+        <w:rPr>
+          <w:rFonts w:ascii="Times New Roman" w:eastAsia="Times New Roman" w:hAnsi="Times New Roman" w:cs="Times New Roman"/>
+          <w:sz w:val="24"/>
+          <w:szCs w:val="24"/>
+          <w:highlight w:val="yellow"/>
+        </w:rPr>
+        <w:t>LiquiGastosFarmaciaLetras</w:t>
+      </w:r>
+      <w:proofErr w:type="spellEnd"/>
+      <w:r>
+        <w:rPr>
+          <w:rFonts w:ascii="Times New Roman" w:eastAsia="Times New Roman" w:hAnsi="Times New Roman" w:cs="Times New Roman"/>
+          <w:sz w:val="24"/>
+          <w:szCs w:val="24"/>
+          <w:highlight w:val="yellow"/>
+        </w:rPr>
+        <w:t>}}</w:t>
+      </w:r>
+      <w:r>
+        <w:rPr>
+          <w:rFonts w:ascii="Times New Roman" w:eastAsia="Times New Roman" w:hAnsi="Times New Roman" w:cs="Times New Roman"/>
+          <w:sz w:val="24"/>
+          <w:szCs w:val="24"/>
+        </w:rPr>
+        <w:t xml:space="preserve"> (</w:t>
+      </w:r>
+      <w:r>
+        <w:rPr>
+          <w:rFonts w:ascii="Times New Roman" w:eastAsia="Times New Roman" w:hAnsi="Times New Roman" w:cs="Times New Roman"/>
+          <w:sz w:val="24"/>
+          <w:szCs w:val="24"/>
+          <w:highlight w:val="yellow"/>
+        </w:rPr>
+        <w:t>{{</w:t>
+      </w:r>
+      <w:proofErr w:type="spellStart"/>
+      <w:r>
+        <w:rPr>
+          <w:rFonts w:ascii="Times New Roman" w:eastAsia="Times New Roman" w:hAnsi="Times New Roman" w:cs="Times New Roman"/>
+          <w:sz w:val="24"/>
+          <w:szCs w:val="24"/>
+          <w:highlight w:val="yellow"/>
+        </w:rPr>
+        <w:t>LiquiGastosFarmaciaNum</w:t>
+      </w:r>
+      <w:proofErr w:type="spellEnd"/>
+      <w:r>
+        <w:rPr>
+          <w:rFonts w:ascii="Times New Roman" w:eastAsia="Times New Roman" w:hAnsi="Times New Roman" w:cs="Times New Roman"/>
+          <w:sz w:val="24"/>
+          <w:szCs w:val="24"/>
+          <w:highlight w:val="yellow"/>
+        </w:rPr>
+        <w:t>}</w:t>
+      </w:r>
+      <w:proofErr w:type="gramStart"/>
+      <w:r>
+        <w:rPr>
+          <w:rFonts w:ascii="Times New Roman" w:eastAsia="Times New Roman" w:hAnsi="Times New Roman" w:cs="Times New Roman"/>
+          <w:sz w:val="24"/>
+          <w:szCs w:val="24"/>
+          <w:highlight w:val="yellow"/>
+        </w:rPr>
+        <w:t>}</w:t>
+      </w:r>
+      <w:r>
+        <w:rPr>
+          <w:rFonts w:ascii="Times New Roman" w:eastAsia="Times New Roman" w:hAnsi="Times New Roman" w:cs="Times New Roman"/>
+          <w:sz w:val="24"/>
+          <w:szCs w:val="24"/>
+        </w:rPr>
+        <w:t>)</w:t>
+      </w:r>
+      <w:r>
+        <w:rPr>
+          <w:rFonts w:ascii="Times New Roman" w:eastAsia="Times New Roman" w:hAnsi="Times New Roman" w:cs="Times New Roman"/>
+          <w:b/>
+          <w:bCs/>
+          <w:sz w:val="24"/>
+          <w:szCs w:val="24"/>
+        </w:rPr>
+        <w:t xml:space="preserve">  </w:t>
+      </w:r>
+      <w:r>
+        <w:rPr>
+          <w:rFonts w:ascii="Times New Roman" w:eastAsia="Times New Roman" w:hAnsi="Times New Roman" w:cs="Times New Roman"/>
+          <w:sz w:val="24"/>
+          <w:szCs w:val="24"/>
+        </w:rPr>
+        <w:t>o</w:t>
+      </w:r>
+      <w:proofErr w:type="gramEnd"/>
+      <w:r>
+        <w:rPr>
+          <w:rFonts w:ascii="Times New Roman" w:eastAsia="Times New Roman" w:hAnsi="Times New Roman" w:cs="Times New Roman"/>
+          <w:sz w:val="24"/>
+          <w:szCs w:val="24"/>
+        </w:rPr>
+        <w:t xml:space="preserve"> lo que en más o en menos resulte de las probanzas de autos.</w:t>
+      </w:r>
+    </w:p>
+    <w:p>
+      <w:pPr>
+        <w:spacing w:after="0" w:line="360" w:lineRule="auto"/>
+        <w:jc w:val="both"/>
+        <w:rPr>
+          <w:rFonts w:ascii="Times New Roman" w:eastAsia="Times New Roman" w:hAnsi="Times New Roman" w:cs="Times New Roman"/>
+          <w:sz w:val="24"/>
+          <w:szCs w:val="24"/>
+          <w:highlight w:val="yellow"/>
+        </w:rPr>
+      </w:pPr>
+    </w:p>
+    <w:p>
+      <w:pPr>
+        <w:spacing w:after="0" w:line="360" w:lineRule="auto"/>
+        <w:jc w:val="both"/>
+        <w:rPr>
+          <w:rFonts w:ascii="Times New Roman" w:eastAsia="Times New Roman" w:hAnsi="Times New Roman" w:cs="Times New Roman"/>
+          <w:b/>
+          <w:bCs/>
+          <w:sz w:val="24"/>
+          <w:szCs w:val="24"/>
+          <w:u w:val="single"/>
+        </w:rPr>
+      </w:pPr>
+      <w:r>
+        <w:rPr>
+          <w:rFonts w:ascii="Times New Roman" w:eastAsia="Times New Roman" w:hAnsi="Times New Roman" w:cs="Times New Roman"/>
+          <w:b/>
+          <w:bCs/>
+          <w:sz w:val="24"/>
+          <w:szCs w:val="24"/>
+          <w:u w:val="single"/>
         </w:rPr>
         <w:lastRenderedPageBreak/>
-        <w:t>;ALI</w:t>
+        <w:t>6. ASISTENCIA MÉDICA - GASTOS FARMACOLÓGICOS</w:t>
+      </w:r>
+    </w:p>
+    <w:p>
+      <w:pPr>
+        <w:spacing w:after="0" w:line="360" w:lineRule="auto"/>
+        <w:ind w:firstLine="720"/>
+        <w:jc w:val="both"/>
+        <w:rPr>
+          <w:rFonts w:ascii="Times New Roman" w:eastAsia="Times New Roman" w:hAnsi="Times New Roman" w:cs="Times New Roman"/>
+          <w:sz w:val="24"/>
+          <w:szCs w:val="24"/>
+        </w:rPr>
+      </w:pPr>
+      <w:r>
+        <w:rPr>
+          <w:rFonts w:ascii="Times New Roman" w:eastAsia="Times New Roman" w:hAnsi="Times New Roman" w:cs="Times New Roman"/>
+          <w:sz w:val="24"/>
+          <w:szCs w:val="24"/>
+        </w:rPr>
+        <w:t xml:space="preserve">La atención médica </w:t>
+      </w:r>
+      <w:proofErr w:type="spellStart"/>
+      <w:r>
+        <w:rPr>
+          <w:rFonts w:ascii="Times New Roman" w:eastAsia="Times New Roman" w:hAnsi="Times New Roman" w:cs="Times New Roman"/>
+          <w:sz w:val="24"/>
+          <w:szCs w:val="24"/>
+        </w:rPr>
+        <w:t>querecibio</w:t>
+      </w:r>
+      <w:proofErr w:type="spellEnd"/>
+      <w:r>
+        <w:rPr>
+          <w:rFonts w:ascii="Times New Roman" w:eastAsia="Times New Roman" w:hAnsi="Times New Roman" w:cs="Times New Roman"/>
+          <w:sz w:val="24"/>
+          <w:szCs w:val="24"/>
+        </w:rPr>
+        <w:t xml:space="preserve"> se </w:t>
+      </w:r>
+      <w:proofErr w:type="gramStart"/>
+      <w:r>
+        <w:rPr>
+          <w:rFonts w:ascii="Times New Roman" w:eastAsia="Times New Roman" w:hAnsi="Times New Roman" w:cs="Times New Roman"/>
+          <w:sz w:val="24"/>
+          <w:szCs w:val="24"/>
+        </w:rPr>
+        <w:t>realizó  en</w:t>
       </w:r>
       <w:proofErr w:type="gramEnd"/>
       <w:r>
@@ -5887,7 +6563,7 @@
           <w:sz w:val="24"/>
           <w:szCs w:val="24"/>
         </w:rPr>
-        <w:t xml:space="preserve"> PACHA, MONICA C/ BERNARDINO RIVADAVIA SA. DE TRANSP. LINEA 63 S/ ORD.;). –</w:t>
+        <w:t xml:space="preserve"> el centro mencionado, debiendo luego de la consulta continuar con tratamiento ambulatorio hasta la actualidad. Se generaron considerables gastos (tomografías, medicamentos, calmantes, analgésicos, antibióticos, radiografías, psicofármacos, estudios, inyectables, antiinflamatorios) los cuales fueron solventados con la ayuda de familiares y amigos. </w:t>
       </w:r>
     </w:p>
     <w:p>
@@ -5907,7 +6583,7 @@
           <w:sz w:val="24"/>
           <w:szCs w:val="24"/>
         </w:rPr>
-        <w:t>El aquí actor ha padecido como consecuencia del trauma del accidente, de las curaciones y de la discapacidad actual, de una perturbación espiritual que debe ser resarcida.- En el caso de autos existe entre el daño psicológico y el accidente una relación de causalidad, por lo cual se ha aconsejado, para paliar las secuelas conflictivas del evento dañoso, una terapia dirigida o breve, tendiente a neutralizar los disturbios mentales que padece, lo cual tiene una raíz específica y cuya duración y costo puede determinarse, por la concurrencia a los facultativos dos veces por semana durante un lapso aproximado de 2 años.-</w:t>
+        <w:t>Conforme al art. 68 de la Ley Nacional de Tránsito, establece que: “...Los gastos de sanatorio o velatorio de terceros, serán abonados de inmediato por el asegurador, sin perjuicio de los derechos que se pueden hacer valer luego...”</w:t>
       </w:r>
     </w:p>
     <w:p>
@@ -5927,7 +6603,7 @@
           <w:sz w:val="24"/>
           <w:szCs w:val="24"/>
         </w:rPr>
-        <w:t xml:space="preserve">La afección desde este punto de vista es manifiesta, es por ello </w:t>
+        <w:t xml:space="preserve">Es pacífica la jurisprudencia en conceder este rubro y se ha resuelto </w:t>
       </w:r>
       <w:proofErr w:type="gramStart"/>
       <w:r>
@@ -5945,37 +6621,7 @@
           <w:sz w:val="24"/>
           <w:szCs w:val="24"/>
         </w:rPr>
-        <w:t xml:space="preserve"> esta parte estima por el aquí actor, para responder por este rubro la suma </w:t>
-      </w:r>
-      <w:r>
-        <w:rPr>
-          <w:rFonts w:ascii="Times New Roman" w:eastAsia="Times New Roman" w:hAnsi="Times New Roman" w:cs="Times New Roman"/>
-          <w:b/>
-          <w:bCs/>
-          <w:sz w:val="24"/>
-          <w:szCs w:val="24"/>
-        </w:rPr>
-        <w:t xml:space="preserve">de </w:t>
-      </w:r>
-      <w:r>
-        <w:rPr>
-          <w:rFonts w:ascii="Times New Roman" w:eastAsia="Times New Roman" w:hAnsi="Times New Roman" w:cs="Times New Roman"/>
-          <w:b/>
-          <w:bCs/>
-          <w:sz w:val="24"/>
-          <w:szCs w:val="24"/>
-          <w:highlight w:val="yellow"/>
-        </w:rPr>
-        <w:t>{</w:t>
-      </w:r>
-      <w:r>
-        <w:rPr>
-          <w:rFonts w:ascii="Times New Roman" w:eastAsia="Times New Roman" w:hAnsi="Times New Roman" w:cs="Times New Roman"/>
-          <w:sz w:val="24"/>
-          <w:szCs w:val="24"/>
-          <w:highlight w:val="yellow"/>
-        </w:rPr>
-        <w:t>{</w:t>
+        <w:t xml:space="preserve"> probado el daño, este rubro procede sin necesidad de la prueba concreta y acabada. En efecto, en este sentido se manifiesta que: “Resulta procedente indemnizar los gastos médicos producidos como consecuencia del accidente, </w:t>
       </w:r>
       <w:proofErr w:type="spellStart"/>
       <w:r>
@@ -5983,27 +6629,8 @@
           <w:rFonts w:ascii="Times New Roman" w:eastAsia="Times New Roman" w:hAnsi="Times New Roman" w:cs="Times New Roman"/>
           <w:sz w:val="24"/>
           <w:szCs w:val="24"/>
-          <w:highlight w:val="yellow"/>
-        </w:rPr>
-        <w:t>LiquiDano</w:t>
-      </w:r>
-      <w:r>
-        <w:rPr>
-          <w:rFonts w:ascii="Times New Roman" w:eastAsia="Times New Roman" w:hAnsi="Times New Roman" w:cs="Times New Roman"/>
-          <w:sz w:val="24"/>
-          <w:szCs w:val="24"/>
-          <w:highlight w:val="yellow"/>
-        </w:rPr>
-        <w:t>Psicologico</w:t>
-      </w:r>
-      <w:r>
-        <w:rPr>
-          <w:rFonts w:ascii="Times New Roman" w:eastAsia="Times New Roman" w:hAnsi="Times New Roman" w:cs="Times New Roman"/>
-          <w:sz w:val="24"/>
-          <w:szCs w:val="24"/>
-          <w:highlight w:val="yellow"/>
-        </w:rPr>
-        <w:t>Letras</w:t>
+        </w:rPr>
+        <w:t>aún</w:t>
       </w:r>
       <w:proofErr w:type="spellEnd"/>
       <w:r>
@@ -6011,6 +6638,166 @@
           <w:rFonts w:ascii="Times New Roman" w:eastAsia="Times New Roman" w:hAnsi="Times New Roman" w:cs="Times New Roman"/>
           <w:sz w:val="24"/>
           <w:szCs w:val="24"/>
+        </w:rPr>
+        <w:t xml:space="preserve"> cuando no exista prueba documental, ya que la asistencia hospitalaria provoca una serie de desembolso de no fácil acreditación...” (Conf. Cam. </w:t>
+      </w:r>
+      <w:proofErr w:type="spellStart"/>
+      <w:r>
+        <w:rPr>
+          <w:rFonts w:ascii="Times New Roman" w:eastAsia="Times New Roman" w:hAnsi="Times New Roman" w:cs="Times New Roman"/>
+          <w:sz w:val="24"/>
+          <w:szCs w:val="24"/>
+        </w:rPr>
+        <w:t>Civ</w:t>
+      </w:r>
+      <w:proofErr w:type="spellEnd"/>
+      <w:r>
+        <w:rPr>
+          <w:rFonts w:ascii="Times New Roman" w:eastAsia="Times New Roman" w:hAnsi="Times New Roman" w:cs="Times New Roman"/>
+          <w:sz w:val="24"/>
+          <w:szCs w:val="24"/>
+        </w:rPr>
+        <w:t xml:space="preserve">. y Com. Fed. Sala II, marzo 24 de 1981). A su vez se establece que: “cuando se han acreditado lesiones, deben presumirse erogaciones por gastos médicos, y farmacéuticos, aun cuando hayan intervenido establecimientos asistenciales hospitalarios y no se encuentren documentado su importe, pues es evidente que existen gastos que debe soportar el accidentado, además el art 1086 del CC establece que la indemnización comprenderá el pago de todos los gastos de curación y convalecencia del ofendido” (Sala II, Cam. </w:t>
+      </w:r>
+      <w:proofErr w:type="spellStart"/>
+      <w:r>
+        <w:rPr>
+          <w:rFonts w:ascii="Times New Roman" w:eastAsia="Times New Roman" w:hAnsi="Times New Roman" w:cs="Times New Roman"/>
+          <w:sz w:val="24"/>
+          <w:szCs w:val="24"/>
+        </w:rPr>
+        <w:t>Civ</w:t>
+      </w:r>
+      <w:proofErr w:type="spellEnd"/>
+      <w:r>
+        <w:rPr>
+          <w:rFonts w:ascii="Times New Roman" w:eastAsia="Times New Roman" w:hAnsi="Times New Roman" w:cs="Times New Roman"/>
+          <w:sz w:val="24"/>
+          <w:szCs w:val="24"/>
+        </w:rPr>
+        <w:t xml:space="preserve">. Y Com. Morón, CC002 MORSD- 7-93 s 4-2-93, “Caceres </w:t>
+      </w:r>
+      <w:proofErr w:type="spellStart"/>
+      <w:r>
+        <w:rPr>
+          <w:rFonts w:ascii="Times New Roman" w:eastAsia="Times New Roman" w:hAnsi="Times New Roman" w:cs="Times New Roman"/>
+          <w:sz w:val="24"/>
+          <w:szCs w:val="24"/>
+        </w:rPr>
+        <w:t>Perez</w:t>
+      </w:r>
+      <w:proofErr w:type="spellEnd"/>
+      <w:r>
+        <w:rPr>
+          <w:rFonts w:ascii="Times New Roman" w:eastAsia="Times New Roman" w:hAnsi="Times New Roman" w:cs="Times New Roman"/>
+          <w:sz w:val="24"/>
+          <w:szCs w:val="24"/>
+        </w:rPr>
+        <w:t xml:space="preserve"> Alma C/ Morais </w:t>
+      </w:r>
+      <w:proofErr w:type="spellStart"/>
+      <w:r>
+        <w:rPr>
+          <w:rFonts w:ascii="Times New Roman" w:eastAsia="Times New Roman" w:hAnsi="Times New Roman" w:cs="Times New Roman"/>
+          <w:sz w:val="24"/>
+          <w:szCs w:val="24"/>
+        </w:rPr>
+        <w:t>Maria</w:t>
+      </w:r>
+      <w:proofErr w:type="spellEnd"/>
+      <w:r>
+        <w:rPr>
+          <w:rFonts w:ascii="Times New Roman" w:eastAsia="Times New Roman" w:hAnsi="Times New Roman" w:cs="Times New Roman"/>
+          <w:sz w:val="24"/>
+          <w:szCs w:val="24"/>
+        </w:rPr>
+        <w:t xml:space="preserve"> Elena S/ Daños y Perjuicios).</w:t>
+      </w:r>
+    </w:p>
+    <w:p>
+      <w:pPr>
+        <w:spacing w:after="0" w:line="360" w:lineRule="auto"/>
+        <w:ind w:firstLine="720"/>
+        <w:jc w:val="both"/>
+        <w:rPr>
+          <w:rFonts w:ascii="Times New Roman" w:eastAsia="Times New Roman" w:hAnsi="Times New Roman" w:cs="Times New Roman"/>
+          <w:sz w:val="24"/>
+          <w:szCs w:val="24"/>
+        </w:rPr>
+      </w:pPr>
+      <w:r>
+        <w:rPr>
+          <w:rFonts w:ascii="Times New Roman" w:eastAsia="Times New Roman" w:hAnsi="Times New Roman" w:cs="Times New Roman"/>
+          <w:sz w:val="24"/>
+          <w:szCs w:val="24"/>
+        </w:rPr>
+        <w:t>Todas las erogaciones realizadas con la finalidad de recuperar el estado del lesionado, anterior a las lesiones sufridas, entran en el concepto de gastos de curación y convalecencia (</w:t>
+      </w:r>
+      <w:proofErr w:type="spellStart"/>
+      <w:r>
+        <w:rPr>
+          <w:rFonts w:ascii="Times New Roman" w:eastAsia="Times New Roman" w:hAnsi="Times New Roman" w:cs="Times New Roman"/>
+          <w:sz w:val="24"/>
+          <w:szCs w:val="24"/>
+        </w:rPr>
+        <w:t>CNCiv</w:t>
+      </w:r>
+      <w:proofErr w:type="spellEnd"/>
+      <w:r>
+        <w:rPr>
+          <w:rFonts w:ascii="Times New Roman" w:eastAsia="Times New Roman" w:hAnsi="Times New Roman" w:cs="Times New Roman"/>
+          <w:sz w:val="24"/>
+          <w:szCs w:val="24"/>
+        </w:rPr>
+        <w:t>. Sala A, 29-3-95, Saavedra, Dora y otro c/ Lorenzo s/ Daños y perjuicios).</w:t>
+      </w:r>
+    </w:p>
+    <w:p>
+      <w:pPr>
+        <w:spacing w:after="0" w:line="360" w:lineRule="auto"/>
+        <w:ind w:firstLine="720"/>
+        <w:jc w:val="both"/>
+        <w:rPr>
+          <w:rFonts w:ascii="Times New Roman" w:eastAsia="Times New Roman" w:hAnsi="Times New Roman" w:cs="Times New Roman"/>
+          <w:sz w:val="24"/>
+          <w:szCs w:val="24"/>
+        </w:rPr>
+      </w:pPr>
+      <w:r>
+        <w:rPr>
+          <w:rFonts w:ascii="Times New Roman" w:eastAsia="Times New Roman" w:hAnsi="Times New Roman" w:cs="Times New Roman"/>
+          <w:sz w:val="24"/>
+          <w:szCs w:val="24"/>
+        </w:rPr>
+        <w:t>Por lo expuesto, estimo en este rubro la suma de </w:t>
+      </w:r>
+      <w:r>
+        <w:rPr>
+          <w:rFonts w:ascii="Times New Roman" w:eastAsia="Times New Roman" w:hAnsi="Times New Roman" w:cs="Times New Roman"/>
+          <w:b/>
+          <w:bCs/>
+          <w:sz w:val="24"/>
+          <w:szCs w:val="24"/>
+          <w:highlight w:val="yellow"/>
+        </w:rPr>
+        <w:t>{{</w:t>
+      </w:r>
+      <w:proofErr w:type="spellStart"/>
+      <w:r>
+        <w:rPr>
+          <w:rFonts w:ascii="Times New Roman" w:eastAsia="Times New Roman" w:hAnsi="Times New Roman" w:cs="Times New Roman"/>
+          <w:sz w:val="24"/>
+          <w:szCs w:val="24"/>
+          <w:highlight w:val="yellow"/>
+        </w:rPr>
+        <w:t>LiquiGastosMedicosLetras</w:t>
+      </w:r>
+      <w:proofErr w:type="spellEnd"/>
+      <w:r>
+        <w:rPr>
+          <w:rFonts w:ascii="Times New Roman" w:eastAsia="Times New Roman" w:hAnsi="Times New Roman" w:cs="Times New Roman"/>
+          <w:sz w:val="24"/>
+          <w:szCs w:val="24"/>
           <w:highlight w:val="yellow"/>
         </w:rPr>
         <w:t>}}</w:t>
@@ -6023,23 +6810,193 @@
           <w:sz w:val="24"/>
           <w:szCs w:val="24"/>
         </w:rPr>
+        <w:t xml:space="preserve"> (</w:t>
+      </w:r>
+      <w:r>
+        <w:rPr>
+          <w:rFonts w:ascii="Times New Roman" w:eastAsia="Times New Roman" w:hAnsi="Times New Roman" w:cs="Times New Roman"/>
+          <w:b/>
+          <w:bCs/>
+          <w:sz w:val="24"/>
+          <w:szCs w:val="24"/>
+          <w:highlight w:val="yellow"/>
+        </w:rPr>
+        <w:t>{{</w:t>
+      </w:r>
+      <w:proofErr w:type="spellStart"/>
+      <w:r>
+        <w:rPr>
+          <w:rFonts w:ascii="Times New Roman" w:eastAsia="Times New Roman" w:hAnsi="Times New Roman" w:cs="Times New Roman"/>
+          <w:sz w:val="24"/>
+          <w:szCs w:val="24"/>
+          <w:highlight w:val="yellow"/>
+        </w:rPr>
+        <w:t>LiquiGastosMedicos</w:t>
+      </w:r>
+      <w:r>
+        <w:rPr>
+          <w:rFonts w:ascii="Times New Roman" w:eastAsia="Times New Roman" w:hAnsi="Times New Roman" w:cs="Times New Roman"/>
+          <w:sz w:val="24"/>
+          <w:szCs w:val="24"/>
+          <w:highlight w:val="yellow"/>
+        </w:rPr>
+        <w:t>Num</w:t>
+      </w:r>
+      <w:proofErr w:type="spellEnd"/>
+      <w:r>
+        <w:rPr>
+          <w:rFonts w:ascii="Times New Roman" w:eastAsia="Times New Roman" w:hAnsi="Times New Roman" w:cs="Times New Roman"/>
+          <w:sz w:val="24"/>
+          <w:szCs w:val="24"/>
+          <w:highlight w:val="yellow"/>
+        </w:rPr>
+        <w:t>}}</w:t>
+      </w:r>
+      <w:r>
+        <w:rPr>
+          <w:rFonts w:ascii="Times New Roman" w:eastAsia="Times New Roman" w:hAnsi="Times New Roman" w:cs="Times New Roman"/>
+          <w:b/>
+          <w:bCs/>
+          <w:sz w:val="24"/>
+          <w:szCs w:val="24"/>
+        </w:rPr>
+        <w:t>)</w:t>
+      </w:r>
+      <w:r>
+        <w:rPr>
+          <w:rFonts w:ascii="Times New Roman" w:eastAsia="Times New Roman" w:hAnsi="Times New Roman" w:cs="Times New Roman"/>
+          <w:b/>
+          <w:bCs/>
+          <w:sz w:val="24"/>
+          <w:szCs w:val="24"/>
+        </w:rPr>
         <w:t xml:space="preserve"> </w:t>
       </w:r>
       <w:r>
         <w:rPr>
           <w:rFonts w:ascii="Times New Roman" w:eastAsia="Times New Roman" w:hAnsi="Times New Roman" w:cs="Times New Roman"/>
-          <w:b/>
-          <w:bCs/>
-          <w:sz w:val="24"/>
-          <w:szCs w:val="24"/>
-        </w:rPr>
-        <w:t>(</w:t>
-      </w:r>
-      <w:r>
-        <w:rPr>
-          <w:rFonts w:ascii="Times New Roman" w:eastAsia="Times New Roman" w:hAnsi="Times New Roman" w:cs="Times New Roman"/>
-          <w:b/>
-          <w:bCs/>
+          <w:sz w:val="24"/>
+          <w:szCs w:val="24"/>
+        </w:rPr>
+        <w:t>por la asistencia médica y gastos farmacológicos del aquí actor.</w:t>
+      </w:r>
+    </w:p>
+    <w:p>
+      <w:pPr>
+        <w:spacing w:after="0" w:line="360" w:lineRule="auto"/>
+        <w:jc w:val="both"/>
+        <w:rPr>
+          <w:rFonts w:ascii="Times New Roman" w:eastAsia="Times New Roman" w:hAnsi="Times New Roman" w:cs="Times New Roman"/>
+          <w:sz w:val="24"/>
+          <w:szCs w:val="24"/>
+        </w:rPr>
+      </w:pPr>
+    </w:p>
+    <w:p>
+      <w:pPr>
+        <w:spacing w:after="0" w:line="360" w:lineRule="auto"/>
+        <w:jc w:val="both"/>
+        <w:rPr>
+          <w:rFonts w:ascii="Times New Roman" w:eastAsia="Times New Roman" w:hAnsi="Times New Roman" w:cs="Times New Roman"/>
+          <w:sz w:val="24"/>
+          <w:szCs w:val="24"/>
+          <w:highlight w:val="yellow"/>
+        </w:rPr>
+      </w:pPr>
+    </w:p>
+    <w:p>
+      <w:pPr>
+        <w:spacing w:after="0" w:line="360" w:lineRule="auto"/>
+        <w:jc w:val="both"/>
+        <w:rPr>
+          <w:rFonts w:ascii="Times New Roman" w:eastAsia="Times New Roman" w:hAnsi="Times New Roman" w:cs="Times New Roman"/>
+          <w:b/>
+          <w:bCs/>
+          <w:sz w:val="24"/>
+          <w:szCs w:val="24"/>
+          <w:u w:val="single"/>
+        </w:rPr>
+      </w:pPr>
+      <w:r>
+        <w:rPr>
+          <w:rFonts w:ascii="Times New Roman" w:eastAsia="Times New Roman" w:hAnsi="Times New Roman" w:cs="Times New Roman"/>
+          <w:b/>
+          <w:bCs/>
+          <w:sz w:val="24"/>
+          <w:szCs w:val="24"/>
+          <w:u w:val="single"/>
+        </w:rPr>
+        <w:t>VIII. LIQUIDACIÓN:</w:t>
+      </w:r>
+    </w:p>
+    <w:p>
+      <w:pPr>
+        <w:spacing w:after="0" w:line="360" w:lineRule="auto"/>
+        <w:ind w:firstLine="554"/>
+        <w:jc w:val="both"/>
+        <w:rPr>
+          <w:rFonts w:ascii="Times New Roman" w:eastAsia="Times New Roman" w:hAnsi="Times New Roman" w:cs="Times New Roman"/>
+          <w:sz w:val="24"/>
+          <w:szCs w:val="24"/>
+        </w:rPr>
+      </w:pPr>
+      <w:r>
+        <w:rPr>
+          <w:rFonts w:ascii="Times New Roman" w:eastAsia="Times New Roman" w:hAnsi="Times New Roman" w:cs="Times New Roman"/>
+          <w:sz w:val="24"/>
+          <w:szCs w:val="24"/>
+        </w:rPr>
+        <w:t>Se practica la siguiente liquidación, suma que se reclama debidamente actualizada, con más sus intereses desde la fecha del evento hasta la de su efectivo pago, o la que en más o en menos resulte de las probanzas a rendirse en autos:</w:t>
+      </w:r>
+    </w:p>
+    <w:p>
+      <w:pPr>
+        <w:spacing w:after="0" w:line="360" w:lineRule="auto"/>
+        <w:jc w:val="both"/>
+        <w:rPr>
+          <w:rFonts w:ascii="Times New Roman" w:eastAsia="Times New Roman" w:hAnsi="Times New Roman" w:cs="Times New Roman"/>
+          <w:sz w:val="24"/>
+          <w:szCs w:val="24"/>
+          <w:highlight w:val="yellow"/>
+        </w:rPr>
+      </w:pPr>
+    </w:p>
+    <w:p>
+      <w:pPr>
+        <w:spacing w:after="0" w:line="360" w:lineRule="auto"/>
+        <w:rPr>
+          <w:rFonts w:ascii="Times New Roman" w:eastAsia="Times New Roman" w:hAnsi="Times New Roman" w:cs="Times New Roman"/>
+          <w:sz w:val="24"/>
+          <w:szCs w:val="24"/>
+        </w:rPr>
+      </w:pPr>
+      <w:r>
+        <w:rPr>
+          <w:rFonts w:ascii="Times New Roman" w:eastAsia="Times New Roman" w:hAnsi="Times New Roman" w:cs="Times New Roman"/>
+          <w:sz w:val="24"/>
+          <w:szCs w:val="24"/>
+        </w:rPr>
+        <w:t>1. DAÑO MATERIAL …………</w:t>
+      </w:r>
+      <w:r>
+        <w:rPr>
+          <w:rFonts w:ascii="Times New Roman" w:eastAsia="Times New Roman" w:hAnsi="Times New Roman" w:cs="Times New Roman"/>
+          <w:sz w:val="24"/>
+          <w:szCs w:val="24"/>
+        </w:rPr>
+        <w:t xml:space="preserve">………. </w:t>
+      </w:r>
+      <w:r>
+        <w:rPr>
+          <w:rFonts w:ascii="Times New Roman" w:eastAsia="Times New Roman" w:hAnsi="Times New Roman" w:cs="Times New Roman"/>
+          <w:sz w:val="24"/>
+          <w:szCs w:val="24"/>
+        </w:rPr>
+        <w:t xml:space="preserve"> </w:t>
+      </w:r>
+      <w:r>
+        <w:rPr>
+          <w:rFonts w:ascii="Times New Roman" w:eastAsia="Times New Roman" w:hAnsi="Times New Roman" w:cs="Times New Roman"/>
           <w:sz w:val="24"/>
           <w:szCs w:val="24"/>
           <w:highlight w:val="yellow"/>
@@ -6054,6 +7011,199 @@
           <w:szCs w:val="24"/>
           <w:highlight w:val="yellow"/>
         </w:rPr>
+        <w:t>LiquiDanoMaterialNum</w:t>
+      </w:r>
+      <w:proofErr w:type="spellEnd"/>
+      <w:r>
+        <w:rPr>
+          <w:rFonts w:ascii="Times New Roman" w:eastAsia="Times New Roman" w:hAnsi="Times New Roman" w:cs="Times New Roman"/>
+          <w:sz w:val="24"/>
+          <w:szCs w:val="24"/>
+          <w:highlight w:val="yellow"/>
+        </w:rPr>
+        <w:t>}}</w:t>
+      </w:r>
+    </w:p>
+    <w:p>
+      <w:pPr>
+        <w:spacing w:after="0" w:line="360" w:lineRule="auto"/>
+        <w:rPr>
+          <w:rFonts w:ascii="Times New Roman" w:eastAsia="Times New Roman" w:hAnsi="Times New Roman" w:cs="Times New Roman"/>
+          <w:sz w:val="24"/>
+          <w:szCs w:val="24"/>
+        </w:rPr>
+      </w:pPr>
+      <w:r>
+        <w:rPr>
+          <w:rFonts w:ascii="Times New Roman" w:eastAsia="Times New Roman" w:hAnsi="Times New Roman" w:cs="Times New Roman"/>
+          <w:sz w:val="24"/>
+          <w:szCs w:val="24"/>
+        </w:rPr>
+        <w:t>2.  DAÑO FÍSICO E INCAPACIDAD</w:t>
+      </w:r>
+      <w:proofErr w:type="gramStart"/>
+      <w:r>
+        <w:rPr>
+          <w:rFonts w:ascii="Times New Roman" w:eastAsia="Times New Roman" w:hAnsi="Times New Roman" w:cs="Times New Roman"/>
+          <w:sz w:val="24"/>
+          <w:szCs w:val="24"/>
+        </w:rPr>
+        <w:t xml:space="preserve"> ..</w:t>
+      </w:r>
+      <w:proofErr w:type="gramEnd"/>
+      <w:r>
+        <w:rPr>
+          <w:rFonts w:ascii="Times New Roman" w:eastAsia="Times New Roman" w:hAnsi="Times New Roman" w:cs="Times New Roman"/>
+          <w:sz w:val="24"/>
+          <w:szCs w:val="24"/>
+        </w:rPr>
+        <w:t>…</w:t>
+      </w:r>
+      <w:r>
+        <w:rPr>
+          <w:rFonts w:ascii="Times New Roman" w:eastAsia="Times New Roman" w:hAnsi="Times New Roman" w:cs="Times New Roman"/>
+          <w:sz w:val="24"/>
+          <w:szCs w:val="24"/>
+          <w:highlight w:val="yellow"/>
+        </w:rPr>
+        <w:t>{{</w:t>
+      </w:r>
+      <w:proofErr w:type="spellStart"/>
+      <w:r>
+        <w:rPr>
+          <w:rFonts w:ascii="Times New Roman" w:eastAsia="Times New Roman" w:hAnsi="Times New Roman" w:cs="Times New Roman"/>
+          <w:sz w:val="24"/>
+          <w:szCs w:val="24"/>
+          <w:highlight w:val="yellow"/>
+        </w:rPr>
+        <w:t>LiquiIncapacidadFisicaNum</w:t>
+      </w:r>
+      <w:proofErr w:type="spellEnd"/>
+      <w:r>
+        <w:rPr>
+          <w:rFonts w:ascii="Times New Roman" w:eastAsia="Times New Roman" w:hAnsi="Times New Roman" w:cs="Times New Roman"/>
+          <w:sz w:val="24"/>
+          <w:szCs w:val="24"/>
+          <w:highlight w:val="yellow"/>
+        </w:rPr>
+        <w:t>}}</w:t>
+      </w:r>
+    </w:p>
+    <w:p>
+      <w:pPr>
+        <w:spacing w:after="0" w:line="360" w:lineRule="auto"/>
+        <w:rPr>
+          <w:rFonts w:ascii="Times New Roman" w:eastAsia="Times New Roman" w:hAnsi="Times New Roman" w:cs="Times New Roman"/>
+          <w:sz w:val="24"/>
+          <w:szCs w:val="24"/>
+        </w:rPr>
+      </w:pPr>
+      <w:r>
+        <w:rPr>
+          <w:rFonts w:ascii="Times New Roman" w:eastAsia="Times New Roman" w:hAnsi="Times New Roman" w:cs="Times New Roman"/>
+          <w:sz w:val="24"/>
+          <w:szCs w:val="24"/>
+        </w:rPr>
+        <w:t>3. DAÑO MORAL</w:t>
+      </w:r>
+      <w:proofErr w:type="gramStart"/>
+      <w:r>
+        <w:rPr>
+          <w:rFonts w:ascii="Times New Roman" w:eastAsia="Times New Roman" w:hAnsi="Times New Roman" w:cs="Times New Roman"/>
+          <w:sz w:val="24"/>
+          <w:szCs w:val="24"/>
+        </w:rPr>
+        <w:t xml:space="preserve"> ….</w:t>
+      </w:r>
+      <w:proofErr w:type="gramEnd"/>
+      <w:r>
+        <w:rPr>
+          <w:rFonts w:ascii="Times New Roman" w:eastAsia="Times New Roman" w:hAnsi="Times New Roman" w:cs="Times New Roman"/>
+          <w:sz w:val="24"/>
+          <w:szCs w:val="24"/>
+        </w:rPr>
+        <w:t xml:space="preserve">.…………… </w:t>
+      </w:r>
+      <w:r>
+        <w:rPr>
+          <w:rFonts w:ascii="Times New Roman" w:eastAsia="Times New Roman" w:hAnsi="Times New Roman" w:cs="Times New Roman"/>
+          <w:sz w:val="24"/>
+          <w:szCs w:val="24"/>
+          <w:highlight w:val="yellow"/>
+        </w:rPr>
+        <w:t>{{</w:t>
+      </w:r>
+      <w:proofErr w:type="spellStart"/>
+      <w:r>
+        <w:rPr>
+          <w:rFonts w:ascii="Times New Roman" w:eastAsia="Times New Roman" w:hAnsi="Times New Roman" w:cs="Times New Roman"/>
+          <w:sz w:val="24"/>
+          <w:szCs w:val="24"/>
+          <w:highlight w:val="yellow"/>
+        </w:rPr>
+        <w:t>LiquiDanoMoralNum</w:t>
+      </w:r>
+      <w:proofErr w:type="spellEnd"/>
+      <w:r>
+        <w:rPr>
+          <w:rFonts w:ascii="Times New Roman" w:eastAsia="Times New Roman" w:hAnsi="Times New Roman" w:cs="Times New Roman"/>
+          <w:sz w:val="24"/>
+          <w:szCs w:val="24"/>
+          <w:highlight w:val="yellow"/>
+        </w:rPr>
+        <w:t>}}</w:t>
+      </w:r>
+    </w:p>
+    <w:p>
+      <w:pPr>
+        <w:spacing w:after="0" w:line="360" w:lineRule="auto"/>
+        <w:rPr>
+          <w:rFonts w:ascii="Times New Roman" w:eastAsia="Times New Roman" w:hAnsi="Times New Roman" w:cs="Times New Roman"/>
+          <w:sz w:val="24"/>
+          <w:szCs w:val="24"/>
+        </w:rPr>
+      </w:pPr>
+      <w:r>
+        <w:rPr>
+          <w:rFonts w:ascii="Times New Roman" w:eastAsia="Times New Roman" w:hAnsi="Times New Roman" w:cs="Times New Roman"/>
+          <w:sz w:val="24"/>
+          <w:szCs w:val="24"/>
+        </w:rPr>
+        <w:t>4. DAÑO PSICOLÓGICO …</w:t>
+      </w:r>
+      <w:r>
+        <w:rPr>
+          <w:rFonts w:ascii="Times New Roman" w:eastAsia="Times New Roman" w:hAnsi="Times New Roman" w:cs="Times New Roman"/>
+          <w:sz w:val="24"/>
+          <w:szCs w:val="24"/>
+        </w:rPr>
+        <w:t>….</w:t>
+      </w:r>
+      <w:r>
+        <w:rPr>
+          <w:rFonts w:ascii="Times New Roman" w:eastAsia="Times New Roman" w:hAnsi="Times New Roman" w:cs="Times New Roman"/>
+          <w:sz w:val="24"/>
+          <w:szCs w:val="24"/>
+        </w:rPr>
+        <w:t xml:space="preserve"> </w:t>
+      </w:r>
+      <w:r>
+        <w:rPr>
+          <w:rFonts w:ascii="Times New Roman" w:eastAsia="Times New Roman" w:hAnsi="Times New Roman" w:cs="Times New Roman"/>
+          <w:sz w:val="24"/>
+          <w:szCs w:val="24"/>
+          <w:highlight w:val="yellow"/>
+        </w:rPr>
+        <w:t>{{</w:t>
+      </w:r>
+      <w:proofErr w:type="spellStart"/>
+      <w:r>
+        <w:rPr>
+          <w:rFonts w:ascii="Times New Roman" w:eastAsia="Times New Roman" w:hAnsi="Times New Roman" w:cs="Times New Roman"/>
+          <w:sz w:val="24"/>
+          <w:szCs w:val="24"/>
+          <w:highlight w:val="yellow"/>
+        </w:rPr>
         <w:t>LiquiDanoPsicologicoNum</w:t>
       </w:r>
       <w:proofErr w:type="spellEnd"/>
@@ -6066,69 +7216,198 @@
         </w:rPr>
         <w:t>}}</w:t>
       </w:r>
-      <w:r>
-        <w:rPr>
-          <w:rFonts w:ascii="Times New Roman" w:eastAsia="Times New Roman" w:hAnsi="Times New Roman" w:cs="Times New Roman"/>
-          <w:b/>
-          <w:bCs/>
-          <w:sz w:val="24"/>
-          <w:szCs w:val="24"/>
-        </w:rPr>
-        <w:t>)</w:t>
-      </w:r>
-      <w:r>
-        <w:rPr>
-          <w:rFonts w:ascii="Times New Roman" w:eastAsia="Times New Roman" w:hAnsi="Times New Roman" w:cs="Times New Roman"/>
-          <w:b/>
-          <w:bCs/>
-          <w:sz w:val="24"/>
-          <w:szCs w:val="24"/>
-        </w:rPr>
-        <w:t xml:space="preserve">, </w:t>
-      </w:r>
-      <w:r>
-        <w:rPr>
-          <w:rFonts w:ascii="Times New Roman" w:eastAsia="Times New Roman" w:hAnsi="Times New Roman" w:cs="Times New Roman"/>
-          <w:sz w:val="24"/>
-          <w:szCs w:val="24"/>
-        </w:rPr>
-        <w:t xml:space="preserve">o lo </w:t>
-      </w:r>
-      <w:proofErr w:type="gramStart"/>
-      <w:r>
-        <w:rPr>
-          <w:rFonts w:ascii="Times New Roman" w:eastAsia="Times New Roman" w:hAnsi="Times New Roman" w:cs="Times New Roman"/>
-          <w:sz w:val="24"/>
-          <w:szCs w:val="24"/>
-        </w:rPr>
-        <w:t>que</w:t>
-      </w:r>
-      <w:proofErr w:type="gramEnd"/>
-      <w:r>
-        <w:rPr>
-          <w:rFonts w:ascii="Times New Roman" w:eastAsia="Times New Roman" w:hAnsi="Times New Roman" w:cs="Times New Roman"/>
-          <w:sz w:val="24"/>
-          <w:szCs w:val="24"/>
-        </w:rPr>
-        <w:t xml:space="preserve"> en más en menos, V.S estime corresponder.</w:t>
-      </w:r>
-    </w:p>
-    <w:p>
-      <w:pPr>
-        <w:spacing w:after="0" w:line="360" w:lineRule="auto"/>
-        <w:jc w:val="both"/>
-        <w:rPr>
-          <w:rFonts w:ascii="Times New Roman" w:eastAsia="Times New Roman" w:hAnsi="Times New Roman" w:cs="Times New Roman"/>
-          <w:sz w:val="24"/>
-          <w:szCs w:val="24"/>
-          <w:highlight w:val="yellow"/>
-        </w:rPr>
-      </w:pPr>
-    </w:p>
-    <w:p>
-      <w:pPr>
-        <w:spacing w:after="0" w:line="360" w:lineRule="auto"/>
-        <w:jc w:val="both"/>
+    </w:p>
+    <w:p>
+      <w:pPr>
+        <w:spacing w:after="0" w:line="360" w:lineRule="auto"/>
+        <w:rPr>
+          <w:rFonts w:ascii="Times New Roman" w:eastAsia="Times New Roman" w:hAnsi="Times New Roman" w:cs="Times New Roman"/>
+          <w:sz w:val="24"/>
+          <w:szCs w:val="24"/>
+        </w:rPr>
+      </w:pPr>
+      <w:r>
+        <w:rPr>
+          <w:rFonts w:ascii="Times New Roman" w:eastAsia="Times New Roman" w:hAnsi="Times New Roman" w:cs="Times New Roman"/>
+          <w:sz w:val="24"/>
+          <w:szCs w:val="24"/>
+        </w:rPr>
+        <w:t>5. DAÑO PSICOFARMACOLÓGICO FUTURO.…</w:t>
+      </w:r>
+      <w:r>
+        <w:rPr>
+          <w:rFonts w:ascii="Times New Roman" w:eastAsia="Times New Roman" w:hAnsi="Times New Roman" w:cs="Times New Roman"/>
+          <w:sz w:val="24"/>
+          <w:szCs w:val="24"/>
+        </w:rPr>
+        <w:t xml:space="preserve"> </w:t>
+      </w:r>
+      <w:r>
+        <w:rPr>
+          <w:rFonts w:ascii="Times New Roman" w:eastAsia="Times New Roman" w:hAnsi="Times New Roman" w:cs="Times New Roman"/>
+          <w:sz w:val="24"/>
+          <w:szCs w:val="24"/>
+          <w:highlight w:val="yellow"/>
+        </w:rPr>
+        <w:t>{{</w:t>
+      </w:r>
+      <w:proofErr w:type="spellStart"/>
+      <w:r>
+        <w:rPr>
+          <w:rFonts w:ascii="Times New Roman" w:eastAsia="Times New Roman" w:hAnsi="Times New Roman" w:cs="Times New Roman"/>
+          <w:sz w:val="24"/>
+          <w:szCs w:val="24"/>
+          <w:highlight w:val="yellow"/>
+        </w:rPr>
+        <w:t>Liqui</w:t>
+      </w:r>
+      <w:r>
+        <w:rPr>
+          <w:rFonts w:ascii="Times New Roman" w:eastAsia="Times New Roman" w:hAnsi="Times New Roman" w:cs="Times New Roman"/>
+          <w:sz w:val="24"/>
+          <w:szCs w:val="24"/>
+          <w:highlight w:val="yellow"/>
+        </w:rPr>
+        <w:t>GastosFarmacia</w:t>
+      </w:r>
+      <w:r>
+        <w:rPr>
+          <w:rFonts w:ascii="Times New Roman" w:eastAsia="Times New Roman" w:hAnsi="Times New Roman" w:cs="Times New Roman"/>
+          <w:sz w:val="24"/>
+          <w:szCs w:val="24"/>
+          <w:highlight w:val="yellow"/>
+        </w:rPr>
+        <w:t>Num</w:t>
+      </w:r>
+      <w:proofErr w:type="spellEnd"/>
+      <w:r>
+        <w:rPr>
+          <w:rFonts w:ascii="Times New Roman" w:eastAsia="Times New Roman" w:hAnsi="Times New Roman" w:cs="Times New Roman"/>
+          <w:sz w:val="24"/>
+          <w:szCs w:val="24"/>
+          <w:highlight w:val="yellow"/>
+        </w:rPr>
+        <w:t>}}</w:t>
+      </w:r>
+    </w:p>
+    <w:p>
+      <w:pPr>
+        <w:spacing w:after="0" w:line="360" w:lineRule="auto"/>
+        <w:rPr>
+          <w:rFonts w:ascii="Times New Roman" w:eastAsia="Times New Roman" w:hAnsi="Times New Roman" w:cs="Times New Roman"/>
+          <w:sz w:val="24"/>
+          <w:szCs w:val="24"/>
+        </w:rPr>
+      </w:pPr>
+      <w:r>
+        <w:rPr>
+          <w:rFonts w:ascii="Times New Roman" w:eastAsia="Times New Roman" w:hAnsi="Times New Roman" w:cs="Times New Roman"/>
+          <w:sz w:val="24"/>
+          <w:szCs w:val="24"/>
+        </w:rPr>
+        <w:lastRenderedPageBreak/>
+        <w:t>6. ASISTENCIA MÉDICA- GASTOS</w:t>
+      </w:r>
+      <w:r>
+        <w:rPr>
+          <w:rFonts w:ascii="Times New Roman" w:eastAsia="Times New Roman" w:hAnsi="Times New Roman" w:cs="Times New Roman"/>
+          <w:sz w:val="24"/>
+          <w:szCs w:val="24"/>
+        </w:rPr>
+        <w:t xml:space="preserve"> </w:t>
+      </w:r>
+      <w:r>
+        <w:rPr>
+          <w:rFonts w:ascii="Times New Roman" w:eastAsia="Times New Roman" w:hAnsi="Times New Roman" w:cs="Times New Roman"/>
+          <w:sz w:val="24"/>
+          <w:szCs w:val="24"/>
+        </w:rPr>
+        <w:t>FARMACOLÓGICOS</w:t>
+      </w:r>
+      <w:r>
+        <w:rPr>
+          <w:rFonts w:ascii="Times New Roman" w:eastAsia="Times New Roman" w:hAnsi="Times New Roman" w:cs="Times New Roman"/>
+          <w:sz w:val="24"/>
+          <w:szCs w:val="24"/>
+        </w:rPr>
+        <w:t xml:space="preserve"> </w:t>
+      </w:r>
+      <w:r>
+        <w:rPr>
+          <w:rFonts w:ascii="Times New Roman" w:eastAsia="Times New Roman" w:hAnsi="Times New Roman" w:cs="Times New Roman"/>
+          <w:sz w:val="24"/>
+          <w:szCs w:val="24"/>
+          <w:highlight w:val="yellow"/>
+        </w:rPr>
+        <w:t>{{</w:t>
+      </w:r>
+      <w:proofErr w:type="spellStart"/>
+      <w:r>
+        <w:rPr>
+          <w:rFonts w:ascii="Times New Roman" w:eastAsia="Times New Roman" w:hAnsi="Times New Roman" w:cs="Times New Roman"/>
+          <w:sz w:val="24"/>
+          <w:szCs w:val="24"/>
+          <w:highlight w:val="yellow"/>
+        </w:rPr>
+        <w:t>Liqui</w:t>
+      </w:r>
+      <w:r>
+        <w:rPr>
+          <w:rFonts w:ascii="Times New Roman" w:eastAsia="Times New Roman" w:hAnsi="Times New Roman" w:cs="Times New Roman"/>
+          <w:sz w:val="24"/>
+          <w:szCs w:val="24"/>
+          <w:highlight w:val="yellow"/>
+        </w:rPr>
+        <w:t>GastosMedicos</w:t>
+      </w:r>
+      <w:r>
+        <w:rPr>
+          <w:rFonts w:ascii="Times New Roman" w:eastAsia="Times New Roman" w:hAnsi="Times New Roman" w:cs="Times New Roman"/>
+          <w:sz w:val="24"/>
+          <w:szCs w:val="24"/>
+          <w:highlight w:val="yellow"/>
+        </w:rPr>
+        <w:t>Num</w:t>
+      </w:r>
+      <w:proofErr w:type="spellEnd"/>
+      <w:r>
+        <w:rPr>
+          <w:rFonts w:ascii="Times New Roman" w:eastAsia="Times New Roman" w:hAnsi="Times New Roman" w:cs="Times New Roman"/>
+          <w:sz w:val="24"/>
+          <w:szCs w:val="24"/>
+          <w:highlight w:val="yellow"/>
+        </w:rPr>
+        <w:t>}}</w:t>
+      </w:r>
+    </w:p>
+    <w:p>
+      <w:pPr>
+        <w:spacing w:after="0" w:line="360" w:lineRule="auto"/>
+        <w:jc w:val="both"/>
+        <w:rPr>
+          <w:rFonts w:ascii="Times New Roman" w:eastAsia="Times New Roman" w:hAnsi="Times New Roman" w:cs="Times New Roman"/>
+          <w:b/>
+          <w:bCs/>
+          <w:sz w:val="24"/>
+          <w:szCs w:val="24"/>
+          <w:highlight w:val="yellow"/>
+        </w:rPr>
+      </w:pPr>
+    </w:p>
+    <w:p>
+      <w:pPr>
+        <w:spacing w:after="0" w:line="360" w:lineRule="auto"/>
+        <w:jc w:val="both"/>
+        <w:rPr>
+          <w:rFonts w:ascii="Times New Roman" w:eastAsia="Times New Roman" w:hAnsi="Times New Roman" w:cs="Times New Roman"/>
+          <w:b/>
+          <w:bCs/>
+          <w:sz w:val="24"/>
+          <w:szCs w:val="24"/>
+          <w:highlight w:val="yellow"/>
+        </w:rPr>
+      </w:pPr>
+      <w:r>
         <w:rPr>
           <w:rFonts w:ascii="Times New Roman" w:eastAsia="Times New Roman" w:hAnsi="Times New Roman" w:cs="Times New Roman"/>
           <w:b/>
@@ -6137,1232 +7416,6 @@
           <w:szCs w:val="24"/>
           <w:u w:val="single"/>
         </w:rPr>
-      </w:pPr>
-      <w:r>
-        <w:rPr>
-          <w:rFonts w:ascii="Times New Roman" w:eastAsia="Times New Roman" w:hAnsi="Times New Roman" w:cs="Times New Roman"/>
-          <w:b/>
-          <w:bCs/>
-          <w:sz w:val="24"/>
-          <w:szCs w:val="24"/>
-          <w:u w:val="single"/>
-        </w:rPr>
-        <w:t xml:space="preserve">5. TRATAMIENTO PSICOFARMACOLÓGICO FUTURO. </w:t>
-      </w:r>
-    </w:p>
-    <w:p>
-      <w:pPr>
-        <w:spacing w:after="0" w:line="360" w:lineRule="auto"/>
-        <w:ind w:firstLine="720"/>
-        <w:jc w:val="both"/>
-        <w:rPr>
-          <w:rFonts w:ascii="Times New Roman" w:eastAsia="Times New Roman" w:hAnsi="Times New Roman" w:cs="Times New Roman"/>
-          <w:sz w:val="24"/>
-          <w:szCs w:val="24"/>
-        </w:rPr>
-      </w:pPr>
-      <w:r>
-        <w:rPr>
-          <w:rFonts w:ascii="Times New Roman" w:eastAsia="Times New Roman" w:hAnsi="Times New Roman" w:cs="Times New Roman"/>
-          <w:sz w:val="24"/>
-          <w:szCs w:val="24"/>
-        </w:rPr>
-        <w:t xml:space="preserve">Como fuera mencionado ut supra, ha sido aconsejado la actora, para paliar las secuelas conflictivas del evento dañoso, una terapia dirigida o breve, tendiente a neutralizar los disturbios mentales que padece, los cuales tienen una raíz específica desde el accidente. Concretamente le ha sido recomendada la realización de un tratamiento psicológico, con dos sesiones semanales por el lapso aproximado de </w:t>
-      </w:r>
-      <w:proofErr w:type="gramStart"/>
-      <w:r>
-        <w:rPr>
-          <w:rFonts w:ascii="Times New Roman" w:eastAsia="Times New Roman" w:hAnsi="Times New Roman" w:cs="Times New Roman"/>
-          <w:sz w:val="24"/>
-          <w:szCs w:val="24"/>
-        </w:rPr>
-        <w:t>dos  años</w:t>
-      </w:r>
-      <w:proofErr w:type="gramEnd"/>
-      <w:r>
-        <w:rPr>
-          <w:rFonts w:ascii="Times New Roman" w:eastAsia="Times New Roman" w:hAnsi="Times New Roman" w:cs="Times New Roman"/>
-          <w:sz w:val="24"/>
-          <w:szCs w:val="24"/>
-        </w:rPr>
-        <w:t>, lo cual se encuentra supeditado a su estado psicofísico actual y futuro.</w:t>
-      </w:r>
-    </w:p>
-    <w:p>
-      <w:pPr>
-        <w:spacing w:after="0" w:line="360" w:lineRule="auto"/>
-        <w:ind w:firstLine="720"/>
-        <w:jc w:val="both"/>
-        <w:rPr>
-          <w:rFonts w:ascii="Times New Roman" w:eastAsia="Times New Roman" w:hAnsi="Times New Roman" w:cs="Times New Roman"/>
-          <w:sz w:val="24"/>
-          <w:szCs w:val="24"/>
-        </w:rPr>
-      </w:pPr>
-      <w:r>
-        <w:rPr>
-          <w:rFonts w:ascii="Times New Roman" w:eastAsia="Times New Roman" w:hAnsi="Times New Roman" w:cs="Times New Roman"/>
-          <w:sz w:val="24"/>
-          <w:szCs w:val="24"/>
-        </w:rPr>
-        <w:t>En este caso, el requisito de certidumbre solicitado para hacer lugar al presente reclamo es claro, ya que se trata de consecuencias del hecho ilícito que aparecen como una prolongación previsible e inevitable del daño padecido. La jurisprudencia establece al respecto que “comprobada la responsabilidad del demandado en el acaecimiento del ilícito, forzoso es concluir en su deber de cargar con las erogaciones de una terapia psicológica que, al menos, contribuya a sobrellevar las secuelas conflictivas sobrevinientes y que sean consecuencia directa del evento” (</w:t>
-      </w:r>
-      <w:proofErr w:type="spellStart"/>
-      <w:r>
-        <w:rPr>
-          <w:rFonts w:ascii="Times New Roman" w:eastAsia="Times New Roman" w:hAnsi="Times New Roman" w:cs="Times New Roman"/>
-          <w:sz w:val="24"/>
-          <w:szCs w:val="24"/>
-        </w:rPr>
-        <w:t>CNCiv</w:t>
-      </w:r>
-      <w:proofErr w:type="spellEnd"/>
-      <w:r>
-        <w:rPr>
-          <w:rFonts w:ascii="Times New Roman" w:eastAsia="Times New Roman" w:hAnsi="Times New Roman" w:cs="Times New Roman"/>
-          <w:sz w:val="24"/>
-          <w:szCs w:val="24"/>
-        </w:rPr>
-        <w:t xml:space="preserve">., Sala A, 19/06/97, “Leiva, Natividad c/ </w:t>
-      </w:r>
-      <w:proofErr w:type="spellStart"/>
-      <w:r>
-        <w:rPr>
-          <w:rFonts w:ascii="Times New Roman" w:eastAsia="Times New Roman" w:hAnsi="Times New Roman" w:cs="Times New Roman"/>
-          <w:sz w:val="24"/>
-          <w:szCs w:val="24"/>
-        </w:rPr>
-        <w:t>Petrola</w:t>
-      </w:r>
-      <w:proofErr w:type="spellEnd"/>
-      <w:r>
-        <w:rPr>
-          <w:rFonts w:ascii="Times New Roman" w:eastAsia="Times New Roman" w:hAnsi="Times New Roman" w:cs="Times New Roman"/>
-          <w:sz w:val="24"/>
-          <w:szCs w:val="24"/>
-        </w:rPr>
-        <w:t xml:space="preserve">, Raúl R. s/ daños y perjuicios”). “Respecto al costo de una psicoterapia solicitada por la actora, sea que las lesiones de carácter </w:t>
-      </w:r>
-      <w:proofErr w:type="gramStart"/>
-      <w:r>
-        <w:rPr>
-          <w:rFonts w:ascii="Times New Roman" w:eastAsia="Times New Roman" w:hAnsi="Times New Roman" w:cs="Times New Roman"/>
-          <w:sz w:val="24"/>
-          <w:szCs w:val="24"/>
-        </w:rPr>
-        <w:t>psicológico,</w:t>
-      </w:r>
-      <w:proofErr w:type="gramEnd"/>
-      <w:r>
-        <w:rPr>
-          <w:rFonts w:ascii="Times New Roman" w:eastAsia="Times New Roman" w:hAnsi="Times New Roman" w:cs="Times New Roman"/>
-          <w:sz w:val="24"/>
-          <w:szCs w:val="24"/>
-        </w:rPr>
-        <w:t xml:space="preserve"> puedan superarse o no, corresponde resarcir lo que fuere necesario para el tratamiento, al menos con el propósito de evitar el empeoramiento; ello pese a que falte precisión en el dictamen acerca del costo de las sesiones” (</w:t>
-      </w:r>
-      <w:proofErr w:type="spellStart"/>
-      <w:r>
-        <w:rPr>
-          <w:rFonts w:ascii="Times New Roman" w:eastAsia="Times New Roman" w:hAnsi="Times New Roman" w:cs="Times New Roman"/>
-          <w:sz w:val="24"/>
-          <w:szCs w:val="24"/>
-        </w:rPr>
-        <w:t>CNCiv</w:t>
-      </w:r>
-      <w:proofErr w:type="spellEnd"/>
-      <w:r>
-        <w:rPr>
-          <w:rFonts w:ascii="Times New Roman" w:eastAsia="Times New Roman" w:hAnsi="Times New Roman" w:cs="Times New Roman"/>
-          <w:sz w:val="24"/>
-          <w:szCs w:val="24"/>
-        </w:rPr>
-        <w:t>, Sala B, 12/07/96, “Arroyo, Jorge E c/ Reyes, Arandu s/ daños y perjuicios”).</w:t>
-      </w:r>
-    </w:p>
-    <w:p>
-      <w:pPr>
-        <w:spacing w:after="0" w:line="360" w:lineRule="auto"/>
-        <w:ind w:firstLine="720"/>
-        <w:jc w:val="both"/>
-        <w:rPr>
-          <w:rFonts w:ascii="Times New Roman" w:eastAsia="Times New Roman" w:hAnsi="Times New Roman" w:cs="Times New Roman"/>
-          <w:sz w:val="24"/>
-          <w:szCs w:val="24"/>
-        </w:rPr>
-      </w:pPr>
-      <w:r>
-        <w:rPr>
-          <w:rFonts w:ascii="Times New Roman" w:eastAsia="Times New Roman" w:hAnsi="Times New Roman" w:cs="Times New Roman"/>
-          <w:sz w:val="24"/>
-          <w:szCs w:val="24"/>
-        </w:rPr>
-        <w:t xml:space="preserve">Por lo expuesto reclamo por este rubro la suma de </w:t>
-      </w:r>
-      <w:r>
-        <w:rPr>
-          <w:rFonts w:ascii="Times New Roman" w:eastAsia="Times New Roman" w:hAnsi="Times New Roman" w:cs="Times New Roman"/>
-          <w:sz w:val="24"/>
-          <w:szCs w:val="24"/>
-          <w:highlight w:val="yellow"/>
-        </w:rPr>
-        <w:t>{{</w:t>
-      </w:r>
-      <w:proofErr w:type="spellStart"/>
-      <w:r>
-        <w:rPr>
-          <w:rFonts w:ascii="Times New Roman" w:eastAsia="Times New Roman" w:hAnsi="Times New Roman" w:cs="Times New Roman"/>
-          <w:sz w:val="24"/>
-          <w:szCs w:val="24"/>
-          <w:highlight w:val="yellow"/>
-        </w:rPr>
-        <w:t>LiquiGastosFarmaciaLetras</w:t>
-      </w:r>
-      <w:proofErr w:type="spellEnd"/>
-      <w:r>
-        <w:rPr>
-          <w:rFonts w:ascii="Times New Roman" w:eastAsia="Times New Roman" w:hAnsi="Times New Roman" w:cs="Times New Roman"/>
-          <w:sz w:val="24"/>
-          <w:szCs w:val="24"/>
-          <w:highlight w:val="yellow"/>
-        </w:rPr>
-        <w:t>}}</w:t>
-      </w:r>
-      <w:r>
-        <w:rPr>
-          <w:rFonts w:ascii="Times New Roman" w:eastAsia="Times New Roman" w:hAnsi="Times New Roman" w:cs="Times New Roman"/>
-          <w:sz w:val="24"/>
-          <w:szCs w:val="24"/>
-        </w:rPr>
-        <w:t xml:space="preserve"> (</w:t>
-      </w:r>
-      <w:r>
-        <w:rPr>
-          <w:rFonts w:ascii="Times New Roman" w:eastAsia="Times New Roman" w:hAnsi="Times New Roman" w:cs="Times New Roman"/>
-          <w:sz w:val="24"/>
-          <w:szCs w:val="24"/>
-          <w:highlight w:val="yellow"/>
-        </w:rPr>
-        <w:t>{{</w:t>
-      </w:r>
-      <w:proofErr w:type="spellStart"/>
-      <w:r>
-        <w:rPr>
-          <w:rFonts w:ascii="Times New Roman" w:eastAsia="Times New Roman" w:hAnsi="Times New Roman" w:cs="Times New Roman"/>
-          <w:sz w:val="24"/>
-          <w:szCs w:val="24"/>
-          <w:highlight w:val="yellow"/>
-        </w:rPr>
-        <w:t>LiquiGastosFarmaciaNum</w:t>
-      </w:r>
-      <w:proofErr w:type="spellEnd"/>
-      <w:r>
-        <w:rPr>
-          <w:rFonts w:ascii="Times New Roman" w:eastAsia="Times New Roman" w:hAnsi="Times New Roman" w:cs="Times New Roman"/>
-          <w:sz w:val="24"/>
-          <w:szCs w:val="24"/>
-          <w:highlight w:val="yellow"/>
-        </w:rPr>
-        <w:t>}</w:t>
-      </w:r>
-      <w:proofErr w:type="gramStart"/>
-      <w:r>
-        <w:rPr>
-          <w:rFonts w:ascii="Times New Roman" w:eastAsia="Times New Roman" w:hAnsi="Times New Roman" w:cs="Times New Roman"/>
-          <w:sz w:val="24"/>
-          <w:szCs w:val="24"/>
-          <w:highlight w:val="yellow"/>
-        </w:rPr>
-        <w:t>}</w:t>
-      </w:r>
-      <w:r>
-        <w:rPr>
-          <w:rFonts w:ascii="Times New Roman" w:eastAsia="Times New Roman" w:hAnsi="Times New Roman" w:cs="Times New Roman"/>
-          <w:sz w:val="24"/>
-          <w:szCs w:val="24"/>
-        </w:rPr>
-        <w:t>)</w:t>
-      </w:r>
-      <w:r>
-        <w:rPr>
-          <w:rFonts w:ascii="Times New Roman" w:eastAsia="Times New Roman" w:hAnsi="Times New Roman" w:cs="Times New Roman"/>
-          <w:b/>
-          <w:bCs/>
-          <w:sz w:val="24"/>
-          <w:szCs w:val="24"/>
-        </w:rPr>
-        <w:t xml:space="preserve">  </w:t>
-      </w:r>
-      <w:r>
-        <w:rPr>
-          <w:rFonts w:ascii="Times New Roman" w:eastAsia="Times New Roman" w:hAnsi="Times New Roman" w:cs="Times New Roman"/>
-          <w:sz w:val="24"/>
-          <w:szCs w:val="24"/>
-        </w:rPr>
-        <w:t>o</w:t>
-      </w:r>
-      <w:proofErr w:type="gramEnd"/>
-      <w:r>
-        <w:rPr>
-          <w:rFonts w:ascii="Times New Roman" w:eastAsia="Times New Roman" w:hAnsi="Times New Roman" w:cs="Times New Roman"/>
-          <w:sz w:val="24"/>
-          <w:szCs w:val="24"/>
-        </w:rPr>
-        <w:t xml:space="preserve"> lo que en más o en menos resulte de las probanzas de autos.</w:t>
-      </w:r>
-    </w:p>
-    <w:p>
-      <w:pPr>
-        <w:spacing w:after="0" w:line="360" w:lineRule="auto"/>
-        <w:jc w:val="both"/>
-        <w:rPr>
-          <w:rFonts w:ascii="Times New Roman" w:eastAsia="Times New Roman" w:hAnsi="Times New Roman" w:cs="Times New Roman"/>
-          <w:sz w:val="24"/>
-          <w:szCs w:val="24"/>
-          <w:highlight w:val="yellow"/>
-        </w:rPr>
-      </w:pPr>
-    </w:p>
-    <w:p>
-      <w:pPr>
-        <w:spacing w:after="0" w:line="360" w:lineRule="auto"/>
-        <w:jc w:val="both"/>
-        <w:rPr>
-          <w:rFonts w:ascii="Times New Roman" w:eastAsia="Times New Roman" w:hAnsi="Times New Roman" w:cs="Times New Roman"/>
-          <w:b/>
-          <w:bCs/>
-          <w:sz w:val="24"/>
-          <w:szCs w:val="24"/>
-          <w:u w:val="single"/>
-        </w:rPr>
-      </w:pPr>
-      <w:r>
-        <w:rPr>
-          <w:rFonts w:ascii="Times New Roman" w:eastAsia="Times New Roman" w:hAnsi="Times New Roman" w:cs="Times New Roman"/>
-          <w:b/>
-          <w:bCs/>
-          <w:sz w:val="24"/>
-          <w:szCs w:val="24"/>
-          <w:u w:val="single"/>
-        </w:rPr>
-        <w:t>6. ASISTENCIA MÉDICA - GASTOS FARMACOLÓGICOS</w:t>
-      </w:r>
-    </w:p>
-    <w:p>
-      <w:pPr>
-        <w:spacing w:after="0" w:line="360" w:lineRule="auto"/>
-        <w:ind w:firstLine="720"/>
-        <w:jc w:val="both"/>
-        <w:rPr>
-          <w:rFonts w:ascii="Times New Roman" w:eastAsia="Times New Roman" w:hAnsi="Times New Roman" w:cs="Times New Roman"/>
-          <w:sz w:val="24"/>
-          <w:szCs w:val="24"/>
-        </w:rPr>
-      </w:pPr>
-      <w:r>
-        <w:rPr>
-          <w:rFonts w:ascii="Times New Roman" w:eastAsia="Times New Roman" w:hAnsi="Times New Roman" w:cs="Times New Roman"/>
-          <w:sz w:val="24"/>
-          <w:szCs w:val="24"/>
-        </w:rPr>
-        <w:t xml:space="preserve">La atención médica </w:t>
-      </w:r>
-      <w:proofErr w:type="spellStart"/>
-      <w:r>
-        <w:rPr>
-          <w:rFonts w:ascii="Times New Roman" w:eastAsia="Times New Roman" w:hAnsi="Times New Roman" w:cs="Times New Roman"/>
-          <w:sz w:val="24"/>
-          <w:szCs w:val="24"/>
-        </w:rPr>
-        <w:t>querecibio</w:t>
-      </w:r>
-      <w:proofErr w:type="spellEnd"/>
-      <w:r>
-        <w:rPr>
-          <w:rFonts w:ascii="Times New Roman" w:eastAsia="Times New Roman" w:hAnsi="Times New Roman" w:cs="Times New Roman"/>
-          <w:sz w:val="24"/>
-          <w:szCs w:val="24"/>
-        </w:rPr>
-        <w:t xml:space="preserve"> se </w:t>
-      </w:r>
-      <w:proofErr w:type="gramStart"/>
-      <w:r>
-        <w:rPr>
-          <w:rFonts w:ascii="Times New Roman" w:eastAsia="Times New Roman" w:hAnsi="Times New Roman" w:cs="Times New Roman"/>
-          <w:sz w:val="24"/>
-          <w:szCs w:val="24"/>
-        </w:rPr>
-        <w:t>realizó  en</w:t>
-      </w:r>
-      <w:proofErr w:type="gramEnd"/>
-      <w:r>
-        <w:rPr>
-          <w:rFonts w:ascii="Times New Roman" w:eastAsia="Times New Roman" w:hAnsi="Times New Roman" w:cs="Times New Roman"/>
-          <w:sz w:val="24"/>
-          <w:szCs w:val="24"/>
-        </w:rPr>
-        <w:t xml:space="preserve"> el centro mencionado, debiendo luego de la consulta continuar con tratamiento ambulatorio hasta la actualidad. Se generaron </w:t>
-      </w:r>
-      <w:r>
-        <w:rPr>
-          <w:rFonts w:ascii="Times New Roman" w:eastAsia="Times New Roman" w:hAnsi="Times New Roman" w:cs="Times New Roman"/>
-          <w:sz w:val="24"/>
-          <w:szCs w:val="24"/>
-        </w:rPr>
-        <w:lastRenderedPageBreak/>
-        <w:t xml:space="preserve">considerables gastos (tomografías, medicamentos, calmantes, analgésicos, antibióticos, radiografías, psicofármacos, estudios, inyectables, antiinflamatorios) los cuales fueron solventados con la ayuda de familiares y amigos. </w:t>
-      </w:r>
-    </w:p>
-    <w:p>
-      <w:pPr>
-        <w:spacing w:after="0" w:line="360" w:lineRule="auto"/>
-        <w:ind w:firstLine="720"/>
-        <w:jc w:val="both"/>
-        <w:rPr>
-          <w:rFonts w:ascii="Times New Roman" w:eastAsia="Times New Roman" w:hAnsi="Times New Roman" w:cs="Times New Roman"/>
-          <w:sz w:val="24"/>
-          <w:szCs w:val="24"/>
-        </w:rPr>
-      </w:pPr>
-      <w:r>
-        <w:rPr>
-          <w:rFonts w:ascii="Times New Roman" w:eastAsia="Times New Roman" w:hAnsi="Times New Roman" w:cs="Times New Roman"/>
-          <w:sz w:val="24"/>
-          <w:szCs w:val="24"/>
-        </w:rPr>
-        <w:t>Conforme al art. 68 de la Ley Nacional de Tránsito, establece que: “...Los gastos de sanatorio o velatorio de terceros, serán abonados de inmediato por el asegurador, sin perjuicio de los derechos que se pueden hacer valer luego...”</w:t>
-      </w:r>
-    </w:p>
-    <w:p>
-      <w:pPr>
-        <w:spacing w:after="0" w:line="360" w:lineRule="auto"/>
-        <w:ind w:firstLine="720"/>
-        <w:jc w:val="both"/>
-        <w:rPr>
-          <w:rFonts w:ascii="Times New Roman" w:eastAsia="Times New Roman" w:hAnsi="Times New Roman" w:cs="Times New Roman"/>
-          <w:sz w:val="24"/>
-          <w:szCs w:val="24"/>
-        </w:rPr>
-      </w:pPr>
-      <w:r>
-        <w:rPr>
-          <w:rFonts w:ascii="Times New Roman" w:eastAsia="Times New Roman" w:hAnsi="Times New Roman" w:cs="Times New Roman"/>
-          <w:sz w:val="24"/>
-          <w:szCs w:val="24"/>
-        </w:rPr>
-        <w:t xml:space="preserve">Es pacífica la jurisprudencia en conceder este rubro y se ha resuelto </w:t>
-      </w:r>
-      <w:proofErr w:type="gramStart"/>
-      <w:r>
-        <w:rPr>
-          <w:rFonts w:ascii="Times New Roman" w:eastAsia="Times New Roman" w:hAnsi="Times New Roman" w:cs="Times New Roman"/>
-          <w:sz w:val="24"/>
-          <w:szCs w:val="24"/>
-        </w:rPr>
-        <w:t>que</w:t>
-      </w:r>
-      <w:proofErr w:type="gramEnd"/>
-      <w:r>
-        <w:rPr>
-          <w:rFonts w:ascii="Times New Roman" w:eastAsia="Times New Roman" w:hAnsi="Times New Roman" w:cs="Times New Roman"/>
-          <w:sz w:val="24"/>
-          <w:szCs w:val="24"/>
-        </w:rPr>
-        <w:t xml:space="preserve"> probado el daño, este rubro procede sin necesidad de la prueba concreta y acabada. En efecto, en este sentido se manifiesta que: “Resulta procedente indemnizar los gastos médicos producidos como consecuencia del accidente, </w:t>
-      </w:r>
-      <w:proofErr w:type="spellStart"/>
-      <w:r>
-        <w:rPr>
-          <w:rFonts w:ascii="Times New Roman" w:eastAsia="Times New Roman" w:hAnsi="Times New Roman" w:cs="Times New Roman"/>
-          <w:sz w:val="24"/>
-          <w:szCs w:val="24"/>
-        </w:rPr>
-        <w:t>aún</w:t>
-      </w:r>
-      <w:proofErr w:type="spellEnd"/>
-      <w:r>
-        <w:rPr>
-          <w:rFonts w:ascii="Times New Roman" w:eastAsia="Times New Roman" w:hAnsi="Times New Roman" w:cs="Times New Roman"/>
-          <w:sz w:val="24"/>
-          <w:szCs w:val="24"/>
-        </w:rPr>
-        <w:t xml:space="preserve"> cuando no exista prueba documental, ya que la asistencia hospitalaria provoca una serie de desembolso de no fácil acreditación...” (Conf. Cam. </w:t>
-      </w:r>
-      <w:proofErr w:type="spellStart"/>
-      <w:r>
-        <w:rPr>
-          <w:rFonts w:ascii="Times New Roman" w:eastAsia="Times New Roman" w:hAnsi="Times New Roman" w:cs="Times New Roman"/>
-          <w:sz w:val="24"/>
-          <w:szCs w:val="24"/>
-        </w:rPr>
-        <w:t>Civ</w:t>
-      </w:r>
-      <w:proofErr w:type="spellEnd"/>
-      <w:r>
-        <w:rPr>
-          <w:rFonts w:ascii="Times New Roman" w:eastAsia="Times New Roman" w:hAnsi="Times New Roman" w:cs="Times New Roman"/>
-          <w:sz w:val="24"/>
-          <w:szCs w:val="24"/>
-        </w:rPr>
-        <w:t xml:space="preserve">. y Com. Fed. Sala II, marzo 24 de 1981). A su vez se establece que: “cuando se han acreditado lesiones, deben presumirse erogaciones por gastos médicos, y farmacéuticos, aun cuando hayan intervenido establecimientos asistenciales hospitalarios y no se encuentren documentado su importe, pues es evidente que existen gastos que debe soportar el accidentado, además el art 1086 del CC establece que la indemnización comprenderá el pago de todos los gastos de curación y convalecencia del ofendido” (Sala II, Cam. </w:t>
-      </w:r>
-      <w:proofErr w:type="spellStart"/>
-      <w:r>
-        <w:rPr>
-          <w:rFonts w:ascii="Times New Roman" w:eastAsia="Times New Roman" w:hAnsi="Times New Roman" w:cs="Times New Roman"/>
-          <w:sz w:val="24"/>
-          <w:szCs w:val="24"/>
-        </w:rPr>
-        <w:t>Civ</w:t>
-      </w:r>
-      <w:proofErr w:type="spellEnd"/>
-      <w:r>
-        <w:rPr>
-          <w:rFonts w:ascii="Times New Roman" w:eastAsia="Times New Roman" w:hAnsi="Times New Roman" w:cs="Times New Roman"/>
-          <w:sz w:val="24"/>
-          <w:szCs w:val="24"/>
-        </w:rPr>
-        <w:t xml:space="preserve">. Y Com. Morón, CC002 MORSD- 7-93 s 4-2-93, “Caceres </w:t>
-      </w:r>
-      <w:proofErr w:type="spellStart"/>
-      <w:r>
-        <w:rPr>
-          <w:rFonts w:ascii="Times New Roman" w:eastAsia="Times New Roman" w:hAnsi="Times New Roman" w:cs="Times New Roman"/>
-          <w:sz w:val="24"/>
-          <w:szCs w:val="24"/>
-        </w:rPr>
-        <w:t>Perez</w:t>
-      </w:r>
-      <w:proofErr w:type="spellEnd"/>
-      <w:r>
-        <w:rPr>
-          <w:rFonts w:ascii="Times New Roman" w:eastAsia="Times New Roman" w:hAnsi="Times New Roman" w:cs="Times New Roman"/>
-          <w:sz w:val="24"/>
-          <w:szCs w:val="24"/>
-        </w:rPr>
-        <w:t xml:space="preserve"> Alma C/ Morais </w:t>
-      </w:r>
-      <w:proofErr w:type="spellStart"/>
-      <w:r>
-        <w:rPr>
-          <w:rFonts w:ascii="Times New Roman" w:eastAsia="Times New Roman" w:hAnsi="Times New Roman" w:cs="Times New Roman"/>
-          <w:sz w:val="24"/>
-          <w:szCs w:val="24"/>
-        </w:rPr>
-        <w:t>Maria</w:t>
-      </w:r>
-      <w:proofErr w:type="spellEnd"/>
-      <w:r>
-        <w:rPr>
-          <w:rFonts w:ascii="Times New Roman" w:eastAsia="Times New Roman" w:hAnsi="Times New Roman" w:cs="Times New Roman"/>
-          <w:sz w:val="24"/>
-          <w:szCs w:val="24"/>
-        </w:rPr>
-        <w:t xml:space="preserve"> Elena S/ Daños y Perjuicios).</w:t>
-      </w:r>
-    </w:p>
-    <w:p>
-      <w:pPr>
-        <w:spacing w:after="0" w:line="360" w:lineRule="auto"/>
-        <w:ind w:firstLine="720"/>
-        <w:jc w:val="both"/>
-        <w:rPr>
-          <w:rFonts w:ascii="Times New Roman" w:eastAsia="Times New Roman" w:hAnsi="Times New Roman" w:cs="Times New Roman"/>
-          <w:sz w:val="24"/>
-          <w:szCs w:val="24"/>
-        </w:rPr>
-      </w:pPr>
-      <w:r>
-        <w:rPr>
-          <w:rFonts w:ascii="Times New Roman" w:eastAsia="Times New Roman" w:hAnsi="Times New Roman" w:cs="Times New Roman"/>
-          <w:sz w:val="24"/>
-          <w:szCs w:val="24"/>
-        </w:rPr>
-        <w:t>Todas las erogaciones realizadas con la finalidad de recuperar el estado del lesionado, anterior a las lesiones sufridas, entran en el concepto de gastos de curación y convalecencia (</w:t>
-      </w:r>
-      <w:proofErr w:type="spellStart"/>
-      <w:r>
-        <w:rPr>
-          <w:rFonts w:ascii="Times New Roman" w:eastAsia="Times New Roman" w:hAnsi="Times New Roman" w:cs="Times New Roman"/>
-          <w:sz w:val="24"/>
-          <w:szCs w:val="24"/>
-        </w:rPr>
-        <w:t>CNCiv</w:t>
-      </w:r>
-      <w:proofErr w:type="spellEnd"/>
-      <w:r>
-        <w:rPr>
-          <w:rFonts w:ascii="Times New Roman" w:eastAsia="Times New Roman" w:hAnsi="Times New Roman" w:cs="Times New Roman"/>
-          <w:sz w:val="24"/>
-          <w:szCs w:val="24"/>
-        </w:rPr>
-        <w:t>. Sala A, 29-3-95, Saavedra, Dora y otro c/ Lorenzo s/ Daños y perjuicios).</w:t>
-      </w:r>
-    </w:p>
-    <w:p>
-      <w:pPr>
-        <w:spacing w:after="0" w:line="360" w:lineRule="auto"/>
-        <w:ind w:firstLine="720"/>
-        <w:jc w:val="both"/>
-        <w:rPr>
-          <w:rFonts w:ascii="Times New Roman" w:eastAsia="Times New Roman" w:hAnsi="Times New Roman" w:cs="Times New Roman"/>
-          <w:sz w:val="24"/>
-          <w:szCs w:val="24"/>
-        </w:rPr>
-      </w:pPr>
-      <w:r>
-        <w:rPr>
-          <w:rFonts w:ascii="Times New Roman" w:eastAsia="Times New Roman" w:hAnsi="Times New Roman" w:cs="Times New Roman"/>
-          <w:sz w:val="24"/>
-          <w:szCs w:val="24"/>
-        </w:rPr>
-        <w:t>Por lo expuesto, estimo en este rubro la suma de </w:t>
-      </w:r>
-      <w:r>
-        <w:rPr>
-          <w:rFonts w:ascii="Times New Roman" w:eastAsia="Times New Roman" w:hAnsi="Times New Roman" w:cs="Times New Roman"/>
-          <w:b/>
-          <w:bCs/>
-          <w:sz w:val="24"/>
-          <w:szCs w:val="24"/>
-          <w:highlight w:val="yellow"/>
-        </w:rPr>
-        <w:t>{{</w:t>
-      </w:r>
-      <w:proofErr w:type="spellStart"/>
-      <w:r>
-        <w:rPr>
-          <w:rFonts w:ascii="Times New Roman" w:eastAsia="Times New Roman" w:hAnsi="Times New Roman" w:cs="Times New Roman"/>
-          <w:sz w:val="24"/>
-          <w:szCs w:val="24"/>
-          <w:highlight w:val="yellow"/>
-        </w:rPr>
-        <w:t>LiquiGastosMedicosLetras</w:t>
-      </w:r>
-      <w:proofErr w:type="spellEnd"/>
-      <w:r>
-        <w:rPr>
-          <w:rFonts w:ascii="Times New Roman" w:eastAsia="Times New Roman" w:hAnsi="Times New Roman" w:cs="Times New Roman"/>
-          <w:sz w:val="24"/>
-          <w:szCs w:val="24"/>
-          <w:highlight w:val="yellow"/>
-        </w:rPr>
-        <w:t>}}</w:t>
-      </w:r>
-      <w:r>
-        <w:rPr>
-          <w:rFonts w:ascii="Times New Roman" w:eastAsia="Times New Roman" w:hAnsi="Times New Roman" w:cs="Times New Roman"/>
-          <w:b/>
-          <w:bCs/>
-          <w:sz w:val="24"/>
-          <w:szCs w:val="24"/>
-        </w:rPr>
-        <w:t xml:space="preserve"> (</w:t>
-      </w:r>
-      <w:r>
-        <w:rPr>
-          <w:rFonts w:ascii="Times New Roman" w:eastAsia="Times New Roman" w:hAnsi="Times New Roman" w:cs="Times New Roman"/>
-          <w:b/>
-          <w:bCs/>
-          <w:sz w:val="24"/>
-          <w:szCs w:val="24"/>
-          <w:highlight w:val="yellow"/>
-        </w:rPr>
-        <w:t>{{</w:t>
-      </w:r>
-      <w:proofErr w:type="spellStart"/>
-      <w:r>
-        <w:rPr>
-          <w:rFonts w:ascii="Times New Roman" w:eastAsia="Times New Roman" w:hAnsi="Times New Roman" w:cs="Times New Roman"/>
-          <w:sz w:val="24"/>
-          <w:szCs w:val="24"/>
-          <w:highlight w:val="yellow"/>
-        </w:rPr>
-        <w:t>LiquiGastosMedicos</w:t>
-      </w:r>
-      <w:r>
-        <w:rPr>
-          <w:rFonts w:ascii="Times New Roman" w:eastAsia="Times New Roman" w:hAnsi="Times New Roman" w:cs="Times New Roman"/>
-          <w:sz w:val="24"/>
-          <w:szCs w:val="24"/>
-          <w:highlight w:val="yellow"/>
-        </w:rPr>
-        <w:t>Num</w:t>
-      </w:r>
-      <w:proofErr w:type="spellEnd"/>
-      <w:r>
-        <w:rPr>
-          <w:rFonts w:ascii="Times New Roman" w:eastAsia="Times New Roman" w:hAnsi="Times New Roman" w:cs="Times New Roman"/>
-          <w:sz w:val="24"/>
-          <w:szCs w:val="24"/>
-          <w:highlight w:val="yellow"/>
-        </w:rPr>
-        <w:t>}}</w:t>
-      </w:r>
-      <w:r>
-        <w:rPr>
-          <w:rFonts w:ascii="Times New Roman" w:eastAsia="Times New Roman" w:hAnsi="Times New Roman" w:cs="Times New Roman"/>
-          <w:b/>
-          <w:bCs/>
-          <w:sz w:val="24"/>
-          <w:szCs w:val="24"/>
-        </w:rPr>
-        <w:t>)</w:t>
-      </w:r>
-      <w:r>
-        <w:rPr>
-          <w:rFonts w:ascii="Times New Roman" w:eastAsia="Times New Roman" w:hAnsi="Times New Roman" w:cs="Times New Roman"/>
-          <w:b/>
-          <w:bCs/>
-          <w:sz w:val="24"/>
-          <w:szCs w:val="24"/>
-        </w:rPr>
-        <w:t xml:space="preserve"> </w:t>
-      </w:r>
-      <w:r>
-        <w:rPr>
-          <w:rFonts w:ascii="Times New Roman" w:eastAsia="Times New Roman" w:hAnsi="Times New Roman" w:cs="Times New Roman"/>
-          <w:sz w:val="24"/>
-          <w:szCs w:val="24"/>
-        </w:rPr>
-        <w:t>por la asistencia médica y gastos farmacológicos del aquí actor.</w:t>
-      </w:r>
-    </w:p>
-    <w:p>
-      <w:pPr>
-        <w:spacing w:after="0" w:line="360" w:lineRule="auto"/>
-        <w:jc w:val="both"/>
-        <w:rPr>
-          <w:rFonts w:ascii="Times New Roman" w:eastAsia="Times New Roman" w:hAnsi="Times New Roman" w:cs="Times New Roman"/>
-          <w:sz w:val="24"/>
-          <w:szCs w:val="24"/>
-        </w:rPr>
-      </w:pPr>
-    </w:p>
-    <w:p>
-      <w:pPr>
-        <w:spacing w:after="0" w:line="360" w:lineRule="auto"/>
-        <w:jc w:val="both"/>
-        <w:rPr>
-          <w:rFonts w:ascii="Times New Roman" w:eastAsia="Times New Roman" w:hAnsi="Times New Roman" w:cs="Times New Roman"/>
-          <w:sz w:val="24"/>
-          <w:szCs w:val="24"/>
-          <w:highlight w:val="yellow"/>
-        </w:rPr>
-      </w:pPr>
-    </w:p>
-    <w:p>
-      <w:pPr>
-        <w:spacing w:after="0" w:line="360" w:lineRule="auto"/>
-        <w:jc w:val="both"/>
-        <w:rPr>
-          <w:rFonts w:ascii="Times New Roman" w:eastAsia="Times New Roman" w:hAnsi="Times New Roman" w:cs="Times New Roman"/>
-          <w:b/>
-          <w:bCs/>
-          <w:sz w:val="24"/>
-          <w:szCs w:val="24"/>
-          <w:u w:val="single"/>
-        </w:rPr>
-      </w:pPr>
-      <w:r>
-        <w:rPr>
-          <w:rFonts w:ascii="Times New Roman" w:eastAsia="Times New Roman" w:hAnsi="Times New Roman" w:cs="Times New Roman"/>
-          <w:b/>
-          <w:bCs/>
-          <w:sz w:val="24"/>
-          <w:szCs w:val="24"/>
-          <w:u w:val="single"/>
-        </w:rPr>
-        <w:t>VIII. LIQUIDACIÓN:</w:t>
-      </w:r>
-    </w:p>
-    <w:p>
-      <w:pPr>
-        <w:spacing w:after="0" w:line="360" w:lineRule="auto"/>
-        <w:ind w:firstLine="554"/>
-        <w:jc w:val="both"/>
-        <w:rPr>
-          <w:rFonts w:ascii="Times New Roman" w:eastAsia="Times New Roman" w:hAnsi="Times New Roman" w:cs="Times New Roman"/>
-          <w:sz w:val="24"/>
-          <w:szCs w:val="24"/>
-        </w:rPr>
-      </w:pPr>
-      <w:r>
-        <w:rPr>
-          <w:rFonts w:ascii="Times New Roman" w:eastAsia="Times New Roman" w:hAnsi="Times New Roman" w:cs="Times New Roman"/>
-          <w:sz w:val="24"/>
-          <w:szCs w:val="24"/>
-        </w:rPr>
-        <w:t>Se practica la siguiente liquidación, suma que se reclama debidamente actualizada, con más sus intereses desde la fecha del evento hasta la de su efectivo pago, o la que en más o en menos resulte de las probanzas a rendirse en autos:</w:t>
-      </w:r>
-    </w:p>
-    <w:p>
-      <w:pPr>
-        <w:spacing w:after="0" w:line="360" w:lineRule="auto"/>
-        <w:jc w:val="both"/>
-        <w:rPr>
-          <w:rFonts w:ascii="Times New Roman" w:eastAsia="Times New Roman" w:hAnsi="Times New Roman" w:cs="Times New Roman"/>
-          <w:sz w:val="24"/>
-          <w:szCs w:val="24"/>
-          <w:highlight w:val="yellow"/>
-        </w:rPr>
-      </w:pPr>
-    </w:p>
-    <w:p>
-      <w:pPr>
-        <w:spacing w:after="0" w:line="360" w:lineRule="auto"/>
-        <w:rPr>
-          <w:rFonts w:ascii="Times New Roman" w:eastAsia="Times New Roman" w:hAnsi="Times New Roman" w:cs="Times New Roman"/>
-          <w:sz w:val="24"/>
-          <w:szCs w:val="24"/>
-        </w:rPr>
-      </w:pPr>
-      <w:r>
-        <w:rPr>
-          <w:rFonts w:ascii="Times New Roman" w:eastAsia="Times New Roman" w:hAnsi="Times New Roman" w:cs="Times New Roman"/>
-          <w:sz w:val="24"/>
-          <w:szCs w:val="24"/>
-        </w:rPr>
-        <w:t>1. DAÑO MATERIAL …………</w:t>
-      </w:r>
-      <w:r>
-        <w:rPr>
-          <w:rFonts w:ascii="Times New Roman" w:eastAsia="Times New Roman" w:hAnsi="Times New Roman" w:cs="Times New Roman"/>
-          <w:sz w:val="24"/>
-          <w:szCs w:val="24"/>
-        </w:rPr>
-        <w:t xml:space="preserve">………. </w:t>
-      </w:r>
-      <w:r>
-        <w:rPr>
-          <w:rFonts w:ascii="Times New Roman" w:eastAsia="Times New Roman" w:hAnsi="Times New Roman" w:cs="Times New Roman"/>
-          <w:sz w:val="24"/>
-          <w:szCs w:val="24"/>
-        </w:rPr>
-        <w:t xml:space="preserve"> </w:t>
-      </w:r>
-      <w:r>
-        <w:rPr>
-          <w:rFonts w:ascii="Times New Roman" w:eastAsia="Times New Roman" w:hAnsi="Times New Roman" w:cs="Times New Roman"/>
-          <w:sz w:val="24"/>
-          <w:szCs w:val="24"/>
-          <w:highlight w:val="yellow"/>
-        </w:rPr>
-        <w:t>{{</w:t>
-      </w:r>
-      <w:proofErr w:type="spellStart"/>
-      <w:r>
-        <w:rPr>
-          <w:rFonts w:ascii="Times New Roman" w:eastAsia="Times New Roman" w:hAnsi="Times New Roman" w:cs="Times New Roman"/>
-          <w:sz w:val="24"/>
-          <w:szCs w:val="24"/>
-          <w:highlight w:val="yellow"/>
-        </w:rPr>
-        <w:t>LiquiDanoMaterialNum</w:t>
-      </w:r>
-      <w:proofErr w:type="spellEnd"/>
-      <w:r>
-        <w:rPr>
-          <w:rFonts w:ascii="Times New Roman" w:eastAsia="Times New Roman" w:hAnsi="Times New Roman" w:cs="Times New Roman"/>
-          <w:sz w:val="24"/>
-          <w:szCs w:val="24"/>
-          <w:highlight w:val="yellow"/>
-        </w:rPr>
-        <w:t>}}</w:t>
-      </w:r>
-    </w:p>
-    <w:p>
-      <w:pPr>
-        <w:spacing w:after="0" w:line="360" w:lineRule="auto"/>
-        <w:rPr>
-          <w:rFonts w:ascii="Times New Roman" w:eastAsia="Times New Roman" w:hAnsi="Times New Roman" w:cs="Times New Roman"/>
-          <w:sz w:val="24"/>
-          <w:szCs w:val="24"/>
-        </w:rPr>
-      </w:pPr>
-      <w:r>
-        <w:rPr>
-          <w:rFonts w:ascii="Times New Roman" w:eastAsia="Times New Roman" w:hAnsi="Times New Roman" w:cs="Times New Roman"/>
-          <w:sz w:val="24"/>
-          <w:szCs w:val="24"/>
-        </w:rPr>
-        <w:t>2.  DAÑO FÍSICO E INCAPACIDAD</w:t>
-      </w:r>
-      <w:proofErr w:type="gramStart"/>
-      <w:r>
-        <w:rPr>
-          <w:rFonts w:ascii="Times New Roman" w:eastAsia="Times New Roman" w:hAnsi="Times New Roman" w:cs="Times New Roman"/>
-          <w:sz w:val="24"/>
-          <w:szCs w:val="24"/>
-        </w:rPr>
-        <w:t xml:space="preserve"> ..</w:t>
-      </w:r>
-      <w:proofErr w:type="gramEnd"/>
-      <w:r>
-        <w:rPr>
-          <w:rFonts w:ascii="Times New Roman" w:eastAsia="Times New Roman" w:hAnsi="Times New Roman" w:cs="Times New Roman"/>
-          <w:sz w:val="24"/>
-          <w:szCs w:val="24"/>
-        </w:rPr>
-        <w:t>…</w:t>
-      </w:r>
-      <w:r>
-        <w:rPr>
-          <w:rFonts w:ascii="Times New Roman" w:eastAsia="Times New Roman" w:hAnsi="Times New Roman" w:cs="Times New Roman"/>
-          <w:sz w:val="24"/>
-          <w:szCs w:val="24"/>
-          <w:highlight w:val="yellow"/>
-        </w:rPr>
-        <w:t>{{</w:t>
-      </w:r>
-      <w:proofErr w:type="spellStart"/>
-      <w:r>
-        <w:rPr>
-          <w:rFonts w:ascii="Times New Roman" w:eastAsia="Times New Roman" w:hAnsi="Times New Roman" w:cs="Times New Roman"/>
-          <w:sz w:val="24"/>
-          <w:szCs w:val="24"/>
-          <w:highlight w:val="yellow"/>
-        </w:rPr>
-        <w:t>LiquiIncapacidadFisicaNum</w:t>
-      </w:r>
-      <w:proofErr w:type="spellEnd"/>
-      <w:r>
-        <w:rPr>
-          <w:rFonts w:ascii="Times New Roman" w:eastAsia="Times New Roman" w:hAnsi="Times New Roman" w:cs="Times New Roman"/>
-          <w:sz w:val="24"/>
-          <w:szCs w:val="24"/>
-          <w:highlight w:val="yellow"/>
-        </w:rPr>
-        <w:t>}}</w:t>
-      </w:r>
-    </w:p>
-    <w:p>
-      <w:pPr>
-        <w:spacing w:after="0" w:line="360" w:lineRule="auto"/>
-        <w:rPr>
-          <w:rFonts w:ascii="Times New Roman" w:eastAsia="Times New Roman" w:hAnsi="Times New Roman" w:cs="Times New Roman"/>
-          <w:sz w:val="24"/>
-          <w:szCs w:val="24"/>
-        </w:rPr>
-      </w:pPr>
-      <w:r>
-        <w:rPr>
-          <w:rFonts w:ascii="Times New Roman" w:eastAsia="Times New Roman" w:hAnsi="Times New Roman" w:cs="Times New Roman"/>
-          <w:sz w:val="24"/>
-          <w:szCs w:val="24"/>
-        </w:rPr>
-        <w:t>3. DAÑO MORAL</w:t>
-      </w:r>
-      <w:proofErr w:type="gramStart"/>
-      <w:r>
-        <w:rPr>
-          <w:rFonts w:ascii="Times New Roman" w:eastAsia="Times New Roman" w:hAnsi="Times New Roman" w:cs="Times New Roman"/>
-          <w:sz w:val="24"/>
-          <w:szCs w:val="24"/>
-        </w:rPr>
-        <w:t xml:space="preserve"> ….</w:t>
-      </w:r>
-      <w:proofErr w:type="gramEnd"/>
-      <w:r>
-        <w:rPr>
-          <w:rFonts w:ascii="Times New Roman" w:eastAsia="Times New Roman" w:hAnsi="Times New Roman" w:cs="Times New Roman"/>
-          <w:sz w:val="24"/>
-          <w:szCs w:val="24"/>
-        </w:rPr>
-        <w:t xml:space="preserve">.…………… </w:t>
-      </w:r>
-      <w:r>
-        <w:rPr>
-          <w:rFonts w:ascii="Times New Roman" w:eastAsia="Times New Roman" w:hAnsi="Times New Roman" w:cs="Times New Roman"/>
-          <w:sz w:val="24"/>
-          <w:szCs w:val="24"/>
-          <w:highlight w:val="yellow"/>
-        </w:rPr>
-        <w:t>{{</w:t>
-      </w:r>
-      <w:proofErr w:type="spellStart"/>
-      <w:r>
-        <w:rPr>
-          <w:rFonts w:ascii="Times New Roman" w:eastAsia="Times New Roman" w:hAnsi="Times New Roman" w:cs="Times New Roman"/>
-          <w:sz w:val="24"/>
-          <w:szCs w:val="24"/>
-          <w:highlight w:val="yellow"/>
-        </w:rPr>
-        <w:t>LiquiDanoMoralNum</w:t>
-      </w:r>
-      <w:proofErr w:type="spellEnd"/>
-      <w:r>
-        <w:rPr>
-          <w:rFonts w:ascii="Times New Roman" w:eastAsia="Times New Roman" w:hAnsi="Times New Roman" w:cs="Times New Roman"/>
-          <w:sz w:val="24"/>
-          <w:szCs w:val="24"/>
-          <w:highlight w:val="yellow"/>
-        </w:rPr>
-        <w:t>}}</w:t>
-      </w:r>
-    </w:p>
-    <w:p>
-      <w:pPr>
-        <w:spacing w:after="0" w:line="360" w:lineRule="auto"/>
-        <w:rPr>
-          <w:rFonts w:ascii="Times New Roman" w:eastAsia="Times New Roman" w:hAnsi="Times New Roman" w:cs="Times New Roman"/>
-          <w:sz w:val="24"/>
-          <w:szCs w:val="24"/>
-        </w:rPr>
-      </w:pPr>
-      <w:r>
-        <w:rPr>
-          <w:rFonts w:ascii="Times New Roman" w:eastAsia="Times New Roman" w:hAnsi="Times New Roman" w:cs="Times New Roman"/>
-          <w:sz w:val="24"/>
-          <w:szCs w:val="24"/>
-        </w:rPr>
-        <w:t>4. DAÑO PSICOLÓGICO …</w:t>
-      </w:r>
-      <w:r>
-        <w:rPr>
-          <w:rFonts w:ascii="Times New Roman" w:eastAsia="Times New Roman" w:hAnsi="Times New Roman" w:cs="Times New Roman"/>
-          <w:sz w:val="24"/>
-          <w:szCs w:val="24"/>
-        </w:rPr>
-        <w:t>….</w:t>
-      </w:r>
-      <w:r>
-        <w:rPr>
-          <w:rFonts w:ascii="Times New Roman" w:eastAsia="Times New Roman" w:hAnsi="Times New Roman" w:cs="Times New Roman"/>
-          <w:sz w:val="24"/>
-          <w:szCs w:val="24"/>
-        </w:rPr>
-        <w:t xml:space="preserve"> </w:t>
-      </w:r>
-      <w:r>
-        <w:rPr>
-          <w:rFonts w:ascii="Times New Roman" w:eastAsia="Times New Roman" w:hAnsi="Times New Roman" w:cs="Times New Roman"/>
-          <w:sz w:val="24"/>
-          <w:szCs w:val="24"/>
-          <w:highlight w:val="yellow"/>
-        </w:rPr>
-        <w:t>{{</w:t>
-      </w:r>
-      <w:proofErr w:type="spellStart"/>
-      <w:r>
-        <w:rPr>
-          <w:rFonts w:ascii="Times New Roman" w:eastAsia="Times New Roman" w:hAnsi="Times New Roman" w:cs="Times New Roman"/>
-          <w:sz w:val="24"/>
-          <w:szCs w:val="24"/>
-          <w:highlight w:val="yellow"/>
-        </w:rPr>
-        <w:t>LiquiDanoPsicologicoNum</w:t>
-      </w:r>
-      <w:proofErr w:type="spellEnd"/>
-      <w:r>
-        <w:rPr>
-          <w:rFonts w:ascii="Times New Roman" w:eastAsia="Times New Roman" w:hAnsi="Times New Roman" w:cs="Times New Roman"/>
-          <w:sz w:val="24"/>
-          <w:szCs w:val="24"/>
-          <w:highlight w:val="yellow"/>
-        </w:rPr>
-        <w:t>}}</w:t>
-      </w:r>
-    </w:p>
-    <w:p>
-      <w:pPr>
-        <w:spacing w:after="0" w:line="360" w:lineRule="auto"/>
-        <w:rPr>
-          <w:rFonts w:ascii="Times New Roman" w:eastAsia="Times New Roman" w:hAnsi="Times New Roman" w:cs="Times New Roman"/>
-          <w:sz w:val="24"/>
-          <w:szCs w:val="24"/>
-        </w:rPr>
-      </w:pPr>
-      <w:r>
-        <w:rPr>
-          <w:rFonts w:ascii="Times New Roman" w:eastAsia="Times New Roman" w:hAnsi="Times New Roman" w:cs="Times New Roman"/>
-          <w:sz w:val="24"/>
-          <w:szCs w:val="24"/>
-        </w:rPr>
-        <w:t>5. DAÑO PSICOFARMACOLÓGICO FUTURO.…</w:t>
-      </w:r>
-      <w:r>
-        <w:rPr>
-          <w:rFonts w:ascii="Times New Roman" w:eastAsia="Times New Roman" w:hAnsi="Times New Roman" w:cs="Times New Roman"/>
-          <w:sz w:val="24"/>
-          <w:szCs w:val="24"/>
-        </w:rPr>
-        <w:t xml:space="preserve"> </w:t>
-      </w:r>
-      <w:r>
-        <w:rPr>
-          <w:rFonts w:ascii="Times New Roman" w:eastAsia="Times New Roman" w:hAnsi="Times New Roman" w:cs="Times New Roman"/>
-          <w:sz w:val="24"/>
-          <w:szCs w:val="24"/>
-          <w:highlight w:val="yellow"/>
-        </w:rPr>
-        <w:t>{{</w:t>
-      </w:r>
-      <w:proofErr w:type="spellStart"/>
-      <w:r>
-        <w:rPr>
-          <w:rFonts w:ascii="Times New Roman" w:eastAsia="Times New Roman" w:hAnsi="Times New Roman" w:cs="Times New Roman"/>
-          <w:sz w:val="24"/>
-          <w:szCs w:val="24"/>
-          <w:highlight w:val="yellow"/>
-        </w:rPr>
-        <w:t>Liqui</w:t>
-      </w:r>
-      <w:r>
-        <w:rPr>
-          <w:rFonts w:ascii="Times New Roman" w:eastAsia="Times New Roman" w:hAnsi="Times New Roman" w:cs="Times New Roman"/>
-          <w:sz w:val="24"/>
-          <w:szCs w:val="24"/>
-          <w:highlight w:val="yellow"/>
-        </w:rPr>
-        <w:t>GastosFarmacia</w:t>
-      </w:r>
-      <w:r>
-        <w:rPr>
-          <w:rFonts w:ascii="Times New Roman" w:eastAsia="Times New Roman" w:hAnsi="Times New Roman" w:cs="Times New Roman"/>
-          <w:sz w:val="24"/>
-          <w:szCs w:val="24"/>
-          <w:highlight w:val="yellow"/>
-        </w:rPr>
-        <w:t>Num</w:t>
-      </w:r>
-      <w:proofErr w:type="spellEnd"/>
-      <w:r>
-        <w:rPr>
-          <w:rFonts w:ascii="Times New Roman" w:eastAsia="Times New Roman" w:hAnsi="Times New Roman" w:cs="Times New Roman"/>
-          <w:sz w:val="24"/>
-          <w:szCs w:val="24"/>
-          <w:highlight w:val="yellow"/>
-        </w:rPr>
-        <w:t>}}</w:t>
-      </w:r>
-    </w:p>
-    <w:p>
-      <w:pPr>
-        <w:spacing w:after="0" w:line="360" w:lineRule="auto"/>
-        <w:rPr>
-          <w:rFonts w:ascii="Times New Roman" w:eastAsia="Times New Roman" w:hAnsi="Times New Roman" w:cs="Times New Roman"/>
-          <w:sz w:val="24"/>
-          <w:szCs w:val="24"/>
-        </w:rPr>
-      </w:pPr>
-      <w:r>
-        <w:rPr>
-          <w:rFonts w:ascii="Times New Roman" w:eastAsia="Times New Roman" w:hAnsi="Times New Roman" w:cs="Times New Roman"/>
-          <w:sz w:val="24"/>
-          <w:szCs w:val="24"/>
-        </w:rPr>
-        <w:t>6. ASISTENCIA MÉDICA- GASTOS</w:t>
-      </w:r>
-      <w:r>
-        <w:rPr>
-          <w:rFonts w:ascii="Times New Roman" w:eastAsia="Times New Roman" w:hAnsi="Times New Roman" w:cs="Times New Roman"/>
-          <w:sz w:val="24"/>
-          <w:szCs w:val="24"/>
-        </w:rPr>
-        <w:t xml:space="preserve"> </w:t>
-      </w:r>
-      <w:r>
-        <w:rPr>
-          <w:rFonts w:ascii="Times New Roman" w:eastAsia="Times New Roman" w:hAnsi="Times New Roman" w:cs="Times New Roman"/>
-          <w:sz w:val="24"/>
-          <w:szCs w:val="24"/>
-        </w:rPr>
-        <w:t>FARMACOLÓGICOS</w:t>
-      </w:r>
-      <w:r>
-        <w:rPr>
-          <w:rFonts w:ascii="Times New Roman" w:eastAsia="Times New Roman" w:hAnsi="Times New Roman" w:cs="Times New Roman"/>
-          <w:sz w:val="24"/>
-          <w:szCs w:val="24"/>
-        </w:rPr>
-        <w:t xml:space="preserve"> </w:t>
-      </w:r>
-      <w:r>
-        <w:rPr>
-          <w:rFonts w:ascii="Times New Roman" w:eastAsia="Times New Roman" w:hAnsi="Times New Roman" w:cs="Times New Roman"/>
-          <w:sz w:val="24"/>
-          <w:szCs w:val="24"/>
-          <w:highlight w:val="yellow"/>
-        </w:rPr>
-        <w:t>{{</w:t>
-      </w:r>
-      <w:proofErr w:type="spellStart"/>
-      <w:r>
-        <w:rPr>
-          <w:rFonts w:ascii="Times New Roman" w:eastAsia="Times New Roman" w:hAnsi="Times New Roman" w:cs="Times New Roman"/>
-          <w:sz w:val="24"/>
-          <w:szCs w:val="24"/>
-          <w:highlight w:val="yellow"/>
-        </w:rPr>
-        <w:t>Liqui</w:t>
-      </w:r>
-      <w:r>
-        <w:rPr>
-          <w:rFonts w:ascii="Times New Roman" w:eastAsia="Times New Roman" w:hAnsi="Times New Roman" w:cs="Times New Roman"/>
-          <w:sz w:val="24"/>
-          <w:szCs w:val="24"/>
-          <w:highlight w:val="yellow"/>
-        </w:rPr>
-        <w:t>GastosMedicos</w:t>
-      </w:r>
-      <w:r>
-        <w:rPr>
-          <w:rFonts w:ascii="Times New Roman" w:eastAsia="Times New Roman" w:hAnsi="Times New Roman" w:cs="Times New Roman"/>
-          <w:sz w:val="24"/>
-          <w:szCs w:val="24"/>
-          <w:highlight w:val="yellow"/>
-        </w:rPr>
-        <w:t>Num</w:t>
-      </w:r>
-      <w:proofErr w:type="spellEnd"/>
-      <w:r>
-        <w:rPr>
-          <w:rFonts w:ascii="Times New Roman" w:eastAsia="Times New Roman" w:hAnsi="Times New Roman" w:cs="Times New Roman"/>
-          <w:sz w:val="24"/>
-          <w:szCs w:val="24"/>
-          <w:highlight w:val="yellow"/>
-        </w:rPr>
-        <w:t>}}</w:t>
-      </w:r>
-    </w:p>
-    <w:p>
-      <w:pPr>
-        <w:spacing w:after="0" w:line="360" w:lineRule="auto"/>
-        <w:jc w:val="both"/>
-        <w:rPr>
-          <w:rFonts w:ascii="Times New Roman" w:eastAsia="Times New Roman" w:hAnsi="Times New Roman" w:cs="Times New Roman"/>
-          <w:b/>
-          <w:bCs/>
-          <w:sz w:val="24"/>
-          <w:szCs w:val="24"/>
-          <w:highlight w:val="yellow"/>
-        </w:rPr>
-      </w:pPr>
-    </w:p>
-    <w:p>
-      <w:pPr>
-        <w:spacing w:after="0" w:line="360" w:lineRule="auto"/>
-        <w:jc w:val="both"/>
-        <w:rPr>
-          <w:rFonts w:ascii="Times New Roman" w:eastAsia="Times New Roman" w:hAnsi="Times New Roman" w:cs="Times New Roman"/>
-          <w:b/>
-          <w:bCs/>
-          <w:sz w:val="24"/>
-          <w:szCs w:val="24"/>
-          <w:highlight w:val="yellow"/>
-        </w:rPr>
-      </w:pPr>
-      <w:r>
-        <w:rPr>
-          <w:rFonts w:ascii="Times New Roman" w:eastAsia="Times New Roman" w:hAnsi="Times New Roman" w:cs="Times New Roman"/>
-          <w:b/>
-          <w:bCs/>
-          <w:sz w:val="24"/>
-          <w:szCs w:val="24"/>
-          <w:u w:val="single"/>
-        </w:rPr>
-        <w:lastRenderedPageBreak/>
         <w:t xml:space="preserve">TOTAL: </w:t>
       </w:r>
       <w:r>
@@ -8061,7 +8114,18 @@
           <w:sz w:val="24"/>
           <w:szCs w:val="24"/>
         </w:rPr>
-        <w:t xml:space="preserve"> montos establecidos en la generalidad de las sentencias no han variado en los últimos 7 años, situación por la cual resulta sumamente </w:t>
+        <w:t xml:space="preserve"> montos establecidos en la generalidad de las sentencias no han variado en los últimos 7 </w:t>
+      </w:r>
+      <w:r>
+        <w:rPr>
+          <w:rFonts w:ascii="Times New Roman" w:eastAsia="Times New Roman" w:hAnsi="Times New Roman" w:cs="Times New Roman"/>
+          <w:b/>
+          <w:bCs/>
+          <w:sz w:val="24"/>
+          <w:szCs w:val="24"/>
+        </w:rPr>
+        <w:lastRenderedPageBreak/>
+        <w:t xml:space="preserve">años, situación por la cual resulta sumamente </w:t>
       </w:r>
       <w:proofErr w:type="gramStart"/>
       <w:r>
@@ -8171,8 +8235,380 @@
           <w:sz w:val="24"/>
           <w:szCs w:val="24"/>
         </w:rPr>
-        <w:t xml:space="preserve"> se puede corroborar en </w:t>
-      </w:r>
+        <w:t xml:space="preserve"> se puede corroborar en la nota periodística que se acompaña a la parte documental del presente libelo, emitida por el diario Clarín con fecha 11 de enero de 2009, en la cual se informa que en los últimos siete </w:t>
+      </w:r>
+      <w:proofErr w:type="gramStart"/>
+      <w:r>
+        <w:rPr>
+          <w:rFonts w:ascii="Times New Roman" w:eastAsia="Times New Roman" w:hAnsi="Times New Roman" w:cs="Times New Roman"/>
+          <w:b/>
+          <w:bCs/>
+          <w:sz w:val="24"/>
+          <w:szCs w:val="24"/>
+        </w:rPr>
+        <w:t>años  hay</w:t>
+      </w:r>
+      <w:proofErr w:type="gramEnd"/>
+      <w:r>
+        <w:rPr>
+          <w:rFonts w:ascii="Times New Roman" w:eastAsia="Times New Roman" w:hAnsi="Times New Roman" w:cs="Times New Roman"/>
+          <w:b/>
+          <w:bCs/>
+          <w:sz w:val="24"/>
+          <w:szCs w:val="24"/>
+        </w:rPr>
+        <w:t xml:space="preserve"> precios que subieron más del 500%. Y desde allí hasta la </w:t>
+      </w:r>
+      <w:proofErr w:type="gramStart"/>
+      <w:r>
+        <w:rPr>
+          <w:rFonts w:ascii="Times New Roman" w:eastAsia="Times New Roman" w:hAnsi="Times New Roman" w:cs="Times New Roman"/>
+          <w:b/>
+          <w:bCs/>
+          <w:sz w:val="24"/>
+          <w:szCs w:val="24"/>
+        </w:rPr>
+        <w:t>actualidad  los</w:t>
+      </w:r>
+      <w:proofErr w:type="gramEnd"/>
+      <w:r>
+        <w:rPr>
+          <w:rFonts w:ascii="Times New Roman" w:eastAsia="Times New Roman" w:hAnsi="Times New Roman" w:cs="Times New Roman"/>
+          <w:b/>
+          <w:bCs/>
+          <w:sz w:val="24"/>
+          <w:szCs w:val="24"/>
+        </w:rPr>
+        <w:t xml:space="preserve"> aumentos alcanzan un 250</w:t>
+      </w:r>
+      <w:proofErr w:type="gramStart"/>
+      <w:r>
+        <w:rPr>
+          <w:rFonts w:ascii="Times New Roman" w:eastAsia="Times New Roman" w:hAnsi="Times New Roman" w:cs="Times New Roman"/>
+          <w:b/>
+          <w:bCs/>
+          <w:sz w:val="24"/>
+          <w:szCs w:val="24"/>
+        </w:rPr>
+        <w:t>%,  Consecuentemente</w:t>
+      </w:r>
+      <w:proofErr w:type="gramEnd"/>
+      <w:r>
+        <w:rPr>
+          <w:rFonts w:ascii="Times New Roman" w:eastAsia="Times New Roman" w:hAnsi="Times New Roman" w:cs="Times New Roman"/>
+          <w:b/>
+          <w:bCs/>
+          <w:sz w:val="24"/>
+          <w:szCs w:val="24"/>
+        </w:rPr>
+        <w:t xml:space="preserve"> con lo expuesto podemos arribar a las conclusiones mencionadas, ya que tal como manifiestan los representantes de la mayoría de las aseguradoras, les resulta más conveniente generar litigios que </w:t>
+      </w:r>
+      <w:proofErr w:type="gramStart"/>
+      <w:r>
+        <w:rPr>
+          <w:rFonts w:ascii="Times New Roman" w:eastAsia="Times New Roman" w:hAnsi="Times New Roman" w:cs="Times New Roman"/>
+          <w:b/>
+          <w:bCs/>
+          <w:sz w:val="24"/>
+          <w:szCs w:val="24"/>
+        </w:rPr>
+        <w:t>conciliaciones,  consiguiendo</w:t>
+      </w:r>
+      <w:proofErr w:type="gramEnd"/>
+      <w:r>
+        <w:rPr>
+          <w:rFonts w:ascii="Times New Roman" w:eastAsia="Times New Roman" w:hAnsi="Times New Roman" w:cs="Times New Roman"/>
+          <w:b/>
+          <w:bCs/>
+          <w:sz w:val="24"/>
+          <w:szCs w:val="24"/>
+        </w:rPr>
+        <w:t xml:space="preserve"> con ello un claro colapso judicial y un importantísimo beneficio económico.</w:t>
+      </w:r>
+    </w:p>
+    <w:p>
+      <w:pPr>
+        <w:spacing w:after="0" w:line="360" w:lineRule="auto"/>
+        <w:ind w:firstLine="554"/>
+        <w:jc w:val="both"/>
+        <w:rPr>
+          <w:rFonts w:ascii="Times New Roman" w:eastAsia="Times New Roman" w:hAnsi="Times New Roman" w:cs="Times New Roman"/>
+          <w:sz w:val="24"/>
+          <w:szCs w:val="24"/>
+        </w:rPr>
+      </w:pPr>
+      <w:r>
+        <w:rPr>
+          <w:rFonts w:ascii="Times New Roman" w:eastAsia="Times New Roman" w:hAnsi="Times New Roman" w:cs="Times New Roman"/>
+          <w:b/>
+          <w:bCs/>
+          <w:sz w:val="24"/>
+          <w:szCs w:val="24"/>
+        </w:rPr>
+        <w:t xml:space="preserve">AHORA </w:t>
+      </w:r>
+      <w:proofErr w:type="gramStart"/>
+      <w:r>
+        <w:rPr>
+          <w:rFonts w:ascii="Times New Roman" w:eastAsia="Times New Roman" w:hAnsi="Times New Roman" w:cs="Times New Roman"/>
+          <w:b/>
+          <w:bCs/>
+          <w:sz w:val="24"/>
+          <w:szCs w:val="24"/>
+        </w:rPr>
+        <w:t>BIEN</w:t>
+      </w:r>
+      <w:proofErr w:type="gramEnd"/>
+      <w:r>
+        <w:rPr>
+          <w:rFonts w:ascii="Times New Roman" w:eastAsia="Times New Roman" w:hAnsi="Times New Roman" w:cs="Times New Roman"/>
+          <w:b/>
+          <w:bCs/>
+          <w:sz w:val="24"/>
+          <w:szCs w:val="24"/>
+        </w:rPr>
+        <w:t xml:space="preserve"> POR ÚLTIMO Y DE MAYOR RELEVANCIA ES DE MENCIONAR QUE COMO ES DE PÚBLICO CONOCIMIENTO DURANTE TODO 2020, HEMOS SUFRIDO UNA DEVALUACIÓN APROXIMADA DEL 40</w:t>
+      </w:r>
+      <w:proofErr w:type="gramStart"/>
+      <w:r>
+        <w:rPr>
+          <w:rFonts w:ascii="Times New Roman" w:eastAsia="Times New Roman" w:hAnsi="Times New Roman" w:cs="Times New Roman"/>
+          <w:b/>
+          <w:bCs/>
+          <w:sz w:val="24"/>
+          <w:szCs w:val="24"/>
+        </w:rPr>
+        <w:t>%,  SIENDO</w:t>
+      </w:r>
+      <w:proofErr w:type="gramEnd"/>
+      <w:r>
+        <w:rPr>
+          <w:rFonts w:ascii="Times New Roman" w:eastAsia="Times New Roman" w:hAnsi="Times New Roman" w:cs="Times New Roman"/>
+          <w:b/>
+          <w:bCs/>
+          <w:sz w:val="24"/>
+          <w:szCs w:val="24"/>
+        </w:rPr>
+        <w:t xml:space="preserve"> RECONOCIDO OFICIALMENTE QUE LA INFLACIÓN TAN SOLO PARA EL MES DE ENERO DE ESE AÑO FUE DEL 4%, CONSECUENTEMENTE Y REALIZANDO UNA PROYECCIÓN PODRÍAMOS AFIRMAR QUE </w:t>
+      </w:r>
+      <w:proofErr w:type="gramStart"/>
+      <w:r>
+        <w:rPr>
+          <w:rFonts w:ascii="Times New Roman" w:eastAsia="Times New Roman" w:hAnsi="Times New Roman" w:cs="Times New Roman"/>
+          <w:b/>
+          <w:bCs/>
+          <w:sz w:val="24"/>
+          <w:szCs w:val="24"/>
+        </w:rPr>
+        <w:t>LA  INFLACIÓN</w:t>
+      </w:r>
+      <w:proofErr w:type="gramEnd"/>
+      <w:r>
+        <w:rPr>
+          <w:rFonts w:ascii="Times New Roman" w:eastAsia="Times New Roman" w:hAnsi="Times New Roman" w:cs="Times New Roman"/>
+          <w:b/>
+          <w:bCs/>
+          <w:sz w:val="24"/>
+          <w:szCs w:val="24"/>
+        </w:rPr>
+        <w:t xml:space="preserve"> ANUAL EN 2022 RONDARÁ EL 1500%...  SABIENDO </w:t>
+      </w:r>
+      <w:proofErr w:type="gramStart"/>
+      <w:r>
+        <w:rPr>
+          <w:rFonts w:ascii="Times New Roman" w:eastAsia="Times New Roman" w:hAnsi="Times New Roman" w:cs="Times New Roman"/>
+          <w:b/>
+          <w:bCs/>
+          <w:sz w:val="24"/>
+          <w:szCs w:val="24"/>
+        </w:rPr>
+        <w:t>ELLO  S.S</w:t>
+      </w:r>
+      <w:proofErr w:type="gramEnd"/>
+      <w:r>
+        <w:rPr>
+          <w:rFonts w:ascii="Times New Roman" w:eastAsia="Times New Roman" w:hAnsi="Times New Roman" w:cs="Times New Roman"/>
+          <w:b/>
+          <w:bCs/>
+          <w:sz w:val="24"/>
+          <w:szCs w:val="24"/>
+        </w:rPr>
+        <w:t xml:space="preserve"> COMPRENDERÁ QUE NINGUNA DE LAS TASAS DE INTERÉS QUE SE APLICAN PARA ACTUALIZAR MONTOS DE SENTENCIAS SE CONDICEN CON LA REALIDAD DE NUESTRO PAÍS, MENOS AÚN LA TASA PASIVA Y/O LA DEL 8% LAS CUALES HOY POR HOY RESULTAN HASTA IRRISORIAS, SIENDO ESTO </w:t>
+      </w:r>
+      <w:proofErr w:type="gramStart"/>
+      <w:r>
+        <w:rPr>
+          <w:rFonts w:ascii="Times New Roman" w:eastAsia="Times New Roman" w:hAnsi="Times New Roman" w:cs="Times New Roman"/>
+          <w:b/>
+          <w:bCs/>
+          <w:sz w:val="24"/>
+          <w:szCs w:val="24"/>
+        </w:rPr>
+        <w:t>ÚNICAMENTE  UN</w:t>
+      </w:r>
+      <w:proofErr w:type="gramEnd"/>
+      <w:r>
+        <w:rPr>
+          <w:rFonts w:ascii="Times New Roman" w:eastAsia="Times New Roman" w:hAnsi="Times New Roman" w:cs="Times New Roman"/>
+          <w:b/>
+          <w:bCs/>
+          <w:sz w:val="24"/>
+          <w:szCs w:val="24"/>
+        </w:rPr>
+        <w:t xml:space="preserve"> EXCELENTE </w:t>
+      </w:r>
+      <w:proofErr w:type="gramStart"/>
+      <w:r>
+        <w:rPr>
+          <w:rFonts w:ascii="Times New Roman" w:eastAsia="Times New Roman" w:hAnsi="Times New Roman" w:cs="Times New Roman"/>
+          <w:b/>
+          <w:bCs/>
+          <w:sz w:val="24"/>
+          <w:szCs w:val="24"/>
+        </w:rPr>
+        <w:t>NEGOCIO  PARA</w:t>
+      </w:r>
+      <w:proofErr w:type="gramEnd"/>
+      <w:r>
+        <w:rPr>
+          <w:rFonts w:ascii="Times New Roman" w:eastAsia="Times New Roman" w:hAnsi="Times New Roman" w:cs="Times New Roman"/>
+          <w:b/>
+          <w:bCs/>
+          <w:sz w:val="24"/>
+          <w:szCs w:val="24"/>
+        </w:rPr>
+        <w:t xml:space="preserve"> LAS ASEGURADORAS, LAS CUALES AL DILATAR LOS </w:t>
+      </w:r>
+      <w:proofErr w:type="gramStart"/>
+      <w:r>
+        <w:rPr>
+          <w:rFonts w:ascii="Times New Roman" w:eastAsia="Times New Roman" w:hAnsi="Times New Roman" w:cs="Times New Roman"/>
+          <w:b/>
+          <w:bCs/>
+          <w:sz w:val="24"/>
+          <w:szCs w:val="24"/>
+        </w:rPr>
+        <w:t>PAGOS  GENERAN</w:t>
+      </w:r>
+      <w:proofErr w:type="gramEnd"/>
+      <w:r>
+        <w:rPr>
+          <w:rFonts w:ascii="Times New Roman" w:eastAsia="Times New Roman" w:hAnsi="Times New Roman" w:cs="Times New Roman"/>
+          <w:b/>
+          <w:bCs/>
+          <w:sz w:val="24"/>
+          <w:szCs w:val="24"/>
+        </w:rPr>
+        <w:t xml:space="preserve"> UN PERJUICIO DESMESURADO EN EL ACTOR QUIEN JAMÁS TENDRÁ UN RECLAMO AJUSTADO A LA REALIDAD QUE ATRAVESAMOS.</w:t>
+      </w:r>
+    </w:p>
+    <w:p>
+      <w:pPr>
+        <w:spacing w:after="0" w:line="360" w:lineRule="auto"/>
+        <w:ind w:firstLine="554"/>
+        <w:jc w:val="both"/>
+        <w:rPr>
+          <w:rFonts w:ascii="Times New Roman" w:eastAsia="Times New Roman" w:hAnsi="Times New Roman" w:cs="Times New Roman"/>
+          <w:b/>
+          <w:bCs/>
+          <w:sz w:val="24"/>
+          <w:szCs w:val="24"/>
+        </w:rPr>
+      </w:pPr>
+      <w:r>
+        <w:rPr>
+          <w:rFonts w:ascii="Times New Roman" w:eastAsia="Times New Roman" w:hAnsi="Times New Roman" w:cs="Times New Roman"/>
+          <w:b/>
+          <w:bCs/>
+          <w:sz w:val="24"/>
+          <w:szCs w:val="24"/>
+        </w:rPr>
+        <w:t xml:space="preserve">Cabe destacar que en los últimos años hasta el 2024 inclusive hemos sufrido un proceso inflacionario del orden del 150% aproximadamente en cada periodo anual. </w:t>
+      </w:r>
+    </w:p>
+    <w:p>
+      <w:pPr>
+        <w:spacing w:after="0" w:line="360" w:lineRule="auto"/>
+        <w:ind w:firstLine="720"/>
+        <w:jc w:val="both"/>
+        <w:rPr>
+          <w:rFonts w:ascii="Times New Roman" w:eastAsia="Times New Roman" w:hAnsi="Times New Roman" w:cs="Times New Roman"/>
+          <w:b/>
+          <w:bCs/>
+          <w:sz w:val="24"/>
+          <w:szCs w:val="24"/>
+        </w:rPr>
+      </w:pPr>
+      <w:r>
+        <w:rPr>
+          <w:rFonts w:ascii="Times New Roman" w:eastAsia="Times New Roman" w:hAnsi="Times New Roman" w:cs="Times New Roman"/>
+          <w:b/>
+          <w:bCs/>
+          <w:sz w:val="24"/>
+          <w:szCs w:val="24"/>
+        </w:rPr>
+        <w:t>En este orden de ideas, la Suprema Corte de la Provincia de Buenos Aires, ha tenido una postura favorable a los argumentos esgrimidos, sentado un cambio de criterio en lo que refiere a la actualización de los créditos en las acciones de daños y perjuicios, conforme a la doctrina legal establecida por la Suprema Corte de Justicia en la causa C. 124.096, "Barrios, Héctor Francisco y otra C/ Lascano, Sandra Beatriz y otra. S/ Daños y Perjuicios" (</w:t>
+      </w:r>
+      <w:proofErr w:type="spellStart"/>
+      <w:r>
+        <w:rPr>
+          <w:rFonts w:ascii="Times New Roman" w:eastAsia="Times New Roman" w:hAnsi="Times New Roman" w:cs="Times New Roman"/>
+          <w:b/>
+          <w:bCs/>
+          <w:sz w:val="24"/>
+          <w:szCs w:val="24"/>
+        </w:rPr>
+        <w:t>sent</w:t>
+      </w:r>
+      <w:proofErr w:type="spellEnd"/>
+      <w:r>
+        <w:rPr>
+          <w:rFonts w:ascii="Times New Roman" w:eastAsia="Times New Roman" w:hAnsi="Times New Roman" w:cs="Times New Roman"/>
+          <w:b/>
+          <w:bCs/>
+          <w:sz w:val="24"/>
+          <w:szCs w:val="24"/>
+        </w:rPr>
+        <w:t xml:space="preserve">. del 17/4/2024). </w:t>
+      </w:r>
+    </w:p>
+    <w:p>
+      <w:pPr>
+        <w:spacing w:after="0" w:line="360" w:lineRule="auto"/>
+        <w:ind w:firstLine="720"/>
+        <w:jc w:val="both"/>
+        <w:rPr>
+          <w:rFonts w:ascii="Times New Roman" w:eastAsia="Times New Roman" w:hAnsi="Times New Roman" w:cs="Times New Roman"/>
+          <w:b/>
+          <w:bCs/>
+          <w:sz w:val="24"/>
+          <w:szCs w:val="24"/>
+        </w:rPr>
+      </w:pPr>
+      <w:r>
+        <w:rPr>
+          <w:rFonts w:ascii="Times New Roman" w:eastAsia="Times New Roman" w:hAnsi="Times New Roman" w:cs="Times New Roman"/>
+          <w:b/>
+          <w:bCs/>
+          <w:sz w:val="24"/>
+          <w:szCs w:val="24"/>
+        </w:rPr>
+        <w:t xml:space="preserve">En cuanto, declaró la inconstitucionalidad sobrevenida del artículo 7 de la Ley 23.928 (texto según Ley 25.561), en cuanto prohíbe la actualización monetaria o la indexación de créditos para las obligaciones dinerarias. Asimismo, sentó los criterios para la determinación de las deudas de valor, como así también dispuso una serie de directrices para delimitar el alcance de la indexación. </w:t>
+      </w:r>
+    </w:p>
+    <w:p>
+      <w:pPr>
+        <w:spacing w:after="0" w:line="360" w:lineRule="auto"/>
+        <w:ind w:firstLine="720"/>
+        <w:jc w:val="both"/>
+        <w:rPr>
+          <w:rFonts w:ascii="Times New Roman" w:eastAsia="Times New Roman" w:hAnsi="Times New Roman" w:cs="Times New Roman"/>
+          <w:b/>
+          <w:bCs/>
+          <w:sz w:val="24"/>
+          <w:szCs w:val="24"/>
+        </w:rPr>
+      </w:pPr>
       <w:r>
         <w:rPr>
           <w:rFonts w:ascii="Times New Roman" w:eastAsia="Times New Roman" w:hAnsi="Times New Roman" w:cs="Times New Roman"/>
@@ -8182,7 +8618,7 @@
           <w:szCs w:val="24"/>
         </w:rPr>
         <w:lastRenderedPageBreak/>
-        <w:t xml:space="preserve">la nota periodística que se acompaña a la parte documental del presente libelo, emitida por el diario Clarín con fecha 11 de enero de 2009, en la cual se informa que en los últimos siete </w:t>
+        <w:t xml:space="preserve">Se declara la inconstitucionalidad del artículo 7 de la Ley 23.928 y su inaplicabilidad, en virtud del cambio de escenario económico, ya que debe ser descalificado porque desconoce el principio de razonabilidad, el derecho de propiedad del reclamante y no permite proveer una tutela judicial eficaz (arts. </w:t>
       </w:r>
       <w:proofErr w:type="gramStart"/>
       <w:r>
@@ -8193,7 +8629,7 @@
           <w:sz w:val="24"/>
           <w:szCs w:val="24"/>
         </w:rPr>
-        <w:t>años  hay</w:t>
+        <w:t>1 ,</w:t>
       </w:r>
       <w:proofErr w:type="gramEnd"/>
       <w:r>
@@ -8204,7 +8640,7 @@
           <w:sz w:val="24"/>
           <w:szCs w:val="24"/>
         </w:rPr>
-        <w:t xml:space="preserve"> precios que subieron más del 500%. Y desde allí hasta la </w:t>
+        <w:t xml:space="preserve"> </w:t>
       </w:r>
       <w:proofErr w:type="gramStart"/>
       <w:r>
@@ -8215,7 +8651,7 @@
           <w:sz w:val="24"/>
           <w:szCs w:val="24"/>
         </w:rPr>
-        <w:t>actualidad  los</w:t>
+        <w:t>17 ,</w:t>
       </w:r>
       <w:proofErr w:type="gramEnd"/>
       <w:r>
@@ -8226,7 +8662,7 @@
           <w:sz w:val="24"/>
           <w:szCs w:val="24"/>
         </w:rPr>
-        <w:t xml:space="preserve"> aumentos alcanzan un 250</w:t>
+        <w:t xml:space="preserve"> </w:t>
       </w:r>
       <w:proofErr w:type="gramStart"/>
       <w:r>
@@ -8237,7 +8673,7 @@
           <w:sz w:val="24"/>
           <w:szCs w:val="24"/>
         </w:rPr>
-        <w:t>%,  Consecuentemente</w:t>
+        <w:t>18 ,</w:t>
       </w:r>
       <w:proofErr w:type="gramEnd"/>
       <w:r>
@@ -8248,614 +8684,373 @@
           <w:sz w:val="24"/>
           <w:szCs w:val="24"/>
         </w:rPr>
-        <w:t xml:space="preserve"> con lo expuesto podemos arribar a las conclusiones mencionadas, ya que tal como manifiestan los representantes de la mayoría de las aseguradoras, les resulta más conveniente generar litigios que </w:t>
+        <w:t xml:space="preserve"> 28 y </w:t>
+      </w:r>
+      <w:proofErr w:type="spellStart"/>
+      <w:r>
+        <w:rPr>
+          <w:rFonts w:ascii="Times New Roman" w:eastAsia="Times New Roman" w:hAnsi="Times New Roman" w:cs="Times New Roman"/>
+          <w:b/>
+          <w:bCs/>
+          <w:sz w:val="24"/>
+          <w:szCs w:val="24"/>
+        </w:rPr>
+        <w:t>concs</w:t>
+      </w:r>
+      <w:proofErr w:type="spellEnd"/>
+      <w:r>
+        <w:rPr>
+          <w:rFonts w:ascii="Times New Roman" w:eastAsia="Times New Roman" w:hAnsi="Times New Roman" w:cs="Times New Roman"/>
+          <w:b/>
+          <w:bCs/>
+          <w:sz w:val="24"/>
+          <w:szCs w:val="24"/>
+        </w:rPr>
+        <w:t xml:space="preserve">., Const. </w:t>
+      </w:r>
+      <w:proofErr w:type="spellStart"/>
+      <w:r>
+        <w:rPr>
+          <w:rFonts w:ascii="Times New Roman" w:eastAsia="Times New Roman" w:hAnsi="Times New Roman" w:cs="Times New Roman"/>
+          <w:b/>
+          <w:bCs/>
+          <w:sz w:val="24"/>
+          <w:szCs w:val="24"/>
+        </w:rPr>
+        <w:t>nac</w:t>
+      </w:r>
+      <w:proofErr w:type="spellEnd"/>
+      <w:r>
+        <w:rPr>
+          <w:rFonts w:ascii="Times New Roman" w:eastAsia="Times New Roman" w:hAnsi="Times New Roman" w:cs="Times New Roman"/>
+          <w:b/>
+          <w:bCs/>
+          <w:sz w:val="24"/>
+          <w:szCs w:val="24"/>
+        </w:rPr>
+        <w:t>.).</w:t>
+      </w:r>
+    </w:p>
+    <w:p>
+      <w:pPr>
+        <w:spacing w:after="0" w:line="360" w:lineRule="auto"/>
+        <w:ind w:firstLine="720"/>
+        <w:jc w:val="both"/>
+        <w:rPr>
+          <w:rFonts w:ascii="Times New Roman" w:eastAsia="Times New Roman" w:hAnsi="Times New Roman" w:cs="Times New Roman"/>
+          <w:b/>
+          <w:bCs/>
+          <w:sz w:val="24"/>
+          <w:szCs w:val="24"/>
+        </w:rPr>
+      </w:pPr>
+      <w:r>
+        <w:rPr>
+          <w:rFonts w:ascii="Times New Roman" w:eastAsia="Times New Roman" w:hAnsi="Times New Roman" w:cs="Times New Roman"/>
+          <w:b/>
+          <w:bCs/>
+          <w:sz w:val="24"/>
+          <w:szCs w:val="24"/>
+        </w:rPr>
+        <w:t>Finalmente se dispuso que las sumas de condena se actualizarán y devengarán intereses compensatorios conforme la actualización del crédito siguiendo como pautas aplicables los coeficientes como el IPC (Índice del precio del consumidor) y/o Coeficiente CER y/o la remuneración imponible promedio de los trabajadores estables -RIPTE-; debiendo agregarse desde la fecha en que los créditos se tornaron exigibles una tasa pura del 6% anual.</w:t>
+      </w:r>
+    </w:p>
+    <w:p>
+      <w:pPr>
+        <w:spacing w:after="0" w:line="360" w:lineRule="auto"/>
+        <w:ind w:firstLine="720"/>
+        <w:jc w:val="both"/>
+        <w:rPr>
+          <w:rFonts w:ascii="Times New Roman" w:eastAsia="Times New Roman" w:hAnsi="Times New Roman" w:cs="Times New Roman"/>
+          <w:b/>
+          <w:bCs/>
+          <w:sz w:val="24"/>
+          <w:szCs w:val="24"/>
+        </w:rPr>
+      </w:pPr>
+      <w:r>
+        <w:rPr>
+          <w:rFonts w:ascii="Times New Roman" w:eastAsia="Times New Roman" w:hAnsi="Times New Roman" w:cs="Times New Roman"/>
+          <w:b/>
+          <w:bCs/>
+          <w:sz w:val="24"/>
+          <w:szCs w:val="24"/>
+        </w:rPr>
+        <w:t xml:space="preserve">En virtud de lo expuesto, solicito que sean de consideración los antecedentes jurisprudenciales mencionados ut-supra al momento de dictar sentencia. </w:t>
+      </w:r>
+    </w:p>
+    <w:p>
+      <w:pPr>
+        <w:spacing w:after="0" w:line="360" w:lineRule="auto"/>
+        <w:ind w:firstLine="554"/>
+        <w:jc w:val="both"/>
+        <w:rPr>
+          <w:rFonts w:ascii="Times New Roman" w:eastAsia="Times New Roman" w:hAnsi="Times New Roman" w:cs="Times New Roman"/>
+          <w:sz w:val="24"/>
+          <w:szCs w:val="24"/>
+          <w:u w:val="single"/>
+        </w:rPr>
+      </w:pPr>
+    </w:p>
+    <w:p>
+      <w:pPr>
+        <w:spacing w:after="0" w:line="360" w:lineRule="auto"/>
+        <w:ind w:firstLine="554"/>
+        <w:jc w:val="both"/>
+        <w:rPr>
+          <w:rFonts w:ascii="Times New Roman" w:eastAsia="Times New Roman" w:hAnsi="Times New Roman" w:cs="Times New Roman"/>
+          <w:sz w:val="24"/>
+          <w:szCs w:val="24"/>
+          <w:u w:val="single"/>
+        </w:rPr>
+      </w:pPr>
+    </w:p>
+    <w:p>
+      <w:pPr>
+        <w:spacing w:after="0" w:line="360" w:lineRule="auto"/>
+        <w:jc w:val="both"/>
+        <w:rPr>
+          <w:rFonts w:ascii="Times New Roman" w:eastAsia="Times New Roman" w:hAnsi="Times New Roman" w:cs="Times New Roman"/>
+          <w:sz w:val="24"/>
+          <w:szCs w:val="24"/>
+          <w:u w:val="single"/>
+        </w:rPr>
+      </w:pPr>
+      <w:r>
+        <w:rPr>
+          <w:rFonts w:ascii="Times New Roman" w:eastAsia="Times New Roman" w:hAnsi="Times New Roman" w:cs="Times New Roman"/>
+          <w:b/>
+          <w:bCs/>
+          <w:sz w:val="24"/>
+          <w:szCs w:val="24"/>
+          <w:u w:val="single"/>
+        </w:rPr>
+        <w:t>X.  RESERVA DEL CASO FEDERAL</w:t>
+      </w:r>
+      <w:r>
+        <w:rPr>
+          <w:rFonts w:ascii="Times New Roman" w:eastAsia="Times New Roman" w:hAnsi="Times New Roman" w:cs="Times New Roman"/>
+          <w:sz w:val="24"/>
+          <w:szCs w:val="24"/>
+          <w:u w:val="single"/>
+        </w:rPr>
+        <w:t>.</w:t>
+      </w:r>
+    </w:p>
+    <w:p>
+      <w:pPr>
+        <w:spacing w:after="0" w:line="360" w:lineRule="auto"/>
+        <w:ind w:firstLine="554"/>
+        <w:jc w:val="both"/>
+        <w:rPr>
+          <w:rFonts w:ascii="Times New Roman" w:eastAsia="Times New Roman" w:hAnsi="Times New Roman" w:cs="Times New Roman"/>
+          <w:sz w:val="24"/>
+          <w:szCs w:val="24"/>
+        </w:rPr>
+      </w:pPr>
+      <w:r>
+        <w:rPr>
+          <w:rFonts w:ascii="Times New Roman" w:eastAsia="Times New Roman" w:hAnsi="Times New Roman" w:cs="Times New Roman"/>
+          <w:sz w:val="24"/>
+          <w:szCs w:val="24"/>
+        </w:rPr>
+        <w:t>Al encontrarse violentado el DERECHO DE PROPIEDAD, Y A LA INTEGRIDAD FÍSICA, siendo éstos reconocidos constitucionalmente a través de los artículos 14,17,18,19 y 75 inc. 22 de la Constitución Nacional (que incorpora los Tratados Internacionales sobre Derechos Humanos y les otorga jerarquía constitucional), es que se realizó formal reserva de recurrir a la Corte Suprema de Justicia de la Nación por vía del Recurso Extraordinario Federal consagrado en el art. 14 de la Ley 48 en caso de sentencia adversa.</w:t>
+      </w:r>
+    </w:p>
+    <w:p>
+      <w:pPr>
+        <w:spacing w:after="0" w:line="360" w:lineRule="auto"/>
+        <w:rPr>
+          <w:rFonts w:ascii="Times New Roman" w:eastAsia="Times New Roman" w:hAnsi="Times New Roman" w:cs="Times New Roman"/>
+          <w:sz w:val="24"/>
+          <w:szCs w:val="24"/>
+        </w:rPr>
+      </w:pPr>
+    </w:p>
+    <w:p>
+      <w:pPr>
+        <w:spacing w:after="0" w:line="360" w:lineRule="auto"/>
+        <w:ind w:firstLine="554"/>
+        <w:jc w:val="both"/>
+        <w:rPr>
+          <w:rFonts w:ascii="Times New Roman" w:eastAsia="Times New Roman" w:hAnsi="Times New Roman" w:cs="Times New Roman"/>
+          <w:sz w:val="24"/>
+          <w:szCs w:val="24"/>
+        </w:rPr>
+      </w:pPr>
+    </w:p>
+    <w:p>
+      <w:pPr>
+        <w:spacing w:after="0" w:line="360" w:lineRule="auto"/>
+        <w:jc w:val="both"/>
+        <w:rPr>
+          <w:rFonts w:ascii="Times New Roman" w:eastAsia="Times New Roman" w:hAnsi="Times New Roman" w:cs="Times New Roman"/>
+          <w:sz w:val="24"/>
+          <w:szCs w:val="24"/>
+        </w:rPr>
+      </w:pPr>
+      <w:r>
+        <w:rPr>
+          <w:rFonts w:ascii="Times New Roman" w:eastAsia="Times New Roman" w:hAnsi="Times New Roman" w:cs="Times New Roman"/>
+          <w:b/>
+          <w:bCs/>
+          <w:sz w:val="24"/>
+          <w:szCs w:val="24"/>
+          <w:u w:val="single"/>
+        </w:rPr>
+        <w:t>XI. DAÑO FUTURO - RESERVA DE DERECHO:</w:t>
+      </w:r>
+    </w:p>
+    <w:p>
+      <w:pPr>
+        <w:spacing w:after="0" w:line="360" w:lineRule="auto"/>
+        <w:ind w:left="11" w:firstLine="720"/>
+        <w:jc w:val="both"/>
+        <w:rPr>
+          <w:rFonts w:ascii="Times New Roman" w:eastAsia="Times New Roman" w:hAnsi="Times New Roman" w:cs="Times New Roman"/>
+          <w:sz w:val="24"/>
+          <w:szCs w:val="24"/>
+        </w:rPr>
+      </w:pPr>
+      <w:r>
+        <w:rPr>
+          <w:rFonts w:ascii="Times New Roman" w:eastAsia="Times New Roman" w:hAnsi="Times New Roman" w:cs="Times New Roman"/>
+          <w:sz w:val="24"/>
+          <w:szCs w:val="24"/>
+        </w:rPr>
+        <w:t>Atento que la estimación efectuada en los diversos rubros tiene carácter provisional, se hace reserva de derecho de acompañar a juicio los comprobantes de gastos sufridos en la atención médica. Así lo ha aceptado la jurisprudencia, dado que la secuela de los traumatismos y lesiones suelen ser prolongadas y derivarse en el tiempo en consecuencias imprevistas (</w:t>
+      </w:r>
+      <w:proofErr w:type="spellStart"/>
+      <w:r>
+        <w:rPr>
+          <w:rFonts w:ascii="Times New Roman" w:eastAsia="Times New Roman" w:hAnsi="Times New Roman" w:cs="Times New Roman"/>
+          <w:sz w:val="24"/>
+          <w:szCs w:val="24"/>
+        </w:rPr>
+        <w:t>CNCiv</w:t>
+      </w:r>
+      <w:proofErr w:type="spellEnd"/>
+      <w:r>
+        <w:rPr>
+          <w:rFonts w:ascii="Times New Roman" w:eastAsia="Times New Roman" w:hAnsi="Times New Roman" w:cs="Times New Roman"/>
+          <w:sz w:val="24"/>
+          <w:szCs w:val="24"/>
+        </w:rPr>
+        <w:t>., Sala A, 11/09/1974, E.D., 11-121). La sentencia puede condenar a indemnización mayor que la estimada en la demanda si se hizo expresa reserva de derecho con el fin de ampliar el período, si al momento de considerarse las lesiones sufridas subsistiera una incapacidad permanente mayor a la que se comprobó en aquel momento (</w:t>
+      </w:r>
+      <w:proofErr w:type="spellStart"/>
+      <w:r>
+        <w:rPr>
+          <w:rFonts w:ascii="Times New Roman" w:eastAsia="Times New Roman" w:hAnsi="Times New Roman" w:cs="Times New Roman"/>
+          <w:sz w:val="24"/>
+          <w:szCs w:val="24"/>
+        </w:rPr>
+        <w:t>CNCiv</w:t>
+      </w:r>
+      <w:proofErr w:type="spellEnd"/>
+      <w:r>
+        <w:rPr>
+          <w:rFonts w:ascii="Times New Roman" w:eastAsia="Times New Roman" w:hAnsi="Times New Roman" w:cs="Times New Roman"/>
+          <w:sz w:val="24"/>
+          <w:szCs w:val="24"/>
+        </w:rPr>
+        <w:t>., Sala D, 25/07/1965, E.D., 13-203).</w:t>
+      </w:r>
+    </w:p>
+    <w:p>
+      <w:pPr>
+        <w:spacing w:after="0" w:line="360" w:lineRule="auto"/>
+        <w:ind w:left="-709" w:firstLine="720"/>
+        <w:jc w:val="both"/>
+        <w:rPr>
+          <w:rFonts w:ascii="Times New Roman" w:eastAsia="Times New Roman" w:hAnsi="Times New Roman" w:cs="Times New Roman"/>
+          <w:sz w:val="24"/>
+          <w:szCs w:val="24"/>
+        </w:rPr>
+      </w:pPr>
+    </w:p>
+    <w:p>
+      <w:pPr>
+        <w:spacing w:after="0" w:line="360" w:lineRule="auto"/>
+        <w:jc w:val="both"/>
+        <w:rPr>
+          <w:rFonts w:ascii="Times New Roman" w:eastAsia="Times New Roman" w:hAnsi="Times New Roman" w:cs="Times New Roman"/>
+          <w:sz w:val="24"/>
+          <w:szCs w:val="24"/>
+        </w:rPr>
+      </w:pPr>
+    </w:p>
+    <w:p>
+      <w:pPr>
+        <w:spacing w:after="0" w:line="360" w:lineRule="auto"/>
+        <w:ind w:left="-709" w:firstLine="720"/>
+        <w:jc w:val="both"/>
+        <w:rPr>
+          <w:rFonts w:ascii="Times New Roman" w:eastAsia="Times New Roman" w:hAnsi="Times New Roman" w:cs="Times New Roman"/>
+          <w:b/>
+          <w:bCs/>
+          <w:sz w:val="24"/>
+          <w:szCs w:val="24"/>
+          <w:u w:val="single"/>
+        </w:rPr>
+      </w:pPr>
+      <w:r>
+        <w:rPr>
+          <w:rFonts w:ascii="Times New Roman" w:eastAsia="Times New Roman" w:hAnsi="Times New Roman" w:cs="Times New Roman"/>
+          <w:b/>
+          <w:bCs/>
+          <w:sz w:val="24"/>
+          <w:szCs w:val="24"/>
+          <w:u w:val="single"/>
+        </w:rPr>
+        <w:t>XII.- JURISPRUDENCIA - DERECHO:</w:t>
+      </w:r>
+    </w:p>
+    <w:p>
+      <w:pPr>
+        <w:spacing w:after="0" w:line="360" w:lineRule="auto"/>
+        <w:ind w:left="11" w:firstLine="720"/>
+        <w:jc w:val="both"/>
+        <w:rPr>
+          <w:rFonts w:ascii="Times New Roman" w:eastAsia="Times New Roman" w:hAnsi="Times New Roman" w:cs="Times New Roman"/>
+          <w:sz w:val="24"/>
+          <w:szCs w:val="24"/>
+        </w:rPr>
+      </w:pPr>
+      <w:r>
+        <w:rPr>
+          <w:rFonts w:ascii="Times New Roman" w:eastAsia="Times New Roman" w:hAnsi="Times New Roman" w:cs="Times New Roman"/>
+          <w:sz w:val="24"/>
+          <w:szCs w:val="24"/>
+        </w:rPr>
+        <w:t xml:space="preserve">Fundo el derecho que me asiste en lo dispuesto en los arts. 726, 1721, 1722, 1723, 1724, 1725, 1731, 1741, 1753, 1757, 1758, 1769 del Código Civil y Comercial de la Nación; </w:t>
+      </w:r>
+      <w:r>
+        <w:rPr>
+          <w:rFonts w:ascii="Times New Roman" w:eastAsia="Times New Roman" w:hAnsi="Times New Roman" w:cs="Times New Roman"/>
+          <w:sz w:val="24"/>
+          <w:szCs w:val="24"/>
+        </w:rPr>
+        <w:lastRenderedPageBreak/>
+        <w:t xml:space="preserve">art. 118, Ley 17.418 y Ley 24.449, Ley Nacional de Tránsito, jurisprudencia y doctrina citadas en la presente </w:t>
       </w:r>
       <w:proofErr w:type="gramStart"/>
       <w:r>
         <w:rPr>
           <w:rFonts w:ascii="Times New Roman" w:eastAsia="Times New Roman" w:hAnsi="Times New Roman" w:cs="Times New Roman"/>
-          <w:b/>
-          <w:bCs/>
-          <w:sz w:val="24"/>
-          <w:szCs w:val="24"/>
-        </w:rPr>
-        <w:t>conciliaciones,  consiguiendo</w:t>
+          <w:sz w:val="24"/>
+          <w:szCs w:val="24"/>
+        </w:rPr>
+        <w:t>demanda.-</w:t>
       </w:r>
       <w:proofErr w:type="gramEnd"/>
       <w:r>
         <w:rPr>
           <w:rFonts w:ascii="Times New Roman" w:eastAsia="Times New Roman" w:hAnsi="Times New Roman" w:cs="Times New Roman"/>
-          <w:b/>
-          <w:bCs/>
-          <w:sz w:val="24"/>
-          <w:szCs w:val="24"/>
-        </w:rPr>
-        <w:t xml:space="preserve"> con ello un claro colapso judicial y un importantísimo beneficio económico.</w:t>
-      </w:r>
-    </w:p>
-    <w:p>
-      <w:pPr>
-        <w:spacing w:after="0" w:line="360" w:lineRule="auto"/>
-        <w:ind w:firstLine="554"/>
-        <w:jc w:val="both"/>
-        <w:rPr>
-          <w:rFonts w:ascii="Times New Roman" w:eastAsia="Times New Roman" w:hAnsi="Times New Roman" w:cs="Times New Roman"/>
-          <w:sz w:val="24"/>
-          <w:szCs w:val="24"/>
-        </w:rPr>
-      </w:pPr>
-      <w:r>
-        <w:rPr>
-          <w:rFonts w:ascii="Times New Roman" w:eastAsia="Times New Roman" w:hAnsi="Times New Roman" w:cs="Times New Roman"/>
-          <w:b/>
-          <w:bCs/>
-          <w:sz w:val="24"/>
-          <w:szCs w:val="24"/>
-        </w:rPr>
-        <w:t xml:space="preserve">AHORA </w:t>
-      </w:r>
-      <w:proofErr w:type="gramStart"/>
-      <w:r>
-        <w:rPr>
-          <w:rFonts w:ascii="Times New Roman" w:eastAsia="Times New Roman" w:hAnsi="Times New Roman" w:cs="Times New Roman"/>
-          <w:b/>
-          <w:bCs/>
-          <w:sz w:val="24"/>
-          <w:szCs w:val="24"/>
-        </w:rPr>
-        <w:t>BIEN</w:t>
-      </w:r>
-      <w:proofErr w:type="gramEnd"/>
-      <w:r>
-        <w:rPr>
-          <w:rFonts w:ascii="Times New Roman" w:eastAsia="Times New Roman" w:hAnsi="Times New Roman" w:cs="Times New Roman"/>
-          <w:b/>
-          <w:bCs/>
-          <w:sz w:val="24"/>
-          <w:szCs w:val="24"/>
-        </w:rPr>
-        <w:t xml:space="preserve"> POR ÚLTIMO Y DE MAYOR RELEVANCIA ES DE MENCIONAR QUE COMO ES DE PÚBLICO CONOCIMIENTO DURANTE TODO 2020, HEMOS SUFRIDO UNA DEVALUACIÓN APROXIMADA DEL 40</w:t>
-      </w:r>
-      <w:proofErr w:type="gramStart"/>
-      <w:r>
-        <w:rPr>
-          <w:rFonts w:ascii="Times New Roman" w:eastAsia="Times New Roman" w:hAnsi="Times New Roman" w:cs="Times New Roman"/>
-          <w:b/>
-          <w:bCs/>
-          <w:sz w:val="24"/>
-          <w:szCs w:val="24"/>
-        </w:rPr>
-        <w:t>%,  SIENDO</w:t>
-      </w:r>
-      <w:proofErr w:type="gramEnd"/>
-      <w:r>
-        <w:rPr>
-          <w:rFonts w:ascii="Times New Roman" w:eastAsia="Times New Roman" w:hAnsi="Times New Roman" w:cs="Times New Roman"/>
-          <w:b/>
-          <w:bCs/>
-          <w:sz w:val="24"/>
-          <w:szCs w:val="24"/>
-        </w:rPr>
-        <w:t xml:space="preserve"> RECONOCIDO OFICIALMENTE QUE LA INFLACIÓN TAN SOLO PARA EL MES DE ENERO DE ESE AÑO FUE DEL 4%, CONSECUENTEMENTE Y REALIZANDO UNA PROYECCIÓN PODRÍAMOS AFIRMAR QUE </w:t>
-      </w:r>
-      <w:proofErr w:type="gramStart"/>
-      <w:r>
-        <w:rPr>
-          <w:rFonts w:ascii="Times New Roman" w:eastAsia="Times New Roman" w:hAnsi="Times New Roman" w:cs="Times New Roman"/>
-          <w:b/>
-          <w:bCs/>
-          <w:sz w:val="24"/>
-          <w:szCs w:val="24"/>
-        </w:rPr>
-        <w:t>LA  INFLACIÓN</w:t>
-      </w:r>
-      <w:proofErr w:type="gramEnd"/>
-      <w:r>
-        <w:rPr>
-          <w:rFonts w:ascii="Times New Roman" w:eastAsia="Times New Roman" w:hAnsi="Times New Roman" w:cs="Times New Roman"/>
-          <w:b/>
-          <w:bCs/>
-          <w:sz w:val="24"/>
-          <w:szCs w:val="24"/>
-        </w:rPr>
-        <w:t xml:space="preserve"> ANUAL EN 2022 RONDARÁ EL 1500%...  SABIENDO </w:t>
-      </w:r>
-      <w:proofErr w:type="gramStart"/>
-      <w:r>
-        <w:rPr>
-          <w:rFonts w:ascii="Times New Roman" w:eastAsia="Times New Roman" w:hAnsi="Times New Roman" w:cs="Times New Roman"/>
-          <w:b/>
-          <w:bCs/>
-          <w:sz w:val="24"/>
-          <w:szCs w:val="24"/>
-        </w:rPr>
-        <w:t>ELLO  S.S</w:t>
-      </w:r>
-      <w:proofErr w:type="gramEnd"/>
-      <w:r>
-        <w:rPr>
-          <w:rFonts w:ascii="Times New Roman" w:eastAsia="Times New Roman" w:hAnsi="Times New Roman" w:cs="Times New Roman"/>
-          <w:b/>
-          <w:bCs/>
-          <w:sz w:val="24"/>
-          <w:szCs w:val="24"/>
-        </w:rPr>
-        <w:t xml:space="preserve"> COMPRENDERÁ QUE NINGUNA DE LAS TASAS DE INTERÉS QUE SE APLICAN PARA ACTUALIZAR MONTOS DE SENTENCIAS SE CONDICEN CON LA REALIDAD DE NUESTRO PAÍS, MENOS AÚN LA TASA PASIVA Y/O LA DEL 8% LAS CUALES HOY POR HOY RESULTAN HASTA IRRISORIAS, SIENDO ESTO </w:t>
-      </w:r>
-      <w:proofErr w:type="gramStart"/>
-      <w:r>
-        <w:rPr>
-          <w:rFonts w:ascii="Times New Roman" w:eastAsia="Times New Roman" w:hAnsi="Times New Roman" w:cs="Times New Roman"/>
-          <w:b/>
-          <w:bCs/>
-          <w:sz w:val="24"/>
-          <w:szCs w:val="24"/>
-        </w:rPr>
-        <w:t>ÚNICAMENTE  UN</w:t>
-      </w:r>
-      <w:proofErr w:type="gramEnd"/>
-      <w:r>
-        <w:rPr>
-          <w:rFonts w:ascii="Times New Roman" w:eastAsia="Times New Roman" w:hAnsi="Times New Roman" w:cs="Times New Roman"/>
-          <w:b/>
-          <w:bCs/>
-          <w:sz w:val="24"/>
-          <w:szCs w:val="24"/>
-        </w:rPr>
-        <w:t xml:space="preserve"> EXCELENTE </w:t>
-      </w:r>
-      <w:proofErr w:type="gramStart"/>
-      <w:r>
-        <w:rPr>
-          <w:rFonts w:ascii="Times New Roman" w:eastAsia="Times New Roman" w:hAnsi="Times New Roman" w:cs="Times New Roman"/>
-          <w:b/>
-          <w:bCs/>
-          <w:sz w:val="24"/>
-          <w:szCs w:val="24"/>
-        </w:rPr>
-        <w:t>NEGOCIO  PARA</w:t>
-      </w:r>
-      <w:proofErr w:type="gramEnd"/>
-      <w:r>
-        <w:rPr>
-          <w:rFonts w:ascii="Times New Roman" w:eastAsia="Times New Roman" w:hAnsi="Times New Roman" w:cs="Times New Roman"/>
-          <w:b/>
-          <w:bCs/>
-          <w:sz w:val="24"/>
-          <w:szCs w:val="24"/>
-        </w:rPr>
-        <w:t xml:space="preserve"> LAS ASEGURADORAS, LAS CUALES AL DILATAR LOS </w:t>
-      </w:r>
-      <w:proofErr w:type="gramStart"/>
-      <w:r>
-        <w:rPr>
-          <w:rFonts w:ascii="Times New Roman" w:eastAsia="Times New Roman" w:hAnsi="Times New Roman" w:cs="Times New Roman"/>
-          <w:b/>
-          <w:bCs/>
-          <w:sz w:val="24"/>
-          <w:szCs w:val="24"/>
-        </w:rPr>
-        <w:t>PAGOS  GENERAN</w:t>
-      </w:r>
-      <w:proofErr w:type="gramEnd"/>
-      <w:r>
-        <w:rPr>
-          <w:rFonts w:ascii="Times New Roman" w:eastAsia="Times New Roman" w:hAnsi="Times New Roman" w:cs="Times New Roman"/>
-          <w:b/>
-          <w:bCs/>
-          <w:sz w:val="24"/>
-          <w:szCs w:val="24"/>
-        </w:rPr>
-        <w:t xml:space="preserve"> UN PERJUICIO DESMESURADO EN EL ACTOR QUIEN JAMÁS TENDRÁ UN RECLAMO AJUSTADO A LA REALIDAD QUE ATRAVESAMOS.</w:t>
-      </w:r>
-    </w:p>
-    <w:p>
-      <w:pPr>
-        <w:spacing w:after="0" w:line="360" w:lineRule="auto"/>
-        <w:ind w:firstLine="554"/>
-        <w:jc w:val="both"/>
-        <w:rPr>
-          <w:rFonts w:ascii="Times New Roman" w:eastAsia="Times New Roman" w:hAnsi="Times New Roman" w:cs="Times New Roman"/>
-          <w:b/>
-          <w:bCs/>
-          <w:sz w:val="24"/>
-          <w:szCs w:val="24"/>
-        </w:rPr>
-      </w:pPr>
-      <w:r>
-        <w:rPr>
-          <w:rFonts w:ascii="Times New Roman" w:eastAsia="Times New Roman" w:hAnsi="Times New Roman" w:cs="Times New Roman"/>
-          <w:b/>
-          <w:bCs/>
-          <w:sz w:val="24"/>
-          <w:szCs w:val="24"/>
-        </w:rPr>
-        <w:t xml:space="preserve">Cabe destacar que en los últimos años hasta el 2024 inclusive hemos sufrido un proceso inflacionario del orden del 150% aproximadamente en cada periodo anual. </w:t>
-      </w:r>
-    </w:p>
-    <w:p>
-      <w:pPr>
-        <w:spacing w:after="0" w:line="360" w:lineRule="auto"/>
-        <w:ind w:firstLine="720"/>
-        <w:jc w:val="both"/>
-        <w:rPr>
-          <w:rFonts w:ascii="Times New Roman" w:eastAsia="Times New Roman" w:hAnsi="Times New Roman" w:cs="Times New Roman"/>
-          <w:b/>
-          <w:bCs/>
-          <w:sz w:val="24"/>
-          <w:szCs w:val="24"/>
-        </w:rPr>
-      </w:pPr>
-      <w:r>
-        <w:rPr>
-          <w:rFonts w:ascii="Times New Roman" w:eastAsia="Times New Roman" w:hAnsi="Times New Roman" w:cs="Times New Roman"/>
-          <w:b/>
-          <w:bCs/>
-          <w:sz w:val="24"/>
-          <w:szCs w:val="24"/>
-        </w:rPr>
-        <w:t>En este orden de ideas, la Suprema Corte de la Provincia de Buenos Aires, ha tenido una postura favorable a los argumentos esgrimidos, sentado un cambio de criterio en lo que refiere a la actualización de los créditos en las acciones de daños y perjuicios, conforme a la doctrina legal establecida por la Suprema Corte de Justicia en la causa C. 124.096, "Barrios, Héctor Francisco y otra C/ Lascano, Sandra Beatriz y otra. S/ Daños y Perjuicios" (</w:t>
-      </w:r>
-      <w:proofErr w:type="spellStart"/>
-      <w:r>
-        <w:rPr>
-          <w:rFonts w:ascii="Times New Roman" w:eastAsia="Times New Roman" w:hAnsi="Times New Roman" w:cs="Times New Roman"/>
-          <w:b/>
-          <w:bCs/>
-          <w:sz w:val="24"/>
-          <w:szCs w:val="24"/>
-        </w:rPr>
-        <w:t>sent</w:t>
-      </w:r>
-      <w:proofErr w:type="spellEnd"/>
-      <w:r>
-        <w:rPr>
-          <w:rFonts w:ascii="Times New Roman" w:eastAsia="Times New Roman" w:hAnsi="Times New Roman" w:cs="Times New Roman"/>
-          <w:b/>
-          <w:bCs/>
-          <w:sz w:val="24"/>
-          <w:szCs w:val="24"/>
-        </w:rPr>
-        <w:t xml:space="preserve">. del 17/4/2024). </w:t>
-      </w:r>
-    </w:p>
-    <w:p>
-      <w:pPr>
-        <w:spacing w:after="0" w:line="360" w:lineRule="auto"/>
-        <w:ind w:firstLine="720"/>
-        <w:jc w:val="both"/>
-        <w:rPr>
-          <w:rFonts w:ascii="Times New Roman" w:eastAsia="Times New Roman" w:hAnsi="Times New Roman" w:cs="Times New Roman"/>
-          <w:b/>
-          <w:bCs/>
-          <w:sz w:val="24"/>
-          <w:szCs w:val="24"/>
-        </w:rPr>
-      </w:pPr>
-      <w:r>
-        <w:rPr>
-          <w:rFonts w:ascii="Times New Roman" w:eastAsia="Times New Roman" w:hAnsi="Times New Roman" w:cs="Times New Roman"/>
-          <w:b/>
-          <w:bCs/>
-          <w:sz w:val="24"/>
-          <w:szCs w:val="24"/>
-        </w:rPr>
-        <w:t xml:space="preserve">En cuanto, declaró la inconstitucionalidad sobrevenida del artículo 7 de la Ley 23.928 (texto según Ley 25.561), en cuanto prohíbe la actualización monetaria o la indexación de créditos para las obligaciones dinerarias. Asimismo, sentó los criterios para la determinación de las deudas de valor, como así también dispuso una serie de directrices para delimitar el alcance de la indexación. </w:t>
-      </w:r>
-    </w:p>
-    <w:p>
-      <w:pPr>
-        <w:spacing w:after="0" w:line="360" w:lineRule="auto"/>
-        <w:ind w:firstLine="720"/>
-        <w:jc w:val="both"/>
-        <w:rPr>
-          <w:rFonts w:ascii="Times New Roman" w:eastAsia="Times New Roman" w:hAnsi="Times New Roman" w:cs="Times New Roman"/>
-          <w:b/>
-          <w:bCs/>
-          <w:sz w:val="24"/>
-          <w:szCs w:val="24"/>
-        </w:rPr>
-      </w:pPr>
-      <w:r>
-        <w:rPr>
-          <w:rFonts w:ascii="Times New Roman" w:eastAsia="Times New Roman" w:hAnsi="Times New Roman" w:cs="Times New Roman"/>
-          <w:b/>
-          <w:bCs/>
-          <w:sz w:val="24"/>
-          <w:szCs w:val="24"/>
-        </w:rPr>
-        <w:t xml:space="preserve">Se declara la inconstitucionalidad del artículo 7 de la Ley 23.928 y su inaplicabilidad, en virtud del cambio de escenario económico, ya que debe ser descalificado porque desconoce el principio de razonabilidad, el derecho de propiedad </w:t>
-      </w:r>
-      <w:r>
-        <w:rPr>
-          <w:rFonts w:ascii="Times New Roman" w:eastAsia="Times New Roman" w:hAnsi="Times New Roman" w:cs="Times New Roman"/>
-          <w:b/>
-          <w:bCs/>
-          <w:sz w:val="24"/>
-          <w:szCs w:val="24"/>
-        </w:rPr>
-        <w:lastRenderedPageBreak/>
-        <w:t xml:space="preserve">del reclamante y no permite proveer una tutela judicial eficaz (arts. </w:t>
-      </w:r>
-      <w:proofErr w:type="gramStart"/>
-      <w:r>
-        <w:rPr>
-          <w:rFonts w:ascii="Times New Roman" w:eastAsia="Times New Roman" w:hAnsi="Times New Roman" w:cs="Times New Roman"/>
-          <w:b/>
-          <w:bCs/>
-          <w:sz w:val="24"/>
-          <w:szCs w:val="24"/>
-        </w:rPr>
-        <w:t>1 ,</w:t>
-      </w:r>
-      <w:proofErr w:type="gramEnd"/>
-      <w:r>
-        <w:rPr>
-          <w:rFonts w:ascii="Times New Roman" w:eastAsia="Times New Roman" w:hAnsi="Times New Roman" w:cs="Times New Roman"/>
-          <w:b/>
-          <w:bCs/>
-          <w:sz w:val="24"/>
-          <w:szCs w:val="24"/>
-        </w:rPr>
-        <w:t xml:space="preserve"> </w:t>
-      </w:r>
-      <w:proofErr w:type="gramStart"/>
-      <w:r>
-        <w:rPr>
-          <w:rFonts w:ascii="Times New Roman" w:eastAsia="Times New Roman" w:hAnsi="Times New Roman" w:cs="Times New Roman"/>
-          <w:b/>
-          <w:bCs/>
-          <w:sz w:val="24"/>
-          <w:szCs w:val="24"/>
-        </w:rPr>
-        <w:t>17 ,</w:t>
-      </w:r>
-      <w:proofErr w:type="gramEnd"/>
-      <w:r>
-        <w:rPr>
-          <w:rFonts w:ascii="Times New Roman" w:eastAsia="Times New Roman" w:hAnsi="Times New Roman" w:cs="Times New Roman"/>
-          <w:b/>
-          <w:bCs/>
-          <w:sz w:val="24"/>
-          <w:szCs w:val="24"/>
-        </w:rPr>
-        <w:t xml:space="preserve"> </w:t>
-      </w:r>
-      <w:proofErr w:type="gramStart"/>
-      <w:r>
-        <w:rPr>
-          <w:rFonts w:ascii="Times New Roman" w:eastAsia="Times New Roman" w:hAnsi="Times New Roman" w:cs="Times New Roman"/>
-          <w:b/>
-          <w:bCs/>
-          <w:sz w:val="24"/>
-          <w:szCs w:val="24"/>
-        </w:rPr>
-        <w:t>18 ,</w:t>
-      </w:r>
-      <w:proofErr w:type="gramEnd"/>
-      <w:r>
-        <w:rPr>
-          <w:rFonts w:ascii="Times New Roman" w:eastAsia="Times New Roman" w:hAnsi="Times New Roman" w:cs="Times New Roman"/>
-          <w:b/>
-          <w:bCs/>
-          <w:sz w:val="24"/>
-          <w:szCs w:val="24"/>
-        </w:rPr>
-        <w:t xml:space="preserve"> 28 y </w:t>
-      </w:r>
-      <w:proofErr w:type="spellStart"/>
-      <w:r>
-        <w:rPr>
-          <w:rFonts w:ascii="Times New Roman" w:eastAsia="Times New Roman" w:hAnsi="Times New Roman" w:cs="Times New Roman"/>
-          <w:b/>
-          <w:bCs/>
-          <w:sz w:val="24"/>
-          <w:szCs w:val="24"/>
-        </w:rPr>
-        <w:t>concs</w:t>
-      </w:r>
-      <w:proofErr w:type="spellEnd"/>
-      <w:r>
-        <w:rPr>
-          <w:rFonts w:ascii="Times New Roman" w:eastAsia="Times New Roman" w:hAnsi="Times New Roman" w:cs="Times New Roman"/>
-          <w:b/>
-          <w:bCs/>
-          <w:sz w:val="24"/>
-          <w:szCs w:val="24"/>
-        </w:rPr>
-        <w:t xml:space="preserve">., Const. </w:t>
-      </w:r>
-      <w:proofErr w:type="spellStart"/>
-      <w:r>
-        <w:rPr>
-          <w:rFonts w:ascii="Times New Roman" w:eastAsia="Times New Roman" w:hAnsi="Times New Roman" w:cs="Times New Roman"/>
-          <w:b/>
-          <w:bCs/>
-          <w:sz w:val="24"/>
-          <w:szCs w:val="24"/>
-        </w:rPr>
-        <w:t>nac</w:t>
-      </w:r>
-      <w:proofErr w:type="spellEnd"/>
-      <w:r>
-        <w:rPr>
-          <w:rFonts w:ascii="Times New Roman" w:eastAsia="Times New Roman" w:hAnsi="Times New Roman" w:cs="Times New Roman"/>
-          <w:b/>
-          <w:bCs/>
-          <w:sz w:val="24"/>
-          <w:szCs w:val="24"/>
-        </w:rPr>
-        <w:t>.).</w:t>
-      </w:r>
-    </w:p>
-    <w:p>
-      <w:pPr>
-        <w:spacing w:after="0" w:line="360" w:lineRule="auto"/>
-        <w:ind w:firstLine="720"/>
-        <w:jc w:val="both"/>
-        <w:rPr>
-          <w:rFonts w:ascii="Times New Roman" w:eastAsia="Times New Roman" w:hAnsi="Times New Roman" w:cs="Times New Roman"/>
-          <w:b/>
-          <w:bCs/>
-          <w:sz w:val="24"/>
-          <w:szCs w:val="24"/>
-        </w:rPr>
-      </w:pPr>
-      <w:r>
-        <w:rPr>
-          <w:rFonts w:ascii="Times New Roman" w:eastAsia="Times New Roman" w:hAnsi="Times New Roman" w:cs="Times New Roman"/>
-          <w:b/>
-          <w:bCs/>
-          <w:sz w:val="24"/>
-          <w:szCs w:val="24"/>
-        </w:rPr>
-        <w:t>Finalmente se dispuso que las sumas de condena se actualizarán y devengarán intereses compensatorios conforme la actualización del crédito siguiendo como pautas aplicables los coeficientes como el IPC (Índice del precio del consumidor) y/o Coeficiente CER y/o la remuneración imponible promedio de los trabajadores estables -RIPTE-; debiendo agregarse desde la fecha en que los créditos se tornaron exigibles una tasa pura del 6% anual.</w:t>
-      </w:r>
-    </w:p>
-    <w:p>
-      <w:pPr>
-        <w:spacing w:after="0" w:line="360" w:lineRule="auto"/>
-        <w:ind w:firstLine="720"/>
-        <w:jc w:val="both"/>
-        <w:rPr>
-          <w:rFonts w:ascii="Times New Roman" w:eastAsia="Times New Roman" w:hAnsi="Times New Roman" w:cs="Times New Roman"/>
-          <w:b/>
-          <w:bCs/>
-          <w:sz w:val="24"/>
-          <w:szCs w:val="24"/>
-        </w:rPr>
-      </w:pPr>
-      <w:r>
-        <w:rPr>
-          <w:rFonts w:ascii="Times New Roman" w:eastAsia="Times New Roman" w:hAnsi="Times New Roman" w:cs="Times New Roman"/>
-          <w:b/>
-          <w:bCs/>
-          <w:sz w:val="24"/>
-          <w:szCs w:val="24"/>
-        </w:rPr>
-        <w:t xml:space="preserve">En virtud de lo expuesto, solicito que sean de consideración los antecedentes jurisprudenciales mencionados ut-supra al momento de dictar sentencia. </w:t>
-      </w:r>
-    </w:p>
-    <w:p>
-      <w:pPr>
-        <w:spacing w:after="0" w:line="360" w:lineRule="auto"/>
-        <w:ind w:firstLine="554"/>
-        <w:jc w:val="both"/>
-        <w:rPr>
-          <w:rFonts w:ascii="Times New Roman" w:eastAsia="Times New Roman" w:hAnsi="Times New Roman" w:cs="Times New Roman"/>
-          <w:sz w:val="24"/>
-          <w:szCs w:val="24"/>
-          <w:u w:val="single"/>
-        </w:rPr>
-      </w:pPr>
-    </w:p>
-    <w:p>
-      <w:pPr>
-        <w:spacing w:after="0" w:line="360" w:lineRule="auto"/>
-        <w:ind w:firstLine="554"/>
-        <w:jc w:val="both"/>
-        <w:rPr>
-          <w:rFonts w:ascii="Times New Roman" w:eastAsia="Times New Roman" w:hAnsi="Times New Roman" w:cs="Times New Roman"/>
-          <w:sz w:val="24"/>
-          <w:szCs w:val="24"/>
-          <w:u w:val="single"/>
-        </w:rPr>
-      </w:pPr>
-    </w:p>
-    <w:p>
-      <w:pPr>
-        <w:spacing w:after="0" w:line="360" w:lineRule="auto"/>
-        <w:jc w:val="both"/>
-        <w:rPr>
-          <w:rFonts w:ascii="Times New Roman" w:eastAsia="Times New Roman" w:hAnsi="Times New Roman" w:cs="Times New Roman"/>
-          <w:sz w:val="24"/>
-          <w:szCs w:val="24"/>
-          <w:u w:val="single"/>
-        </w:rPr>
-      </w:pPr>
-      <w:r>
-        <w:rPr>
-          <w:rFonts w:ascii="Times New Roman" w:eastAsia="Times New Roman" w:hAnsi="Times New Roman" w:cs="Times New Roman"/>
-          <w:b/>
-          <w:bCs/>
-          <w:sz w:val="24"/>
-          <w:szCs w:val="24"/>
-          <w:u w:val="single"/>
-        </w:rPr>
-        <w:t>X.  RESERVA DEL CASO FEDERAL</w:t>
-      </w:r>
-      <w:r>
-        <w:rPr>
-          <w:rFonts w:ascii="Times New Roman" w:eastAsia="Times New Roman" w:hAnsi="Times New Roman" w:cs="Times New Roman"/>
-          <w:sz w:val="24"/>
-          <w:szCs w:val="24"/>
-          <w:u w:val="single"/>
-        </w:rPr>
-        <w:t>.</w:t>
-      </w:r>
-    </w:p>
-    <w:p>
-      <w:pPr>
-        <w:spacing w:after="0" w:line="360" w:lineRule="auto"/>
-        <w:ind w:firstLine="554"/>
-        <w:jc w:val="both"/>
-        <w:rPr>
-          <w:rFonts w:ascii="Times New Roman" w:eastAsia="Times New Roman" w:hAnsi="Times New Roman" w:cs="Times New Roman"/>
-          <w:sz w:val="24"/>
-          <w:szCs w:val="24"/>
-        </w:rPr>
-      </w:pPr>
-      <w:r>
-        <w:rPr>
-          <w:rFonts w:ascii="Times New Roman" w:eastAsia="Times New Roman" w:hAnsi="Times New Roman" w:cs="Times New Roman"/>
-          <w:sz w:val="24"/>
-          <w:szCs w:val="24"/>
-        </w:rPr>
-        <w:t>Al encontrarse violentado el DERECHO DE PROPIEDAD, Y A LA INTEGRIDAD FÍSICA, siendo éstos reconocidos constitucionalmente a través de los artículos 14,17,18,19 y 75 inc. 22 de la Constitución Nacional (que incorpora los Tratados Internacionales sobre Derechos Humanos y les otorga jerarquía constitucional), es que se realizó formal reserva de recurrir a la Corte Suprema de Justicia de la Nación por vía del Recurso Extraordinario Federal consagrado en el art. 14 de la Ley 48 en caso de sentencia adversa.</w:t>
-      </w:r>
-    </w:p>
-    <w:p>
-      <w:pPr>
-        <w:spacing w:after="0" w:line="360" w:lineRule="auto"/>
-        <w:rPr>
-          <w:rFonts w:ascii="Times New Roman" w:eastAsia="Times New Roman" w:hAnsi="Times New Roman" w:cs="Times New Roman"/>
-          <w:sz w:val="24"/>
-          <w:szCs w:val="24"/>
-        </w:rPr>
-      </w:pPr>
-    </w:p>
-    <w:p>
-      <w:pPr>
-        <w:spacing w:after="0" w:line="360" w:lineRule="auto"/>
-        <w:ind w:firstLine="554"/>
-        <w:jc w:val="both"/>
-        <w:rPr>
-          <w:rFonts w:ascii="Times New Roman" w:eastAsia="Times New Roman" w:hAnsi="Times New Roman" w:cs="Times New Roman"/>
-          <w:sz w:val="24"/>
-          <w:szCs w:val="24"/>
-        </w:rPr>
-      </w:pPr>
-    </w:p>
-    <w:p>
-      <w:pPr>
-        <w:spacing w:after="0" w:line="360" w:lineRule="auto"/>
-        <w:jc w:val="both"/>
-        <w:rPr>
-          <w:rFonts w:ascii="Times New Roman" w:eastAsia="Times New Roman" w:hAnsi="Times New Roman" w:cs="Times New Roman"/>
-          <w:sz w:val="24"/>
-          <w:szCs w:val="24"/>
-        </w:rPr>
-      </w:pPr>
-      <w:r>
-        <w:rPr>
-          <w:rFonts w:ascii="Times New Roman" w:eastAsia="Times New Roman" w:hAnsi="Times New Roman" w:cs="Times New Roman"/>
-          <w:b/>
-          <w:bCs/>
-          <w:sz w:val="24"/>
-          <w:szCs w:val="24"/>
-          <w:u w:val="single"/>
-        </w:rPr>
-        <w:t>XI. DAÑO FUTURO - RESERVA DE DERECHO:</w:t>
+          <w:sz w:val="24"/>
+          <w:szCs w:val="24"/>
+        </w:rPr>
+        <w:t> </w:t>
       </w:r>
     </w:p>
     <w:p>
@@ -8872,155 +9067,11 @@
       <w:r>
         <w:rPr>
           <w:rFonts w:ascii="Times New Roman" w:eastAsia="Times New Roman" w:hAnsi="Times New Roman" w:cs="Times New Roman"/>
-          <w:sz w:val="24"/>
-          <w:szCs w:val="24"/>
-        </w:rPr>
-        <w:t>Atento que la estimación efectuada en los diversos rubros tiene carácter provisional, se hace reserva de derecho de acompañar a juicio los comprobantes de gastos sufridos en la atención médica. Así lo ha aceptado la jurisprudencia, dado que la secuela de los traumatismos y lesiones suelen ser prolongadas y derivarse en el tiempo en consecuencias imprevistas (</w:t>
-      </w:r>
-      <w:proofErr w:type="spellStart"/>
-      <w:r>
-        <w:rPr>
-          <w:rFonts w:ascii="Times New Roman" w:eastAsia="Times New Roman" w:hAnsi="Times New Roman" w:cs="Times New Roman"/>
-          <w:sz w:val="24"/>
-          <w:szCs w:val="24"/>
-        </w:rPr>
-        <w:t>CNCiv</w:t>
-      </w:r>
-      <w:proofErr w:type="spellEnd"/>
-      <w:r>
-        <w:rPr>
-          <w:rFonts w:ascii="Times New Roman" w:eastAsia="Times New Roman" w:hAnsi="Times New Roman" w:cs="Times New Roman"/>
-          <w:sz w:val="24"/>
-          <w:szCs w:val="24"/>
-        </w:rPr>
-        <w:t>., Sala A, 11/09/1974, E.D., 11-121). La sentencia puede condenar a indemnización mayor que la estimada en la demanda si se hizo expresa reserva de derecho con el fin de ampliar el período, si al momento de considerarse las lesiones sufridas subsistiera una incapacidad permanente mayor a la que se comprobó en aquel momento (</w:t>
-      </w:r>
-      <w:proofErr w:type="spellStart"/>
-      <w:r>
-        <w:rPr>
-          <w:rFonts w:ascii="Times New Roman" w:eastAsia="Times New Roman" w:hAnsi="Times New Roman" w:cs="Times New Roman"/>
-          <w:sz w:val="24"/>
-          <w:szCs w:val="24"/>
-        </w:rPr>
-        <w:t>CNCiv</w:t>
-      </w:r>
-      <w:proofErr w:type="spellEnd"/>
-      <w:r>
-        <w:rPr>
-          <w:rFonts w:ascii="Times New Roman" w:eastAsia="Times New Roman" w:hAnsi="Times New Roman" w:cs="Times New Roman"/>
-          <w:sz w:val="24"/>
-          <w:szCs w:val="24"/>
-        </w:rPr>
-        <w:t>., Sala D, 25/07/1965, E.D., 13-203).</w:t>
-      </w:r>
-    </w:p>
-    <w:p>
-      <w:pPr>
-        <w:spacing w:after="0" w:line="360" w:lineRule="auto"/>
-        <w:ind w:left="-709" w:firstLine="720"/>
-        <w:jc w:val="both"/>
-        <w:rPr>
-          <w:rFonts w:ascii="Times New Roman" w:eastAsia="Times New Roman" w:hAnsi="Times New Roman" w:cs="Times New Roman"/>
-          <w:sz w:val="24"/>
-          <w:szCs w:val="24"/>
-        </w:rPr>
-      </w:pPr>
-    </w:p>
-    <w:p>
-      <w:pPr>
-        <w:spacing w:after="0" w:line="360" w:lineRule="auto"/>
-        <w:jc w:val="both"/>
-        <w:rPr>
-          <w:rFonts w:ascii="Times New Roman" w:eastAsia="Times New Roman" w:hAnsi="Times New Roman" w:cs="Times New Roman"/>
-          <w:sz w:val="24"/>
-          <w:szCs w:val="24"/>
-        </w:rPr>
-      </w:pPr>
-    </w:p>
-    <w:p>
-      <w:pPr>
-        <w:spacing w:after="0" w:line="360" w:lineRule="auto"/>
-        <w:ind w:left="-709" w:firstLine="720"/>
-        <w:jc w:val="both"/>
-        <w:rPr>
-          <w:rFonts w:ascii="Times New Roman" w:eastAsia="Times New Roman" w:hAnsi="Times New Roman" w:cs="Times New Roman"/>
-          <w:b/>
-          <w:bCs/>
-          <w:sz w:val="24"/>
-          <w:szCs w:val="24"/>
-          <w:u w:val="single"/>
-        </w:rPr>
-      </w:pPr>
-      <w:r>
-        <w:rPr>
-          <w:rFonts w:ascii="Times New Roman" w:eastAsia="Times New Roman" w:hAnsi="Times New Roman" w:cs="Times New Roman"/>
-          <w:b/>
-          <w:bCs/>
-          <w:sz w:val="24"/>
-          <w:szCs w:val="24"/>
-          <w:u w:val="single"/>
-        </w:rPr>
-        <w:t>XII.- JURISPRUDENCIA - DERECHO:</w:t>
-      </w:r>
-    </w:p>
-    <w:p>
-      <w:pPr>
-        <w:spacing w:after="0" w:line="360" w:lineRule="auto"/>
-        <w:ind w:left="11" w:firstLine="720"/>
-        <w:jc w:val="both"/>
-        <w:rPr>
-          <w:rFonts w:ascii="Times New Roman" w:eastAsia="Times New Roman" w:hAnsi="Times New Roman" w:cs="Times New Roman"/>
-          <w:sz w:val="24"/>
-          <w:szCs w:val="24"/>
-        </w:rPr>
-      </w:pPr>
-      <w:r>
-        <w:rPr>
-          <w:rFonts w:ascii="Times New Roman" w:eastAsia="Times New Roman" w:hAnsi="Times New Roman" w:cs="Times New Roman"/>
-          <w:sz w:val="24"/>
-          <w:szCs w:val="24"/>
-        </w:rPr>
-        <w:t xml:space="preserve">Fundo el derecho que me asiste en lo dispuesto en los arts. 726, 1721, 1722, 1723, 1724, 1725, 1731, 1741, 1753, 1757, 1758, 1769 del Código Civil y Comercial de la Nación; art. 118, Ley 17.418 y Ley 24.449, Ley Nacional de Tránsito, jurisprudencia y doctrina citadas en la presente </w:t>
-      </w:r>
-      <w:proofErr w:type="gramStart"/>
-      <w:r>
-        <w:rPr>
-          <w:rFonts w:ascii="Times New Roman" w:eastAsia="Times New Roman" w:hAnsi="Times New Roman" w:cs="Times New Roman"/>
-          <w:sz w:val="24"/>
-          <w:szCs w:val="24"/>
-        </w:rPr>
-        <w:t>demanda.-</w:t>
-      </w:r>
-      <w:proofErr w:type="gramEnd"/>
-      <w:r>
-        <w:rPr>
-          <w:rFonts w:ascii="Times New Roman" w:eastAsia="Times New Roman" w:hAnsi="Times New Roman" w:cs="Times New Roman"/>
-          <w:sz w:val="24"/>
-          <w:szCs w:val="24"/>
-        </w:rPr>
-        <w:t> </w:t>
-      </w:r>
-    </w:p>
-    <w:p>
-      <w:pPr>
-        <w:spacing w:after="0" w:line="360" w:lineRule="auto"/>
-        <w:ind w:left="11" w:firstLine="720"/>
-        <w:jc w:val="both"/>
-        <w:rPr>
-          <w:rFonts w:ascii="Times New Roman" w:eastAsia="Times New Roman" w:hAnsi="Times New Roman" w:cs="Times New Roman"/>
-          <w:sz w:val="24"/>
-          <w:szCs w:val="24"/>
-        </w:rPr>
-      </w:pPr>
-      <w:r>
-        <w:rPr>
-          <w:rFonts w:ascii="Times New Roman" w:eastAsia="Times New Roman" w:hAnsi="Times New Roman" w:cs="Times New Roman"/>
-          <w:b/>
-          <w:bCs/>
-          <w:sz w:val="24"/>
-          <w:szCs w:val="24"/>
-        </w:rPr>
-        <w:lastRenderedPageBreak/>
+          <w:b/>
+          <w:bCs/>
+          <w:sz w:val="24"/>
+          <w:szCs w:val="24"/>
+        </w:rPr>
         <w:t xml:space="preserve">Mora: </w:t>
       </w:r>
       <w:r>
@@ -9521,6 +9572,7 @@
           <w:highlight w:val="yellow"/>
           <w:lang w:val="en-US"/>
         </w:rPr>
+        <w:lastRenderedPageBreak/>
         <w:t>{{ item</w:t>
       </w:r>
       <w:proofErr w:type="gramEnd"/>
@@ -9602,7 +9654,6 @@
           <w:szCs w:val="24"/>
           <w:u w:val="single"/>
         </w:rPr>
-        <w:lastRenderedPageBreak/>
         <w:t>DOCUMENTAL EN PODER DE TERCEROS</w:t>
       </w:r>
     </w:p>
@@ -10778,6 +10829,7 @@
           <w:sz w:val="24"/>
           <w:szCs w:val="24"/>
         </w:rPr>
+        <w:lastRenderedPageBreak/>
         <w:t>A.</w:t>
       </w:r>
       <w:r>
@@ -10841,7 +10893,6 @@
           <w:sz w:val="24"/>
           <w:szCs w:val="24"/>
         </w:rPr>
-        <w:lastRenderedPageBreak/>
         <w:t xml:space="preserve">1.- Interrogue al actor sobre su estado de salud previo al accidente y actividades laborales y particulares que </w:t>
       </w:r>
       <w:proofErr w:type="gramStart"/>
@@ -11783,19 +11834,8 @@
           <w:sz w:val="24"/>
           <w:szCs w:val="24"/>
         </w:rPr>
-        <w:t>El experto debe tener en cuenta que los libros mercantiles que carezcan de alguna de las formalidades prescriptas en el art. 53 del Código de Comercio, o tengan algunos de los defectos y vicios notados en el art. 54 (espacios en blanco, huecos, interlineados, raspaduras, etc.), no tienen valor alguno en juicio a favor del comerciante a quien pertenezcan (art. 55 C.Com.).</w:t>
-      </w:r>
-    </w:p>
-    <w:p>
-      <w:pPr>
-        <w:spacing w:after="0" w:line="360" w:lineRule="auto"/>
-        <w:jc w:val="both"/>
-        <w:rPr>
-          <w:rFonts w:ascii="Times New Roman" w:eastAsia="Times New Roman" w:hAnsi="Times New Roman" w:cs="Times New Roman"/>
-          <w:sz w:val="24"/>
-          <w:szCs w:val="24"/>
-        </w:rPr>
-      </w:pPr>
+        <w:t xml:space="preserve">El experto debe tener en cuenta que los libros mercantiles que carezcan de alguna de las formalidades prescriptas en el art. 53 del Código de Comercio, o tengan algunos de los defectos y vicios notados en el art. 54 (espacios en blanco, huecos, interlineados, raspaduras, </w:t>
+      </w:r>
       <w:r>
         <w:rPr>
           <w:rFonts w:ascii="Times New Roman" w:eastAsia="Times New Roman" w:hAnsi="Times New Roman" w:cs="Times New Roman"/>
@@ -11803,6 +11843,25 @@
           <w:szCs w:val="24"/>
         </w:rPr>
         <w:lastRenderedPageBreak/>
+        <w:t>etc.), no tienen valor alguno en juicio a favor del comerciante a quien pertenezcan (art. 55 C.Com.).</w:t>
+      </w:r>
+    </w:p>
+    <w:p>
+      <w:pPr>
+        <w:spacing w:after="0" w:line="360" w:lineRule="auto"/>
+        <w:jc w:val="both"/>
+        <w:rPr>
+          <w:rFonts w:ascii="Times New Roman" w:eastAsia="Times New Roman" w:hAnsi="Times New Roman" w:cs="Times New Roman"/>
+          <w:sz w:val="24"/>
+          <w:szCs w:val="24"/>
+        </w:rPr>
+      </w:pPr>
+      <w:r>
+        <w:rPr>
+          <w:rFonts w:ascii="Times New Roman" w:eastAsia="Times New Roman" w:hAnsi="Times New Roman" w:cs="Times New Roman"/>
+          <w:sz w:val="24"/>
+          <w:szCs w:val="24"/>
+        </w:rPr>
         <w:t xml:space="preserve">3) Si la empresa era la aseguradora del vehículo demandado a la fecha de ocurrencia </w:t>
       </w:r>
       <w:proofErr w:type="gramStart"/>
@@ -12149,19 +12208,8 @@
           <w:sz w:val="24"/>
           <w:szCs w:val="24"/>
         </w:rPr>
-        <w:t>; si es titular/es de dicha/s cuenta/s; si estas cuentas son unipersonales o no, si se encuentran a nombre de otra/s persona/s, sean estas físicas o jurídicas. Informe los movimientos de estas cuentas bancarias y situación actual de las mismas.</w:t>
-      </w:r>
-    </w:p>
-    <w:p>
-      <w:pPr>
-        <w:spacing w:after="0" w:line="360" w:lineRule="auto"/>
-        <w:jc w:val="both"/>
-        <w:rPr>
-          <w:rFonts w:ascii="Times New Roman" w:eastAsia="Times New Roman" w:hAnsi="Times New Roman" w:cs="Times New Roman"/>
-          <w:sz w:val="24"/>
-          <w:szCs w:val="24"/>
-        </w:rPr>
-      </w:pPr>
+        <w:t xml:space="preserve">; si es titular/es de dicha/s cuenta/s; si estas cuentas son unipersonales o no, si se encuentran a nombre de otra/s persona/s, sean estas físicas o </w:t>
+      </w:r>
       <w:r>
         <w:rPr>
           <w:rFonts w:ascii="Times New Roman" w:eastAsia="Times New Roman" w:hAnsi="Times New Roman" w:cs="Times New Roman"/>
@@ -12169,6 +12217,25 @@
           <w:szCs w:val="24"/>
         </w:rPr>
         <w:lastRenderedPageBreak/>
+        <w:t>jurídicas. Informe los movimientos de estas cuentas bancarias y situación actual de las mismas.</w:t>
+      </w:r>
+    </w:p>
+    <w:p>
+      <w:pPr>
+        <w:spacing w:after="0" w:line="360" w:lineRule="auto"/>
+        <w:jc w:val="both"/>
+        <w:rPr>
+          <w:rFonts w:ascii="Times New Roman" w:eastAsia="Times New Roman" w:hAnsi="Times New Roman" w:cs="Times New Roman"/>
+          <w:sz w:val="24"/>
+          <w:szCs w:val="24"/>
+        </w:rPr>
+      </w:pPr>
+      <w:r>
+        <w:rPr>
+          <w:rFonts w:ascii="Times New Roman" w:eastAsia="Times New Roman" w:hAnsi="Times New Roman" w:cs="Times New Roman"/>
+          <w:sz w:val="24"/>
+          <w:szCs w:val="24"/>
+        </w:rPr>
         <w:t>16) Informe sobre el estado patrimonial de los capitales activos. </w:t>
       </w:r>
     </w:p>
@@ -12638,6 +12705,7 @@
           <w:sz w:val="24"/>
           <w:szCs w:val="24"/>
         </w:rPr>
+        <w:lastRenderedPageBreak/>
         <w:t xml:space="preserve">8) Indique si la cantidad solicitada por daños al </w:t>
       </w:r>
       <w:proofErr w:type="spellStart"/>
@@ -12676,7 +12744,6 @@
           <w:sz w:val="24"/>
           <w:szCs w:val="24"/>
         </w:rPr>
-        <w:lastRenderedPageBreak/>
         <w:t xml:space="preserve">9) Estime de ser posible monto de reparación a valor actualizado a la fecha de la pericia sobre los daños del vehículo del actor. Asimismo, estime el valor de los accesorios de motocicleta dañados tales como guantes, casco y campera de motocicletas adjuntos en fotos como prueba documental. </w:t>
       </w:r>
     </w:p>
@@ -13293,7 +13360,16 @@
           <w:sz w:val="24"/>
           <w:szCs w:val="24"/>
         </w:rPr>
-        <w:t>; que le significaron un endeudamiento atento a que han tenido que acudir a la ayuda de familiares y terceros para poder solventar los múltiples gastos que un accidente de esta magnitud requiere.                             </w:t>
+        <w:t xml:space="preserve">; que le significaron un endeudamiento atento a que </w:t>
+      </w:r>
+      <w:r>
+        <w:rPr>
+          <w:rFonts w:ascii="Times New Roman" w:eastAsia="Times New Roman" w:hAnsi="Times New Roman" w:cs="Times New Roman"/>
+          <w:sz w:val="24"/>
+          <w:szCs w:val="24"/>
+        </w:rPr>
+        <w:lastRenderedPageBreak/>
+        <w:t>han tenido que acudir a la ayuda de familiares y terceros para poder solventar los múltiples gastos que un accidente de esta magnitud requiere.                             </w:t>
       </w:r>
     </w:p>
     <w:p>
@@ -13313,7 +13389,6 @@
           <w:sz w:val="24"/>
           <w:szCs w:val="24"/>
         </w:rPr>
-        <w:lastRenderedPageBreak/>
         <w:t>En base a lo expuesto, y en mérito a la </w:t>
       </w:r>
       <w:proofErr w:type="gramStart"/>
@@ -13913,7 +13988,6 @@
           <w:szCs w:val="24"/>
           <w:u w:val="single"/>
         </w:rPr>
-        <w:lastRenderedPageBreak/>
         <w:t>XVII. CUMPLIMIENTO LEY 26.589:</w:t>
       </w:r>
     </w:p>
@@ -15543,15 +15617,6 @@
   </w:num>
   <w:num w:numId="9" w16cid:durableId="1739089846">
     <w:abstractNumId w:val="2"/>
-    <w:lvlOverride w:ilvl="0"/>
-    <w:lvlOverride w:ilvl="1"/>
-    <w:lvlOverride w:ilvl="2"/>
-    <w:lvlOverride w:ilvl="3"/>
-    <w:lvlOverride w:ilvl="4"/>
-    <w:lvlOverride w:ilvl="5"/>
-    <w:lvlOverride w:ilvl="6"/>
-    <w:lvlOverride w:ilvl="7"/>
-    <w:lvlOverride w:ilvl="8"/>
   </w:num>
 </w:numbering>
 </file>
